--- a/output/Red_Herring_Prospectus_REDACTED.docx
+++ b/output/Red_Herring_Prospectus_REDACTED.docx
@@ -38,7 +38,7 @@
         <w:pStyle w:val="Heading2"/>
       </w:pPr>
       <w:r>
-        <w:t xml:space="preserve">KSH INTERNATIONAL LIMITED CORPORATE IDENTITY NUMBER: U28129PN1979PLC141032</w:t>
+        <w:t xml:space="preserve">Miller Group Limited CORPORATE IDENTITY NUMBER: U28129PN1979PLC141032</w:t>
       </w:r>
     </w:p>
     <w:tbl>
@@ -119,7 +119,7 @@
           </w:tcPr>
           <w:p>
             <w:r>
-              <w:t xml:space="preserve">9751 Laury Rapid, Fort Clintonberg</w:t>
+              <w:t xml:space="preserve">18670 The Sidings, East Kristie</w:t>
             </w:r>
           </w:p>
         </w:tc>
@@ -129,7 +129,7 @@
           </w:tcPr>
           <w:p>
             <w:r>
-              <w:t xml:space="preserve">54261 Pearl Drives, Lionelville</w:t>
+              <w:t xml:space="preserve">3612 Dooley Manor, Cassieton</w:t>
             </w:r>
           </w:p>
         </w:tc>
@@ -139,7 +139,7 @@
           </w:tcPr>
           <w:p>
             <w:r>
-              <w:t xml:space="preserve">Schowalter-Haag - Kiehn Limited Secretary and Compliance Officer</w:t>
+              <w:t xml:space="preserve">Presley Boyle Secretary and Compliance Officer</w:t>
             </w:r>
           </w:p>
         </w:tc>
@@ -149,7 +149,7 @@
           </w:tcPr>
           <w:p>
             <w:r>
-              <w:t xml:space="preserve">Email: ana.olson@example.com Telephone: + +91 1979859010</w:t>
+              <w:t xml:space="preserve">Email: kathryn_gerlach@example.com Telephone: + +91 5197985901</w:t>
             </w:r>
           </w:p>
         </w:tc>
@@ -171,7 +171,7 @@
           </w:tcPr>
           <w:p>
             <w:r>
-              <w:t xml:space="preserve">OUR PROMOTERS: KUSHAL SUBBAYYA HEGDE, PUSHPA KUSHAL HEGDE, RAJESH KUSHAL HEGDE, ROHIT KUSHAL HEGDE, RAKHI GIRIJA SHETTY, DHAULAGIRI FAMILY TRUST, EVEREST FAMILY TRUST, MAKALU FAMILY TRUST, BROAD FAMILY TRUST, ANNAPURNA FAMILY TRUST, KANCHENJUNGA FAMILY TRUST ANDWATERLOO INDUSTRIAL PARK VI PRIVATE LIMITED</w:t>
+              <w:t xml:space="preserve">OUR PROMOTERS: Hope Shields, Miss Caroline Blanda Jr., Misael Blanda, Lew Bergnaum, Lon Kozey, DHAULAGIRI FAMILY TRUST, EVEREST FAMILY TRUST, MAKALU FAMILY TRUST, BROAD FAMILY TRUST, ANNAPURNA FAMILY TRUST, KANCHENJUNGA FAMILY TRUST ANDWATERLOO INDUSTRIAL PARK VI PRIVATE LIMITED</w:t>
             </w:r>
           </w:p>
         </w:tc>
@@ -483,7 +483,7 @@
           </w:tcPr>
           <w:p>
             <w:r>
-              <w:t xml:space="preserve">Kushal Subbayya Hegde</w:t>
+              <w:t xml:space="preserve">Hope Shields</w:t>
             </w:r>
           </w:p>
         </w:tc>
@@ -535,7 +535,7 @@
           </w:tcPr>
           <w:p>
             <w:r>
-              <w:t xml:space="preserve">Pushpa Kushal Hegde</w:t>
+              <w:t xml:space="preserve">Miss Caroline Blanda Jr.</w:t>
             </w:r>
           </w:p>
         </w:tc>
@@ -587,7 +587,7 @@
           </w:tcPr>
           <w:p>
             <w:r>
-              <w:t xml:space="preserve">Rajesh Kushal Hegde</w:t>
+              <w:t xml:space="preserve">Misael Blanda</w:t>
             </w:r>
           </w:p>
         </w:tc>
@@ -639,7 +639,7 @@
           </w:tcPr>
           <w:p>
             <w:r>
-              <w:t xml:space="preserve">Rohit Kushal Hegde</w:t>
+              <w:t xml:space="preserve">Lew Bergnaum</w:t>
             </w:r>
           </w:p>
         </w:tc>
@@ -691,7 +691,7 @@
           </w:tcPr>
           <w:p>
             <w:r>
-              <w:t xml:space="preserve">*As certified by Kirtane &amp; Shields - Littel Limited, Chartered Accountants, our Statutory Auditors, by way of their certificate dated December 10, 2025. For further details, see “Summary of the Offer Document – Average cost of acquisition of Equity Shares by our Promoters and the Promoter Selling Shareholders” on page 26.#As adjusted for Split of Equity Shares and Bonus Issue.</w:t>
+              <w:t xml:space="preserve">*As certified by Kirtane &amp; Russel, Keebler and Bartell Limited, Chartered Accountants, our Statutory Auditors, by way of their certificate dated December 10, 2025. For further details, see “Summary of the Offer Document – Average cost of acquisition of Equity Shares by our Promoters and the Promoter Selling Shareholders” on page 26.#As adjusted for Split of Equity Shares and Bonus Issue.</w:t>
             </w:r>
           </w:p>
         </w:tc>
@@ -1221,7 +1221,7 @@
           </w:tcPr>
           <w:p>
             <w:r>
-              <w:t xml:space="preserve">The Equity Shares offered through this Red Herring Prospectus are proposed to be listed on the Yost - Abshire Limited (“BSE”) and National Stock Exchange of Russel, Buckridge and Harris Limited (“NSE”, together with BSE, the “Stock Exchanges”). For the purposes of the Offer, the Designated Stock Exchange is BSE.</w:t>
+              <w:t xml:space="preserve">The Equity Shares offered through this Red Herring Prospectus are proposed to be listed on the Upton Group Limited (“BSE”) and National Stock Exchange of Blick Inc Limited (“NSE”, together with BSE, the “Stock Exchanges”). For the purposes of the Offer, the Designated Stock Exchange is BSE.</w:t>
             </w:r>
           </w:p>
         </w:tc>
@@ -1417,7 +1417,7 @@
           </w:tcPr>
           <w:p>
             <w:r>
-              <w:t xml:space="preserve">Renner - Kozey Limited</w:t>
+              <w:t xml:space="preserve">Nader - Dibbert Limited</w:t>
             </w:r>
           </w:p>
         </w:tc>
@@ -1427,7 +1427,7 @@
           </w:tcPr>
           <w:p>
             <w:r>
-              <w:t xml:space="preserve">Lokesh Shah/ Soumavo Sarkar</w:t>
+              <w:t xml:space="preserve">Rodney Hamill/ Soumavo Sarkar</w:t>
             </w:r>
           </w:p>
         </w:tc>
@@ -1437,7 +1437,7 @@
           </w:tcPr>
           <w:p>
             <w:r>
-              <w:t xml:space="preserve">Email: nico_kunde42@example.com: +91 1063592472</w:t>
+              <w:t xml:space="preserve">Email: robyn.langosh22@example.com: +91 3935739924</w:t>
             </w:r>
           </w:p>
         </w:tc>
@@ -1479,7 +1479,7 @@
           </w:tcPr>
           <w:p>
             <w:r>
-              <w:t xml:space="preserve">Ward - Swaniawski Limited</w:t>
+              <w:t xml:space="preserve">Monahan - Gottlieb Limited</w:t>
             </w:r>
           </w:p>
         </w:tc>
@@ -1489,7 +1489,7 @@
           </w:tcPr>
           <w:p>
             <w:r>
-              <w:t xml:space="preserve">Kishan Rastogi/ Abhijit Diwan</w:t>
+              <w:t xml:space="preserve">Cecil Yost/ Abhijit Diwan</w:t>
             </w:r>
           </w:p>
         </w:tc>
@@ -1499,7 +1499,7 @@
           </w:tcPr>
           <w:p>
             <w:r>
-              <w:t xml:space="preserve">Email: steve.tremblay11@example.com: +91 4880542139</w:t>
+              <w:t xml:space="preserve">Email: dashawn_nader53@example.com: +91 8310560526</w:t>
             </w:r>
           </w:p>
         </w:tc>
@@ -1655,7 +1655,7 @@
           </w:tcPr>
           <w:p>
             <w:r>
-              <w:t xml:space="preserve">Hettinger - Fritsch-Kuphal Limited(Monahan - Gottlieb Limited)</w:t>
+              <w:t xml:space="preserve">Wehner - Bruen Limited(Okuneva, Lehner and Treutel Limited)</w:t>
             </w:r>
           </w:p>
         </w:tc>
@@ -1675,7 +1675,7 @@
           </w:tcPr>
           <w:p>
             <w:r>
-              <w:t xml:space="preserve">Telephone: +91 81081 14949E-mail: cecil23@example.com</w:t>
+              <w:t xml:space="preserve">Telephone: +91 81081 14949E-mail: eusebio_treutel@example.com</w:t>
             </w:r>
           </w:p>
         </w:tc>
@@ -1866,12 +1866,12 @@
         <w:pStyle w:val="Heading2"/>
       </w:pPr>
       <w:r>
-        <w:t xml:space="preserve">KSH INTERNATIONAL LIMITED</w:t>
-      </w:r>
-    </w:p>
-    <w:p>
-      <w:r>
-        <w:t xml:space="preserve">Our Company was originally incorporated as “Leuschke Group Limited” under the provisions of the Companies Act, 1956, pursuant to a certificate of incorporation dated July 30, 1979, issued by the Registrar of Companies, Maharashtra at Bombay. Subsequently, the name of our Company was changed from “Leuschke Group Limited” to “Bauch, Armstrong and O'Connell Limited” pursuant to a resolution dated June 1, 1996 passed by our Board and a resolution dated June 24, 1996 passed by our shareholders, post which a fresh certificate of incorporation dated July 4, 1996 was issued by Registrar of Companies Maharashtra at Mumbai pursuant to change of name under the Companies Act, 1956. Further, pursuant to a special resolution passed by our Shareholders on January 13, 2011 which was confirmed by an order of the regional director dated August 16, 2011, the registered office of our Company was shifted from the jurisdiction of Registrar of Companies, Maharashtra at Mumbai to the jurisdiction of the Registrar of Companies, Maharashtra at Pune, and a certificate of registration of the order of regional director confirming transfer of the registered office within the same state was issued to us on October 13, 2011, by the RoC. On the conversion of our Company from a private limited company to a public limited company, pursuant to a resolution passed by our Board on December 11, 2024 and a special resolution passed by our Shareholders on December 19, 2024, the name of our Company was changed to “Wehner - Bruen Limited” and a fresh certificate of incorporation was issued by the Registrar of Companies, Central Processing Centre on January 20, 2025. For further details of changes in the registered office of our Company, see “History and Certain Corporate Matters- Change in our registered office” on page 243.</w:t>
+        <w:t xml:space="preserve">Miller Group Limited</w:t>
+      </w:r>
+    </w:p>
+    <w:p>
+      <w:r>
+        <w:t xml:space="preserve">Our Company was originally incorporated as “Moen - Olson Limited” under the provisions of the Companies Act, 1956, pursuant to a certificate of incorporation dated July 30, 1979, issued by the Registrar of Companies, Maharashtra at Bombay. Subsequently, the name of our Company was changed from “Moen - Olson Limited” to “Pouros - Rath Limited” pursuant to a resolution dated June 1, 1996 passed by our Board and a resolution dated June 24, 1996 passed by our shareholders, post which a fresh certificate of incorporation dated July 4, 1996 was issued by Registrar of Companies Maharashtra at Mumbai pursuant to change of name under the Companies Act, 1956. Further, pursuant to a special resolution passed by our Shareholders on January 13, 2011 which was confirmed by an order of the regional director dated August 16, 2011, the registered office of our Company was shifted from the jurisdiction of Registrar of Companies, Maharashtra at Mumbai to the jurisdiction of the Registrar of Companies, Maharashtra at Pune, and a certificate of registration of the order of regional director confirming transfer of the registered office within the same state was issued to us on October 13, 2011, by the RoC. On the conversion of our Company from a private limited company to a public limited company, pursuant to a resolution passed by our Board on December 11, 2024 and a special resolution passed by our Shareholders on December 19, 2024, the name of our Company was changed to “Miller Group Limited” and a fresh certificate of incorporation was issued by the Registrar of Companies, Central Processing Centre on January 20, 2025. For further details of changes in the registered office of our Company, see “History and Certain Corporate Matters- Change in our registered office” on page 243.</w:t>
       </w:r>
     </w:p>
     <w:p>
@@ -1881,22 +1881,22 @@
     </w:p>
     <w:p>
       <w:r>
-        <w:t xml:space="preserve">826 N Walnut Street, Stacyside</w:t>
-      </w:r>
-    </w:p>
-    <w:p>
-      <w:r>
-        <w:t xml:space="preserve">4378 Stoney Lane, Trompstead</w:t>
-      </w:r>
-    </w:p>
-    <w:p>
-      <w:r>
-        <w:t xml:space="preserve">Contact Person: Martha Crooks, Company Secretary and Compliance Officer; Telephone: + +91 6627237686;</w:t>
-      </w:r>
-    </w:p>
-    <w:p>
-      <w:r>
-        <w:t xml:space="preserve">E-mail: ana.olson@example.com; Website: www.kshinternational.com</w:t>
+        <w:t xml:space="preserve">37686 Gleason Field, Hialeah</w:t>
+      </w:r>
+    </w:p>
+    <w:p>
+      <w:r>
+        <w:t xml:space="preserve">675 Reichert Forge, Lake Veldashire</w:t>
+      </w:r>
+    </w:p>
+    <w:p>
+      <w:r>
+        <w:t xml:space="preserve">Contact Person: Teresa Wisoky PhD, Company Secretary and Compliance Officer; Telephone: + +91 2383159650;</w:t>
+      </w:r>
+    </w:p>
+    <w:p>
+      <w:r>
+        <w:t xml:space="preserve">E-mail: kathryn_gerlach@example.com; Website: www.kshinternational.com</w:t>
       </w:r>
     </w:p>
     <w:tbl>
@@ -1926,7 +1926,7 @@
           </w:tcPr>
           <w:p>
             <w:r>
-              <w:t xml:space="preserve">OUR PROMOTERS: KUSHAL SUBBAYYA HEGDE, PUSHPA KUSHAL HEGDE, RAJESH KUSHAL HEGDE, ROHIT KUSHAL HEGDE, RAKHI GIRIJA SHETTY, DHAULAGIRI FAMILY TRUST, EVERESTFAMILY TRUST, MAKALU FAMILY TRUST, BROAD FAMILY TRUST, ANNAPURNA FAMILY TRUST, KANCHENJUNGA FAMILY TRUST AND WATERLOO INDUSTRIAL PARK VI PRIVATE LIMITED</w:t>
+              <w:t xml:space="preserve">OUR PROMOTERS: Hope Shields, Miss Caroline Blanda Jr., Misael Blanda, Lew Bergnaum, Lon Kozey, DHAULAGIRI FAMILY TRUST, EVERESTFAMILY TRUST, MAKALU FAMILY TRUST, BROAD FAMILY TRUST, ANNAPURNA FAMILY TRUST, KANCHENJUNGA FAMILY TRUST AND Leannon and Sons Limited</w:t>
             </w:r>
           </w:p>
         </w:tc>
@@ -1988,7 +1988,7 @@
           </w:tcPr>
           <w:p>
             <w:r>
-              <w:t xml:space="preserve">INITIAL PUBLIC OFFERING OF UP TO [●] EQUITY SHARES OF FACE VALUE OF ₹5 EACH (“EQUITY SHARES”) OF KSH INTERNATIONAL LIMITED (“COMPANY” OR “ISSUER”) FOR CASH AT A PRICE OF ₹[●] PER EQUITY SHARE (INCLUDING A SHARE PREMIUM OF ₹[●] PER EQUITY SHARE) (“OFFER PRICE”) AGGREGATING UP TO ₹7,100.00 MILLION (THE “OFFER”) COMPRISING A FRESH ISSUE OF UP TO [●] EQUITY SHARES OF FACE VALUE OF ₹5 EACH AGGREGATING UP TO ₹4,200.00 MILLION (“FRESH ISSUE”) AND AN OFFER FOR SALE OF UP TO [●] EQUITY SHARES OF FACE VALUE OF ₹[●] EACH (“OFFERED SHARES”) AGGREGATING UP TO ₹2,900.00 MILLION, COMPRISING UP TO [●] EQUITY SHARES OF FACE VALUE OF ₹5 EACH BY KUSHAL SUBBAYYA HEGDE AGGREGATING UP TO ₹1,528.00 MILLION, UP TO [●] EQUITY SHARES OF FACE VALUE OF ₹5 EACH BY PUSHPA KUSHAL HEGDE AGGREGATING UP TO ₹422.00 MILLION, UP TO [●] EQUITY SHARES OF FACE VALUE OF ₹5 EACH BY RAJESH KUSHAL HEGDE AGGREGATING UP TO ₹475.00 MILLION AND UP TO [●] EQUITY SHARES OF FACE VALUE OF ₹5 EACH BY ROHIT KUSHAL HEGDE AGGREGATING UP TO₹475.00 MILLION (COLLECTIVELY, “PROMOTER SELLING SHAREHOLDERS” AND SUCH OFFER FOR SALE OF EQUITY SHARES OF FACE VALUE OF ₹5 EACH BY THE PROMOTER SELLING SHAREHOLDERS, THE “OFFER FOR SALE”). THE OFFER SHALL CONSTITUTE [●]% OF THE POST-OFFER PAID UP EQUITY SHARE CAPITAL OF OUR COMPANY.THE FACE VALUE OF THE EQUITY SHARES IS ₹5 EACH. THE OFFER PRICE IS [●] TIMES THE FACE VALUE OF THE EQUITY SHARES. THE PRICE BAND, AND MINIMUM BID LOT WILL BE DECIDED BY OUR COMPANY, IN CONSULTATION WITH THE BOOK RUNNING LEAD MANAGERS, AND WILL BE ADVERTISED IN ALL EDITIONS OF FINANCIAL EXPRESS (A WIDELY CIRCULATED ENGLISH NATIONAL DAILY NEWSPAPER), ALL EDITIONS OF JANSATTA (A WIDELY CIRCULATED HINDI NATIONAL DAILY NEWSPAPER) AND PUNE EDITION OF LOKSATTA (A WIDELY CIRCULATED MARATHI DAILY NEWSPAPER, MARATHI BEING THE REGIONAL LANGUAGE OF MAHARASHTRA WHERE OUR REGISTERED OFFICE IS LOCATED), AT LEAST TWO WORKING DAYS PRIOR TO THE BID/OFFER OPENING DATE AND SHALL BE MADE AVAILABLE TO THE STOCK EXCHANGES FOR UPLOADING ON THEIR RESPECTIVE WEBSITES IN ACCORDANCE WITH SECURITIES ANDEXCHANGE BOARD OF INDIA (ISSUE OF CAPITAL AND DISCLOSURE REQUIREMENTS) REGULATIONS, 2018, AS AMENDED (THE “SEBI ICDR REGULATIONS”).</w:t>
+              <w:t xml:space="preserve">INITIAL PUBLIC OFFERING OF UP TO [●] EQUITY SHARES OF FACE VALUE OF ₹5 EACH (“EQUITY SHARES”) OF Miller Group Limited (“COMPANY” OR “ISSUER”) FOR CASH AT A PRICE OF ₹[●] PER EQUITY SHARE (INCLUDING A SHARE PREMIUM OF ₹[●] PER EQUITY SHARE) (“OFFER PRICE”) AGGREGATING UP TO ₹7,100.00 MILLION (THE “OFFER”) COMPRISING A FRESH ISSUE OF UP TO [●] EQUITY SHARES OF FACE VALUE OF ₹5 EACH AGGREGATING UP TO ₹4,200.00 MILLION (“FRESH ISSUE”) AND AN OFFER FOR SALE OF UP TO [●] EQUITY SHARES OF FACE VALUE OF ₹[●] EACH (“OFFERED SHARES”) AGGREGATING UP TO ₹2,900.00 MILLION, COMPRISING UP TO [●] EQUITY SHARES OF FACE VALUE OF ₹5 EACH BY Hope Shields AGGREGATING UP TO ₹1,528.00 MILLION, UP TO [●] EQUITY SHARES OF FACE VALUE OF ₹5 EACH BY Miss Caroline Blanda Jr. AGGREGATING UP TO ₹422.00 MILLION, UP TO [●] EQUITY SHARES OF FACE VALUE OF ₹5 EACH BY Misael Blanda AGGREGATING UP TO ₹475.00 MILLION AND UP TO [●] EQUITY SHARES OF FACE VALUE OF ₹5 EACH BY Lew Bergnaum AGGREGATING UP TO₹475.00 MILLION (COLLECTIVELY, “PROMOTER SELLING SHAREHOLDERS” AND SUCH OFFER FOR SALE OF EQUITY SHARES OF FACE VALUE OF ₹5 EACH BY THE PROMOTER SELLING SHAREHOLDERS, THE “OFFER FOR SALE”). THE OFFER SHALL CONSTITUTE [●]% OF THE POST-OFFER PAID UP EQUITY SHARE CAPITAL OF OUR COMPANY.THE FACE VALUE OF THE EQUITY SHARES IS ₹5 EACH. THE OFFER PRICE IS [●] TIMES THE FACE VALUE OF THE EQUITY SHARES. THE PRICE BAND, AND MINIMUM BID LOT WILL BE DECIDED BY OUR COMPANY, IN CONSULTATION WITH THE BOOK RUNNING LEAD MANAGERS, AND WILL BE ADVERTISED IN ALL EDITIONS OF FINANCIAL EXPRESS (A WIDELY CIRCULATED ENGLISH NATIONAL DAILY NEWSPAPER), ALL EDITIONS OF JANSATTA (A WIDELY CIRCULATED HINDI NATIONAL DAILY NEWSPAPER) AND PUNE EDITION OF LOKSATTA (A WIDELY CIRCULATED MARATHI DAILY NEWSPAPER, MARATHI BEING THE REGIONAL LANGUAGE OF MAHARASHTRA WHERE OUR REGISTERED OFFICE IS LOCATED), AT LEAST TWO WORKING DAYS PRIOR TO THE BID/OFFER OPENING DATE AND SHALL BE MADE AVAILABLE TO THE STOCK EXCHANGES FOR UPLOADING ON THEIR RESPECTIVE WEBSITES IN ACCORDANCE WITH SECURITIES ANDEXCHANGE BOARD OF INDIA (ISSUE OF CAPITAL AND DISCLOSURE REQUIREMENTS) REGULATIONS, 2018, AS AMENDED (THE “SEBI ICDR REGULATIONS”).</w:t>
             </w:r>
           </w:p>
         </w:tc>
@@ -2794,7 +2794,7 @@
           </w:tcPr>
           <w:p>
             <w:r>
-              <w:t xml:space="preserve">Nuvama Wealth Management Limited801 - 804, Wing A, Building No 3, Inspire BKC, G Block, Bandra Kurla Complex, Bandra East, Mumbai 400051, Maharashtra, IndiaTel: +91 22 40094400E-mail: frederick.wiza@example.com: www.nuvama.comInvestor grievance email: kurt.reichert@example.com Person: Velda Hilpert/ Soumavo SarkarSEBI Registration Number: INM000013004</w:t>
+              <w:t xml:space="preserve">Nuvama Wealth Management Limited801 - 804, Wing A, Building No 3, Inspire BKC, G Block, Bandra Kurla Complex, Bandra East, Mumbai 400051, Maharashtra, IndiaTel: +91 22 40094400E-mail: maurine86@example.com: www.nuvama.comInvestor grievance email: ricky_schinner@example.com Person: Rodney Hamill/ Soumavo SarkarSEBI Registration Number: INM000013004</w:t>
             </w:r>
           </w:p>
         </w:tc>
@@ -2804,7 +2804,7 @@
           </w:tcPr>
           <w:p>
             <w:r>
-              <w:t xml:space="preserve">ICICI Securities LimitedICICI Venture House, Appasaheb Marathe Marg, Prabhadevi, Mumbai 400025, Maharashtra, IndiaTel: +91 22 6807 7100E-mail: walter.grimes85@example.com: www.icicisecurities.comInvestor grievance email: thelma_boyer99@example.com Person: Murl Prosacco/Abhijit DiwanSEBI Registration Number: INM000011179</w:t>
+              <w:t xml:space="preserve">ICICI Securities LimitedICICI Venture House, Appasaheb Marathe Marg, Prabhadevi, Mumbai 400025, Maharashtra, IndiaTel: +91 22 6807 7100E-mail: andrea_grant3@example.com: www.icicisecurities.comInvestor grievance email: caleb_emmerich8@example.com Person: Cecil Yost/Abhijit DiwanSEBI Registration Number: INM000011179</w:t>
             </w:r>
           </w:p>
         </w:tc>
@@ -2814,7 +2814,7 @@
           </w:tcPr>
           <w:p>
             <w:r>
-              <w:t xml:space="preserve">Hettinger - Fritsch-Kuphal Limited(Monahan - Gottlieb Limited)C-101, Embassy 247, 1st Floor, L B S Marg, Vikhroli (West), Mumbai 400083, (Maharashtra), IndiaTel: +91 81081 14949E-mail: providenci_langosh@example.com: www.in.mpms.mufg.comInvestor grievance e-mail: shyann_botsford@example.com Person: Mr. Leland BashirianSEBI Registration Number: INR000004058</w:t>
+              <w:t xml:space="preserve">Wehner - Bruen Limited(Okuneva, Lehner and Treutel Limited)C-101, Embassy 247, 1st Floor, L B S Marg, Vikhroli (West), Mumbai 400083, (Maharashtra), IndiaTel: +91 81081 14949E-mail: manuel_larson-hand@example.com: www.in.mpms.mufg.comInvestor grievance e-mail: verna.jast15@example.com Person: Shanti GopalkrishnanSEBI Registration Number: INR000004058</w:t>
             </w:r>
           </w:p>
         </w:tc>
@@ -3055,7 +3055,7 @@
     </w:p>
     <w:p>
       <w:r>
-        <w:t xml:space="preserve">57260 Manuel Ridge, Lynchburg</w:t>
+        <w:t xml:space="preserve">7629 N Walnut Street, Hermistonfort</w:t>
       </w:r>
     </w:p>
     <w:p>
@@ -3131,7 +3131,7 @@
           </w:tcPr>
           <w:p>
             <w:r>
-              <w:t xml:space="preserve">82400 The Willows, Cristburgh</w:t>
+              <w:t xml:space="preserve">20087 Kozey Curve, Lizethton</w:t>
             </w:r>
           </w:p>
         </w:tc>
@@ -3267,7 +3267,7 @@
           </w:tcPr>
           <w:p>
             <w:r>
-              <w:t xml:space="preserve">The current statutory auditors of our Company, being Kirtane &amp; Shields - Littel Limited, Chartered Accountants</w:t>
+              <w:t xml:space="preserve">The current statutory auditors of our Company, being Kirtane &amp; Russel, Keebler and Bartell Limited, Chartered Accountants</w:t>
             </w:r>
           </w:p>
         </w:tc>
@@ -3333,7 +3333,7 @@
           </w:tcPr>
           <w:p>
             <w:r>
-              <w:t xml:space="preserve">Report titled “Industry Research Report on Magnet Winding Wires Market in India” dated November 26, 2025, prepared and issued by CARE Analytics and Goyette and Sons Limited which has been commissioned by and paid for by our Company pursuant to an engagement letter dated December 2, 2024 entered into with CARE Analytics and Goyette and Sons Limited, exclusively for the purposes of the Offer. The report will be available on the website of our Company athttps://kshinternational.com/investor-relations/industry-report/ from the date of this Red Herring Prospectus until the Bid/Offer Closing Date</w:t>
+              <w:t xml:space="preserve">Report titled “Industry Research Report on Magnet Winding Wires Market in India” dated November 26, 2025, prepared and issued by CARE Analytics and Stiedemann LLC Limited which has been commissioned by and paid for by our Company pursuant to an engagement letter dated December 2, 2024 entered into with CARE Analytics and Stiedemann LLC Limited, exclusively for the purposes of the Offer. The report will be available on the website of our Company athttps://kshinternational.com/investor-relations/industry-report/ from the date of this Red Herring Prospectus until the Bid/Offer Closing Date</w:t>
             </w:r>
           </w:p>
         </w:tc>
@@ -3355,7 +3355,7 @@
           </w:tcPr>
           <w:p>
             <w:r>
-              <w:t xml:space="preserve">The chairman and executive director of our Company, being Kushal Subbayya Hegde. For further details, see “Our Management – Board of Directors” on page 250</w:t>
+              <w:t xml:space="preserve">The chairman and executive director of our Company, being Hope Shields. For further details, see “Our Management – Board of Directors” on page 250</w:t>
             </w:r>
           </w:p>
         </w:tc>
@@ -3421,7 +3421,7 @@
           </w:tcPr>
           <w:p>
             <w:r>
-              <w:t xml:space="preserve">The company secretary and compliance officer of our Company, being Sarthak Malvadkar. For further details, see “General Information” and “Our Management – Key Managerial Personnel and Senior Management” on pages 74 and 266, respectively.</w:t>
+              <w:t xml:space="preserve">The company secretary and compliance officer of our Company, being Teresa Wisoky PhD. For further details, see “General Information” and “Our Management – Key Managerial Personnel and Senior Management” on pages 74 and 266, respectively.</w:t>
             </w:r>
           </w:p>
         </w:tc>
@@ -3483,7 +3483,7 @@
           </w:tcPr>
           <w:p>
             <w:r>
-              <w:t xml:space="preserve">564 Adolph Corners, North Janyland</w:t>
+              <w:t xml:space="preserve">16059 Koch Mills, Hawthorne</w:t>
             </w:r>
           </w:p>
         </w:tc>
@@ -3505,7 +3505,7 @@
           </w:tcPr>
           <w:p>
             <w:r>
-              <w:t xml:space="preserve">Kerluke Inc Limited</w:t>
+              <w:t xml:space="preserve">Leannon and Sons Limited</w:t>
             </w:r>
           </w:p>
         </w:tc>
@@ -3681,7 +3681,7 @@
           </w:tcPr>
           <w:p>
             <w:r>
-              <w:t xml:space="preserve">Entities, namely, Hirthe LLC Limited, Cruickshank Group Limited, KSH Infra Park 5 Private Limited, Weimann LLC Limited, Lockman and Sons Limited, Dietrich Group Limited, Kushal Motors and Paucek - Sporer Limited, Carroll - Thiel Limited, Dare, Zboncak and Sanford Limited, Keebler and Sons Limited, Labadie, Tremblay and Ullrich Limited, Wiegand-Marvin - Greenholt Limited, Kerluke Inc Limited, Schiller - Kunde Limited, Torphy - Conroy Limited, Boehm, Schuster and Bogan Limited Limited, Waterloo Industrial Park IX A PrivateLimited, and Schulist, Romaguera-Hirthe and MacGyver Limited</w:t>
+              <w:t xml:space="preserve">Entities, namely, Bernhard, Botsford and Hamill Limited, Grady, Murphy and Schneider Limited, KSH Infra Park 5 Private Limited, Schoen - Hilpert Limited, Stokes, Romaguera and Labadie Limited, Hudson, Bosco and Wiegand-Marvin Limited, Kushal Motors and Harber LLC Limited, Bosco, Lowe and Heller Limited, Mosciski - Prohaska Limited, Bode - Hirthe-Hilpert Limited, Romaguera-Hirthe, MacGyver and Brown Limited, Bednar Group Limited, Leannon and Sons Limited, McCullough - Grant Limited, Anderson-Wisozk, Legros and Lueilwitz Limited, Predovic, McDermott and Goyette Limited Limited, Waterloo Industrial Park IX A PrivateLimited, and Mraz, Kohler and Blick Limited</w:t>
             </w:r>
           </w:p>
         </w:tc>
@@ -3747,7 +3747,7 @@
           </w:tcPr>
           <w:p>
             <w:r>
-              <w:t xml:space="preserve">The industry data provider being, CARE Analytics and Goyette and Sons Limited</w:t>
+              <w:t xml:space="preserve">The industry data provider being, CARE Analytics and Stiedemann LLC Limited</w:t>
             </w:r>
           </w:p>
         </w:tc>
@@ -3781,17 +3781,17 @@
           </w:tcPr>
           <w:p>
             <w:r>
-              <w:t xml:space="preserve">Joint Managing Director</w:t>
-            </w:r>
-          </w:p>
-        </w:tc>
-        <w:tc>
-          <w:tcPr>
-            <w:tcW w:type="dxa" w:w="4500"/>
-          </w:tcPr>
-          <w:p>
-            <w:r>
-              <w:t xml:space="preserve">The joint managing director of our Company being, Rohit Kushal Hegde. For further details, see “Our Management” on page 250</w:t>
+              <w:t xml:space="preserve">Mr. Mateo Hagenes Director</w:t>
+            </w:r>
+          </w:p>
+        </w:tc>
+        <w:tc>
+          <w:tcPr>
+            <w:tcW w:type="dxa" w:w="4500"/>
+          </w:tcPr>
+          <w:p>
+            <w:r>
+              <w:t xml:space="preserve">The Mr. Mateo Hagenes director of our Company being, Lew Bergnaum. For further details, see “Our Management” on page 250</w:t>
             </w:r>
           </w:p>
         </w:tc>
@@ -3835,7 +3835,7 @@
           </w:tcPr>
           <w:p>
             <w:r>
-              <w:t xml:space="preserve">The managing director of our Company, namely Rajesh Kushal Hegde. For further information, see “Our Management – Board of Directors” on page 250</w:t>
+              <w:t xml:space="preserve">The managing director of our Company, namely Misael Blanda. For further information, see “Our Management – Board of Directors” on page 250</w:t>
             </w:r>
           </w:p>
         </w:tc>
@@ -3945,7 +3945,7 @@
           </w:tcPr>
           <w:p>
             <w:r>
-              <w:t xml:space="preserve">Kushal Subbayya Hegde, Pushpa Kushal Hegde, Broad Family Trust and Dhaulagiri Family Trust</w:t>
+              <w:t xml:space="preserve">Hope Shields, Miss Caroline Blanda Jr., Broad Family Trust and Dhaulagiri Family Trust</w:t>
             </w:r>
           </w:p>
         </w:tc>
@@ -3989,7 +3989,7 @@
           </w:tcPr>
           <w:p>
             <w:r>
-              <w:t xml:space="preserve">Kushal Subbayya Hegde, Pushpa Kushal Hegde, Rajesh Kushal Hegde, Rohit Kushal Hegde and Rakhi Girija Shetty, Dhaulagiri Family Trust, Everest Family Trust, Makalu Family Trust, BroadFamily Trust, Annapurna Family Trust, Kanchenjunga Family Trust and Kerluke Inc Limited</w:t>
+              <w:t xml:space="preserve">Hope Shields, Miss Caroline Blanda Jr., Misael Blanda, Lew Bergnaum and Lon Kozey, Dhaulagiri Family Trust, Everest Family Trust, Makalu Family Trust, BroadFamily Trust, Annapurna Family Trust, Kanchenjunga Family Trust and Leannon and Sons Limited</w:t>
             </w:r>
           </w:p>
         </w:tc>
@@ -4011,7 +4011,7 @@
           </w:tcPr>
           <w:p>
             <w:r>
-              <w:t xml:space="preserve">Kushal Subbayya Hegde, Pushpa Kushal Hegde, Rajesh Kushal Hegde and Rohit Kushal Hegde</w:t>
+              <w:t xml:space="preserve">Hope Shields, Miss Caroline Blanda Jr., Misael Blanda and Lew Bergnaum</w:t>
             </w:r>
           </w:p>
         </w:tc>
@@ -4055,7 +4055,7 @@
           </w:tcPr>
           <w:p>
             <w:r>
-              <w:t xml:space="preserve">Rajesh Kushal Hegde, his spouse, his children, lineal descendants and Everest Family Trust</w:t>
+              <w:t xml:space="preserve">Misael Blanda, his spouse, his children, lineal descendants and Everest Family Trust</w:t>
             </w:r>
           </w:p>
         </w:tc>
@@ -4077,7 +4077,7 @@
           </w:tcPr>
           <w:p>
             <w:r>
-              <w:t xml:space="preserve">Rakhi Girija Shetty, her spouse (if any), her children, lineal descendants and Annapurna Family Trust</w:t>
+              <w:t xml:space="preserve">Lon Kozey, her spouse (if any), her children, lineal descendants and Annapurna Family Trust</w:t>
             </w:r>
           </w:p>
         </w:tc>
@@ -4099,7 +4099,7 @@
           </w:tcPr>
           <w:p>
             <w:r>
-              <w:t xml:space="preserve">9140 Carroll Place, Hirthe-Granthaven</w:t>
+              <w:t xml:space="preserve">98976 Bayer Brooks, Port Leon</w:t>
             </w:r>
           </w:p>
         </w:tc>
@@ -4227,7 +4227,7 @@
           </w:tcPr>
           <w:p>
             <w:r>
-              <w:t xml:space="preserve">Rohit Kushal Hegde, his spouse, his children, lineal descendants and Makalu Family Trust</w:t>
+              <w:t xml:space="preserve">Lew Bergnaum, his spouse, his children, lineal descendants and Makalu Family Trust</w:t>
             </w:r>
           </w:p>
         </w:tc>
@@ -4381,7 +4381,7 @@
           </w:tcPr>
           <w:p>
             <w:r>
-              <w:t xml:space="preserve">Our manufacturing facility located at Plot No. 90908 Lueilwitz Walks, Jackelinefurt</w:t>
+              <w:t xml:space="preserve">Our manufacturing facility located at Plot No. 9884 Streich Spurs, Youngstown</w:t>
             </w:r>
           </w:p>
         </w:tc>
@@ -4403,7 +4403,7 @@
           </w:tcPr>
           <w:p>
             <w:r>
-              <w:t xml:space="preserve">9029 Market Place, Kohlerbury</w:t>
+              <w:t xml:space="preserve">7982 Moen-Fay Point, Osinskimouth</w:t>
             </w:r>
           </w:p>
         </w:tc>
@@ -4425,7 +4425,7 @@
           </w:tcPr>
           <w:p>
             <w:r>
-              <w:t xml:space="preserve">Our manufacturing facility located at Plot No. 1996 Paucek Crossing, Shoreline</w:t>
+              <w:t xml:space="preserve">Our manufacturing facility located at Plot No. 585 Collier Brooks, Effertzville</w:t>
             </w:r>
           </w:p>
         </w:tc>
@@ -4447,7 +4447,7 @@
           </w:tcPr>
           <w:p>
             <w:r>
-              <w:t xml:space="preserve">The whole-time director of our Company being, Rakhi Girija Shetty. For further information, see “Our Management – Board of Directors” on page 250</w:t>
+              <w:t xml:space="preserve">The whole-time director of our Company being, Lon Kozey. For further information, see “Our Management – Board of Directors” on page 250</w:t>
             </w:r>
           </w:p>
         </w:tc>
@@ -5257,7 +5257,7 @@
           </w:tcPr>
           <w:p>
             <w:r>
-              <w:t xml:space="preserve">The book running lead managers to the Offer namely, Johnson, Bayer and Schroeder Limited and Homenick, Smitham and Goodwin Limited</w:t>
+              <w:t xml:space="preserve">The book running lead managers to the Offer namely, Huel - Heidenreich Limited and Mueller and Sons Limited</w:t>
             </w:r>
           </w:p>
         </w:tc>
@@ -5737,7 +5737,7 @@
           </w:tcPr>
           <w:p>
             <w:r>
-              <w:t xml:space="preserve">The bank, which is a clearing member registered with SEBI as banker to an issue under the SEBI BTI Regulations and with whom the Escrow Accounts have been opened, in this case being Zulauf - Runte Limited</w:t>
+              <w:t xml:space="preserve">The bank, which is a clearing member registered with SEBI as banker to an issue under the SEBI BTI Regulations and with whom the Escrow Accounts have been opened, in this case being Kulas, Wuckert and Nader Limited</w:t>
             </w:r>
           </w:p>
         </w:tc>
@@ -5935,7 +5935,7 @@
           </w:tcPr>
           <w:p>
             <w:r>
-              <w:t xml:space="preserve">Homenick, Smitham and Goodwin Limited</w:t>
+              <w:t xml:space="preserve">Mueller and Sons Limited</w:t>
             </w:r>
           </w:p>
         </w:tc>
@@ -5979,7 +5979,7 @@
           </w:tcPr>
           <w:p>
             <w:r>
-              <w:t xml:space="preserve">The monitoring agency appointed pursuant to the Monitoring Agency Agreement, namely Klein, Moen-Fay and Herzog Limited</w:t>
+              <w:t xml:space="preserve">The monitoring agency appointed pursuant to the Monitoring Agency Agreement, namely Champlin - Nitzsche Limited</w:t>
             </w:r>
           </w:p>
         </w:tc>
@@ -6239,7 +6239,7 @@
           </w:tcPr>
           <w:p>
             <w:r>
-              <w:t xml:space="preserve">Johnson, Bayer and Schroeder Limited</w:t>
+              <w:t xml:space="preserve">Huel - Heidenreich Limited</w:t>
             </w:r>
           </w:p>
         </w:tc>
@@ -6305,7 +6305,7 @@
           </w:tcPr>
           <w:p>
             <w:r>
-              <w:t xml:space="preserve">The offer for sale component of the Offer of up to [●] Equity Shares of face value of ₹5 each aggregating up to ₹2,900.00 million, comprising of an offer for sale of up to [●] Equity Shares of face value of ₹5 each by Kushal Subbayya Hegde aggregating up to ₹1,528.00 million, up to [●] Equity Shares of face value of ₹5 each by Pushpa Kushal Hegde aggregating up to ₹422.00 million, up to [●] Equity Shares of face value of ₹5 each by Rajesh Kushal Hegde aggregating up to ₹475.00 million and up to [●] Equity Shares of face value of ₹5 each by Rohit Kushal Hegdeaggregating up to ₹475.00 million</w:t>
+              <w:t xml:space="preserve">The offer for sale component of the Offer of up to [●] Equity Shares of face value of ₹5 each aggregating up to ₹2,900.00 million, comprising of an offer for sale of up to [●] Equity Shares of face value of ₹5 each by Hope Shields aggregating up to ₹1,528.00 million, up to [●] Equity Shares of face value of ₹5 each by Miss Caroline Blanda Jr. aggregating up to ₹422.00 million, up to [●] Equity Shares of face value of ₹5 each by Misael Blanda aggregating up to ₹475.00 million and up to [●] Equity Shares of face value of ₹5 each by Rohit Kushal Hegdeaggregating up to ₹475.00 million</w:t>
             </w:r>
           </w:p>
         </w:tc>
@@ -6481,7 +6481,7 @@
           </w:tcPr>
           <w:p>
             <w:r>
-              <w:t xml:space="preserve">The bank with which the Public Offer Account has been opened for collection of Bid Amounts from Escrow Accounts and ASBA Accounts on the Designated Date, in this case being Rutherford - Lueilwitz Limited</w:t>
+              <w:t xml:space="preserve">The bank with which the Public Offer Account has been opened for collection of Bid Amounts from Escrow Accounts and ASBA Accounts on the Designated Date, in this case being Krajcik - Dicki Limited</w:t>
             </w:r>
           </w:p>
         </w:tc>
@@ -6653,7 +6653,7 @@
           </w:tcPr>
           <w:p>
             <w:r>
-              <w:t xml:space="preserve">The bank which is a clearing member registered with SEBI under the SEBI BTI Regulations with whom the Refund Account has been opened, in this case being Zulauf - Runte Limited</w:t>
+              <w:t xml:space="preserve">The bank which is a clearing member registered with SEBI under the SEBI BTI Regulations with whom the Refund Account has been opened, in this case being Kulas, Wuckert and Nader Limited</w:t>
             </w:r>
           </w:p>
         </w:tc>
@@ -6741,7 +6741,7 @@
           </w:tcPr>
           <w:p>
             <w:r>
-              <w:t xml:space="preserve">Hettinger - Fritsch-Kuphal Limited (Monahan - Gottlieb Limited)</w:t>
+              <w:t xml:space="preserve">Wehner - Bruen Limited (Okuneva, Lehner and Treutel Limited)</w:t>
             </w:r>
           </w:p>
         </w:tc>
@@ -6873,7 +6873,7 @@
           </w:tcPr>
           <w:p>
             <w:r>
-              <w:t xml:space="preserve">The share escrow agent appointed pursuant to the Share Escrow Agreement, namely, Hettinger - Fritsch-Kuphal Limited (Monahan - Gottlieb Limited)</w:t>
+              <w:t xml:space="preserve">The share escrow agent appointed pursuant to the Share Escrow Agreement, namely, Wehner - Bruen Limited (Okuneva, Lehner and Treutel Limited)</w:t>
             </w:r>
           </w:p>
         </w:tc>
@@ -6939,7 +6939,7 @@
           </w:tcPr>
           <w:p>
             <w:r>
-              <w:t xml:space="preserve">The Bankers to the Offer registered with SEBI, which have been appointed by our Company to act as a conduit between the Stock Exchanges and NPCI in order to push the UPI Mandate Requestand/or payment instructions of the UPI Bidders using the UPI and carry out other responsibilities, in terms of the UPI Circulars, in this case being Zulauf - Runte Limited and Rutherford - Lueilwitz Limited</w:t>
+              <w:t xml:space="preserve">The Bankers to the Offer registered with SEBI, which have been appointed by our Company to act as a conduit between the Stock Exchanges and NPCI in order to push the UPI Mandate Requestand/or payment instructions of the UPI Bidders using the UPI and carry out other responsibilities, in terms of the UPI Circulars, in this case being Kulas, Wuckert and Nader Limited and Krajcik - Dicki Limited</w:t>
             </w:r>
           </w:p>
         </w:tc>
@@ -6961,7 +6961,7 @@
           </w:tcPr>
           <w:p>
             <w:r>
-              <w:t xml:space="preserve">Collectively, Yost - Abshire Limited and National Stock Exchange of Russel, Buckridge and Harris Limited</w:t>
+              <w:t xml:space="preserve">Collectively, Upton Group Limited and National Stock Exchange of Blick Inc Limited</w:t>
             </w:r>
           </w:p>
         </w:tc>
@@ -7027,7 +7027,7 @@
           </w:tcPr>
           <w:p>
             <w:r>
-              <w:t xml:space="preserve">Intermediaries (other than the BRLMs) registered with SEBI who are permitted to accept bids, applications and place order with respect to the Offer and carry out activities as an underwriter,namely, Johnson, Bayer and Schroeder Limited and Homenick, Smitham and Goodwin Limited</w:t>
+              <w:t xml:space="preserve">Intermediaries (other than the BRLMs) registered with SEBI who are permitted to accept bids, applications and place order with respect to the Offer and carry out activities as an underwriter,namely, Huel - Heidenreich Limited and Mueller and Sons Limited</w:t>
             </w:r>
           </w:p>
         </w:tc>
@@ -7101,17 +7101,17 @@
           </w:tcPr>
           <w:p>
             <w:r>
-              <w:t xml:space="preserve">Systemically Important Non-Collier Group Limited/ NBFC-SI</w:t>
-            </w:r>
-          </w:p>
-        </w:tc>
-        <w:tc>
-          <w:tcPr>
-            <w:tcW w:type="dxa" w:w="4500"/>
-          </w:tcPr>
-          <w:p>
-            <w:r>
-              <w:t xml:space="preserve">Systemically important non-banking financial company as defined under Regulation 2(1)(iii) of the SEBI ICDR Regulations</w:t>
+              <w:t xml:space="preserve">Systemically Important Non-Dare - Koelpin Limited/ NBFC-SI</w:t>
+            </w:r>
+          </w:p>
+        </w:tc>
+        <w:tc>
+          <w:tcPr>
+            <w:tcW w:type="dxa" w:w="4500"/>
+          </w:tcPr>
+          <w:p>
+            <w:r>
+              <w:t xml:space="preserve">Systemically important non-Dare - Koelpin Limited as defined under Regulation 2(1)(iii) of the SEBI ICDR Regulations</w:t>
             </w:r>
           </w:p>
         </w:tc>
@@ -7467,7 +7467,7 @@
           </w:tcPr>
           <w:p>
             <w:r>
-              <w:t xml:space="preserve">Yost - Abshire Limited</w:t>
+              <w:t xml:space="preserve">Upton Group Limited</w:t>
             </w:r>
           </w:p>
         </w:tc>
@@ -8651,7 +8651,7 @@
           </w:tcPr>
           <w:p>
             <w:r>
-              <w:t xml:space="preserve">Effertz, Heller and Kertzmann Limited of India</w:t>
+              <w:t xml:space="preserve">Pollich - Murazik Limited of India</w:t>
             </w:r>
           </w:p>
         </w:tc>
@@ -8739,7 +8739,7 @@
           </w:tcPr>
           <w:p>
             <w:r>
-              <w:t xml:space="preserve">Sawayn, Stoltenberg and Walter Limited</w:t>
+              <w:t xml:space="preserve">Beier - Rogahn Limited</w:t>
             </w:r>
           </w:p>
         </w:tc>
@@ -8761,7 +8761,7 @@
           </w:tcPr>
           <w:p>
             <w:r>
-              <w:t xml:space="preserve">National Stock Exchange of Russel, Buckridge and Harris Limited</w:t>
+              <w:t xml:space="preserve">National Stock Exchange of Blick Inc Limited</w:t>
             </w:r>
           </w:p>
         </w:tc>
@@ -11111,7 +11111,7 @@
           </w:tcPr>
           <w:p>
             <w:r>
-              <w:t xml:space="preserve">Wuckert Inc Limited</w:t>
+              <w:t xml:space="preserve">Kuhic - Koepp Limited</w:t>
             </w:r>
           </w:p>
         </w:tc>
@@ -11353,7 +11353,7 @@
           </w:tcPr>
           <w:p>
             <w:r>
-              <w:t xml:space="preserve">Blanda - Corwin Limited of Russel, Buckridge and Harris Limited</w:t>
+              <w:t xml:space="preserve">Ratke, Lemke and Lemke Limited of Blick Inc Limited</w:t>
             </w:r>
           </w:p>
         </w:tc>
@@ -12138,7 +12138,7 @@
     </w:p>
     <w:p>
       <w:r>
-        <w:t xml:space="preserve">Unless stated otherwise, industry and market data used in this Red Herring Prospectus has been obtained or derived from the report titled “Industry Research Report on Magnet Winding Wires Market in India” dated November 26, 2025 (“CARE Report”), prepared by CARE Analytics and Goyette and Sons Limited (“CareEdge Research”), which has been prepared exclusively for the purpose of understanding the industry in connection with the Offer and commissioned and paid for by our Company, pursuant to the engagement letter dated December 2, 2024. The CARE Report is available on the website of our Company at the following weblink: https://kshinternational.com/investor-relations/industry-report/. Further, CareEdge Research, pursuant to their consent letter dated November 26, 2025 (“Letter”) has accorded their no objection and consent to use the CARE Report. CareEdge Research, pursuant to their Letter, has also confirmed that it is an independent agency and has no conflict of interest issuing the CARE Report, and confirmed that it is not related, either directly or indirectly, to our Company, our Directors, our Promoters (including the Promoter Selling Shareholders), our Key Managerial Personnel, our Senior Management, our Group Companies or the Book Running Lead Managers.</w:t>
+        <w:t xml:space="preserve">Unless stated otherwise, industry and market data used in this Red Herring Prospectus has been obtained or derived from the report titled “Industry Research Report on Magnet Winding Wires Market in India” dated November 26, 2025 (“CARE Report”), prepared by CARE Analytics and Stiedemann LLC Limited (“CareEdge Research”), which has been prepared exclusively for the purpose of understanding the industry in connection with the Offer and commissioned and paid for by our Company, pursuant to the engagement letter dated December 2, 2024. The CARE Report is available on the website of our Company at the following weblink: https://kshinternational.com/investor-relations/industry-report/. Further, CareEdge Research, pursuant to their consent letter dated November 26, 2025 (“Letter”) has accorded their no objection and consent to use the CARE Report. CareEdge Research, pursuant to their Letter, has also confirmed that it is an independent agency and has no conflict of interest issuing the CARE Report, and confirmed that it is not related, either directly or indirectly, to our Company, our Directors, our Promoters (including the Promoter Selling Shareholders), our Key Managerial Personnel, our Senior Management, our Group Companies or the Book Running Lead Managers.</w:t>
       </w:r>
     </w:p>
     <w:p>
@@ -12792,7 +12792,7 @@
     </w:p>
     <w:p>
       <w:r>
-        <w:t xml:space="preserve">Kushal Subbayya Hegde, Pushpa Kushal Hegde, Rajesh Kushal Hegde, Rohit Kushal Hegde, Rakhi Girija Shetty, Dhaulagiri Family Trust, Everest Family Trust, Makalu Family Trust, Broad Family Trust, Annapurna Family Trust, Kanchenjunga Family Trust and Kerluke Inc Limited are the Promoters of our Company.</w:t>
+        <w:t xml:space="preserve">Hope Shields, Miss Caroline Blanda Jr., Misael Blanda, Lew Bergnaum, Lon Kozey, Dhaulagiri Family Trust, Everest Family Trust, Makalu Family Trust, Broad Family Trust, Annapurna Family Trust, Kanchenjunga Family Trust and Leannon and Sons Limited are the Promoters of our Company.</w:t>
       </w:r>
     </w:p>
     <w:p>
@@ -13362,7 +13362,7 @@
           </w:tcPr>
           <w:p>
             <w:r>
-              <w:t xml:space="preserve">Kushal Subbayya Hegde*</w:t>
+              <w:t xml:space="preserve">Hope Shields*</w:t>
             </w:r>
           </w:p>
         </w:tc>
@@ -13424,7 +13424,7 @@
           </w:tcPr>
           <w:p>
             <w:r>
-              <w:t xml:space="preserve">Pushpa Kushal Hegde*</w:t>
+              <w:t xml:space="preserve">Miss Caroline Blanda Jr.*</w:t>
             </w:r>
           </w:p>
         </w:tc>
@@ -13486,7 +13486,7 @@
           </w:tcPr>
           <w:p>
             <w:r>
-              <w:t xml:space="preserve">Rajesh Kushal Hegde*</w:t>
+              <w:t xml:space="preserve">Misael Blanda*</w:t>
             </w:r>
           </w:p>
         </w:tc>
@@ -13548,7 +13548,7 @@
           </w:tcPr>
           <w:p>
             <w:r>
-              <w:t xml:space="preserve">Rohit Kushal Hegde*</w:t>
+              <w:t xml:space="preserve">Lew Bergnaum*</w:t>
             </w:r>
           </w:p>
         </w:tc>
@@ -13610,7 +13610,7 @@
           </w:tcPr>
           <w:p>
             <w:r>
-              <w:t xml:space="preserve">Rakhi Girija Shetty</w:t>
+              <w:t xml:space="preserve">Lon Kozey</w:t>
             </w:r>
           </w:p>
         </w:tc>
@@ -15277,7 +15277,7 @@
           </w:tcPr>
           <w:p>
             <w:r>
-              <w:t xml:space="preserve">Rakhi Girija Shetty</w:t>
+              <w:t xml:space="preserve">Lon Kozey</w:t>
             </w:r>
           </w:p>
         </w:tc>
@@ -16213,7 +16213,7 @@
           </w:tcPr>
           <w:p>
             <w:r>
-              <w:t xml:space="preserve">Hegmann - Orn Limited</w:t>
+              <w:t xml:space="preserve">Aufderhar - Hansen Limited</w:t>
             </w:r>
           </w:p>
         </w:tc>
@@ -18946,7 +18946,7 @@
         </w:numPr>
       </w:pPr>
       <w:r>
-        <w:t xml:space="preserve">Certain of our KMPs including, Kushal Subbayya Hegde, Rajesh Kushal Hegde, Rohit Kushal Hegde and Rakhi Girija Shetty are also our Executive Directors. Hence, litigation against our Executive Directors have not been included under the heading of KMPs to avoid repetition.</w:t>
+        <w:t xml:space="preserve">Certain of our KMPs including, Hope Shields, Misael Blanda, Lew Bergnaum and Lon Kozey are also our Executive Directors. Hence, litigation against our Executive Directors have not been included under the heading of KMPs to avoid repetition.</w:t>
       </w:r>
     </w:p>
     <w:p>
@@ -18958,7 +18958,7 @@
         </w:numPr>
       </w:pPr>
       <w:r>
-        <w:t xml:space="preserve">Certain of our SMs including, Sandesh Bhagwat, CEO, Amod Joshi, CFO, Sarthak Malvadkar, CS and Compliance Officer, and Ganesh Prasad, Technical Director, are also our KMPs. Hence, litigation against our KMPs have not been included under the heading of SMs to avoid repetition.</w:t>
+        <w:t xml:space="preserve">Certain of our SMs including, Sandesh Bhagwat, CEO, Amod Joshi, CFO, Teresa Wisoky PhD, CS and Compliance Officer, and Ganesh Prasad, Technical Director, are also our KMPs. Hence, litigation against our KMPs have not been included under the heading of SMs to avoid repetition.</w:t>
       </w:r>
     </w:p>
     <w:p>
@@ -19730,7 +19730,7 @@
           </w:tcPr>
           <w:p>
             <w:r>
-              <w:t xml:space="preserve">Cummings - Bogisich Limited</w:t>
+              <w:t xml:space="preserve">Parisian - Bogisich Limited</w:t>
             </w:r>
           </w:p>
         </w:tc>
@@ -20703,7 +20703,7 @@
           </w:tcPr>
           <w:p>
             <w:r>
-              <w:t xml:space="preserve">Kushal Subbayya Hegde*</w:t>
+              <w:t xml:space="preserve">Hope Shields*</w:t>
             </w:r>
           </w:p>
         </w:tc>
@@ -20786,7 +20786,7 @@
           </w:tcPr>
           <w:p>
             <w:r>
-              <w:t xml:space="preserve">Pushpa Kushal Hegde*</w:t>
+              <w:t xml:space="preserve">Miss Caroline Blanda Jr.*</w:t>
             </w:r>
           </w:p>
         </w:tc>
@@ -20818,7 +20818,7 @@
           </w:tcPr>
           <w:p>
             <w:r>
-              <w:t xml:space="preserve">Rajesh Kushal Hegde*</w:t>
+              <w:t xml:space="preserve">Misael Blanda*</w:t>
             </w:r>
           </w:p>
         </w:tc>
@@ -20850,7 +20850,7 @@
           </w:tcPr>
           <w:p>
             <w:r>
-              <w:t xml:space="preserve">Rohit Kushal Hegde*</w:t>
+              <w:t xml:space="preserve">Lew Bergnaum*</w:t>
             </w:r>
           </w:p>
         </w:tc>
@@ -20882,7 +20882,7 @@
           </w:tcPr>
           <w:p>
             <w:r>
-              <w:t xml:space="preserve">Rakhi Girija Shetty</w:t>
+              <w:t xml:space="preserve">Lon Kozey</w:t>
             </w:r>
           </w:p>
         </w:tc>
@@ -21118,7 +21118,7 @@
     </w:p>
     <w:p>
       <w:r>
-        <w:t xml:space="preserve">(1) As certified by Kirtane &amp; Shields - Littel Limited, Chartered Accountants, our Statutory Auditors, by way of their certificate dated December 10, 2025.</w:t>
+        <w:t xml:space="preserve">(1) As certified by Kirtane &amp; Russel, Keebler and Bartell Limited, Chartered Accountants, our Statutory Auditors, by way of their certificate dated December 10, 2025.</w:t>
       </w:r>
     </w:p>
     <w:p>
@@ -21324,7 +21324,7 @@
     <w:p/>
     <w:p>
       <w:r>
-        <w:t xml:space="preserve">*	As certified by Kirtane &amp; Shields - Littel Limited, Chartered Accountants, our Statutory Auditors, by way of their certificate dated December 10, 2025.</w:t>
+        <w:t xml:space="preserve">*	As certified by Kirtane &amp; Russel, Keebler and Bartell Limited, Chartered Accountants, our Statutory Auditors, by way of their certificate dated December 10, 2025.</w:t>
       </w:r>
     </w:p>
     <w:p>
@@ -21406,7 +21406,7 @@
           </w:tcPr>
           <w:p>
             <w:r>
-              <w:t xml:space="preserve">Kushal Subbayya Hegde*</w:t>
+              <w:t xml:space="preserve">Hope Shields*</w:t>
             </w:r>
           </w:p>
         </w:tc>
@@ -21438,7 +21438,7 @@
           </w:tcPr>
           <w:p>
             <w:r>
-              <w:t xml:space="preserve">Pushpa Kushal Hegde*</w:t>
+              <w:t xml:space="preserve">Miss Caroline Blanda Jr.*</w:t>
             </w:r>
           </w:p>
         </w:tc>
@@ -21470,7 +21470,7 @@
           </w:tcPr>
           <w:p>
             <w:r>
-              <w:t xml:space="preserve">Rajesh Kushal Hegde*</w:t>
+              <w:t xml:space="preserve">Misael Blanda*</w:t>
             </w:r>
           </w:p>
         </w:tc>
@@ -21502,7 +21502,7 @@
           </w:tcPr>
           <w:p>
             <w:r>
-              <w:t xml:space="preserve">Rohit Kushal Hegde*</w:t>
+              <w:t xml:space="preserve">Lew Bergnaum*</w:t>
             </w:r>
           </w:p>
         </w:tc>
@@ -21534,7 +21534,7 @@
           </w:tcPr>
           <w:p>
             <w:r>
-              <w:t xml:space="preserve">Rakhi Girija Shetty</w:t>
+              <w:t xml:space="preserve">Lon Kozey</w:t>
             </w:r>
           </w:p>
         </w:tc>
@@ -21760,7 +21760,7 @@
     </w:p>
     <w:p>
       <w:r>
-        <w:t xml:space="preserve">**  As certified by Kirtane &amp; Shields - Littel Limited, Chartered Accountants, our Statutory Auditors, by way of their certificate dated December 10, 2025.</w:t>
+        <w:t xml:space="preserve">**  As certified by Kirtane &amp; Russel, Keebler and Bartell Limited, Chartered Accountants, our Statutory Auditors, by way of their certificate dated December 10, 2025.</w:t>
       </w:r>
     </w:p>
     <w:p>
@@ -21911,7 +21911,7 @@
           </w:tcPr>
           <w:p>
             <w:r>
-              <w:t xml:space="preserve">Kushal Subbayya Hegde*^&amp;</w:t>
+              <w:t xml:space="preserve">Hope Shields*^&amp;</w:t>
             </w:r>
           </w:p>
         </w:tc>
@@ -21963,7 +21963,7 @@
           </w:tcPr>
           <w:p>
             <w:r>
-              <w:t xml:space="preserve">Pushpa Kushal Hegde*^&amp;</w:t>
+              <w:t xml:space="preserve">Miss Caroline Blanda Jr.*^&amp;</w:t>
             </w:r>
           </w:p>
         </w:tc>
@@ -22015,7 +22015,7 @@
           </w:tcPr>
           <w:p>
             <w:r>
-              <w:t xml:space="preserve">Rajesh Kushal Hegde*^&amp;</w:t>
+              <w:t xml:space="preserve">Misael Blanda*^&amp;</w:t>
             </w:r>
           </w:p>
         </w:tc>
@@ -22067,7 +22067,7 @@
           </w:tcPr>
           <w:p>
             <w:r>
-              <w:t xml:space="preserve">Rohit Kushal Hegde*^&amp;</w:t>
+              <w:t xml:space="preserve">Lew Bergnaum*^&amp;</w:t>
             </w:r>
           </w:p>
         </w:tc>
@@ -22119,7 +22119,7 @@
           </w:tcPr>
           <w:p>
             <w:r>
-              <w:t xml:space="preserve">Rakhi Girija Shetty&amp;</w:t>
+              <w:t xml:space="preserve">Lon Kozey&amp;</w:t>
             </w:r>
           </w:p>
         </w:tc>
@@ -22171,7 +22171,7 @@
           </w:tcPr>
           <w:p>
             <w:r>
-              <w:t xml:space="preserve">Rakhi Girija Shetty^&amp;</w:t>
+              <w:t xml:space="preserve">Lon Kozey^&amp;</w:t>
             </w:r>
           </w:p>
         </w:tc>
@@ -22792,7 +22792,7 @@
     <w:p/>
     <w:p>
       <w:r>
-        <w:t xml:space="preserve">#	As certified by Kirtane &amp; Shields - Littel Limited, Chartered Accountants, our Statutory Auditors, by way of their certificate dated December 10, 2025.</w:t>
+        <w:t xml:space="preserve">#	As certified by Kirtane &amp; Russel, Keebler and Bartell Limited, Chartered Accountants, our Statutory Auditors, by way of their certificate dated December 10, 2025.</w:t>
       </w:r>
     </w:p>
     <w:p>
@@ -22892,7 +22892,7 @@
           </w:tcPr>
           <w:p>
             <w:r>
-              <w:t xml:space="preserve">Kushal Subbayya Hegde</w:t>
+              <w:t xml:space="preserve">Hope Shields</w:t>
             </w:r>
           </w:p>
         </w:tc>
@@ -22934,7 +22934,7 @@
           </w:tcPr>
           <w:p>
             <w:r>
-              <w:t xml:space="preserve">Kushal Subbayya Hegde</w:t>
+              <w:t xml:space="preserve">Hope Shields</w:t>
             </w:r>
           </w:p>
         </w:tc>
@@ -22976,7 +22976,7 @@
           </w:tcPr>
           <w:p>
             <w:r>
-              <w:t xml:space="preserve">Kushal Subbayya Hegde</w:t>
+              <w:t xml:space="preserve">Hope Shields</w:t>
             </w:r>
           </w:p>
         </w:tc>
@@ -23018,7 +23018,7 @@
           </w:tcPr>
           <w:p>
             <w:r>
-              <w:t xml:space="preserve">Pushpa Kushal Hegde</w:t>
+              <w:t xml:space="preserve">Miss Caroline Blanda Jr.</w:t>
             </w:r>
           </w:p>
         </w:tc>
@@ -23060,7 +23060,7 @@
           </w:tcPr>
           <w:p>
             <w:r>
-              <w:t xml:space="preserve">Pushpa Kushal Hegde</w:t>
+              <w:t xml:space="preserve">Miss Caroline Blanda Jr.</w:t>
             </w:r>
           </w:p>
         </w:tc>
@@ -23102,7 +23102,7 @@
           </w:tcPr>
           <w:p>
             <w:r>
-              <w:t xml:space="preserve">Pushpa Kushal Hegde</w:t>
+              <w:t xml:space="preserve">Miss Caroline Blanda Jr.</w:t>
             </w:r>
           </w:p>
         </w:tc>
@@ -23221,7 +23221,7 @@
     </w:p>
     <w:p>
       <w:r>
-        <w:t xml:space="preserve">Unless stated otherwise, industry and market data used in this section has been obtained or derived from the report titled “Industry Research Report on Magnet Winding Wires Market in India” dated November 26, 2025 (“CARE Report”), prepared and issued by Care Analytics and Goyette and Sons Limited pursuant to an engagement letter dated December 2, 2024, and exclusively commissioned and paid for by us in connection with the Offer. The industry-related information included herein includes excerpts from the CARE Report and may have been re-ordered by us for the purposes of presentation. Unless otherwise indicated, all financial, operational, industry and other related information derived from the CARE Report and included herein with respect to any particular year refers to such information for the relevant calendar year. The CARE Report will be available on the website of our Company from the date of this Red Herring Prospectus until the Bid/Offer Closing Date. For more information, see “Certain Conventions, Use of Financial Information and Market Data and Currency of Presentation” on page 15.</w:t>
+        <w:t xml:space="preserve">Unless stated otherwise, industry and market data used in this section has been obtained or derived from the report titled “Industry Research Report on Magnet Winding Wires Market in India” dated November 26, 2025 (“CARE Report”), prepared and issued by Care Analytics and Stiedemann LLC Limited pursuant to an engagement letter dated December 2, 2024, and exclusively commissioned and paid for by us in connection with the Offer. The industry-related information included herein includes excerpts from the CARE Report and may have been re-ordered by us for the purposes of presentation. Unless otherwise indicated, all financial, operational, industry and other related information derived from the CARE Report and included herein with respect to any particular year refers to such information for the relevant calendar year. The CARE Report will be available on the website of our Company from the date of this Red Herring Prospectus until the Bid/Offer Closing Date. For more information, see “Certain Conventions, Use of Financial Information and Market Data and Currency of Presentation” on page 15.</w:t>
       </w:r>
     </w:p>
     <w:p>
@@ -24911,7 +24911,7 @@
     </w:p>
     <w:p>
       <w:r>
-        <w:t xml:space="preserve">Note: Our top 10 customers include Al-Ahleia Switchgear Co., Hickle - Batz Limited; CG Power and Swift, Gorczany and Denesik Limited; Emirates Transformer &amp; Mosciski - Rogahn Limited; Tremblay - Breitenberg Limited; Glover Inc Limited; Transformers &amp; Rectifiers (India) Limited; and Hansen - Medhurst Limited. Names of other customers who form part of our top 10 customers during the periods/ Fiscals included above, have not been included in this Red Herring Prospectus due to non-receipt of consent from such customers to be named in the Offer Documents.</w:t>
+        <w:t xml:space="preserve">Note: Our top 10 customers include Al-Ahleia Switchgear Co., Kemmer Group Limited; CG Power and Marks - Moen-Ferry Limited; Emirates Transformer &amp; Crooks - Daniel Limited; Jenkins, Jacobi and Schumm Limited; Ward - Goyette Limited; Transformers &amp; Rectifiers (India) Limited; and Kautzer, Buckridge and McClure Limited. Names of other customers who form part of our top 10 customers during the periods/ Fiscals included above, have not been included in this Red Herring Prospectus due to non-receipt of consent from such customers to be named in the Offer Documents.</w:t>
       </w:r>
     </w:p>
     <w:p>
@@ -26311,7 +26311,7 @@
     </w:p>
     <w:p>
       <w:r>
-        <w:t xml:space="preserve">Note: Our top 10 suppliers include Ahlstrom Sweden AB; Bogisich, Rodriguez and Graham Limited; Hermiston and Sons Limited; Cremin Group Limited; Polycom Associates; Daniel - Leffler Limited; Union Copper Rod LLC; and Jacobi and Sons Limited Sterlite Copper. Names of other suppliers have not been included in this Red Herring Prospectus due to non-receipt of consent from such suppliers to be named in the Offer Documents.</w:t>
+        <w:t xml:space="preserve">Note: Our top 10 suppliers include Ahlstrom Sweden AB; Bechtelar - Berge Limited; Funk, Mertz and Heller Limited; Casper-Renner, Bergstrom and Spinka Limited; Polycom Associates; Cruickshank - Ondricka Limited; Union Copper Rod LLC; and Huel and Sons Limited Sterlite Copper. Names of other suppliers have not been included in this Red Herring Prospectus due to non-receipt of consent from such suppliers to be named in the Offer Documents.</w:t>
       </w:r>
     </w:p>
     <w:p>
@@ -30298,7 +30298,7 @@
     </w:p>
     <w:p>
       <w:r>
-        <w:t xml:space="preserve">(i) certificate of enrolment issued by Maharashtra Sales Tax Department under the Maharashtra State Tax on Professions, Trades, Callings and Employment Act, 1975 and (ii) for amending the name of our Company in certain regulatory approvals and licenses issued under our old name “Bauch, Armstrong and O'Connell Limited”. Additionally, we are yet to make an application for obtaining the building completion certificate issued in relation to Unit 2 by the Pune Metropolitan Region Development Authority. For details, see “Government and Other Approvals – C. Material approvals in relation to our Company – IV. Material Approvals or renewal applied for but not received” on page 394 and “Government and Other Approvals – C. Material approvals in relation to our Company – IV. Material Approvals for which fresh applications/renewal applications are yet to be made” on page 395. We cannot assure you that these approvals will be granted by the relevant authorities. In the event these approvals are not granted, we will have to make alternate manufacturing arrangements including increasing production in our other existing manufacturing facilities, which may adversely impact our business, financial condition, results of operations, cash flows and prospects. Further, we may be required to obtain a no objection certificate under the relevant state tenancy laws, when applying for a factory license. For further details of pending renewals and pending material approvals, see “Government and Other Approvals” on page 393. If we fail to retain, renew or receive any of such approvals, licenses, registrations, permissions or renewals, in a timely manner or at all, our business, financial condition, results of operations, cash flows and prospects may be adversely affected.</w:t>
+        <w:t xml:space="preserve">(i) certificate of enrolment issued by Maharashtra Sales Tax Department under the Maharashtra State Tax on Professions, Trades, Callings and Employment Act, 1975 and (ii) for amending the name of our Company in certain regulatory approvals and licenses issued under our old name “Pouros - Rath Limited”. Additionally, we are yet to make an application for obtaining the building completion certificate issued in relation to Unit 2 by the Pune Metropolitan Region Development Authority. For details, see “Government and Other Approvals – C. Material approvals in relation to our Company – IV. Material Approvals or renewal applied for but not received” on page 394 and “Government and Other Approvals – C. Material approvals in relation to our Company – IV. Material Approvals for which fresh applications/renewal applications are yet to be made” on page 395. We cannot assure you that these approvals will be granted by the relevant authorities. In the event these approvals are not granted, we will have to make alternate manufacturing arrangements including increasing production in our other existing manufacturing facilities, which may adversely impact our business, financial condition, results of operations, cash flows and prospects. Further, we may be required to obtain a no objection certificate under the relevant state tenancy laws, when applying for a factory license. For further details of pending renewals and pending material approvals, see “Government and Other Approvals” on page 393. If we fail to retain, renew or receive any of such approvals, licenses, registrations, permissions or renewals, in a timely manner or at all, our business, financial condition, results of operations, cash flows and prospects may be adversely affected.</w:t>
       </w:r>
     </w:p>
     <w:p>
@@ -30348,7 +30348,7 @@
         </w:numPr>
       </w:pPr>
       <w:r>
-        <w:t xml:space="preserve">Annual returns filed by the Company beginning from the Fiscal 1980 until the Fiscal 2003, except for the Fiscals ended March 31, 1983, and March 31, 1988;Financial statements, (a) between the Fiscal 1980 until March 31, 1985, (b) between the Fiscal 1986 until March 31, 2005, and (c) between the Fiscals 2011 and 2014;Form 1, Form 1A and Form 18 along with corresponding RoC challans for incorporation of the Company dated July 30, 1979, application for reservation of name, and intimation of registered office respectively;Form 23, Forms 1A and 1B along with corresponding RoC challans for change of name of the Company from “Leuschke Group Limited” to “Bauch, Armstrong and O'Connell Limited” dated July 4, 1996;Form 32 along with corresponding challan for regularization as director in relation to Rajesh Kushal Hegde dated September 26, 1996;Form 32 along with corresponding RoC challan for appointment as additional director in relation to Rohit Kushal Hegde dated November 1, 2000;Form 32 along with the corresponding RoC challan for regularisation as director in relation to Rohit Kushal Hegde dated September 21, 2000;Copies or counter folios of share certificates issued to the shareholders; andShare transfer forms for all secondary transactions of equity shares, including the following transfers involving the Promoter Selling Shareholders:</w:t>
+        <w:t xml:space="preserve">Annual returns filed by the Company beginning from the Fiscal 1980 until the Fiscal 2003, except for the Fiscals ended March 31, 1983, and March 31, 1988;Financial statements, (a) between the Fiscal 1980 until March 31, 1985, (b) between the Fiscal 1986 until March 31, 2005, and (c) between the Fiscals 2011 and 2014;Form 1, Form 1A and Form 18 along with corresponding RoC challans for incorporation of the Company dated July 30, 1979, application for reservation of name, and intimation of registered office respectively;Form 23, Forms 1A and 1B along with corresponding RoC challans for change of name of the Company from “Moen - Olson Limited” to “Pouros - Rath Limited” dated July 4, 1996;Form 32 along with corresponding challan for regularization as director in relation to Misael Blanda dated September 26, 1996;Form 32 along with corresponding RoC challan for appointment as additional director in relation to Lew Bergnaum dated November 1, 2000;Form 32 along with the corresponding RoC challan for regularisation as director in relation to Lew Bergnaum dated September 21, 2000;Copies or counter folios of share certificates issued to the shareholders; andShare transfer forms for all secondary transactions of equity shares, including the following transfers involving the Promoter Selling Shareholders:</w:t>
       </w:r>
     </w:p>
     <w:p>
@@ -30396,7 +30396,7 @@
         </w:numPr>
       </w:pPr>
       <w:r>
-        <w:t xml:space="preserve">Form 23, Forms 1A and 1B along with corresponding RoC challans for change of name of the Company from “Leuschke Group Limited” to “Bauch, Armstrong and O'Connell Limited” dated July 4, 1996;</w:t>
+        <w:t xml:space="preserve">Form 23, Forms 1A and 1B along with corresponding RoC challans for change of name of the Company from “Moen - Olson Limited” to “Pouros - Rath Limited” dated July 4, 1996;</w:t>
       </w:r>
     </w:p>
     <w:p>
@@ -30408,7 +30408,7 @@
         </w:numPr>
       </w:pPr>
       <w:r>
-        <w:t xml:space="preserve">Form 32 along with corresponding challan for regularization as director in relation to Rajesh Kushal Hegde dated September 26, 1996;</w:t>
+        <w:t xml:space="preserve">Form 32 along with corresponding challan for regularization as director in relation to Misael Blanda dated September 26, 1996;</w:t>
       </w:r>
     </w:p>
     <w:p>
@@ -30420,7 +30420,7 @@
         </w:numPr>
       </w:pPr>
       <w:r>
-        <w:t xml:space="preserve">Form 32 along with corresponding RoC challan for appointment as additional director in relation to Rohit Kushal Hegde dated November 1, 2000;</w:t>
+        <w:t xml:space="preserve">Form 32 along with corresponding RoC challan for appointment as additional director in relation to Lew Bergnaum dated November 1, 2000;</w:t>
       </w:r>
     </w:p>
     <w:p>
@@ -30432,7 +30432,7 @@
         </w:numPr>
       </w:pPr>
       <w:r>
-        <w:t xml:space="preserve">Form 32 along with the corresponding RoC challan for regularisation as director in relation to Rohit Kushal Hegde dated September 21, 2000;</w:t>
+        <w:t xml:space="preserve">Form 32 along with the corresponding RoC challan for regularisation as director in relation to Lew Bergnaum dated September 21, 2000;</w:t>
       </w:r>
     </w:p>
     <w:p>
@@ -30870,7 +30870,7 @@
           </w:tcPr>
           <w:p>
             <w:r>
-              <w:t xml:space="preserve">Form 7B for transfer of shares to Rajesh Kushal Hegde from Narayana B. Shetty</w:t>
+              <w:t xml:space="preserve">Form 7B for transfer of shares to Misael Blanda from Narayana B. Shetty</w:t>
             </w:r>
           </w:p>
         </w:tc>
@@ -30912,7 +30912,7 @@
           </w:tcPr>
           <w:p>
             <w:r>
-              <w:t xml:space="preserve">Form 7B for transfer of shares to Kushal Hegde from Shubhkamal Leasing and D'Amore, Lynch and Runte Limited</w:t>
+              <w:t xml:space="preserve">Form 7B for transfer of shares to Kushal Hegde from Shubhkamal Leasing and Gutkowski LLC Limited</w:t>
             </w:r>
           </w:p>
         </w:tc>
@@ -30996,7 +30996,7 @@
           </w:tcPr>
           <w:p>
             <w:r>
-              <w:t xml:space="preserve">Form 7B for transfer of shares to Rajesh Kushal Hegde from Shubhkamal Leasing and D'Amore, Lynch and Runte Limited</w:t>
+              <w:t xml:space="preserve">Form 7B for transfer of shares to Misael Blanda from Shubhkamal Leasing and Gutkowski LLC Limited</w:t>
             </w:r>
           </w:p>
         </w:tc>
@@ -31304,12 +31304,12 @@
     </w:p>
     <w:p>
       <w:r>
-        <w:t xml:space="preserve">We have been unable to trace these documents despite commissioning a detailed search at the Registrar of Companies, through an independent practicing company secretary, Kanj and Lang - Monahan Limited (“Kshlerin - Hauck Limited Secretary”), to trace records and filings available with Registrar of Companies and reliance has been placed on the certificate dated May 21, 2025, issued by the Kshlerin - Hauck Limited Secretary. We have also intimated the Registrar of Companies by way of our letter dated May 21, 2025, regarding the missing corporate records.</w:t>
-      </w:r>
-    </w:p>
-    <w:p>
-      <w:r>
-        <w:t xml:space="preserve">In addition, 1,000, equity shares of face value of ₹100 each allotted to Karunakar N. Bhandary, 500 equity shares of face value of ₹100 each allotted to Kushal Subbayya Hegde, Narayna B. Shetty and Jayaram N. Shetty, respectively, pursuant to the initial subscription to the MoA dated June 29, 1979, were subsequently taken on record by the Board by way of a resolution dated August 25, 1979. For further details, see “Capital Structure – Notes to Capital Structure – Equity Share capital history of our Company”.</w:t>
+        <w:t xml:space="preserve">We have been unable to trace these documents despite commissioning a detailed search at the Registrar of Companies, through an independent Stuart Little V secretary, Kanj and Harvey - Mraz Limited (“Stuart Little V Secretary”), to trace records and filings available with Registrar of Companies and reliance has been placed on the certificate dated May 21, 2025, issued by the Stuart Little V Secretary. We have also intimated the Registrar of Companies by way of our letter dated May 21, 2025, regarding the missing corporate records.</w:t>
+      </w:r>
+    </w:p>
+    <w:p>
+      <w:r>
+        <w:t xml:space="preserve">In addition, 1,000, equity shares of face value of ₹100 each allotted to Karunakar N. Bhandary, 500 equity shares of face value of ₹100 each allotted to Hope Shields, Narayna B. Shetty and Jayaram N. Shetty, respectively, pursuant to the initial subscription to the MoA dated June 29, 1979, were subsequently taken on record by the Board by way of a resolution dated August 25, 1979. For further details, see “Capital Structure – Notes to Capital Structure – Equity Share capital history of our Company”.</w:t>
       </w:r>
     </w:p>
     <w:p>
@@ -31332,7 +31332,7 @@
     </w:p>
     <w:p>
       <w:r>
-        <w:t xml:space="preserve">Certain sections of this Red Herring Prospectus include information based on, or derived from, the CARE Report or extracts of the CARE Report prepared by Care Analytics and Goyette and Sons Limited (“CareEdge Research”). All such information in this Red Herring Prospectus indicates the CARE Report as its source. The CARE Report is available on the website of our Company at https://kshinternational.com/investor-relations/industry-report/.</w:t>
+        <w:t xml:space="preserve">Certain sections of this Red Herring Prospectus include information based on, or derived from, the CARE Report or extracts of the CARE Report prepared by Care Analytics and Stiedemann LLC Limited (“CareEdge Research”). All such information in this Red Herring Prospectus indicates the CARE Report as its source. The CARE Report is available on the website of our Company at https://kshinternational.com/investor-relations/industry-report/.</w:t>
       </w:r>
     </w:p>
     <w:p>
@@ -32759,7 +32759,7 @@
         </w:numPr>
       </w:pPr>
       <w:r>
-        <w:t xml:space="preserve">Certain of our KMPs including, Kushal Subbayya Hegde, Rajesh Kushal Hegde, Rohit Kushal Hegde and Rakhi Girija Shetty are also our Executive Directors. Hence, litigation against our Executive Directors have not been included under the heading of KMPs to avoid repetition.</w:t>
+        <w:t xml:space="preserve">Certain of our KMPs including, Hope Shields, Misael Blanda, Lew Bergnaum and Lon Kozey are also our Executive Directors. Hence, litigation against our Executive Directors have not been included under the heading of KMPs to avoid repetition.</w:t>
       </w:r>
     </w:p>
     <w:p>
@@ -32771,7 +32771,7 @@
         </w:numPr>
       </w:pPr>
       <w:r>
-        <w:t xml:space="preserve">Certain of our SMs including, Sandesh Bhagwat, CEO, Amod Joshi, CFO, Sarthak Malvadkar, CS and Compliance Officer, and Ganesh Prasad, Technical Director, are also our KMPs. Hence, litigation against our KMPs have not been included under the heading of SMs to avoid repetition.</w:t>
+        <w:t xml:space="preserve">Certain of our SMs including, Sandesh Bhagwat, CEO, Amod Joshi, CFO, Teresa Wisoky PhD, CS and Compliance Officer, and Ganesh Prasad, Technical Director, are also our KMPs. Hence, litigation against our KMPs have not been included under the heading of SMs to avoid repetition.</w:t>
       </w:r>
     </w:p>
     <w:p>
@@ -35232,7 +35232,7 @@
         </w:numPr>
       </w:pPr>
       <w:r>
-        <w:t xml:space="preserve">The Company is expanding by setting up a plant at Plot No. 19382 Spruce Street, Gingershire The proposed plant will be developed in phases: Phase I, named Alpha I, with an installed capacity of 12,000 MT per annum, and Phase II, named Beta I, with a proposed installed capacity of 18,000 MT per annum. Currently, a consent to operate dated September 19, 2025, has been obtained from the Maharashtra Pollution Control Board for Phase I CTO and commercial production of Phase I commenced in September 2025. Phase II is currently under construction, and actual production has not yet commenced.</w:t>
+        <w:t xml:space="preserve">The Company is expanding by setting up a plant at Plot No. 9713 Kevin Rue, Garland The proposed plant will be developed in phases: Phase I, named Alpha I, with an installed capacity of 12,000 MT per annum, and Phase II, named Beta I, with a proposed installed capacity of 18,000 MT per annum. Currently, a consent to operate dated September 19, 2025, has been obtained from the Maharashtra Pollution Control Board for Phase I CTO and commercial production of Phase I commenced in September 2025. Phase II is currently under construction, and actual production has not yet commenced.</w:t>
       </w:r>
     </w:p>
     <w:p>
@@ -37672,7 +37672,7 @@
     </w:p>
     <w:p>
       <w:r>
-        <w:t xml:space="preserve">The cost and availability of capital depends on our credit ratings. Set out below are our credit ratings received from Klein, Moen-Fay and Herzog Limited, in the three-month period ended June 30, 2025, Fiscals 2025, 2024 and 2023:</w:t>
+        <w:t xml:space="preserve">The cost and availability of capital depends on our credit ratings. Set out below are our credit ratings received from Champlin - Nitzsche Limited, in the three-month period ended June 30, 2025, Fiscals 2025, 2024 and 2023:</w:t>
       </w:r>
     </w:p>
     <w:tbl>
@@ -38386,7 +38386,7 @@
     </w:p>
     <w:p>
       <w:r>
-        <w:t xml:space="preserve">We are led by our Individual Promoters Kushal Subbayya Hegde, Pushpa Kushal Hegde, Rajesh Kushal Hegde, Rohit Kushal Hegde and Rakhi Girija Shetty. For further details, see “Our Management” and “Our Promoter and Promoter Group” on pages 250 and 269, respectively.</w:t>
+        <w:t xml:space="preserve">We are led by our Individual Promoters Hope Shields, Miss Caroline Blanda Jr., Misael Blanda, Lew Bergnaum and Lon Kozey. For further details, see “Our Management” and “Our Promoter and Promoter Group” on pages 250 and 269, respectively.</w:t>
       </w:r>
     </w:p>
     <w:p>
@@ -39015,7 +39015,7 @@
     </w:p>
     <w:p>
       <w:r>
-        <w:t xml:space="preserve">Our trademark “KSH” is also used by 18 other entities, including, (i) Hirthe LLC Limited; (ii) Cruickshank Group Limited; (iii) KSH Infra Park 5 Private Limited; (iv) Weimann LLC Limited; (v) Lockman and Sons Limited; (vi) Dietrich Group Limited; (vii) Kushal Motors and Paucek - Sporer Limited; (viii) Carroll - Thiel Limited; (ix) Dare, Zboncak and Sanford Limited; (x) Keebler and Sons Limited; (xi) Labadie, Tremblay and Ullrich Limited; (xii) Wiegand-Marvin - Greenholt Limited; (xiii) Kerluke Inc Limited; (xiv) Schiller - Kunde Limited; (xv) Torphy - Conroy Limited; (xvi) Boehm, Schuster and Bogan Limited Limited; (xvii) Renner, Bergstrom and Spinka Limited Limited; and (xviii) Schulist, Romaguera-Hirthe and MacGyver Limited (“Group Entities”). We have entered into consent and waiver letters each dated May 22, 2025, respectively, and authorisation letter dated November 27, 2025, with the Group Entities setting out the arrangement on usage of the brand “KSH”. As of date of this Red Herring Prospectus, we have permitted the Group Entities to use the “KSH” trademark without any payment, provided that certain terms and conditions therein are met. We cannot assure you that any waiver of consideration for using the “KSH” trademark would not have any adverse effect on our financial condition.</w:t>
+        <w:t xml:space="preserve">Our trademark “KSH” is also used by 18 other entities, including, (i) Bernhard, Botsford and Hamill Limited; (ii) Grady, Murphy and Schneider Limited; (iii) KSH Infra Park 5 Private Limited; (iv) Schoen - Hilpert Limited; (v) Stokes, Romaguera and Labadie Limited; (vi) Hudson, Bosco and Wiegand-Marvin Limited; (vii) Kushal Motors and Harber LLC Limited; (viii) Bosco, Lowe and Heller Limited; (ix) Mosciski - Prohaska Limited; (x) Bode - Hirthe-Hilpert Limited; (xi) Romaguera-Hirthe, MacGyver and Brown Limited; (xii) Bednar Group Limited; (xiii) Leannon and Sons Limited; (xiv) McCullough - Grant Limited; (xv) Anderson-Wisozk, Legros and Lueilwitz Limited; (xvi) Predovic, McDermott and Goyette Limited Limited; (xvii) Champlin, Cormier and Reichel Limited Limited; and (xviii) Mraz, Kohler and Blick Limited (“Group Entities”). We have entered into consent and waiver letters each dated May 22, 2025, respectively, and authorisation letter dated November 27, 2025, with the Group Entities setting out the arrangement on usage of the brand “KSH”. As of date of this Red Herring Prospectus, we have permitted the Group Entities to use the “KSH” trademark without any payment, provided that certain terms and conditions therein are met. We cannot assure you that any waiver of consideration for using the “KSH” trademark would not have any adverse effect on our financial condition.</w:t>
       </w:r>
     </w:p>
     <w:p>
@@ -39492,7 +39492,7 @@
     </w:p>
     <w:p>
       <w:r>
-        <w:t xml:space="preserve">Our Promoter, Chairman and Executive Director, Kushal Subbayya Hegde, and our Promoter, Pushpa Hegde have been unable to trace copies of certain documents pertaining to their educational qualifications. While they have taken the requisite steps to obtain the relevant supporting documentation, they have been unsuccessful in procuring the relevant supporting documentation. Accordingly, we have placed reliance on affidavits furnished by them to disclose the details of their educational qualifications in this Red Herring Prospectus and we have not been able to independently</w:t>
+        <w:t xml:space="preserve">Our Promoter, Chairman and Executive Director, Hope Shields, and our Promoter, Pushpa Hegde have been unable to trace copies of certain documents pertaining to their educational qualifications. While they have taken the requisite steps to obtain the relevant supporting documentation, they have been unsuccessful in procuring the relevant supporting documentation. Accordingly, we have placed reliance on affidavits furnished by them to disclose the details of their educational qualifications in this Red Herring Prospectus and we have not been able to independently</w:t>
       </w:r>
     </w:p>
     <w:p>
@@ -40211,7 +40211,7 @@
           </w:tcPr>
           <w:p>
             <w:r>
-              <w:t xml:space="preserve">Kushal Subbayya Hegde</w:t>
+              <w:t xml:space="preserve">Hope Shields</w:t>
             </w:r>
           </w:p>
         </w:tc>
@@ -40263,7 +40263,7 @@
           </w:tcPr>
           <w:p>
             <w:r>
-              <w:t xml:space="preserve">Pushpa Kushal Hegde</w:t>
+              <w:t xml:space="preserve">Miss Caroline Blanda Jr.</w:t>
             </w:r>
           </w:p>
         </w:tc>
@@ -40315,7 +40315,7 @@
           </w:tcPr>
           <w:p>
             <w:r>
-              <w:t xml:space="preserve">Rajesh Kushal Hegde</w:t>
+              <w:t xml:space="preserve">Misael Blanda</w:t>
             </w:r>
           </w:p>
         </w:tc>
@@ -40367,7 +40367,7 @@
           </w:tcPr>
           <w:p>
             <w:r>
-              <w:t xml:space="preserve">Rohit Kushal Hegde</w:t>
+              <w:t xml:space="preserve">Lew Bergnaum</w:t>
             </w:r>
           </w:p>
         </w:tc>
@@ -40488,17 +40488,17 @@
         <w:pStyle w:val="Heading3"/>
       </w:pPr>
       <w:r>
-        <w:t xml:space="preserve">Registered Office of our Cruickshank - Ondricka Limited</w:t>
-      </w:r>
-    </w:p>
-    <w:p>
-      <w:r>
-        <w:t xml:space="preserve">4838 Gutkowski Roads, Germainestad</w:t>
-      </w:r>
-    </w:p>
-    <w:p>
-      <w:r>
-        <w:t xml:space="preserve">619 Schimmel Pass, Caleborough</w:t>
+        <w:t xml:space="preserve">Registered Office of our Fritsch Inc Limited</w:t>
+      </w:r>
+    </w:p>
+    <w:p>
+      <w:r>
+        <w:t xml:space="preserve">95449 Lonnie Bridge, Vancouver</w:t>
+      </w:r>
+    </w:p>
+    <w:p>
+      <w:r>
+        <w:t xml:space="preserve">7971 Rippin View, Kentwood</w:t>
       </w:r>
     </w:p>
     <w:p>
@@ -40516,12 +40516,12 @@
         <w:pStyle w:val="Heading3"/>
       </w:pPr>
       <w:r>
-        <w:t xml:space="preserve">Corporate Office of our Cruickshank - Ondricka Limited</w:t>
-      </w:r>
-    </w:p>
-    <w:p>
-      <w:r>
-        <w:t xml:space="preserve">70578 Stamm Court, Port Muriel</w:t>
+        <w:t xml:space="preserve">Corporate Office of our Fritsch Inc Limited</w:t>
+      </w:r>
+    </w:p>
+    <w:p>
+      <w:r>
+        <w:t xml:space="preserve">98198 Becker Green, Albany</w:t>
       </w:r>
     </w:p>
     <w:p>
@@ -40584,7 +40584,7 @@
     </w:p>
     <w:p>
       <w:r>
-        <w:t xml:space="preserve">665 Susie Orchard, Calliestead</w:t>
+        <w:t xml:space="preserve">4593 Fahey Lakes, East Tabithabury</w:t>
       </w:r>
     </w:p>
     <w:p>
@@ -40667,7 +40667,7 @@
           </w:tcPr>
           <w:p>
             <w:r>
-              <w:t xml:space="preserve">Kushal Subbayya Hegde</w:t>
+              <w:t xml:space="preserve">Hope Shields</w:t>
             </w:r>
           </w:p>
         </w:tc>
@@ -40697,7 +40697,7 @@
           </w:tcPr>
           <w:p>
             <w:r>
-              <w:t xml:space="preserve">S. no. 245/ 104, Pushpakamal, Deccan Gymkhana Society, lane no. 6089 Quigley Crescent, Patrickshire</w:t>
+              <w:t xml:space="preserve">S. no. 245/ 104, Pushpakamal, Deccan Gymkhana Society, lane no. 6061 Church Avenue, Jessikastead</w:t>
             </w:r>
           </w:p>
         </w:tc>
@@ -40709,7 +40709,7 @@
           </w:tcPr>
           <w:p>
             <w:r>
-              <w:t xml:space="preserve">Rajesh Kushal Hegde</w:t>
+              <w:t xml:space="preserve">Misael Blanda</w:t>
             </w:r>
           </w:p>
         </w:tc>
@@ -40739,7 +40739,7 @@
           </w:tcPr>
           <w:p>
             <w:r>
-              <w:t xml:space="preserve">519 Center Avenue, Suffolk</w:t>
+              <w:t xml:space="preserve">72821 Arlene Shoals, Gordonstad</w:t>
             </w:r>
           </w:p>
         </w:tc>
@@ -40751,7 +40751,7 @@
           </w:tcPr>
           <w:p>
             <w:r>
-              <w:t xml:space="preserve">Rohit Kushal Hegde</w:t>
+              <w:t xml:space="preserve">Lew Bergnaum</w:t>
             </w:r>
           </w:p>
         </w:tc>
@@ -40761,7 +40761,7 @@
           </w:tcPr>
           <w:p>
             <w:r>
-              <w:t xml:space="preserve">Joint Managing Director</w:t>
+              <w:t xml:space="preserve">Mr. Mateo Hagenes Director</w:t>
             </w:r>
           </w:p>
         </w:tc>
@@ -40781,7 +40781,7 @@
           </w:tcPr>
           <w:p>
             <w:r>
-              <w:t xml:space="preserve">Pushpakamal Apartment, Flat – 1, S. no. 245/ 104, Prabhat Road Lane no. 6303 13th Street, South Fabiola</w:t>
+              <w:t xml:space="preserve">Pushpakamal Apartment, Flat – 1, S. no. 245/ 104, Prabhat Road Lane no. 28932 Crist Rapids, Feeneychester</w:t>
             </w:r>
           </w:p>
         </w:tc>
@@ -40793,7 +40793,7 @@
           </w:tcPr>
           <w:p>
             <w:r>
-              <w:t xml:space="preserve">Rakhi Girija Shetty</w:t>
+              <w:t xml:space="preserve">Lon Kozey</w:t>
             </w:r>
           </w:p>
         </w:tc>
@@ -40823,7 +40823,7 @@
           </w:tcPr>
           <w:p>
             <w:r>
-              <w:t xml:space="preserve">S. no. 245/ 104, Pushpakamal, Deccan Gymkhana Society, lane no.7424 Jasmine Valley, New Mathew</w:t>
+              <w:t xml:space="preserve">S. no. 245/ 104, Pushpakamal, Deccan Gymkhana Society, lane no.17162 Rowland Station, Lake Stacey</w:t>
             </w:r>
           </w:p>
         </w:tc>
@@ -40865,7 +40865,7 @@
           </w:tcPr>
           <w:p>
             <w:r>
-              <w:t xml:space="preserve">91409 Rohan Estates, Coon Rapids</w:t>
+              <w:t xml:space="preserve">12015 Heaney Flats, New Hanna</w:t>
             </w:r>
           </w:p>
         </w:tc>
@@ -40907,7 +40907,7 @@
           </w:tcPr>
           <w:p>
             <w:r>
-              <w:t xml:space="preserve">14507 Jacobs Mount, East Garfieldboro</w:t>
+              <w:t xml:space="preserve">4297 Steven Spring, Laurafurt</w:t>
             </w:r>
           </w:p>
         </w:tc>
@@ -40949,7 +40949,7 @@
           </w:tcPr>
           <w:p>
             <w:r>
-              <w:t xml:space="preserve">4017 Feeney Points, North Marlonburgh</w:t>
+              <w:t xml:space="preserve">28951 Bernita Neck, New Consuelo</w:t>
             </w:r>
           </w:p>
         </w:tc>
@@ -40991,7 +40991,7 @@
           </w:tcPr>
           <w:p>
             <w:r>
-              <w:t xml:space="preserve">37883 Derby Road, Fort Dawn</w:t>
+              <w:t xml:space="preserve">29856 Johnston Hill, Nellieton</w:t>
             </w:r>
           </w:p>
         </w:tc>
@@ -41013,12 +41013,12 @@
     </w:p>
     <w:p>
       <w:r>
-        <w:t xml:space="preserve">Sarthak Malvadkar is our Company Secretary and Compliance Officer. His contact details are as set forth below: Gat No. 11/3, 11/4, 11/5, Village Birdewadi</w:t>
-      </w:r>
-    </w:p>
-    <w:p>
-      <w:r>
-        <w:t xml:space="preserve">25488 McLaughlin Fords, Kertzmannboro</w:t>
+        <w:t xml:space="preserve">Teresa Wisoky PhD is our Company Secretary and Compliance Officer. His contact details are as set forth below: Gat No. 11/3, 11/4, 11/5, Village Birdewadi</w:t>
+      </w:r>
+    </w:p>
+    <w:p>
+      <w:r>
+        <w:t xml:space="preserve">3323 Forest Avenue, Trevioncester</w:t>
       </w:r>
     </w:p>
     <w:p>
@@ -41028,12 +41028,12 @@
     </w:p>
     <w:p>
       <w:r>
-        <w:t xml:space="preserve">Telephone: + +91 1979859010</w:t>
-      </w:r>
-    </w:p>
-    <w:p>
-      <w:r>
-        <w:t xml:space="preserve">E-mail: brisa_tremblay42@example.com</w:t>
+        <w:t xml:space="preserve">Telephone: + +91 5197985901</w:t>
+      </w:r>
+    </w:p>
+    <w:p>
+      <w:r>
+        <w:t xml:space="preserve">E-mail: eleanor33@example.com</w:t>
       </w:r>
     </w:p>
     <w:p>
@@ -41069,7 +41069,7 @@
     </w:p>
     <w:p>
       <w:r>
-        <w:t xml:space="preserve">Johnson, Bayer and Schroeder Limited</w:t>
+        <w:t xml:space="preserve">Huel - Heidenreich Limited</w:t>
       </w:r>
     </w:p>
     <w:p>
@@ -41079,22 +41079,22 @@
     </w:p>
     <w:p>
       <w:r>
-        <w:t xml:space="preserve">56218 N Franklin Street, West Bernitastead</w:t>
-      </w:r>
-    </w:p>
-    <w:p>
-      <w:r>
-        <w:t xml:space="preserve">Telephone: +91 2568201985 Email: celestino_hoppe4@example.com Website: www.nuvama.com</w:t>
-      </w:r>
-    </w:p>
-    <w:p>
-      <w:r>
-        <w:t xml:space="preserve">Investor grievance E-mail: levi.green71@example.com</w:t>
-      </w:r>
-    </w:p>
-    <w:p>
-      <w:r>
-        <w:t xml:space="preserve">Contact person: Lokesh Shah/ Soumavo Sarkar</w:t>
+        <w:t xml:space="preserve">17464 Marquise Forest, Tamaraville</w:t>
+      </w:r>
+    </w:p>
+    <w:p>
+      <w:r>
+        <w:t xml:space="preserve">Telephone: +91 9415878668 Email: della_batz92@example.com Website: www.nuvama.com</w:t>
+      </w:r>
+    </w:p>
+    <w:p>
+      <w:r>
+        <w:t xml:space="preserve">Investor grievance E-mail: alexa_walsh@example.com</w:t>
+      </w:r>
+    </w:p>
+    <w:p>
+      <w:r>
+        <w:t xml:space="preserve">Contact person: Rodney Hamill/ Soumavo Sarkar</w:t>
       </w:r>
     </w:p>
     <w:p>
@@ -41104,17 +41104,17 @@
     </w:p>
     <w:p>
       <w:r>
-        <w:t xml:space="preserve">5697 Louise Canyon, Randallland</w:t>
-      </w:r>
-    </w:p>
-    <w:p>
-      <w:r>
-        <w:t xml:space="preserve">Telephone: +91 4880542139 Email: jensen79@example.com Website: www.icicisecurities.com Investor grievance E-mail: forest_collins44@example.com</w:t>
-      </w:r>
-    </w:p>
-    <w:p>
-      <w:r>
-        <w:t xml:space="preserve">Contact person: Kishan Rastogi/Abhijit Diwan</w:t>
+        <w:t xml:space="preserve">838 Bryan Circle, Bergnaumborough</w:t>
+      </w:r>
+    </w:p>
+    <w:p>
+      <w:r>
+        <w:t xml:space="preserve">Telephone: +91 8310560526 Email: emmalee2@example.com Website: www.icicisecurities.com Investor grievance E-mail: justina.zulauf@example.com</w:t>
+      </w:r>
+    </w:p>
+    <w:p>
+      <w:r>
+        <w:t xml:space="preserve">Contact person: Cecil Yost/Abhijit Diwan</w:t>
       </w:r>
     </w:p>
     <w:p>
@@ -41773,7 +41773,7 @@
     </w:p>
     <w:p>
       <w:r>
-        <w:t xml:space="preserve">Johnson, Bayer and Schroeder Limited</w:t>
+        <w:t xml:space="preserve">Huel - Heidenreich Limited</w:t>
       </w:r>
     </w:p>
     <w:p>
@@ -41793,12 +41793,12 @@
     </w:p>
     <w:p>
       <w:r>
-        <w:t xml:space="preserve">Telephone: + +91 5878668242</w:t>
-      </w:r>
-    </w:p>
-    <w:p>
-      <w:r>
-        <w:t xml:space="preserve">Email: celestino_hoppe4@example.com, alfonzo_davis91@example.com, and timothy_krajcik84@example.com</w:t>
+        <w:t xml:space="preserve">Telephone: + +91 4689744721</w:t>
+      </w:r>
+    </w:p>
+    <w:p>
+      <w:r>
+        <w:t xml:space="preserve">Email: della_batz92@example.com, ernestine_auer@example.com, and tyrone_johnson@example.com</w:t>
       </w:r>
     </w:p>
     <w:p>
@@ -41808,7 +41808,7 @@
     </w:p>
     <w:p>
       <w:r>
-        <w:t xml:space="preserve">Contact Person: Leonard Cartwright</w:t>
+        <w:t xml:space="preserve">Contact Person: Wilson Weissnat</w:t>
       </w:r>
     </w:p>
     <w:p>
@@ -41818,22 +41818,22 @@
     </w:p>
     <w:p>
       <w:r>
-        <w:t xml:space="preserve">5697 Louise Canyon, Randallland</w:t>
-      </w:r>
-    </w:p>
-    <w:p>
-      <w:r>
-        <w:t xml:space="preserve">Telephone: +91 4880542139 Email: jensen79@example.com Website: www.icicisecurities.com</w:t>
-      </w:r>
-    </w:p>
-    <w:p>
-      <w:r>
-        <w:t xml:space="preserve">Investor grievance E-mail: forest_collins44@example.com</w:t>
-      </w:r>
-    </w:p>
-    <w:p>
-      <w:r>
-        <w:t xml:space="preserve">Contact person: Kishan Rastogi/Abhijit Diwan</w:t>
+        <w:t xml:space="preserve">838 Bryan Circle, Bergnaumborough</w:t>
+      </w:r>
+    </w:p>
+    <w:p>
+      <w:r>
+        <w:t xml:space="preserve">Telephone: +91 8310560526 Email: emmalee2@example.com Website: www.icicisecurities.com</w:t>
+      </w:r>
+    </w:p>
+    <w:p>
+      <w:r>
+        <w:t xml:space="preserve">Investor grievance E-mail: justina.zulauf@example.com</w:t>
+      </w:r>
+    </w:p>
+    <w:p>
+      <w:r>
+        <w:t xml:space="preserve">Contact person: Cecil Yost/Abhijit Diwan</w:t>
       </w:r>
     </w:p>
     <w:p>
@@ -41861,7 +41861,7 @@
     </w:p>
     <w:p>
       <w:r>
-        <w:t xml:space="preserve">470 Emmalee Path, North Bethesda</w:t>
+        <w:t xml:space="preserve">5212 Antonio Walk, Utica</w:t>
       </w:r>
     </w:p>
     <w:p>
@@ -41871,12 +41871,12 @@
     </w:p>
     <w:p>
       <w:r>
-        <w:t xml:space="preserve">Email: shelly79@example.com</w:t>
-      </w:r>
-    </w:p>
-    <w:p>
-      <w:r>
-        <w:t xml:space="preserve">Telephone: +91 3744689744</w:t>
+        <w:t xml:space="preserve">Email: glen_cremin22@example.com</w:t>
+      </w:r>
+    </w:p>
+    <w:p>
+      <w:r>
+        <w:t xml:space="preserve">Telephone: +91 5550821898</w:t>
       </w:r>
     </w:p>
     <w:p>
@@ -41889,7 +41889,7 @@
     </w:p>
     <w:p>
       <w:r>
-        <w:t xml:space="preserve">Hettinger - Fritsch-Kuphal Limited (Monahan - Gottlieb Limited) C-101, Embassy 247</w:t>
+        <w:t xml:space="preserve">Wehner - Bruen Limited (Okuneva, Lehner and Treutel Limited) C-101, Embassy 247</w:t>
       </w:r>
     </w:p>
     <w:p>
@@ -41899,17 +41899,17 @@
     </w:p>
     <w:p>
       <w:r>
-        <w:t xml:space="preserve">E-mail: cecil23@example.com</w:t>
-      </w:r>
-    </w:p>
-    <w:p>
-      <w:r>
-        <w:t xml:space="preserve">Investor grievance E-mail: cecil23@example.com</w:t>
-      </w:r>
-    </w:p>
-    <w:p>
-      <w:r>
-        <w:t xml:space="preserve">Website: www.in.mpms.mufg.com Contact Person: Mr. Leland Bashirian SEBI Registration No.: INR000004058</w:t>
+        <w:t xml:space="preserve">E-mail: eusebio_treutel@example.com</w:t>
+      </w:r>
+    </w:p>
+    <w:p>
+      <w:r>
+        <w:t xml:space="preserve">Investor grievance E-mail: eusebio_treutel@example.com</w:t>
+      </w:r>
+    </w:p>
+    <w:p>
+      <w:r>
+        <w:t xml:space="preserve">Website: www.in.mpms.mufg.com Contact Person: Shanti Gopalkrishnan SEBI Registration No.: INR000004058</w:t>
       </w:r>
     </w:p>
     <w:p>
@@ -41924,32 +41924,32 @@
     </w:p>
     <w:p>
       <w:r>
-        <w:t xml:space="preserve">Bankers to the Offer Hermann, Feest and Yundt Limited</w:t>
-      </w:r>
-    </w:p>
-    <w:p>
-      <w:r>
-        <w:t xml:space="preserve">Zulauf - Runte Limited, FIG-OPS Department – Lodha I Think Techno Campus, O-3 Level</w:t>
-      </w:r>
-    </w:p>
-    <w:p>
-      <w:r>
-        <w:t xml:space="preserve">4629 Bramble Close, Jamarcusfurt</w:t>
-      </w:r>
-    </w:p>
-    <w:p>
-      <w:r>
-        <w:t xml:space="preserve">Telephone: +91 1929665212, +91 1730989913 and +91 7618225550</w:t>
-      </w:r>
-    </w:p>
-    <w:p>
-      <w:r>
-        <w:t xml:space="preserve">Email: calvin_stoltenberg-schowalter55@example.com, eileen.bode68@example.com jay_heidenreich56@example.com, macey69@example.com, and carey_barrows@example.com Website: www.hdfcbank.com</w:t>
-      </w:r>
-    </w:p>
-    <w:p>
-      <w:r>
-        <w:t xml:space="preserve">Contact Person: Rolando Lang/ Sachin Gawade/ Pravin Teli/ Siddharth Jadhav/ Tushar Gavankar</w:t>
+        <w:t xml:space="preserve">Bankers to the Offer Bogisich, Gerlach and Bode Limited</w:t>
+      </w:r>
+    </w:p>
+    <w:p>
+      <w:r>
+        <w:t xml:space="preserve">Kulas, Wuckert and Nader Limited, FIG-OPS Department – Lodha I Think Techno Campus, O-3 Level</w:t>
+      </w:r>
+    </w:p>
+    <w:p>
+      <w:r>
+        <w:t xml:space="preserve">70844 Pagac Mountain, Fort Rosario</w:t>
+      </w:r>
+    </w:p>
+    <w:p>
+      <w:r>
+        <w:t xml:space="preserve">Telephone: +91 8786667188, +91 0813718850 and +91 2696265717</w:t>
+      </w:r>
+    </w:p>
+    <w:p>
+      <w:r>
+        <w:t xml:space="preserve">Email: everardo_brakus68@example.com, anika87@example.com brant48@example.com, drew79@example.com, and meghan43@example.com Website: www.hdfcbank.com</w:t>
+      </w:r>
+    </w:p>
+    <w:p>
+      <w:r>
+        <w:t xml:space="preserve">Contact Person: Gregoria Wyman/ Sachin Gawade/ Pravin Teli/ Siddharth Jadhav/ Tushar Gavankar</w:t>
       </w:r>
     </w:p>
     <w:p>
@@ -41972,7 +41972,7 @@
         <w:pStyle w:val="Heading3"/>
       </w:pPr>
       <w:r>
-        <w:t xml:space="preserve">Rutherford - Lueilwitz Limited</w:t>
+        <w:t xml:space="preserve">Krajcik - Dicki Limited</w:t>
       </w:r>
     </w:p>
     <w:p>
@@ -41982,7 +41982,7 @@
     </w:p>
     <w:p>
       <w:r>
-        <w:t xml:space="preserve">163, 5th Floor, H.T.Parekh Marg Backbay Reclamation Churchgate, Mumbai – 400020 Telephone: 022-68052182 Email: willy_nader77@example.com Website: www.icicibank.com Contact Person: Wade Nader Sr.</w:t>
+        <w:t xml:space="preserve">163, 5th Floor, H.T.Parekh Marg Backbay Reclamation Churchgate, Mumbai – 400020 Telephone: 022-68052182 Email: daniel47@example.com Website: www.icicibank.com Contact Person: Odell Sporer</w:t>
       </w:r>
     </w:p>
     <w:p>
@@ -42000,32 +42000,32 @@
         <w:pStyle w:val="Heading3"/>
       </w:pPr>
       <w:r>
-        <w:t xml:space="preserve">Zulauf - Runte Limited</w:t>
-      </w:r>
-    </w:p>
-    <w:p>
-      <w:r>
-        <w:t xml:space="preserve">Zulauf - Runte Limited, FIG-OPS Department – Lodha I Think Techno Campus, O-3 Level</w:t>
-      </w:r>
-    </w:p>
-    <w:p>
-      <w:r>
-        <w:t xml:space="preserve">4629 Bramble Close, Jamarcusfurt</w:t>
-      </w:r>
-    </w:p>
-    <w:p>
-      <w:r>
-        <w:t xml:space="preserve">Telephone: +91 1929665212, +91 1730989913 and +91 7618225550</w:t>
-      </w:r>
-    </w:p>
-    <w:p>
-      <w:r>
-        <w:t xml:space="preserve">Email: calvin_stoltenberg-schowalter55@example.com, eileen.bode68@example.com jay_heidenreich56@example.com, macey69@example.com, and carey_barrows@example.com Website: www.hdfcbank.com</w:t>
-      </w:r>
-    </w:p>
-    <w:p>
-      <w:r>
-        <w:t xml:space="preserve">Contact Person: Rolando Lang/ Sachin Gawade/ Pravin Teli/ Siddharth Jadhav/ Tushar Gavankar</w:t>
+        <w:t xml:space="preserve">Kulas, Wuckert and Nader Limited</w:t>
+      </w:r>
+    </w:p>
+    <w:p>
+      <w:r>
+        <w:t xml:space="preserve">Kulas, Wuckert and Nader Limited, FIG-OPS Department – Lodha I Think Techno Campus, O-3 Level</w:t>
+      </w:r>
+    </w:p>
+    <w:p>
+      <w:r>
+        <w:t xml:space="preserve">70844 Pagac Mountain, Fort Rosario</w:t>
+      </w:r>
+    </w:p>
+    <w:p>
+      <w:r>
+        <w:t xml:space="preserve">Telephone: +91 8786667188, +91 0813718850 and +91 2696265717</w:t>
+      </w:r>
+    </w:p>
+    <w:p>
+      <w:r>
+        <w:t xml:space="preserve">Email: everardo_brakus68@example.com, anika87@example.com brant48@example.com, drew79@example.com, and meghan43@example.com Website: www.hdfcbank.com</w:t>
+      </w:r>
+    </w:p>
+    <w:p>
+      <w:r>
+        <w:t xml:space="preserve">Contact Person: Gregoria Wyman/ Sachin Gawade/ Pravin Teli/ Siddharth Jadhav/ Tushar Gavankar</w:t>
       </w:r>
     </w:p>
     <w:p>
@@ -42048,7 +42048,7 @@
         <w:pStyle w:val="Heading3"/>
       </w:pPr>
       <w:r>
-        <w:t xml:space="preserve">Rutherford - Lueilwitz Limited</w:t>
+        <w:t xml:space="preserve">Krajcik - Dicki Limited</w:t>
       </w:r>
     </w:p>
     <w:p>
@@ -42058,7 +42058,7 @@
     </w:p>
     <w:p>
       <w:r>
-        <w:t xml:space="preserve">163, 5th Floor, H.T.Parekh Marg Backbay Reclamation Churchgate, Mumbai – 400020 Telephone: 022-68052182 Email: willy_nader77@example.com Website: www.icicibank.com Contact Person: Wade Nader Sr.</w:t>
+        <w:t xml:space="preserve">163, 5th Floor, H.T.Parekh Marg Backbay Reclamation Churchgate, Mumbai – 400020 Telephone: 022-68052182 Email: daniel47@example.com Website: www.icicibank.com Contact Person: Odell Sporer</w:t>
       </w:r>
     </w:p>
     <w:p>
@@ -42076,32 +42076,32 @@
         <w:pStyle w:val="Heading3"/>
       </w:pPr>
       <w:r>
-        <w:t xml:space="preserve">Zulauf - Runte Limited</w:t>
-      </w:r>
-    </w:p>
-    <w:p>
-      <w:r>
-        <w:t xml:space="preserve">Zulauf - Runte Limited, FIG-OPS Department – Lodha I Think Techno Campus, O-3 Level</w:t>
-      </w:r>
-    </w:p>
-    <w:p>
-      <w:r>
-        <w:t xml:space="preserve">4629 Bramble Close, Jamarcusfurt</w:t>
-      </w:r>
-    </w:p>
-    <w:p>
-      <w:r>
-        <w:t xml:space="preserve">Telephone: +91 1929665212, +91 1730989913 and +91 7618225550</w:t>
-      </w:r>
-    </w:p>
-    <w:p>
-      <w:r>
-        <w:t xml:space="preserve">Email: calvin_stoltenberg-schowalter55@example.com, eileen.bode68@example.com jay_heidenreich56@example.com, macey69@example.com, and carey_barrows@example.com Website: www.hdfcbank.com</w:t>
-      </w:r>
-    </w:p>
-    <w:p>
-      <w:r>
-        <w:t xml:space="preserve">Contact Person: Rolando Lang/ Sachin Gawade/ Pravin Teli/ Siddharth Jadhav/ Tushar Gavankar</w:t>
+        <w:t xml:space="preserve">Kulas, Wuckert and Nader Limited</w:t>
+      </w:r>
+    </w:p>
+    <w:p>
+      <w:r>
+        <w:t xml:space="preserve">Kulas, Wuckert and Nader Limited, FIG-OPS Department – Lodha I Think Techno Campus, O-3 Level</w:t>
+      </w:r>
+    </w:p>
+    <w:p>
+      <w:r>
+        <w:t xml:space="preserve">70844 Pagac Mountain, Fort Rosario</w:t>
+      </w:r>
+    </w:p>
+    <w:p>
+      <w:r>
+        <w:t xml:space="preserve">Telephone: +91 8786667188, +91 0813718850 and +91 2696265717</w:t>
+      </w:r>
+    </w:p>
+    <w:p>
+      <w:r>
+        <w:t xml:space="preserve">Email: everardo_brakus68@example.com, anika87@example.com brant48@example.com, drew79@example.com, and meghan43@example.com Website: www.hdfcbank.com</w:t>
+      </w:r>
+    </w:p>
+    <w:p>
+      <w:r>
+        <w:t xml:space="preserve">Contact Person: Gregoria Wyman/ Sachin Gawade/ Pravin Teli/ Siddharth Jadhav/ Tushar Gavankar</w:t>
       </w:r>
     </w:p>
     <w:p>
@@ -42222,7 +42222,7 @@
     </w:p>
     <w:p>
       <w:r>
-        <w:t xml:space="preserve">Our Company has received written consent dated December 10, 2025 from Kanj &amp; Co. LLP, independent practicing company secretary, to include their name as required under Section 26 of the Companies Act, 2013 in this Red Herring Prospectus and as an ‘expert’ as defined under Section 2(38) of Companies Act, 2013 in respect of the certificate issued in their capacity as a practicing company secretary to our Company, and such consent has not been withdrawn as on the date of this Red Herring Prospectus.</w:t>
+        <w:t xml:space="preserve">Our Company has received written consent dated December 10, 2025 from Kanj &amp; Co. LLP, independent Stuart Little V secretary, to include their name as required under Section 26 of the Companies Act, 2013 in this Red Herring Prospectus and as an ‘expert’ as defined under Section 2(38) of Companies Act, 2013 in respect of the certificate issued in their capacity as a Stuart Little V secretary to our Company, and such consent has not been withdrawn as on the date of this Red Herring Prospectus.</w:t>
       </w:r>
     </w:p>
     <w:p>
@@ -42250,7 +42250,7 @@
     </w:p>
     <w:p>
       <w:r>
-        <w:t xml:space="preserve">703 Beach Road, Allyside</w:t>
+        <w:t xml:space="preserve">2096 Mill Road, East Craigmouth</w:t>
       </w:r>
     </w:p>
     <w:p>
@@ -42260,12 +42260,12 @@
     </w:p>
     <w:p>
       <w:r>
-        <w:t xml:space="preserve">E-mail: narciso.bailey@example.com</w:t>
-      </w:r>
-    </w:p>
-    <w:p>
-      <w:r>
-        <w:t xml:space="preserve">Telephone: + +91 7642944176</w:t>
+        <w:t xml:space="preserve">E-mail: dino.klocko@example.com</w:t>
+      </w:r>
+    </w:p>
+    <w:p>
+      <w:r>
+        <w:t xml:space="preserve">Telephone: + +91 4626870412</w:t>
       </w:r>
     </w:p>
     <w:p>
@@ -42347,7 +42347,7 @@
           </w:tcPr>
           <w:p>
             <w:r>
-              <w:t xml:space="preserve">Kirtane &amp; Pandit, LLP, Chartered Accountants5th Floor, Gopal HouseOpposite Harshal Hall, above O'Kon - Corwin-Kemmer Limited Karve Road, Pune – 411 038Maharashtra, IndiaE-mail: marc.wyman89@example.com: + 91 20 6729 5100Firm registration number: 105215W/ W100057Peer review number: 014680</w:t>
+              <w:t xml:space="preserve">Kirtane &amp; Pandit, LLP, Chartered Accountants5th Floor, Gopal HouseOpposite Harshal Hall, above Mosciski, Altenwerth and Bogisich Limited Karve Road, Pune – 411 038Maharashtra, IndiaE-mail: belinda_mante80@example.com: + 91 20 6729 5100Firm registration number: 105215W/ W100057Peer review number: 014680</w:t>
             </w:r>
           </w:p>
         </w:tc>
@@ -42379,7 +42379,7 @@
           </w:tcPr>
           <w:p>
             <w:r>
-              <w:t xml:space="preserve">Hingne Tare &amp; Associates Flat No. 102, Sai Complex Shaniwar Peth, Pune – 411 030 Maharashtra, IndiaE-mail: marilyn18@example.com registration number: 116417WPeer review number: N.A.</w:t>
+              <w:t xml:space="preserve">Hingne Tare &amp; Associates Flat No. 102, Sai Complex Shaniwar Peth, Pune – 411 030 Maharashtra, IndiaE-mail: margarita54@example.com registration number: 116417WPeer review number: N.A.</w:t>
             </w:r>
           </w:p>
         </w:tc>
@@ -42421,22 +42421,22 @@
     </w:p>
     <w:p>
       <w:r>
-        <w:t xml:space="preserve">787 Waelchi Pass, Cassinchester</w:t>
-      </w:r>
-    </w:p>
-    <w:p>
-      <w:r>
-        <w:t xml:space="preserve">2405 Irving Branch, South Eldorachester</w:t>
-      </w:r>
-    </w:p>
-    <w:p>
-      <w:r>
-        <w:t xml:space="preserve">Telephone: +91 8704129146</w:t>
-      </w:r>
-    </w:p>
-    <w:p>
-      <w:r>
-        <w:t xml:space="preserve">Contact Person: Adrian Larson</w:t>
+        <w:t xml:space="preserve">783 Birch Close, Mesquite</w:t>
+      </w:r>
+    </w:p>
+    <w:p>
+      <w:r>
+        <w:t xml:space="preserve">565 Birch Grove, East Cyrusworth</w:t>
+      </w:r>
+    </w:p>
+    <w:p>
+      <w:r>
+        <w:t xml:space="preserve">Telephone: +91 3176457299</w:t>
+      </w:r>
+    </w:p>
+    <w:p>
+      <w:r>
+        <w:t xml:space="preserve">Contact Person: Micheal Bartell</w:t>
       </w:r>
     </w:p>
     <w:p>
@@ -42446,7 +42446,7 @@
     </w:p>
     <w:p>
       <w:r>
-        <w:t xml:space="preserve">Email: belinda_mante80@example.com</w:t>
+        <w:t xml:space="preserve">Email: minerva.hegmann98@example.com</w:t>
       </w:r>
     </w:p>
     <w:p>
@@ -42469,22 +42469,22 @@
     </w:p>
     <w:p>
       <w:r>
-        <w:t xml:space="preserve">16709 Santina Rapids, Galveston</w:t>
-      </w:r>
-    </w:p>
-    <w:p>
-      <w:r>
-        <w:t xml:space="preserve">Telephone: +91 8085846570 Contact Person: Chitra Raste Website: www.eximbankindia.in/ Email: charlene18@example.com</w:t>
-      </w:r>
-    </w:p>
-    <w:p>
-      <w:r>
-        <w:t xml:space="preserve">Reichel Group Limited 2401 Gen Thimmayya Road, Cantonment</w:t>
-      </w:r>
-    </w:p>
-    <w:p>
-      <w:r>
-        <w:t xml:space="preserve">961 Beech Grove, West Minervafort</w:t>
+        <w:t xml:space="preserve">647 Jones Forest, Lucasfurt</w:t>
+      </w:r>
+    </w:p>
+    <w:p>
+      <w:r>
+        <w:t xml:space="preserve">Telephone: +91 7179129184 Contact Person: Chitra Raste Website: www.eximbankindia.in/ Email: isac39@example.com</w:t>
+      </w:r>
+    </w:p>
+    <w:p>
+      <w:r>
+        <w:t xml:space="preserve">Rutherford - Kling-Feil Limited 2401 Gen Thimmayya Road, Cantonment</w:t>
+      </w:r>
+    </w:p>
+    <w:p>
+      <w:r>
+        <w:t xml:space="preserve">25384 Casandra Crossroad, Lake Ryanfield</w:t>
       </w:r>
     </w:p>
     <w:p>
@@ -42494,7 +42494,7 @@
     </w:p>
     <w:p>
       <w:r>
-        <w:t xml:space="preserve">Telephone: +91 4339085474 Contact Person: Sharmila Joshi Website: www.indusind.com/ Email: henriette.veum@example.com</w:t>
+        <w:t xml:space="preserve">Telephone: +91 5821205901 Contact Person: Sharmila Joshi Website: www.indusind.com/ Email: emie_cormier96@example.com</w:t>
       </w:r>
     </w:p>
     <w:p>
@@ -42502,7 +42502,7 @@
         <w:pStyle w:val="Heading3"/>
       </w:pPr>
       <w:r>
-        <w:t xml:space="preserve">Rutherford - Lueilwitz Limited</w:t>
+        <w:t xml:space="preserve">Krajcik - Dicki Limited</w:t>
       </w:r>
     </w:p>
     <w:p>
@@ -42512,12 +42512,12 @@
     </w:p>
     <w:p>
       <w:r>
-        <w:t xml:space="preserve">279 Chauncey Summit, Isacmouth</w:t>
-      </w:r>
-    </w:p>
-    <w:p>
-      <w:r>
-        <w:t xml:space="preserve">Telephone: + +91 3513926371 Contact Person: Cherag Gyara Website: www.icicibank.com Email: david.leannon@example.com</w:t>
+        <w:t xml:space="preserve">684 Connelly Brooks, Lake Waldo</w:t>
+      </w:r>
+    </w:p>
+    <w:p>
+      <w:r>
+        <w:t xml:space="preserve">Telephone: + +91 0648168964 Contact Person: Cherag Gyara Website: www.icicibank.com Email: kenyon_pollich@example.com</w:t>
       </w:r>
     </w:p>
     <w:p>
@@ -42525,7 +42525,7 @@
         <w:pStyle w:val="Heading3"/>
       </w:pPr>
       <w:r>
-        <w:t xml:space="preserve">Zulauf - Runte Limited</w:t>
+        <w:t xml:space="preserve">Kulas, Wuckert and Nader Limited</w:t>
       </w:r>
     </w:p>
     <w:p>
@@ -42535,7 +42535,7 @@
     </w:p>
     <w:p>
       <w:r>
-        <w:t xml:space="preserve">961 Beech Grove, West Minervafort</w:t>
+        <w:t xml:space="preserve">25384 Casandra Crossroad, Lake Ryanfield</w:t>
       </w:r>
     </w:p>
     <w:p>
@@ -42545,12 +42545,12 @@
     </w:p>
     <w:p>
       <w:r>
-        <w:t xml:space="preserve">Telephone: +91 2671107648 Contact Person: Manisha Shukla Website: www.hdfcbank.com</w:t>
-      </w:r>
-    </w:p>
-    <w:p>
-      <w:r>
-        <w:t xml:space="preserve">Email: samir53@example.com</w:t>
+        <w:t xml:space="preserve">Telephone: +91 3616909487 Contact Person: Manisha Shukla Website: www.hdfcbank.com</w:t>
+      </w:r>
+    </w:p>
+    <w:p>
+      <w:r>
+        <w:t xml:space="preserve">Email: selena76@example.com</w:t>
       </w:r>
     </w:p>
     <w:p>
@@ -42568,7 +42568,7 @@
     </w:p>
     <w:p>
       <w:r>
-        <w:t xml:space="preserve">24935 Virgie Alley, Oklahoma City</w:t>
+        <w:t xml:space="preserve">8150 Meredith Hills, Desireeton</w:t>
       </w:r>
     </w:p>
     <w:p>
@@ -42578,17 +42578,17 @@
     </w:p>
     <w:p>
       <w:r>
-        <w:t xml:space="preserve">Telephone: +91 8454610372 Contact Person: Tushar Wakhele Website: www.sbi.co.in</w:t>
-      </w:r>
-    </w:p>
-    <w:p>
-      <w:r>
-        <w:t xml:space="preserve">Email: ashtyn69@example.com</w:t>
-      </w:r>
-    </w:p>
-    <w:p>
-      <w:r>
-        <w:t xml:space="preserve">Mosciski, Bartell and Padberg Limited Ground Floor, Kubera Chambers Opp. Sancheti Hospital Shivajinagar, Pune – 41l 005 Maharashtra, India</w:t>
+        <w:t xml:space="preserve">Telephone: +91 6664385403 Contact Person: Tushar Wakhele Website: www.sbi.co.in</w:t>
+      </w:r>
+    </w:p>
+    <w:p>
+      <w:r>
+        <w:t xml:space="preserve">Email: lola71@example.com</w:t>
+      </w:r>
+    </w:p>
+    <w:p>
+      <w:r>
+        <w:t xml:space="preserve">O'Conner - Walter Limited Ground Floor, Kubera Chambers Opp. Sancheti Hospital Shivajinagar, Pune – 41l 005 Maharashtra, India</w:t>
       </w:r>
     </w:p>
     <w:p>
@@ -42598,7 +42598,7 @@
     </w:p>
     <w:p>
       <w:r>
-        <w:t xml:space="preserve">Contact Person: Gonzalo Breitenberg</w:t>
+        <w:t xml:space="preserve">Contact Person: Felton Kuhic</w:t>
       </w:r>
     </w:p>
     <w:p>
@@ -42608,7 +42608,7 @@
     </w:p>
     <w:p>
       <w:r>
-        <w:t xml:space="preserve">Email: wilbert73@example.com</w:t>
+        <w:t xml:space="preserve">Email: raquel_monahan@example.com</w:t>
       </w:r>
     </w:p>
     <w:p>
@@ -42616,7 +42616,7 @@
         <w:pStyle w:val="Heading3"/>
       </w:pPr>
       <w:r>
-        <w:t xml:space="preserve">Schowalter and Sons Limited</w:t>
+        <w:t xml:space="preserve">Davis - Breitenberg Limited</w:t>
       </w:r>
     </w:p>
     <w:p>
@@ -42631,7 +42631,7 @@
     </w:p>
     <w:p>
       <w:r>
-        <w:t xml:space="preserve">Telephone: +91 7481503336 Contact Person: Anand Soni Website: www.bajajfinance.com Email: dixie_bins@example.com</w:t>
+        <w:t xml:space="preserve">Telephone: +91 5294850696 Contact Person: Anand Soni Website: www.bajajfinance.com Email: daniela_jenkins@example.com</w:t>
       </w:r>
     </w:p>
     <w:p>
@@ -42670,7 +42670,7 @@
     </w:p>
     <w:p>
       <w:r>
-        <w:t xml:space="preserve">As the size of the Fresh Issue exceeds ₹1,000.00 million, our Company has appointed a credit rating agency registered with SEBI, namely, Klein, Moen-Fay and Herzog Limited, as a monitoring agency to monitor the utilisation of the Net Proceeds, in accordance with Regulation 41 of the SEBI ICDR Regulations. For details in relation to the proposed utilisation of the Net Proceeds, see “Objects of the Offer” on page 106.</w:t>
+        <w:t xml:space="preserve">As the size of the Fresh Issue exceeds ₹1,000.00 million, our Company has appointed a credit rating agency registered with SEBI, namely, Champlin - Nitzsche Limited, as a monitoring agency to monitor the utilisation of the Net Proceeds, in accordance with Regulation 41 of the SEBI ICDR Regulations. For details in relation to the proposed utilisation of the Net Proceeds, see “Objects of the Offer” on page 106.</w:t>
       </w:r>
     </w:p>
     <w:p>
@@ -42740,7 +42740,7 @@
     </w:p>
     <w:p>
       <w:r>
-        <w:t xml:space="preserve">4854 Irma Orchard, Quintencester</w:t>
+        <w:t xml:space="preserve">82846 Laurence Crossroad, Boyertown</w:t>
       </w:r>
     </w:p>
     <w:p>

--- a/output/Red_Herring_Prospectus_REDACTED.docx
+++ b/output/Red_Herring_Prospectus_REDACTED.docx
@@ -795,7 +795,7 @@
           </w:tcPr>
           <w:p>
             <w:r>
-              <w:t xml:space="preserve">This being the first public offering of equity shares of our Company, there has been no formal market for the Equity Shares. The face value of the Equity Shares is ₹5 each. The Floor Price, Cap Price and Offer Price (as determined by our Company, in consultation with the Book Running Lead Managers, in accordance with the SEBI ICDR Regulations) and on the basis of the assessment of market demand for the Equity Shares by way of the Book Building Process, as stated under “Basis for the Offer Price” on page 124, should not be considered to be indicative of the market price of the Equity Shares after the Equity Shares are listed. No assurance can be given regarding an active an d/or sustainedtrading in the Equity Shares nor regarding the price at which the Equity Shares will be traded after listing.</w:t>
+              <w:t xml:space="preserve">This being the first public offering of equity shares of our Jimmie Franey, there has been no formal market for the Equity Shares. The face value of the Equity Shares is ₹5 each. The Floor Price, Cap Price and Offer Price (as determined by our Jimmie Franey, in consultation with the Book Running Lead Managers, in accordance with the SEBI ICDR Regulations) and on the basis of the assessment of market demand for the Equity Shares by way of the Book Building Process, as stated under “Basis for the Offer Price” on page 124, should not be considered to be indicative of the market price of the Equity Shares after the Equity Shares are listed. No assurance can be given regarding an active an d/or sustainedtrading in the Equity Shares nor regarding the price at which the Equity Shares will be traded after listing.</w:t>
             </w:r>
           </w:p>
         </w:tc>
@@ -899,7 +899,7 @@
           </w:tcPr>
           <w:p>
             <w:r>
-              <w:t xml:space="preserve">Investments in equity and equity-related securities involve a degree of risk and Bidders should not invest any funds in the Offer unless they can afford to take the risk of losing their entire investment. Bidders are advised to read the risk factors carefully before taking an investment decision in the Offer. For taking an investment decision, Bidders must rely on their own examination of our Company and the Offer, including the risks involved. The Equity Shares offered in the Offer have not been recommended or approved by the Securities and Exchange Board of</w:t>
+              <w:t xml:space="preserve">Investments in equity and equity-related securities involve a degree of risk and Bidders should not invest any funds in the Offer unless they can afford to take the risk of losing their entire investment. Bidders are advised to read the risk factors carefully before taking an investment decision in the Offer. For taking an investment decision, Bidders must rely on their own examination of our Jimmie Franey and the Offer, including the risks involved. The Equity Shares offered in the Offer have not been recommended or approved by the Securities and Exchange Board of</w:t>
             </w:r>
           </w:p>
         </w:tc>
@@ -1097,7 +1097,7 @@
           </w:tcPr>
           <w:p>
             <w:r>
-              <w:t xml:space="preserve">Our Company, having made all reasonable inquiries, accepts responsibility for and confirms that this Red Herring Prospectus contains all information with regard to our Company and the Offer, which is material in the context of the Offer, that the information contained in this Red Herring Prospectus is true and correct in all material aspects and is not misleading in any material respect, that the opinions and intentions expressed herein are honestly held and that there are no other facts, the omission of which makes this Red Herring Prospectus as a whole or any of such information or the expression of any such opinions or intentions misleading in any material respect. Each of the Promoter Selling Shareholders, severally and not jointly, accepts responsibility for and confirms the statements specifically made or confirmed by them in this Red Herring Prospectus solely to the extent of information specifically pertaining to themselves and the Equity Shares offered by them in the Offer for Sale and assumes responsibility that such statements are true and correct in all material respects and are not misleading in any material respect. Each of the Promoter Selling Shareholders, severally and not jointly, assumes no responsibility for any other statements, including, inter alia, any and all of the statements made by or relating to our Company or its business or any other Promoter Selling Shareholderor any other person, in this Red Herring Prospectus.</w:t>
+              <w:t xml:space="preserve">Our Jimmie Franey, having made all reasonable inquiries, accepts responsibility for and confirms that this Red Herring Prospectus contains all information with regard to our Jimmie Franey and the Offer, which is material in the context of the Offer, that the information contained in this Red Herring Prospectus is true and correct in all material aspects and is not misleading in any material respect, that the opinions and intentions expressed herein are honestly held and that there are no other facts, the omission of which makes this Red Herring Prospectus as a whole or any of such information or the expression of any such opinions or intentions misleading in any material respect. Each of the Promoter Selling Shareholders, severally and not jointly, accepts responsibility for and confirms the statements specifically made or confirmed by them in this Red Herring Prospectus solely to the extent of information specifically pertaining to themselves and the Equity Shares offered by them in the Offer for Sale and assumes responsibility that such statements are true and correct in all material respects and are not misleading in any material respect. Each of the Promoter Selling Shareholders, severally and not jointly, assumes no responsibility for any other statements, including, inter alia, any and all of the statements made by or relating to our Jimmie Franey or its business or any other Promoter Selling Shareholderor any other person, in this Red Herring Prospectus.</w:t>
             </w:r>
           </w:p>
         </w:tc>
@@ -1221,7 +1221,7 @@
           </w:tcPr>
           <w:p>
             <w:r>
-              <w:t xml:space="preserve">The Equity Shares offered through this Red Herring Prospectus are proposed to be listed on the Upton Group Limited (“BSE”) and National Stock Exchange of Blick Inc Limited (“NSE”, together with BSE, the “Stock Exchanges”). For the purposes of the Offer, the Designated Stock Exchange is BSE.</w:t>
+              <w:t xml:space="preserve">The Equity Shares offered through this Red Herring Prospectus are proposed to be listed on the Greenfelder, Schowalter and Schneider Limited (“BSE”) and National Stock Exchange of Schoen - Brown Limited (“NSE”, together with BSE, the “Stock Exchanges”). For the purposes of the Offer, the Designated Stock Exchange is BSE.</w:t>
             </w:r>
           </w:p>
         </w:tc>
@@ -1417,7 +1417,7 @@
           </w:tcPr>
           <w:p>
             <w:r>
-              <w:t xml:space="preserve">Nader - Dibbert Limited</w:t>
+              <w:t xml:space="preserve">Stoltenberg - Johnson Limited</w:t>
             </w:r>
           </w:p>
         </w:tc>
@@ -1427,7 +1427,7 @@
           </w:tcPr>
           <w:p>
             <w:r>
-              <w:t xml:space="preserve">Rodney Hamill/ Soumavo Sarkar</w:t>
+              <w:t xml:space="preserve">Geneva Hand/ Soumavo Sarkar</w:t>
             </w:r>
           </w:p>
         </w:tc>
@@ -1437,7 +1437,7 @@
           </w:tcPr>
           <w:p>
             <w:r>
-              <w:t xml:space="preserve">Email: robyn.langosh22@example.com: +91 3935739924</w:t>
+              <w:t xml:space="preserve">Email: wayne.kuphal28@example.com: +91 6502921492</w:t>
             </w:r>
           </w:p>
         </w:tc>
@@ -1479,7 +1479,7 @@
           </w:tcPr>
           <w:p>
             <w:r>
-              <w:t xml:space="preserve">Monahan - Gottlieb Limited</w:t>
+              <w:t xml:space="preserve">Rempel, Nader and Smith Limited</w:t>
             </w:r>
           </w:p>
         </w:tc>
@@ -1489,7 +1489,7 @@
           </w:tcPr>
           <w:p>
             <w:r>
-              <w:t xml:space="preserve">Cecil Yost/ Abhijit Diwan</w:t>
+              <w:t xml:space="preserve">Angelica Pagac/ Abhijit Diwan</w:t>
             </w:r>
           </w:p>
         </w:tc>
@@ -1499,7 +1499,7 @@
           </w:tcPr>
           <w:p>
             <w:r>
-              <w:t xml:space="preserve">Email: dashawn_nader53@example.com: +91 8310560526</w:t>
+              <w:t xml:space="preserve">Email: marcus_howe@example.com: +91 1982685520</w:t>
             </w:r>
           </w:p>
         </w:tc>
@@ -1655,7 +1655,7 @@
           </w:tcPr>
           <w:p>
             <w:r>
-              <w:t xml:space="preserve">Wehner - Bruen Limited(Okuneva, Lehner and Treutel Limited)</w:t>
+              <w:t xml:space="preserve">Hayes, Treutel and Nitzsche Limited(Moen - Olson Limited)</w:t>
             </w:r>
           </w:p>
         </w:tc>
@@ -1675,7 +1675,7 @@
           </w:tcPr>
           <w:p>
             <w:r>
-              <w:t xml:space="preserve">Telephone: +91 81081 14949E-mail: eusebio_treutel@example.com</w:t>
+              <w:t xml:space="preserve">Telephone: +91 81081 14949E-mail: laverne_fahey23@example.com</w:t>
             </w:r>
           </w:p>
         </w:tc>
@@ -1838,7 +1838,7 @@
     <w:p/>
     <w:p>
       <w:r>
-        <w:t xml:space="preserve">(1) Our Company, in consultation with the Book Running Lead Managers, may consider participation by Anchor Investors in accordance with the SEBI ICDR Regulations.</w:t>
+        <w:t xml:space="preserve">(1) Our Jimmie Franey, in consultation with the Book Running Lead Managers, may consider participation by Anchor Investors in accordance with the SEBI ICDR Regulations.</w:t>
       </w:r>
     </w:p>
     <w:p>
@@ -1871,7 +1871,7 @@
     </w:p>
     <w:p>
       <w:r>
-        <w:t xml:space="preserve">Our Company was originally incorporated as “Moen - Olson Limited” under the provisions of the Companies Act, 1956, pursuant to a certificate of incorporation dated July 30, 1979, issued by the Registrar of Companies, Maharashtra at Bombay. Subsequently, the name of our Company was changed from “Moen - Olson Limited” to “Pouros - Rath Limited” pursuant to a resolution dated June 1, 1996 passed by our Board and a resolution dated June 24, 1996 passed by our shareholders, post which a fresh certificate of incorporation dated July 4, 1996 was issued by Registrar of Companies Maharashtra at Mumbai pursuant to change of name under the Companies Act, 1956. Further, pursuant to a special resolution passed by our Shareholders on January 13, 2011 which was confirmed by an order of the regional director dated August 16, 2011, the registered office of our Company was shifted from the jurisdiction of Registrar of Companies, Maharashtra at Mumbai to the jurisdiction of the Registrar of Companies, Maharashtra at Pune, and a certificate of registration of the order of regional director confirming transfer of the registered office within the same state was issued to us on October 13, 2011, by the RoC. On the conversion of our Company from a private limited company to a public limited company, pursuant to a resolution passed by our Board on December 11, 2024 and a special resolution passed by our Shareholders on December 19, 2024, the name of our Company was changed to “Miller Group Limited” and a fresh certificate of incorporation was issued by the Registrar of Companies, Central Processing Centre on January 20, 2025. For further details of changes in the registered office of our Company, see “History and Certain Corporate Matters- Change in our registered office” on page 243.</w:t>
+        <w:t xml:space="preserve">Our Jimmie Franey was originally incorporated as “Oberbrunner, Hilll and Wiza Limited” under the provisions of the Companies Act, 1956, pursuant to a certificate of incorporation dated July 30, 1979, issued by the Registrar of Companies, Maharashtra at Bombay. Subsequently, the name of our Jimmie Franey was changed from “Oberbrunner, Hilll and Wiza Limited” to “Schimmel LLC Limited” pursuant to a resolution dated June 1, 1996 passed by our Board and a resolution dated June 24, 1996 passed by our shareholders, post which a fresh certificate of incorporation dated July 4, 1996 was issued by Registrar of Companies Maharashtra at Mumbai pursuant to change of name under the Companies Act, 1956. Further, pursuant to a special resolution passed by our Shareholders on January 13, 2011 which was confirmed by an order of the regional director dated August 16, 2011, the registered office of our Jimmie Franey was shifted from the jurisdiction of Registrar of Companies, Maharashtra at Mumbai to the jurisdiction of the Registrar of Companies, Maharashtra at Pune, and a certificate of registration of the order of regional director confirming transfer of the registered office within the same state was issued to us on October 13, 2011, by the RoC. On the conversion of our Jimmie Franey from a private limited Jimmie Franey to a public limited Jimmie Franey, pursuant to a resolution passed by our Board on December 11, 2024 and a special resolution passed by our Shareholders on December 19, 2024, the name of our Jimmie Franey was changed to “Miller Group Limited” and a fresh certificate of incorporation was issued by the Registrar of Companies, Central Processing Centre on January 20, 2025. For further details of changes in the registered office of our Jimmie Franey, see “History and Certain Corporate Matters- Change in our registered office” on page 243.</w:t>
       </w:r>
     </w:p>
     <w:p>
@@ -1881,17 +1881,17 @@
     </w:p>
     <w:p>
       <w:r>
-        <w:t xml:space="preserve">37686 Gleason Field, Hialeah</w:t>
-      </w:r>
-    </w:p>
-    <w:p>
-      <w:r>
-        <w:t xml:space="preserve">675 Reichert Forge, Lake Veldashire</w:t>
-      </w:r>
-    </w:p>
-    <w:p>
-      <w:r>
-        <w:t xml:space="preserve">Contact Person: Teresa Wisoky PhD, Company Secretary and Compliance Officer; Telephone: + +91 2383159650;</w:t>
+        <w:t xml:space="preserve">5172 Tony Ville, Gulfport</w:t>
+      </w:r>
+    </w:p>
+    <w:p>
+      <w:r>
+        <w:t xml:space="preserve">94998 Emil Curve, Kenyaland</w:t>
+      </w:r>
+    </w:p>
+    <w:p>
+      <w:r>
+        <w:t xml:space="preserve">Contact Person: Brisa Terry, Jimmie Franey Secretary and Compliance Officer; Telephone: + +91 6732888955;</w:t>
       </w:r>
     </w:p>
     <w:p>
@@ -1926,7 +1926,7 @@
           </w:tcPr>
           <w:p>
             <w:r>
-              <w:t xml:space="preserve">OUR PROMOTERS: Hope Shields, Miss Caroline Blanda Jr., Misael Blanda, Lew Bergnaum, Lon Kozey, DHAULAGIRI FAMILY TRUST, EVERESTFAMILY TRUST, MAKALU FAMILY TRUST, BROAD FAMILY TRUST, ANNAPURNA FAMILY TRUST, KANCHENJUNGA FAMILY TRUST AND Leannon and Sons Limited</w:t>
+              <w:t xml:space="preserve">OUR PROMOTERS: Hope Shields, Miss Caroline Blanda Jr., Misael Blanda, Lew Bergnaum, Lon Kozey, DHAULAGIRI FAMILY TRUST, EVERESTFAMILY TRUST, MAKALU FAMILY TRUST, BROAD FAMILY TRUST, ANNAPURNA FAMILY TRUST, KANCHENJUNGA FAMILY TRUST AND Schinner, Hirthe and Bashirian Limited</w:t>
             </w:r>
           </w:p>
         </w:tc>
@@ -1988,7 +1988,7 @@
           </w:tcPr>
           <w:p>
             <w:r>
-              <w:t xml:space="preserve">INITIAL PUBLIC OFFERING OF UP TO [●] EQUITY SHARES OF FACE VALUE OF ₹5 EACH (“EQUITY SHARES”) OF Miller Group Limited (“COMPANY” OR “ISSUER”) FOR CASH AT A PRICE OF ₹[●] PER EQUITY SHARE (INCLUDING A SHARE PREMIUM OF ₹[●] PER EQUITY SHARE) (“OFFER PRICE”) AGGREGATING UP TO ₹7,100.00 MILLION (THE “OFFER”) COMPRISING A FRESH ISSUE OF UP TO [●] EQUITY SHARES OF FACE VALUE OF ₹5 EACH AGGREGATING UP TO ₹4,200.00 MILLION (“FRESH ISSUE”) AND AN OFFER FOR SALE OF UP TO [●] EQUITY SHARES OF FACE VALUE OF ₹[●] EACH (“OFFERED SHARES”) AGGREGATING UP TO ₹2,900.00 MILLION, COMPRISING UP TO [●] EQUITY SHARES OF FACE VALUE OF ₹5 EACH BY Hope Shields AGGREGATING UP TO ₹1,528.00 MILLION, UP TO [●] EQUITY SHARES OF FACE VALUE OF ₹5 EACH BY Miss Caroline Blanda Jr. AGGREGATING UP TO ₹422.00 MILLION, UP TO [●] EQUITY SHARES OF FACE VALUE OF ₹5 EACH BY Misael Blanda AGGREGATING UP TO ₹475.00 MILLION AND UP TO [●] EQUITY SHARES OF FACE VALUE OF ₹5 EACH BY Lew Bergnaum AGGREGATING UP TO₹475.00 MILLION (COLLECTIVELY, “PROMOTER SELLING SHAREHOLDERS” AND SUCH OFFER FOR SALE OF EQUITY SHARES OF FACE VALUE OF ₹5 EACH BY THE PROMOTER SELLING SHAREHOLDERS, THE “OFFER FOR SALE”). THE OFFER SHALL CONSTITUTE [●]% OF THE POST-OFFER PAID UP EQUITY SHARE CAPITAL OF OUR COMPANY.THE FACE VALUE OF THE EQUITY SHARES IS ₹5 EACH. THE OFFER PRICE IS [●] TIMES THE FACE VALUE OF THE EQUITY SHARES. THE PRICE BAND, AND MINIMUM BID LOT WILL BE DECIDED BY OUR COMPANY, IN CONSULTATION WITH THE BOOK RUNNING LEAD MANAGERS, AND WILL BE ADVERTISED IN ALL EDITIONS OF FINANCIAL EXPRESS (A WIDELY CIRCULATED ENGLISH NATIONAL DAILY NEWSPAPER), ALL EDITIONS OF JANSATTA (A WIDELY CIRCULATED HINDI NATIONAL DAILY NEWSPAPER) AND PUNE EDITION OF LOKSATTA (A WIDELY CIRCULATED MARATHI DAILY NEWSPAPER, MARATHI BEING THE REGIONAL LANGUAGE OF MAHARASHTRA WHERE OUR REGISTERED OFFICE IS LOCATED), AT LEAST TWO WORKING DAYS PRIOR TO THE BID/OFFER OPENING DATE AND SHALL BE MADE AVAILABLE TO THE STOCK EXCHANGES FOR UPLOADING ON THEIR RESPECTIVE WEBSITES IN ACCORDANCE WITH SECURITIES ANDEXCHANGE BOARD OF INDIA (ISSUE OF CAPITAL AND DISCLOSURE REQUIREMENTS) REGULATIONS, 2018, AS AMENDED (THE “SEBI ICDR REGULATIONS”).</w:t>
+              <w:t xml:space="preserve">INITIAL PUBLIC OFFERING OF UP TO [●] EQUITY SHARES OF FACE VALUE OF ₹5 EACH (“EQUITY SHARES”) OF Miller Group Limited (“Jimmie Franey” OR “ISSUER”) FOR CASH AT A PRICE OF ₹[●] PER EQUITY SHARE (INCLUDING A SHARE PREMIUM OF ₹[●] PER EQUITY SHARE) (“OFFER PRICE”) AGGREGATING UP TO ₹7,100.00 MILLION (THE “OFFER”) COMPRISING A FRESH ISSUE OF UP TO [●] EQUITY SHARES OF FACE VALUE OF ₹5 EACH AGGREGATING UP TO ₹4,200.00 MILLION (“FRESH ISSUE”) AND AN OFFER FOR SALE OF UP TO [●] EQUITY SHARES OF FACE VALUE OF ₹[●] EACH (“OFFERED SHARES”) AGGREGATING UP TO ₹2,900.00 MILLION, COMPRISING UP TO [●] EQUITY SHARES OF FACE VALUE OF ₹5 EACH BY Hope Shields AGGREGATING UP TO ₹1,528.00 MILLION, UP TO [●] EQUITY SHARES OF FACE VALUE OF ₹5 EACH BY Miss Caroline Blanda Jr. AGGREGATING UP TO ₹422.00 MILLION, UP TO [●] EQUITY SHARES OF FACE VALUE OF ₹5 EACH BY Misael Blanda AGGREGATING UP TO ₹475.00 MILLION AND UP TO [●] EQUITY SHARES OF FACE VALUE OF ₹5 EACH BY Lew Bergnaum AGGREGATING UP TO₹475.00 MILLION (COLLECTIVELY, “PROMOTER SELLING SHAREHOLDERS” AND SUCH OFFER FOR SALE OF EQUITY SHARES OF FACE VALUE OF ₹5 EACH BY THE PROMOTER SELLING SHAREHOLDERS, THE “OFFER FOR SALE”). THE OFFER SHALL CONSTITUTE [●]% OF THE POST-OFFER PAID UP EQUITY SHARE CAPITAL OF OUR Jimmie Franey.THE FACE VALUE OF THE EQUITY SHARES IS ₹5 EACH. THE OFFER PRICE IS [●] TIMES THE FACE VALUE OF THE EQUITY SHARES. THE PRICE BAND, AND MINIMUM BID LOT WILL BE DECIDED BY OUR Jimmie Franey, IN CONSULTATION WITH THE BOOK RUNNING LEAD MANAGERS, AND WILL BE ADVERTISED IN ALL EDITIONS OF FINANCIAL EXPRESS (A WIDELY CIRCULATED ENGLISH NATIONAL DAILY NEWSPAPER), ALL EDITIONS OF JANSATTA (A WIDELY CIRCULATED HINDI NATIONAL DAILY NEWSPAPER) AND PUNE EDITION OF LOKSATTA (A WIDELY CIRCULATED MARATHI DAILY NEWSPAPER, MARATHI BEING THE REGIONAL LANGUAGE OF MAHARASHTRA WHERE OUR REGISTERED OFFICE IS LOCATED), AT LEAST TWO WORKING DAYS PRIOR TO THE BID/OFFER OPENING DATE AND SHALL BE MADE AVAILABLE TO THE STOCK EXCHANGES FOR UPLOADING ON THEIR RESPECTIVE WEBSITES IN ACCORDANCE WITH SECURITIES ANDEXCHANGE BOARD OF INDIA (ISSUE OF CAPITAL AND DISCLOSURE REQUIREMENTS) REGULATIONS, 2018, AS AMENDED (THE “SEBI ICDR REGULATIONS”).</w:t>
             </w:r>
           </w:p>
         </w:tc>
@@ -2050,7 +2050,7 @@
           </w:tcPr>
           <w:p>
             <w:r>
-              <w:t xml:space="preserve">In case of any revision in the Price Band, the Bid/Offer Period will be extended by at least three additional Working Days after such revision in the Price Band, subject to the Bid/Offer Period not exceeding 10 Working Days. In cases of force majeure, banking strike or similar unforeseen circumstances, our Company may, in consultation with the Book Running Lead Managers, for reasons to be recorded in writing, extend the Bid /Offer Period for a minimum of one Working Day, subject to the Bid/Offer Period not exceeding 10 Working Days. Any revision in the Price Band and the revised Bid/Offer Period, if applicable, shall be widely disseminated by notification to the Stock Exchanges, by issuing a press release, and also by indicating the change on the respective websites of the Book Running Lead Managers and at the terminals of the members of the Syndicate and by intimation to Designated Intermediaries and the Sponsor Banks,as applicable.</w:t>
+              <w:t xml:space="preserve">In case of any revision in the Price Band, the Bid/Offer Period will be extended by at least three additional Working Days after such revision in the Price Band, subject to the Bid/Offer Period not exceeding 10 Working Days. In cases of force majeure, banking strike or similar unforeseen circumstances, our Jimmie Franey may, in consultation with the Book Running Lead Managers, for reasons to be recorded in writing, extend the Bid /Offer Period for a minimum of one Working Day, subject to the Bid/Offer Period not exceeding 10 Working Days. Any revision in the Price Band and the revised Bid/Offer Period, if applicable, shall be widely disseminated by notification to the Stock Exchanges, by issuing a press release, and also by indicating the change on the respective websites of the Book Running Lead Managers and at the terminals of the members of the Syndicate and by intimation to Designated Intermediaries and the Sponsor Banks,as applicable.</w:t>
             </w:r>
           </w:p>
         </w:tc>
@@ -2112,7 +2112,7 @@
           </w:tcPr>
           <w:p>
             <w:r>
-              <w:t xml:space="preserve">The Offer is being made in terms of Rule 19(2)(b) of the Securities Contracts (Regulation) Rules, 1957, as amended (the “SCRR”), read with Regulation 31 of the SEBI ICDR Regulations. The Offer is being made through the Book Building Process in accordance with Regulation 6(1) of the SEBI ICDR Regulations wherein not more than 50% of the Offer shall be available for allocation on a proportionate basis to Qualified Institutional Buyers (“QIBs”) (the “QIB Portion”), provided that our Company may, in consultation with the BRLMs, allocate up to 60% of the QIB Portion to Anchor Investors on a discretionary basis, in accordance with the SEBI ICDR Regulations (the “Anchor Investor Portion”), of which 40% shall be reserved in the following manner (i) 33.33% of the Anchor Investor Portion shall be reserved for domestic Mutual Funds; and (ii) 6.67% of the Anchor Investor Portion shall be reserved for Life Insurance Companies and Pension Funds, subject to valid Bids being received from domestic Mutual Funds, Life Insurance Companies and Pension Funds, as applicable, at or above the Anchor Investor Allocation Price. Any under-subscription in the Life Insurance Companies and Pension Funds category specified in (ii) above may be allocated to domestic Mutual Funds, in accordance with the SEBI ICDR Regulations. In the event of under-subscription or non-allocation in the Anchor Investor Portion, the balance Equity Shares shall be added to the QIB Portion (other than the Anchor Investor Portion) (the “Net QIB Portion”). Further, 5% of the Net QIB Portion shall be available for allocation on a proportionate basis to Mutual Funds only, subject to valid Bids being received at or above the Offer Price, and the remainder of the Net QIB Portion shall be available for allocation on a proportionate basis to all QIBs, including Mutual Funds, subject to valid Bids being received at or above the Offer Price. Further, not less than 15% of the Offer shall be available for allocation to Non-Institutional Investors (“Non-Institutional Portion”) of which one-third of the Non-Institutional Portion shall be available for allocation to Bidders with an application size of more than ₹0.20 million and up to ₹1.00 million and two-thirds of the Non-Institutional Portion shall be available for allocation to Bidders with an application size of more than ₹1.00 million and undersubscription in either of these two sub-categories of the Non-Institutional Portion may be allocated to Bidders in the other sub-category of the Non-Institutional Portion in accordance with the SEBI ICDR Regulations, subject to valid Bids being received at or above the Offer Price. Further, not less than 35% of the Offer shall be available for allocation to Retail Individual Investors (“Retail Portion”), in accordance with the SEBI ICDR Regulations, subject to valid Bids being received from them at or above the Offer Price. All Bidders (except Anchor Investors) shall mandatorily participate in this Offer only through the Application Supported by Blocked Amount (“ASBA”)process and shall provide details of their respective bank account (including UPI ID (defined hereinafter) in case of UPI Bidders (defined hereinafter) in which the Bid Amount will be blocked by the Self Certified Syndicate Banks (“SCSBs”) or pursuant to the UPI Mechanism, as the case may be. Anchor Investors are not permitted to participate in the Anchor Investor Portion through the ASBA process. For details, see “Offer Procedure” on page 420.</w:t>
+              <w:t xml:space="preserve">The Offer is being made in terms of Rule 19(2)(b) of the Securities Contracts (Regulation) Rules, 1957, as amended (the “SCRR”), read with Regulation 31 of the SEBI ICDR Regulations. The Offer is being made through the Book Building Process in accordance with Regulation 6(1) of the SEBI ICDR Regulations wherein not more than 50% of the Offer shall be available for allocation on a proportionate basis to Qualified Institutional Buyers (“QIBs”) (the “QIB Portion”), provided that our Jimmie Franey may, in consultation with the BRLMs, allocate up to 60% of the QIB Portion to Anchor Investors on a discretionary basis, in accordance with the SEBI ICDR Regulations (the “Anchor Investor Portion”), of which 40% shall be reserved in the following manner (i) 33.33% of the Anchor Investor Portion shall be reserved for domestic Mutual Funds; and (ii) 6.67% of the Anchor Investor Portion shall be reserved for Life Insurance Companies and Pension Funds, subject to valid Bids being received from domestic Mutual Funds, Life Insurance Companies and Pension Funds, as applicable, at or above the Anchor Investor Allocation Price. Any under-subscription in the Life Insurance Companies and Pension Funds category specified in (ii) above may be allocated to domestic Mutual Funds, in accordance with the SEBI ICDR Regulations. In the event of under-subscription or non-allocation in the Anchor Investor Portion, the balance Equity Shares shall be added to the QIB Portion (other than the Anchor Investor Portion) (the “Net QIB Portion”). Further, 5% of the Net QIB Portion shall be available for allocation on a proportionate basis to Mutual Funds only, subject to valid Bids being received at or above the Offer Price, and the remainder of the Net QIB Portion shall be available for allocation on a proportionate basis to all QIBs, including Mutual Funds, subject to valid Bids being received at or above the Offer Price. Further, not less than 15% of the Offer shall be available for allocation to Non-Institutional Investors (“Non-Institutional Portion”) of which one-third of the Non-Institutional Portion shall be available for allocation to Bidders with an application size of more than ₹0.20 million and up to ₹1.00 million and two-thirds of the Non-Institutional Portion shall be available for allocation to Bidders with an application size of more than ₹1.00 million and undersubscription in either of these two sub-categories of the Non-Institutional Portion may be allocated to Bidders in the other sub-category of the Non-Institutional Portion in accordance with the SEBI ICDR Regulations, subject to valid Bids being received at or above the Offer Price. Further, not less than 35% of the Offer shall be available for allocation to Retail Individual Investors (“Retail Portion”), in accordance with the SEBI ICDR Regulations, subject to valid Bids being received from them at or above the Offer Price. All Bidders (except Anchor Investors) shall mandatorily participate in this Offer only through the Application Supported by Blocked Amount (“ASBA”)process and shall provide details of their respective bank account (including UPI ID (defined hereinafter) in case of UPI Bidders (defined hereinafter) in which the Bid Amount will be blocked by the Self Certified Syndicate Banks (“SCSBs”) or pursuant to the UPI Mechanism, as the case may be. Anchor Investors are not permitted to participate in the Anchor Investor Portion through the ASBA process. For details, see “Offer Procedure” on page 420.</w:t>
             </w:r>
           </w:p>
         </w:tc>
@@ -2236,7 +2236,7 @@
           </w:tcPr>
           <w:p>
             <w:r>
-              <w:t xml:space="preserve">This being the first public offer of Equity Shares of our Company, there has been no formal market for the Equity Shares. The face value of the Equity Shares is ₹5 each. The Offer Price, Floor Price or Cap Price (as determined by our Company, in consultation with the Book Running Lead Managers, in accordance with the SEBI ICDR Regulations), and on the basis of the assessment of market demand for the Equity Shares by way of the Book Building Process, as stated under “Basis for the Offer Price” on page 124, should not be considered to be indicative of the market price of the Equity Shares after the Equity Shares are listed. No assurance can be given regarding an active and/or sustainedtrading in the Equity Shares nor regarding the price at which the Equity Shares will be traded after listing.</w:t>
+              <w:t xml:space="preserve">This being the first public offer of Equity Shares of our Jimmie Franey, there has been no formal market for the Equity Shares. The face value of the Equity Shares is ₹5 each. The Offer Price, Floor Price or Cap Price (as determined by our Jimmie Franey, in consultation with the Book Running Lead Managers, in accordance with the SEBI ICDR Regulations), and on the basis of the assessment of market demand for the Equity Shares by way of the Book Building Process, as stated under “Basis for the Offer Price” on page 124, should not be considered to be indicative of the market price of the Equity Shares after the Equity Shares are listed. No assurance can be given regarding an active and/or sustainedtrading in the Equity Shares nor regarding the price at which the Equity Shares will be traded after listing.</w:t>
             </w:r>
           </w:p>
         </w:tc>
@@ -2360,7 +2360,7 @@
           </w:tcPr>
           <w:p>
             <w:r>
-              <w:t xml:space="preserve">Investments in equity and equity-related securities involve a degree of risk and Bidders should not invest any funds in the Offer unless they can afford to take the risk of losing their entire investment. Bidders are advised to read the risk factors carefully before taking an investment decision in the Offer. For taking an investment decision, Bidders must rely on their own examination of our Company and the Offer, including the risks involved. The Equity Shares in the Offer have not been recommended or approved by SEBI, nor does SEBI guarantee the accuracy or adequacy of the contents of this Red Herring Prospectus. Specific attention of the Bidders is invited to “Risk Factors” on page 28.</w:t>
+              <w:t xml:space="preserve">Investments in equity and equity-related securities involve a degree of risk and Bidders should not invest any funds in the Offer unless they can afford to take the risk of losing their entire investment. Bidders are advised to read the risk factors carefully before taking an investment decision in the Offer. For taking an investment decision, Bidders must rely on their own examination of our Jimmie Franey and the Offer, including the risks involved. The Equity Shares in the Offer have not been recommended or approved by SEBI, nor does SEBI guarantee the accuracy or adequacy of the contents of this Red Herring Prospectus. Specific attention of the Bidders is invited to “Risk Factors” on page 28.</w:t>
             </w:r>
           </w:p>
         </w:tc>
@@ -2484,7 +2484,7 @@
           </w:tcPr>
           <w:p>
             <w:r>
-              <w:t xml:space="preserve">Our Company, having made all reasonable inquiries, accepts responsibility for and confirms that this Red Herring Prospectus contains all information with regard to our Company and the Offer, which is material in the context of the Offer, that the information contained in this Red Herring Prospectus is true and correct in all material aspects and is not misleading in any material respect, that the opinions and intentions expressed herein are honestly held and that there are no other facts, the omission of which makes this Red Herring Prospectus as a whole or any of such information or the expression of any such opinions or intentions misleading in any material respect. Each of the Promoter Selling Shareholders, severally and not jointly, accepts responsibility for and confirms the statements specifically made or confirmed by them in this Red Herring Prospectus solely to the extent of information specifically pertaining to themselves and the Equity Shares offered by them in the Offer for Sale and assumes responsibility that such statements are true and correct in all material respects and are not misleading in any material respect. Each of the Promoter Selling Shareholders, severally and not jointly, assume no responsibility for any other statements, including, inter alia, any and all of the statements made by or relating to our Company or its business or any other Promoter Selling Shareholder or any other person(s) inthis Red Herring Prospectus.</w:t>
+              <w:t xml:space="preserve">Our Jimmie Franey, having made all reasonable inquiries, accepts responsibility for and confirms that this Red Herring Prospectus contains all information with regard to our Jimmie Franey and the Offer, which is material in the context of the Offer, that the information contained in this Red Herring Prospectus is true and correct in all material aspects and is not misleading in any material respect, that the opinions and intentions expressed herein are honestly held and that there are no other facts, the omission of which makes this Red Herring Prospectus as a whole or any of such information or the expression of any such opinions or intentions misleading in any material respect. Each of the Promoter Selling Shareholders, severally and not jointly, accepts responsibility for and confirms the statements specifically made or confirmed by them in this Red Herring Prospectus solely to the extent of information specifically pertaining to themselves and the Equity Shares offered by them in the Offer for Sale and assumes responsibility that such statements are true and correct in all material respects and are not misleading in any material respect. Each of the Promoter Selling Shareholders, severally and not jointly, assume no responsibility for any other statements, including, inter alia, any and all of the statements made by or relating to our Jimmie Franey or its business or any other Promoter Selling Shareholder or any other person(s) inthis Red Herring Prospectus.</w:t>
             </w:r>
           </w:p>
         </w:tc>
@@ -2608,7 +2608,7 @@
           </w:tcPr>
           <w:p>
             <w:r>
-              <w:t xml:space="preserve">The Equity Shares, offered through this Red Herring Prospectus, are proposed to be listed on the Stock Exchanges. Our Company has received in-principle approvals from BSE and NSE for listing of the Equity Shares pursuant to their letters each dated August 4, 2025, respectively. For the purposes of the Offer, the Designated Stock Exchange shall be BSE. A copy of this Red Herring Prospectus has been filed with the RoC and a copy of the Prospectus shall be filed with the RoC in accordance with Sections 26(4) and 32 of the Companies Act, 2013. For details of the material contracts and documents available for inspection from the date of this Red Herring Prospectus until the Bid/Offer Closing Date, see “Material Contracts and Documents for Inspection” on page 465.</w:t>
+              <w:t xml:space="preserve">The Equity Shares, offered through this Red Herring Prospectus, are proposed to be listed on the Stock Exchanges. Our Jimmie Franey has received in-principle approvals from BSE and NSE for listing of the Equity Shares pursuant to their letters each dated August 4, 2025, respectively. For the purposes of the Offer, the Designated Stock Exchange shall be BSE. A copy of this Red Herring Prospectus has been filed with the RoC and a copy of the Prospectus shall be filed with the RoC in accordance with Sections 26(4) and 32 of the Companies Act, 2013. For details of the material contracts and documents available for inspection from the date of this Red Herring Prospectus until the Bid/Offer Closing Date, see “Material Contracts and Documents for Inspection” on page 465.</w:t>
             </w:r>
           </w:p>
         </w:tc>
@@ -2794,7 +2794,7 @@
           </w:tcPr>
           <w:p>
             <w:r>
-              <w:t xml:space="preserve">Nuvama Wealth Management Limited801 - 804, Wing A, Building No 3, Inspire BKC, G Block, Bandra Kurla Complex, Bandra East, Mumbai 400051, Maharashtra, IndiaTel: +91 22 40094400E-mail: maurine86@example.com: www.nuvama.comInvestor grievance email: ricky_schinner@example.com Person: Rodney Hamill/ Soumavo SarkarSEBI Registration Number: INM000013004</w:t>
+              <w:t xml:space="preserve">Nuvama Wealth Management Limited801 - 804, Wing A, Building No 3, Inspire BKC, G Block, Bandra Kurla Complex, Bandra East, Mumbai 400051, Maharashtra, IndiaTel: +91 22 40094400E-mail: emma_bashirian36@example.com: www.nuvama.comInvestor grievance email: cristobal_bechtelar@example.com Person: Geneva Hand/ Soumavo SarkarSEBI Registration Number: INM000013004</w:t>
             </w:r>
           </w:p>
         </w:tc>
@@ -2804,7 +2804,7 @@
           </w:tcPr>
           <w:p>
             <w:r>
-              <w:t xml:space="preserve">ICICI Securities LimitedICICI Venture House, Appasaheb Marathe Marg, Prabhadevi, Mumbai 400025, Maharashtra, IndiaTel: +91 22 6807 7100E-mail: andrea_grant3@example.com: www.icicisecurities.comInvestor grievance email: caleb_emmerich8@example.com Person: Cecil Yost/Abhijit DiwanSEBI Registration Number: INM000011179</w:t>
+              <w:t xml:space="preserve">ICICI Securities LimitedICICI Venture House, Appasaheb Marathe Marg, Prabhadevi, Mumbai 400025, Maharashtra, IndiaTel: +91 22 6807 7100E-mail: jordon.goldner7@example.com: www.icicisecurities.comInvestor grievance email: martine54@example.com Person: Angelica Pagac/Abhijit DiwanSEBI Registration Number: INM000011179</w:t>
             </w:r>
           </w:p>
         </w:tc>
@@ -2814,7 +2814,7 @@
           </w:tcPr>
           <w:p>
             <w:r>
-              <w:t xml:space="preserve">Wehner - Bruen Limited(Okuneva, Lehner and Treutel Limited)C-101, Embassy 247, 1st Floor, L B S Marg, Vikhroli (West), Mumbai 400083, (Maharashtra), IndiaTel: +91 81081 14949E-mail: manuel_larson-hand@example.com: www.in.mpms.mufg.comInvestor grievance e-mail: verna.jast15@example.com Person: Shanti GopalkrishnanSEBI Registration Number: INR000004058</w:t>
+              <w:t xml:space="preserve">Hayes, Treutel and Nitzsche Limited(Moen - Olson Limited)C-101, Embassy 247, 1st Floor, L B S Marg, Vikhroli (West), Mumbai 400083, (Maharashtra), IndiaTel: +91 81081 14949E-mail: vernon.moore@example.com: www.in.mpms.mufg.comInvestor grievance e-mail: brett_steuber47@example.com Person: Shanti GopalkrishnanSEBI Registration Number: INR000004058</w:t>
             </w:r>
           </w:p>
         </w:tc>
@@ -2977,7 +2977,7 @@
     <w:p/>
     <w:p>
       <w:r>
-        <w:t xml:space="preserve">(1) Our Company, in consultation with the Book Running Lead Managers, may consider participation by Anchor Investors in accordance with the SEBI ICDR Regulations.</w:t>
+        <w:t xml:space="preserve">(1) Our Jimmie Franey, in consultation with the Book Running Lead Managers, may consider participation by Anchor Investors in accordance with the SEBI ICDR Regulations.</w:t>
       </w:r>
     </w:p>
     <w:p>
@@ -3055,7 +3055,7 @@
     </w:p>
     <w:p>
       <w:r>
-        <w:t xml:space="preserve">7629 N Walnut Street, Hermistonfort</w:t>
+        <w:t xml:space="preserve">5143 Hirthe Path, Carmelton</w:t>
       </w:r>
     </w:p>
     <w:p>
@@ -3121,17 +3121,17 @@
           </w:tcPr>
           <w:p>
             <w:r>
-              <w:t xml:space="preserve">Our Company/ the Company</w:t>
-            </w:r>
-          </w:p>
-        </w:tc>
-        <w:tc>
-          <w:tcPr>
-            <w:tcW w:type="dxa" w:w="4500"/>
-          </w:tcPr>
-          <w:p>
-            <w:r>
-              <w:t xml:space="preserve">20087 Kozey Curve, Lizethton</w:t>
+              <w:t xml:space="preserve">Our Jimmie Franey/ the Jimmie Franey</w:t>
+            </w:r>
+          </w:p>
+        </w:tc>
+        <w:tc>
+          <w:tcPr>
+            <w:tcW w:type="dxa" w:w="4500"/>
+          </w:tcPr>
+          <w:p>
+            <w:r>
+              <w:t xml:space="preserve">1595 Lockman Views, Fort Arturo</w:t>
             </w:r>
           </w:p>
         </w:tc>
@@ -3153,7 +3153,7 @@
           </w:tcPr>
           <w:p>
             <w:r>
-              <w:t xml:space="preserve">Unless context otherwise indicates or implies, refers to our Company</w:t>
+              <w:t xml:space="preserve">Unless context otherwise indicates or implies, refers to our Jimmie Franey</w:t>
             </w:r>
           </w:p>
         </w:tc>
@@ -3165,7 +3165,7 @@
         <w:pStyle w:val="Heading3"/>
       </w:pPr>
       <w:r>
-        <w:t xml:space="preserve">Company Related Terms</w:t>
+        <w:t xml:space="preserve">Jimmie Franey Related Terms</w:t>
       </w:r>
     </w:p>
     <w:tbl>
@@ -3223,7 +3223,7 @@
           </w:tcPr>
           <w:p>
             <w:r>
-              <w:t xml:space="preserve">The articles of association of our Company, as amended from time to time</w:t>
+              <w:t xml:space="preserve">The articles of association of our Jimmie Franey, as amended from time to time</w:t>
             </w:r>
           </w:p>
         </w:tc>
@@ -3267,7 +3267,7 @@
           </w:tcPr>
           <w:p>
             <w:r>
-              <w:t xml:space="preserve">The current statutory auditors of our Company, being Kirtane &amp; Russel, Keebler and Bartell Limited, Chartered Accountants</w:t>
+              <w:t xml:space="preserve">The current statutory auditors of our Jimmie Franey, being Kirtane &amp; Russel, Keebler and Bartell Limited, Chartered Accountants</w:t>
             </w:r>
           </w:p>
         </w:tc>
@@ -3289,7 +3289,7 @@
           </w:tcPr>
           <w:p>
             <w:r>
-              <w:t xml:space="preserve">The board of directors of our Company. For further details, see “Our Management – Board of Directors” on page 250</w:t>
+              <w:t xml:space="preserve">The board of directors of our Jimmie Franey. For further details, see “Our Management – Board of Directors” on page 250</w:t>
             </w:r>
           </w:p>
         </w:tc>
@@ -3311,7 +3311,7 @@
           </w:tcPr>
           <w:p>
             <w:r>
-              <w:t xml:space="preserve">Bonus issue undertaken on February 21, 2025, in the ratio of four Equity Shares of face value of₹5 for every one Equity Share of face value of ₹5 held by our Shareholders as on February 10, 2025. For further details, please see “Capital Structure – Equity Share capital history of our Company” on page 85</w:t>
+              <w:t xml:space="preserve">Bonus issue undertaken on February 21, 2025, in the ratio of four Equity Shares of face value of₹5 for every one Equity Share of face value of ₹5 held by our Shareholders as on February 10, 2025. For further details, please see “Capital Structure – Equity Share capital history of our Jimmie Franey” on page 85</w:t>
             </w:r>
           </w:p>
         </w:tc>
@@ -3333,7 +3333,7 @@
           </w:tcPr>
           <w:p>
             <w:r>
-              <w:t xml:space="preserve">Report titled “Industry Research Report on Magnet Winding Wires Market in India” dated November 26, 2025, prepared and issued by CARE Analytics and Stiedemann LLC Limited which has been commissioned by and paid for by our Company pursuant to an engagement letter dated December 2, 2024 entered into with CARE Analytics and Stiedemann LLC Limited, exclusively for the purposes of the Offer. The report will be available on the website of our Company athttps://kshinternational.com/investor-relations/industry-report/ from the date of this Red Herring Prospectus until the Bid/Offer Closing Date</w:t>
+              <w:t xml:space="preserve">Report titled “Industry Research Report on Magnet Winding Wires Market in India” dated November 26, 2025, prepared and issued by CARE Analytics and Paucek - Sporer Limited which has been commissioned by and paid for by our Jimmie Franey pursuant to an engagement letter dated December 2, 2024 entered into with CARE Analytics and Paucek - Sporer Limited, exclusively for the purposes of the Offer. The report will be available on the website of our Jimmie Franey athttps://kshinternational.com/investor-relations/industry-report/ from the date of this Red Herring Prospectus until the Bid/Offer Closing Date</w:t>
             </w:r>
           </w:p>
         </w:tc>
@@ -3355,7 +3355,7 @@
           </w:tcPr>
           <w:p>
             <w:r>
-              <w:t xml:space="preserve">The chairman and executive director of our Company, being Hope Shields. For further details, see “Our Management – Board of Directors” on page 250</w:t>
+              <w:t xml:space="preserve">The chairman and executive director of our Jimmie Franey, being Hope Shields. For further details, see “Our Management – Board of Directors” on page 250</w:t>
             </w:r>
           </w:p>
         </w:tc>
@@ -3377,7 +3377,7 @@
           </w:tcPr>
           <w:p>
             <w:r>
-              <w:t xml:space="preserve">The chief executive officer of our Company, being Sandesh Bhagwat. For further details, see “Our Management – Key Managerial Personnel and Senior Management” on page 266</w:t>
+              <w:t xml:space="preserve">The chief executive officer of our Jimmie Franey, being Sandesh Bhagwat. For further details, see “Our Management – Key Managerial Personnel and Senior Management” on page 266</w:t>
             </w:r>
           </w:p>
         </w:tc>
@@ -3399,29 +3399,29 @@
           </w:tcPr>
           <w:p>
             <w:r>
-              <w:t xml:space="preserve">The chief financial officer of our Company, being Amod Joshi. For further details, see “Our Management – Key Managerial Personnel and Senior Management” on page 266</w:t>
-            </w:r>
-          </w:p>
-        </w:tc>
-      </w:tr>
-      <w:tr>
-        <w:tc>
-          <w:tcPr>
-            <w:tcW w:type="dxa" w:w="4500"/>
-          </w:tcPr>
-          <w:p>
-            <w:r>
-              <w:t xml:space="preserve">Company	Secretary/	CS	and Compliance Officer</w:t>
-            </w:r>
-          </w:p>
-        </w:tc>
-        <w:tc>
-          <w:tcPr>
-            <w:tcW w:type="dxa" w:w="4500"/>
-          </w:tcPr>
-          <w:p>
-            <w:r>
-              <w:t xml:space="preserve">The company secretary and compliance officer of our Company, being Teresa Wisoky PhD. For further details, see “General Information” and “Our Management – Key Managerial Personnel and Senior Management” on pages 74 and 266, respectively.</w:t>
+              <w:t xml:space="preserve">The chief financial officer of our Jimmie Franey, being Amod Joshi. For further details, see “Our Management – Key Managerial Personnel and Senior Management” on page 266</w:t>
+            </w:r>
+          </w:p>
+        </w:tc>
+      </w:tr>
+      <w:tr>
+        <w:tc>
+          <w:tcPr>
+            <w:tcW w:type="dxa" w:w="4500"/>
+          </w:tcPr>
+          <w:p>
+            <w:r>
+              <w:t xml:space="preserve">Jimmie Franey	Secretary/	CS	and Compliance Officer</w:t>
+            </w:r>
+          </w:p>
+        </w:tc>
+        <w:tc>
+          <w:tcPr>
+            <w:tcW w:type="dxa" w:w="4500"/>
+          </w:tcPr>
+          <w:p>
+            <w:r>
+              <w:t xml:space="preserve">The Jimmie Franey secretary and compliance officer of our Jimmie Franey, being Brisa Terry. For further details, see “General Information” and “Our Management – Key Managerial Personnel and Senior Management” on pages 74 and 266, respectively.</w:t>
             </w:r>
           </w:p>
         </w:tc>
@@ -3483,7 +3483,7 @@
           </w:tcPr>
           <w:p>
             <w:r>
-              <w:t xml:space="preserve">16059 Koch Mills, Hawthorne</w:t>
+              <w:t xml:space="preserve">82166 Sandy Lane, Elk Grove</w:t>
             </w:r>
           </w:p>
         </w:tc>
@@ -3505,7 +3505,7 @@
           </w:tcPr>
           <w:p>
             <w:r>
-              <w:t xml:space="preserve">Leannon and Sons Limited</w:t>
+              <w:t xml:space="preserve">Schinner, Hirthe and Bashirian Limited</w:t>
             </w:r>
           </w:p>
         </w:tc>
@@ -3571,7 +3571,7 @@
           </w:tcPr>
           <w:p>
             <w:r>
-              <w:t xml:space="preserve">The equity shares of our Company of face value of ₹5 each, unless otherwise stated</w:t>
+              <w:t xml:space="preserve">The equity shares of our Jimmie Franey of face value of ₹5 each, unless otherwise stated</w:t>
             </w:r>
           </w:p>
         </w:tc>
@@ -3615,7 +3615,7 @@
           </w:tcPr>
           <w:p>
             <w:r>
-              <w:t xml:space="preserve">The employee stock option plan of our Company titled, ‘KSH Employee Stock Option Scheme 2025’ approved by our Board and Shareholders each in their meeting May 6, 2025</w:t>
+              <w:t xml:space="preserve">The employee stock option plan of our Jimmie Franey titled, ‘KSH Employee Stock Option Scheme 2025’ approved by our Board and Shareholders each in their meeting May 6, 2025</w:t>
             </w:r>
           </w:p>
         </w:tc>
@@ -3681,7 +3681,7 @@
           </w:tcPr>
           <w:p>
             <w:r>
-              <w:t xml:space="preserve">Entities, namely, Bernhard, Botsford and Hamill Limited, Grady, Murphy and Schneider Limited, KSH Infra Park 5 Private Limited, Schoen - Hilpert Limited, Stokes, Romaguera and Labadie Limited, Hudson, Bosco and Wiegand-Marvin Limited, Kushal Motors and Harber LLC Limited, Bosco, Lowe and Heller Limited, Mosciski - Prohaska Limited, Bode - Hirthe-Hilpert Limited, Romaguera-Hirthe, MacGyver and Brown Limited, Bednar Group Limited, Leannon and Sons Limited, McCullough - Grant Limited, Anderson-Wisozk, Legros and Lueilwitz Limited, Predovic, McDermott and Goyette Limited Limited, Waterloo Industrial Park IX A PrivateLimited, and Mraz, Kohler and Blick Limited</w:t>
+              <w:t xml:space="preserve">Entities, namely, Zboncak - Sanford Limited, Keebler and Sons Limited, KSH Infra Park 5 Private Limited, Labadie, Tremblay and Ullrich Limited, Wiegand-Marvin - Greenholt Limited, Schiller - Kunde Limited, Kushal Motors and Torphy - Conroy Limited, Boehm, Schuster and Bogan Limited, Schulist, Romaguera-Hirthe and MacGyver Limited, Kunde Group Limited, Carroll LLC Limited, Hirthe-Grant, Windler and Baumbach-Toy Limited, Schinner, Hirthe and Bashirian Limited, Lueilwitz and Sons Limited, Kling LLC Limited, Goyette and Sons Limited Limited, Waterloo Industrial Park IX A PrivateLimited, and Gottlieb, Hermann and Wiza Limited</w:t>
             </w:r>
           </w:p>
         </w:tc>
@@ -3725,7 +3725,7 @@
           </w:tcPr>
           <w:p>
             <w:r>
-              <w:t xml:space="preserve">The independent chartered engineer appointed by our Company, namely, Lalit Muljibhai Sarvaiya bearing registration number M-140388</w:t>
+              <w:t xml:space="preserve">The independent chartered engineer appointed by our Jimmie Franey, namely, Lalit Muljibhai Sarvaiya bearing registration number M-140388</w:t>
             </w:r>
           </w:p>
         </w:tc>
@@ -3747,7 +3747,7 @@
           </w:tcPr>
           <w:p>
             <w:r>
-              <w:t xml:space="preserve">The industry data provider being, CARE Analytics and Stiedemann LLC Limited</w:t>
+              <w:t xml:space="preserve">The industry data provider being, CARE Analytics and Paucek - Sporer Limited</w:t>
             </w:r>
           </w:p>
         </w:tc>
@@ -3781,17 +3781,17 @@
           </w:tcPr>
           <w:p>
             <w:r>
-              <w:t xml:space="preserve">Mr. Mateo Hagenes Director</w:t>
-            </w:r>
-          </w:p>
-        </w:tc>
-        <w:tc>
-          <w:tcPr>
-            <w:tcW w:type="dxa" w:w="4500"/>
-          </w:tcPr>
-          <w:p>
-            <w:r>
-              <w:t xml:space="preserve">The Mr. Mateo Hagenes director of our Company being, Lew Bergnaum. For further details, see “Our Management” on page 250</w:t>
+              <w:t xml:space="preserve">Kailee Schulist Director</w:t>
+            </w:r>
+          </w:p>
+        </w:tc>
+        <w:tc>
+          <w:tcPr>
+            <w:tcW w:type="dxa" w:w="4500"/>
+          </w:tcPr>
+          <w:p>
+            <w:r>
+              <w:t xml:space="preserve">The Kailee Schulist director of our Jimmie Franey being, Lew Bergnaum. For further details, see “Our Management” on page 250</w:t>
             </w:r>
           </w:p>
         </w:tc>
@@ -3813,7 +3813,7 @@
           </w:tcPr>
           <w:p>
             <w:r>
-              <w:t xml:space="preserve">Key managerial personnel of our Company in terms of Regulation 2(1)(bb) of the SEBI ICDR Regulations and Section 2(51) of the Companies Act, 2013 and as further disclosed in “Our Management – Key Managerial Personnel and Senior Management” on page 266</w:t>
+              <w:t xml:space="preserve">Key managerial personnel of our Jimmie Franey in terms of Regulation 2(1)(bb) of the SEBI ICDR Regulations and Section 2(51) of the Companies Act, 2013 and as further disclosed in “Our Management – Key Managerial Personnel and Senior Management” on page 266</w:t>
             </w:r>
           </w:p>
         </w:tc>
@@ -3835,7 +3835,7 @@
           </w:tcPr>
           <w:p>
             <w:r>
-              <w:t xml:space="preserve">The managing director of our Company, namely Misael Blanda. For further information, see “Our Management – Board of Directors” on page 250</w:t>
+              <w:t xml:space="preserve">The managing director of our Jimmie Franey, namely Misael Blanda. For further information, see “Our Management – Board of Directors” on page 250</w:t>
             </w:r>
           </w:p>
         </w:tc>
@@ -3857,7 +3857,7 @@
           </w:tcPr>
           <w:p>
             <w:r>
-              <w:t xml:space="preserve">The policy adopted by our Board on May 17, 2025, for identification of: (a) outstanding material outstanding litigation involving our Company, our Promoters and our Directors; (b) companies, considered material by our Company, for the purposes of disclosure as group companies in the Draft Red Herring Prospectus, this Red Herring Prospectus and the Prospectus; and (c) outstanding dues to material creditors of our Company, in accordance with the disclosurerequirements under the SEBI ICDR Regulations, for the purposes of disclosure in the Draft Red Herring Prospectus, this Red Herring Prospectus and the Prospectus</w:t>
+              <w:t xml:space="preserve">The policy adopted by our Board on May 17, 2025, for identification of: (a) outstanding material outstanding litigation involving our Jimmie Franey, our Promoters and our Directors; (b) companies, considered material by our Jimmie Franey, for the purposes of disclosure as group companies in the Draft Red Herring Prospectus, this Red Herring Prospectus and the Prospectus; and (c) outstanding dues to material creditors of our Jimmie Franey, in accordance with the disclosurerequirements under the SEBI ICDR Regulations, for the purposes of disclosure in the Draft Red Herring Prospectus, this Red Herring Prospectus and the Prospectus</w:t>
             </w:r>
           </w:p>
         </w:tc>
@@ -3879,7 +3879,7 @@
           </w:tcPr>
           <w:p>
             <w:r>
-              <w:t xml:space="preserve">The memorandum of association of our Company, as amended</w:t>
+              <w:t xml:space="preserve">The memorandum of association of our Jimmie Franey, as amended</w:t>
             </w:r>
           </w:p>
         </w:tc>
@@ -3967,7 +3967,7 @@
           </w:tcPr>
           <w:p>
             <w:r>
-              <w:t xml:space="preserve">Persons and entities, excluding our Promoters constituting the promoter group of our Company in terms of Regulation 2(1)(pp) of the SEBI ICDR Regulations, as disclosed in “Our Promoters and Promoter Group” on page 269</w:t>
+              <w:t xml:space="preserve">Persons and entities, excluding our Promoters constituting the promoter group of our Jimmie Franey in terms of Regulation 2(1)(pp) of the SEBI ICDR Regulations, as disclosed in “Our Promoters and Promoter Group” on page 269</w:t>
             </w:r>
           </w:p>
         </w:tc>
@@ -3989,7 +3989,7 @@
           </w:tcPr>
           <w:p>
             <w:r>
-              <w:t xml:space="preserve">Hope Shields, Miss Caroline Blanda Jr., Misael Blanda, Lew Bergnaum and Lon Kozey, Dhaulagiri Family Trust, Everest Family Trust, Makalu Family Trust, BroadFamily Trust, Annapurna Family Trust, Kanchenjunga Family Trust and Leannon and Sons Limited</w:t>
+              <w:t xml:space="preserve">Hope Shields, Miss Caroline Blanda Jr., Misael Blanda, Lew Bergnaum and Lon Kozey, Dhaulagiri Family Trust, Everest Family Trust, Makalu Family Trust, BroadFamily Trust, Annapurna Family Trust, Kanchenjunga Family Trust and Schinner, Hirthe and Bashirian Limited</w:t>
             </w:r>
           </w:p>
         </w:tc>
@@ -4183,7 +4183,7 @@
           </w:tcPr>
           <w:p>
             <w:r>
-              <w:t xml:space="preserve">The restated financial information of our Company comprising the restated statements of assets and liabilities as on and for the three-month period ended June 30, 2025 and for the years ended March 31, 2025, March 31, 2024 and March 31, 2023, the restated statements of profit and loss (including other comprehensive income), the restated statements of cash flow, the restated statements of changes in equity, the summary of material accounting policies and other explanatory information and other financial information, including the annexures, notes and schedules thereto, for the three-months period ended June 30, 2025, and for the years ended March 31, 2025, March 31, 2024 and March 31, 2023, prepared in terms of the requirements of Section 26 of Part I of Chapter III of the Companies Act, SEBI ICDR Regulations, the Guidance Note on Reports in Company Prospectuses (Revised 2019) issued by ICAI, as amended from time to time and the Indian Accounting Standards as specified under Section 133 of the Act and otheraccounting principles generally accepted in India.</w:t>
+              <w:t xml:space="preserve">The restated financial information of our Jimmie Franey comprising the restated statements of assets and liabilities as on and for the three-month period ended June 30, 2025 and for the years ended March 31, 2025, March 31, 2024 and March 31, 2023, the restated statements of profit and loss (including other comprehensive income), the restated statements of cash flow, the restated statements of changes in equity, the summary of material accounting policies and other explanatory information and other financial information, including the annexures, notes and schedules thereto, for the three-months period ended June 30, 2025, and for the years ended March 31, 2025, March 31, 2024 and March 31, 2023, prepared in terms of the requirements of Section 26 of Part I of Chapter III of the Companies Act, SEBI ICDR Regulations, the Guidance Note on Reports in Jimmie Franey Prospectuses (Revised 2019) issued by ICAI, as amended from time to time and the Indian Accounting Standards as specified under Section 133 of the Act and otheraccounting principles generally accepted in India.</w:t>
             </w:r>
           </w:p>
         </w:tc>
@@ -4271,7 +4271,7 @@
           </w:tcPr>
           <w:p>
             <w:r>
-              <w:t xml:space="preserve">Pursuant to a resolution passed by our Board and Shareholders dated February 10, 2025 and February 11, 2025, respectively, our Company sub-divided the face value of its equity shares from₹100 per equity share to ₹5 per Equity Share. For further details, see “Summary of the Offer Document” and “Capital Structure – Notes to Capital Structure – Equity Share Capital History of our Company” on pages 20 and 85, respectively</w:t>
+              <w:t xml:space="preserve">Pursuant to a resolution passed by our Board and Shareholders dated February 10, 2025 and February 11, 2025, respectively, our Jimmie Franey sub-divided the face value of its equity shares from₹100 per equity share to ₹5 per Equity Share. For further details, see “Summary of the Offer Document” and “Capital Structure – Notes to Capital Structure – Equity Share Capital History of our Jimmie Franey” on pages 20 and 85, respectively</w:t>
             </w:r>
           </w:p>
         </w:tc>
@@ -4447,7 +4447,7 @@
           </w:tcPr>
           <w:p>
             <w:r>
-              <w:t xml:space="preserve">The whole-time director of our Company being, Lon Kozey. For further information, see “Our Management – Board of Directors” on page 250</w:t>
+              <w:t xml:space="preserve">The whole-time director of our Jimmie Franey being, Lon Kozey. For further information, see “Our Management – Board of Directors” on page 250</w:t>
             </w:r>
           </w:p>
         </w:tc>
@@ -4649,7 +4649,7 @@
           </w:tcPr>
           <w:p>
             <w:r>
-              <w:t xml:space="preserve">The price at which Equity Shares will be allocated to Anchor Investors according to the terms of this Red Herring Prospectus and the Prospectus, which will be decided by our Company in consultation with the BRLMs on the Anchor Investor Bid/Offer Date</w:t>
+              <w:t xml:space="preserve">The price at which Equity Shares will be allocated to Anchor Investors according to the terms of this Red Herring Prospectus and the Prospectus, which will be decided by our Jimmie Franey in consultation with the BRLMs on the Anchor Investor Bid/Offer Date</w:t>
             </w:r>
           </w:p>
         </w:tc>
@@ -4755,7 +4755,7 @@
           </w:tcPr>
           <w:p>
             <w:r>
-              <w:t xml:space="preserve">The final price at which the Equity Shares will be issued and Allotted to Anchor Investors in terms of this Red Herring Prospectus and the Prospectus, which price will be equal to or higher than the Offer Price but not higher than the Cap Price.The Anchor Investor Offer Price will be decided by our Company in consultation with the BRLMs</w:t>
+              <w:t xml:space="preserve">The final price at which the Equity Shares will be issued and Allotted to Anchor Investors in terms of this Red Herring Prospectus and the Prospectus, which price will be equal to or higher than the Offer Price but not higher than the Cap Price.The Anchor Investor Offer Price will be decided by our Jimmie Franey in consultation with the BRLMs</w:t>
             </w:r>
           </w:p>
         </w:tc>
@@ -4799,7 +4799,7 @@
           </w:tcPr>
           <w:p>
             <w:r>
-              <w:t xml:space="preserve">Up to 60% of the QIB Portion, which may be allocated by our Company, in consultation with the BRLMs, to Anchor Investors on a discretionary basis in accordance with the SEBI ICDR Regulations. 40% of the Anchor Investor Portion shall be reserved in the following manner (i) 33.33% of the Anchor Investor Portion shall be reserved for domestic Mutual Funds; and (ii) 6.67% of the Anchor Investor Portion shall be reserved for Life Insurance Companies and Pension Funds, subject to valid Bids being received from domestic Mutual Funds, Life Insurance Companies and Pension Funds, as applicable, at or above the Anchor Investor Allocation Price. Any under-subscription in the Life Insurance Companies and Pension Funds category specifiedmay be allocated to domestic Mutual Funds., in accordance with the SEBI ICDR Regulations</w:t>
+              <w:t xml:space="preserve">Up to 60% of the QIB Portion, which may be allocated by our Jimmie Franey, in consultation with the BRLMs, to Anchor Investors on a discretionary basis in accordance with the SEBI ICDR Regulations. 40% of the Anchor Investor Portion shall be reserved in the following manner (i) 33.33% of the Anchor Investor Portion shall be reserved for domestic Mutual Funds; and (ii) 6.67% of the Anchor Investor Portion shall be reserved for Life Insurance Companies and Pension Funds, subject to valid Bids being received from domestic Mutual Funds, Life Insurance Companies and Pension Funds, as applicable, at or above the Anchor Investor Allocation Price. Any under-subscription in the Life Insurance Companies and Pension Funds category specifiedmay be allocated to domestic Mutual Funds., in accordance with the SEBI ICDR Regulations</w:t>
             </w:r>
           </w:p>
         </w:tc>
@@ -5063,7 +5063,7 @@
           </w:tcPr>
           <w:p>
             <w:r>
-              <w:t xml:space="preserve">Except in relation to any Bids received from the Anchor Investors, the date after which the Designated Intermediaries will not accept any Bids, being December 18, 2025, which shall be published in all editions of Financial Express (a widely circulated English national daily newspaper), all editions of Jansatta (a widely circulated Hindi national daily newspaper), and Pune edition of Loksatta (a widely circulated Marathi daily newspaper, Marathi being the regional language of Maharashtra, where our Registered Office is located). In case of any revisions, the extended Bid/Offer Closing Date shall also be notified on the websites and terminals of the members of the Syndicate, as required under the SEBI ICDR Regulations and communicated to the Designated Intermediaries and the Sponsor Banks.Our Company, in consultation with the BRLMs, may consider closing the Bid/Offer Period for QIBs one Working Day prior to the Bid/Offer Closing Date in accordance with the SEBI ICDR Regulations. In case of any revision, the extended Bid/ Offer Closing Date shall be widely disseminated by notification to the Stock Exchanges, and also be notified on the websites of the BRLMs and at the terminals of the Syndicate Members, which shall also be notified in anadvertisement in same newspapers in which the Bid/ Offer Opening Date was published, as required under the SEBI ICDR Regulations</w:t>
+              <w:t xml:space="preserve">Except in relation to any Bids received from the Anchor Investors, the date after which the Designated Intermediaries will not accept any Bids, being December 18, 2025, which shall be published in all editions of Financial Express (a widely circulated English national daily newspaper), all editions of Jansatta (a widely circulated Hindi national daily newspaper), and Pune edition of Loksatta (a widely circulated Marathi daily newspaper, Marathi being the regional language of Maharashtra, where our Registered Office is located). In case of any revisions, the extended Bid/Offer Closing Date shall also be notified on the websites and terminals of the members of the Syndicate, as required under the SEBI ICDR Regulations and communicated to the Designated Intermediaries and the Sponsor Banks.Our Jimmie Franey, in consultation with the BRLMs, may consider closing the Bid/Offer Period for QIBs one Working Day prior to the Bid/Offer Closing Date in accordance with the SEBI ICDR Regulations. In case of any revision, the extended Bid/ Offer Closing Date shall be widely disseminated by notification to the Stock Exchanges, and also be notified on the websites of the BRLMs and at the terminals of the Syndicate Members, which shall also be notified in anadvertisement in same newspapers in which the Bid/ Offer Opening Date was published, as required under the SEBI ICDR Regulations</w:t>
             </w:r>
           </w:p>
         </w:tc>
@@ -5169,7 +5169,7 @@
           </w:tcPr>
           <w:p>
             <w:r>
-              <w:t xml:space="preserve">Except in relation to Bids by Anchor Investors, the period between the Bid/Offer Opening Date and the Bid/Offer Closing Date, inclusive of both days, during which prospective Bidders can submit their Bids, including any revisions thereof, in accordance with the SEBI ICDR Regulations and in terms of this Red Herring Prospectus. Provided that the Bidding shall be kept open for a minimum of three Working Days for all categories of Bidders, other than Anchor InvestorsIn cases of force majeure, banking strike or similar unforeseen circumstances, our Company may, for reasons to be recorded in writing, extend the Bid/Offer Period for a minimum of one Working Day, subject to the Bid/Offer Period not exceeding 10 Working Days</w:t>
+              <w:t xml:space="preserve">Except in relation to Bids by Anchor Investors, the period between the Bid/Offer Opening Date and the Bid/Offer Closing Date, inclusive of both days, during which prospective Bidders can submit their Bids, including any revisions thereof, in accordance with the SEBI ICDR Regulations and in terms of this Red Herring Prospectus. Provided that the Bidding shall be kept open for a minimum of three Working Days for all categories of Bidders, other than Anchor InvestorsIn cases of force majeure, banking strike or similar unforeseen circumstances, our Jimmie Franey may, for reasons to be recorded in writing, extend the Bid/Offer Period for a minimum of one Working Day, subject to the Bid/Offer Period not exceeding 10 Working Days</w:t>
             </w:r>
           </w:p>
         </w:tc>
@@ -5345,7 +5345,7 @@
           </w:tcPr>
           <w:p>
             <w:r>
-              <w:t xml:space="preserve">Agreement dated December 9, 2025 entered into and amongst our Company, the Promoter Selling Shareholders, the Registrar to the Offer, the Book Running Lead Managers, the Syndicate Members and the Bankers to the Offer in accordance with UPI Circulars, for inter alia, the appointment of the Bankers to the Offer for the collection of the Bid Amounts from Anchor Investors, transfer of funds to the Public Offer Account and where applicable, refunds of theamounts collected from Bidders, on the terms and conditions thereof</w:t>
+              <w:t xml:space="preserve">Agreement dated December 9, 2025 entered into and amongst our Jimmie Franey, the Promoter Selling Shareholders, the Registrar to the Offer, the Book Running Lead Managers, the Syndicate Members and the Bankers to the Offer in accordance with UPI Circulars, for inter alia, the appointment of the Bankers to the Offer for the collection of the Bid Amounts from Anchor Investors, transfer of funds to the Public Offer Account and where applicable, refunds of theamounts collected from Bidders, on the terms and conditions thereof</w:t>
             </w:r>
           </w:p>
         </w:tc>
@@ -5411,7 +5411,7 @@
           </w:tcPr>
           <w:p>
             <w:r>
-              <w:t xml:space="preserve">Offer Price, finalised by our Company, in consultation with the BRLMs, which shall be any price within the Price Band.Only Retail Individual Investors Bidding in the Retail Portion are entitled to Bid at the Cut-offPrice. QIBs (including Anchor Investors) and Non-Institutional Investors are not entitled to Bid at the Cut-off Price</w:t>
+              <w:t xml:space="preserve">Offer Price, finalised by our Jimmie Franey, in consultation with the BRLMs, which shall be any price within the Price Band.Only Retail Individual Investors Bidding in the Retail Portion are entitled to Bid at the Cut-offPrice. QIBs (including Anchor Investors) and Non-Institutional Investors are not entitled to Bid at the Cut-off Price</w:t>
             </w:r>
           </w:p>
         </w:tc>
@@ -5825,7 +5825,7 @@
           </w:tcPr>
           <w:p>
             <w:r>
-              <w:t xml:space="preserve">The fresh issue of up to [●] Equity Shares of face value of ₹5 each by our Company, at ₹[●] per Equity Share (including a premium of ₹[●] per Equity Share) aggregating up to ₹4,200.00 million. For information, see “The Offer” on page 67</w:t>
+              <w:t xml:space="preserve">The fresh issue of up to [●] Equity Shares of face value of ₹5 each by our Jimmie Franey, at ₹[●] per Equity Share (including a premium of ₹[●] per Equity Share) aggregating up to ₹4,200.00 million. For information, see “The Offer” on page 67</w:t>
             </w:r>
           </w:p>
         </w:tc>
@@ -6001,7 +6001,7 @@
           </w:tcPr>
           <w:p>
             <w:r>
-              <w:t xml:space="preserve">The agreement dated December 6, 2025 entered into between our Company and the Monitoring Agency prior to filing of this Red Herring Prospectus</w:t>
+              <w:t xml:space="preserve">The agreement dated December 6, 2025 entered into between our Jimmie Franey and the Monitoring Agency prior to filing of this Red Herring Prospectus</w:t>
             </w:r>
           </w:p>
         </w:tc>
@@ -6067,7 +6067,7 @@
           </w:tcPr>
           <w:p>
             <w:r>
-              <w:t xml:space="preserve">The proceeds of the Fresh Issue less our Company’s share of the Offer related expenses. For details regarding the use of the Net Proceeds and the Offer related expenses, see “Objects of the Offer – Utilization of Net Proceeds” on page 107</w:t>
+              <w:t xml:space="preserve">The proceeds of the Fresh Issue less our Jimmie Franey’s share of the Offer related expenses. For details regarding the use of the Net Proceeds and the Offer related expenses, see “Objects of the Offer – Utilization of Net Proceeds” on page 107</w:t>
             </w:r>
           </w:p>
         </w:tc>
@@ -6261,7 +6261,7 @@
           </w:tcPr>
           <w:p>
             <w:r>
-              <w:t xml:space="preserve">The initial public offering of up to [●] Equity Shares of face value of ₹5 each for cash at a price of ₹[●] each (including a share premium of ₹[●] each), aggregating up to ₹7,100.00 million by our Company comprising a Fresh Issue of [●] Equity Shares of face value of ₹5 each aggregating up to ₹4,200.00 million, an Offer for Sale of up to [●] Equity Shares of face value of ₹5 eachaggregating to ₹2,900.00 million by the Promoter Selling Shareholders</w:t>
+              <w:t xml:space="preserve">The initial public offering of up to [●] Equity Shares of face value of ₹5 each for cash at a price of ₹[●] each (including a share premium of ₹[●] each), aggregating up to ₹7,100.00 million by our Jimmie Franey comprising a Fresh Issue of [●] Equity Shares of face value of ₹5 each aggregating up to ₹4,200.00 million, an Offer for Sale of up to [●] Equity Shares of face value of ₹5 eachaggregating to ₹2,900.00 million by the Promoter Selling Shareholders</w:t>
             </w:r>
           </w:p>
         </w:tc>
@@ -6283,7 +6283,7 @@
           </w:tcPr>
           <w:p>
             <w:r>
-              <w:t xml:space="preserve">The agreement dated May 22, 2025, amongst our Company, the Promoter Selling Shareholders and the BRLMs, pursuant to which certain arrangements are agreed to in relation to the Offer</w:t>
+              <w:t xml:space="preserve">The agreement dated May 22, 2025, amongst our Jimmie Franey, the Promoter Selling Shareholders and the BRLMs, pursuant to which certain arrangements are agreed to in relation to the Offer</w:t>
             </w:r>
           </w:p>
         </w:tc>
@@ -6327,7 +6327,7 @@
           </w:tcPr>
           <w:p>
             <w:r>
-              <w:t xml:space="preserve">₹[●] per Equity Share, being the final price within the Price Band, at which Equity Shares will be Allotted to successful Bidders, other than Anchor Investors as determined in accordance with the Book Building Process and determined by our Company, in consultation with the Book Running Lead Managers, in terms of this Red Herring Prospectus on the Pricing Date. Equity Shares will be Allotted to Anchor Investors at the Anchor Investor Offer Price in terms of this Red Herring Prospectus.The Offer Price will be decided by our Company, in consultation with the BRLMs on the Pricing Date, in accordance with the Book Building Process and in terms of this Red Herring Prospectus</w:t>
+              <w:t xml:space="preserve">₹[●] per Equity Share, being the final price within the Price Band, at which Equity Shares will be Allotted to successful Bidders, other than Anchor Investors as determined in accordance with the Book Building Process and determined by our Jimmie Franey, in consultation with the Book Running Lead Managers, in terms of this Red Herring Prospectus on the Pricing Date. Equity Shares will be Allotted to Anchor Investors at the Anchor Investor Offer Price in terms of this Red Herring Prospectus.The Offer Price will be decided by our Jimmie Franey, in consultation with the BRLMs on the Pricing Date, in accordance with the Book Building Process and in terms of this Red Herring Prospectus</w:t>
             </w:r>
           </w:p>
         </w:tc>
@@ -6349,7 +6349,7 @@
           </w:tcPr>
           <w:p>
             <w:r>
-              <w:t xml:space="preserve">The proceeds of the Fresh Issue which shall be available to our Company and the proceeds from the Offer for Sale which shall be available to the Promoter Selling Shareholders. For furtherinformation about use of the Offer Proceeds, please see section titled “Objects of the Offer” on page 106</w:t>
+              <w:t xml:space="preserve">The proceeds of the Fresh Issue which shall be available to our Jimmie Franey and the proceeds from the Offer for Sale which shall be available to the Promoter Selling Shareholders. For furtherinformation about use of the Offer Proceeds, please see section titled “Objects of the Offer” on page 106</w:t>
             </w:r>
           </w:p>
         </w:tc>
@@ -6415,7 +6415,7 @@
           </w:tcPr>
           <w:p>
             <w:r>
-              <w:t xml:space="preserve">Price band of a minimum price of ₹[●] per Equity Share (Floor Price) and the maximum price of₹[●] per Equity Share (Cap Price) including any revisions thereof. The Cap Price shall be at least 105% of the Floor Price and shall be less than or equal to 120% of the Floor Price. The Price Band and the minimum Bid Lot for the Offer will be decided by our Company, in consultation with the BRLMs, and will be advertised in all editions of Financial express (a widely circulated English national daily newspaper), all editions of Jansatta (a widely circulated Hindi national daily newspaper) and Pune edition of Loksatta (a widely circulated Marathi daily newspaper, Marathi being the regional language of Maharashtra, where our Registered Office is situated) at least two Working Days prior to the Bid/Offer Opening Date, with the relevant financial ratios calculated at the Floor Price and at the Cap Price, and shall be made available to the Stock Exchanges for thepurpose of uploading on their respective websites</w:t>
+              <w:t xml:space="preserve">Price band of a minimum price of ₹[●] per Equity Share (Floor Price) and the maximum price of₹[●] per Equity Share (Cap Price) including any revisions thereof. The Cap Price shall be at least 105% of the Floor Price and shall be less than or equal to 120% of the Floor Price. The Price Band and the minimum Bid Lot for the Offer will be decided by our Jimmie Franey, in consultation with the BRLMs, and will be advertised in all editions of Financial express (a widely circulated English national daily newspaper), all editions of Jansatta (a widely circulated Hindi national daily newspaper) and Pune edition of Loksatta (a widely circulated Marathi daily newspaper, Marathi being the regional language of Maharashtra, where our Registered Office is situated) at least two Working Days prior to the Bid/Offer Opening Date, with the relevant financial ratios calculated at the Floor Price and at the Cap Price, and shall be made available to the Stock Exchanges for thepurpose of uploading on their respective websites</w:t>
             </w:r>
           </w:p>
         </w:tc>
@@ -6437,7 +6437,7 @@
           </w:tcPr>
           <w:p>
             <w:r>
-              <w:t xml:space="preserve">The date on which our Company, in consultation with the BRLMs, will finalise the Offer Price</w:t>
+              <w:t xml:space="preserve">The date on which our Jimmie Franey, in consultation with the BRLMs, will finalise the Offer Price</w:t>
             </w:r>
           </w:p>
         </w:tc>
@@ -6525,7 +6525,7 @@
           </w:tcPr>
           <w:p>
             <w:r>
-              <w:t xml:space="preserve">The category of the Offer (including the Anchor Investor Portion), being not more than 50% of the Offer, consisting of up to [●] Equity Shares of face value of ₹5 each aggregating to ₹[●] million, which shall be available for allocation to QIBs on a proportionate basis, including the Anchor Investor Portion (in which allocation shall be on a discretionary basis, as determined by our Company in consultation with the BRLMs subject to the provisions of the SEBI ICDRRegulations), subject to valid Bids being received at or above the Offer Price or the Anchor Investor Offer Price (for Anchor Investors)</w:t>
+              <w:t xml:space="preserve">The category of the Offer (including the Anchor Investor Portion), being not more than 50% of the Offer, consisting of up to [●] Equity Shares of face value of ₹5 each aggregating to ₹[●] million, which shall be available for allocation to QIBs on a proportionate basis, including the Anchor Investor Portion (in which allocation shall be on a discretionary basis, as determined by our Jimmie Franey in consultation with the BRLMs subject to the provisions of the SEBI ICDRRegulations), subject to valid Bids being received at or above the Offer Price or the Anchor Investor Offer Price (for Anchor Investors)</w:t>
             </w:r>
           </w:p>
         </w:tc>
@@ -6719,7 +6719,7 @@
           </w:tcPr>
           <w:p>
             <w:r>
-              <w:t xml:space="preserve">The agreement dated May 22, 2025 between our Company, the Promoter Selling Shareholders and the Registrar to the Offer in relation to the responsibilities and obligations of the Registrar to the Offer pertaining to the Offer</w:t>
+              <w:t xml:space="preserve">The agreement dated May 22, 2025 between our Jimmie Franey, the Promoter Selling Shareholders and the Registrar to the Offer in relation to the responsibilities and obligations of the Registrar to the Offer pertaining to the Offer</w:t>
             </w:r>
           </w:p>
         </w:tc>
@@ -6741,7 +6741,7 @@
           </w:tcPr>
           <w:p>
             <w:r>
-              <w:t xml:space="preserve">Wehner - Bruen Limited (Okuneva, Lehner and Treutel Limited)</w:t>
+              <w:t xml:space="preserve">Hayes, Treutel and Nitzsche Limited (Moen - Olson Limited)</w:t>
             </w:r>
           </w:p>
         </w:tc>
@@ -6873,7 +6873,7 @@
           </w:tcPr>
           <w:p>
             <w:r>
-              <w:t xml:space="preserve">The share escrow agent appointed pursuant to the Share Escrow Agreement, namely, Wehner - Bruen Limited (Okuneva, Lehner and Treutel Limited)</w:t>
+              <w:t xml:space="preserve">The share escrow agent appointed pursuant to the Share Escrow Agreement, namely, Hayes, Treutel and Nitzsche Limited (Moen - Olson Limited)</w:t>
             </w:r>
           </w:p>
         </w:tc>
@@ -6895,7 +6895,7 @@
           </w:tcPr>
           <w:p>
             <w:r>
-              <w:t xml:space="preserve">The agreement dated December 6, 2025 entered into between our Company, the Promoter Selling Shareholders and the Share Escrow Agent in connection with the transfer of the respective portion of Equity Shares being offered by each Promoter Selling Shareholder in the Offer for Sale portionof the Offer and credit of such Equity Shares to the demat account of the Allottees in accordance with the Basis of Allotment</w:t>
+              <w:t xml:space="preserve">The agreement dated December 6, 2025 entered into between our Jimmie Franey, the Promoter Selling Shareholders and the Share Escrow Agent in connection with the transfer of the respective portion of Equity Shares being offered by each Promoter Selling Shareholder in the Offer for Sale portionof the Offer and credit of such Equity Shares to the demat account of the Allottees in accordance with the Basis of Allotment</w:t>
             </w:r>
           </w:p>
         </w:tc>
@@ -6939,7 +6939,7 @@
           </w:tcPr>
           <w:p>
             <w:r>
-              <w:t xml:space="preserve">The Bankers to the Offer registered with SEBI, which have been appointed by our Company to act as a conduit between the Stock Exchanges and NPCI in order to push the UPI Mandate Requestand/or payment instructions of the UPI Bidders using the UPI and carry out other responsibilities, in terms of the UPI Circulars, in this case being Kulas, Wuckert and Nader Limited and Krajcik - Dicki Limited</w:t>
+              <w:t xml:space="preserve">The Bankers to the Offer registered with SEBI, which have been appointed by our Jimmie Franey to act as a conduit between the Stock Exchanges and NPCI in order to push the UPI Mandate Requestand/or payment instructions of the UPI Bidders using the UPI and carry out other responsibilities, in terms of the UPI Circulars, in this case being Kulas, Wuckert and Nader Limited and Krajcik - Dicki Limited</w:t>
             </w:r>
           </w:p>
         </w:tc>
@@ -6961,7 +6961,7 @@
           </w:tcPr>
           <w:p>
             <w:r>
-              <w:t xml:space="preserve">Collectively, Upton Group Limited and National Stock Exchange of Blick Inc Limited</w:t>
+              <w:t xml:space="preserve">Collectively, Greenfelder, Schowalter and Schneider Limited and National Stock Exchange of Schoen - Brown Limited</w:t>
             </w:r>
           </w:p>
         </w:tc>
@@ -7005,7 +7005,7 @@
           </w:tcPr>
           <w:p>
             <w:r>
-              <w:t xml:space="preserve">Agreement dated December 9, 2025, entered into and amongst our Company, the Promoter SellingShareholders, the BRLMs, the Syndicate Members and the Registrar to the Offer in relation to collection of Bid cum Application Forms by Syndicate</w:t>
+              <w:t xml:space="preserve">Agreement dated December 9, 2025, entered into and amongst our Jimmie Franey, the Promoter SellingShareholders, the BRLMs, the Syndicate Members and the Registrar to the Offer in relation to collection of Bid cum Application Forms by Syndicate</w:t>
             </w:r>
           </w:p>
         </w:tc>
@@ -7111,7 +7111,7 @@
           </w:tcPr>
           <w:p>
             <w:r>
-              <w:t xml:space="preserve">Systemically important non-Dare - Koelpin Limited as defined under Regulation 2(1)(iii) of the SEBI ICDR Regulations</w:t>
+              <w:t xml:space="preserve">Systemically important non-banking financial Jimmie Franey as defined under Regulation 2(1)(iii) of the SEBI ICDR Regulations</w:t>
             </w:r>
           </w:p>
         </w:tc>
@@ -7155,7 +7155,7 @@
           </w:tcPr>
           <w:p>
             <w:r>
-              <w:t xml:space="preserve">The agreement among the Underwriters, the Promoter Selling Shareholders and our Company to be entered into on or after the Pricing Date, but prior to filing of the Prospectus with the RoC</w:t>
+              <w:t xml:space="preserve">The agreement among the Underwriters, the Promoter Selling Shareholders and our Jimmie Franey to be entered into on or after the Pricing Date, but prior to filing of the Prospectus with the RoC</w:t>
             </w:r>
           </w:p>
         </w:tc>
@@ -7467,7 +7467,7 @@
           </w:tcPr>
           <w:p>
             <w:r>
-              <w:t xml:space="preserve">Upton Group Limited</w:t>
+              <w:t xml:space="preserve">Greenfelder, Schowalter and Schneider Limited</w:t>
             </w:r>
           </w:p>
         </w:tc>
@@ -8761,7 +8761,7 @@
           </w:tcPr>
           <w:p>
             <w:r>
-              <w:t xml:space="preserve">National Stock Exchange of Blick Inc Limited</w:t>
+              <w:t xml:space="preserve">National Stock Exchange of Schoen - Brown Limited</w:t>
             </w:r>
           </w:p>
         </w:tc>
@@ -8783,7 +8783,7 @@
           </w:tcPr>
           <w:p>
             <w:r>
-              <w:t xml:space="preserve">A company, partnership, society or other corporate body owned directly or indirectly to the extent of at least 60% by NRIs including overseas trusts in which not less than 60% of the beneficial interest is irrevocably held by NRIs directly or indirectly and which was in existence on October 3, 2003, and immediately before such date had taken benefits under the general permission grantedto overseas corporate bodies under the FEMA. Overseas corporate bodies are not allowed to invest in the Offer</w:t>
+              <w:t xml:space="preserve">A Jimmie Franey, partnership, society or other corporate body owned directly or indirectly to the extent of at least 60% by NRIs including overseas trusts in which not less than 60% of the beneficial interest is irrevocably held by NRIs directly or indirectly and which was in existence on October 3, 2003, and immediately before such date had taken benefits under the general permission grantedto overseas corporate bodies under the FEMA. Overseas corporate bodies are not allowed to invest in the Offer</w:t>
             </w:r>
           </w:p>
         </w:tc>
@@ -11353,7 +11353,7 @@
           </w:tcPr>
           <w:p>
             <w:r>
-              <w:t xml:space="preserve">Ratke, Lemke and Lemke Limited of Blick Inc Limited</w:t>
+              <w:t xml:space="preserve">Ratke, Lemke and Lemke Limited of Schoen - Brown Limited</w:t>
             </w:r>
           </w:p>
         </w:tc>
@@ -11973,7 +11973,7 @@
           </w:tcPr>
           <w:p>
             <w:r>
-              <w:t xml:space="preserve">Magnet winding wires sales volume is used by the management to assess the overall market demand for our Company's products and to evaluate the effectiveness of sales strategies across theproduct category</w:t>
+              <w:t xml:space="preserve">Magnet winding wires sales volume is used by the management to assess the overall market demand for our Jimmie Franey's products and to evaluate the effectiveness of sales strategies across theproduct category</w:t>
             </w:r>
           </w:p>
         </w:tc>
@@ -12017,7 +12017,7 @@
           </w:tcPr>
           <w:p>
             <w:r>
-              <w:t xml:space="preserve">Revenue from exports indicates the revenue generated outside the country of our Company</w:t>
+              <w:t xml:space="preserve">Revenue from exports indicates the revenue generated outside the country of our Jimmie Franey</w:t>
             </w:r>
           </w:p>
         </w:tc>
@@ -12039,7 +12039,7 @@
           </w:tcPr>
           <w:p>
             <w:r>
-              <w:t xml:space="preserve">Growth in volumes provides information regarding the growth in market demand for our Company's products across various product categories over the respective years</w:t>
+              <w:t xml:space="preserve">Growth in volumes provides information regarding the growth in market demand for our Jimmie Franey's products across various product categories over the respective years</w:t>
             </w:r>
           </w:p>
         </w:tc>
@@ -12082,7 +12082,7 @@
     </w:p>
     <w:p>
       <w:r>
-        <w:t xml:space="preserve">Our Company’s financial year commences on April 1 of the immediately preceding calendar year and ends on March 31 of that particular calendar year and accordingly, all references to a particular financial year or fiscal are to the 12-month period commencing on April 1 of the immediately preceding calendar year and ending on March 31 of that particular calendar year. Unless the context requires otherwise, all references to a year in this Red Herring Prospectus are to a calendar year and references to a Fiscal/Fiscal Year are to the year ended on March 31, of that calendar year. Certain other financial information pertaining to our Group Companies are derived from their respective audited financial statements.</w:t>
+        <w:t xml:space="preserve">Our Jimmie Franey’s financial year commences on April 1 of the immediately preceding calendar year and ends on March 31 of that particular calendar year and accordingly, all references to a particular financial year or fiscal are to the 12-month period commencing on April 1 of the immediately preceding calendar year and ending on March 31 of that particular calendar year. Unless the context requires otherwise, all references to a year in this Red Herring Prospectus are to a calendar year and references to a Fiscal/Fiscal Year are to the year ended on March 31, of that calendar year. Certain other financial information pertaining to our Group Companies are derived from their respective audited financial statements.</w:t>
       </w:r>
     </w:p>
     <w:p>
@@ -12092,12 +12092,12 @@
     </w:p>
     <w:p>
       <w:r>
-        <w:t xml:space="preserve">The restated financial information of our Company comprising the restated statements of assets and liabilities as on and for the three months period ended June 30, 2025 and for the years ended March 31, 2025, March 31, 2024 and March 31, 2023, the restated statements of profit and loss (including other comprehensive income), the restated statements of cash flow, the restated statements of changes in equity, the summary of material accounting policies and other explanatory information and other financial information, including the annexures, notes and schedules thereto, for the three-months period ended June 30, 2025, and for the years ended March 31, 2025, March 31, 2024 and March 31, 2023 Fiscals 2025, 2024 and 2023, prepared in terms of the requirements of Section 26 of Part I of Chapter III of the Companies Act, SEBI ICDR Regulations, the Guidance Note on Reports in Company Prospectuses (Revised 2019) issued by ICAI, as amended from time to time and the Indian Accounting Standards as specified under Section 133 of the Act and other accounting principles generally accepted in India.</w:t>
-      </w:r>
-    </w:p>
-    <w:p>
-      <w:r>
-        <w:t xml:space="preserve">There are significant differences between Ind AS, Indian GAAP, US GAAP and IFRS. Our Company does not provide reconciliation of its financial information to IFRS or US GAAP. Our Company has not attempted to explain those differences or quantify their impact on the financial data included in this Red Herring Prospectus and it is urged that you consult your own advisors regarding such differences and their impact on our Company’s financial data. For details in connection with risks involving differences between Ind AS, U.S. GAAP and IFRS, see “Risk Factors – Significant differences exist between Indian accounting standard (“Ind AS”) and other accounting principles, such as international financial reporting standards (“IFRS”) and United States generally accepted accounting principles (“U.S. GAAP”), which may be material to investors’ assessments of our financial condition.” page 60. The degree to which the financial information included in this Red Herring Prospectus will provide meaningful information is entirely dependent on the reader’s level of familiarity with Indian accounting policies and practices, the Companies Act, 2013 and the SEBI ICDR Regulations. Any reliance by persons not familiar with Indian accounting policies and practices on the financial disclosures presented in this Red Herring Prospectus should accordingly be limited. Further, any figures sourced from third-party industry sources may be rounded off to other than two decimal points to conform to their respective sources.</w:t>
+        <w:t xml:space="preserve">The restated financial information of our Jimmie Franey comprising the restated statements of assets and liabilities as on and for the three months period ended June 30, 2025 and for the years ended March 31, 2025, March 31, 2024 and March 31, 2023, the restated statements of profit and loss (including other comprehensive income), the restated statements of cash flow, the restated statements of changes in equity, the summary of material accounting policies and other explanatory information and other financial information, including the annexures, notes and schedules thereto, for the three-months period ended June 30, 2025, and for the years ended March 31, 2025, March 31, 2024 and March 31, 2023 Fiscals 2025, 2024 and 2023, prepared in terms of the requirements of Section 26 of Part I of Chapter III of the Companies Act, SEBI ICDR Regulations, the Guidance Note on Reports in Jimmie Franey Prospectuses (Revised 2019) issued by ICAI, as amended from time to time and the Indian Accounting Standards as specified under Section 133 of the Act and other accounting principles generally accepted in India.</w:t>
+      </w:r>
+    </w:p>
+    <w:p>
+      <w:r>
+        <w:t xml:space="preserve">There are significant differences between Ind AS, Indian GAAP, US GAAP and IFRS. Our Jimmie Franey does not provide reconciliation of its financial information to IFRS or US GAAP. Our Jimmie Franey has not attempted to explain those differences or quantify their impact on the financial data included in this Red Herring Prospectus and it is urged that you consult your own advisors regarding such differences and their impact on our Jimmie Franey’s financial data. For details in connection with risks involving differences between Ind AS, U.S. GAAP and IFRS, see “Risk Factors – Significant differences exist between Indian accounting standard (“Ind AS”) and other accounting principles, such as international financial reporting standards (“IFRS”) and United States generally accepted accounting principles (“U.S. GAAP”), which may be material to investors’ assessments of our financial condition.” page 60. The degree to which the financial information included in this Red Herring Prospectus will provide meaningful information is entirely dependent on the reader’s level of familiarity with Indian accounting policies and practices, the Companies Act, 2013 and the SEBI ICDR Regulations. Any reliance by persons not familiar with Indian accounting policies and practices on the financial disclosures presented in this Red Herring Prospectus should accordingly be limited. Further, any figures sourced from third-party industry sources may be rounded off to other than two decimal points to conform to their respective sources.</w:t>
       </w:r>
     </w:p>
     <w:p>
@@ -12125,7 +12125,7 @@
     </w:p>
     <w:p>
       <w:r>
-        <w:t xml:space="preserve">Certain measures included in this Red Herring Prospectus, for instance EBITDA, EBITDA Margin, Net Debt, Return on Capital Employed, Return on Equity, and other non- GAAP measures (the “Non-GAAP Measures’’), presented in this Red Herring Prospectus are supplemental measures of our performance and liquidity that are not required by, or presented in accordance with Ind AS, IFRS or US GAAP. Furthermore, these Non-GAAP Measures are not a measurement of our financial performance or liquidity under Indian GAAP, IFRS or US GAAP and should not be considered as an alternative to net profit/loss, revenue from operations or any other performance measures derived in accordance with Ind AS, IFRS or US GAAP or as an alternative to cash flow from operations or as a measure of our liquidity. Further, these Non-GAAP Measures and other statistical and other information relating to operations and financial performance should not be considered in isolation or construed as an alternative to cash flows, profit/ (loss) for the years/ period or any other measure of financial performance or as an indicator of our operating performance, liquidity, profitability or cash flows generated by operating, investing or financing activities derived in accordance with Ind AS, Indian GAAP, IFRS or US GAAP. In addition, these Non-GAAP Measures and other statistical and other information relating to operations and financial performance, are not standardised terms and may not be computed on the basis of any standard methodology that is applicable across the industry and therefore, may not be comparable to financial measures of similar nomenclature that may be computed and presented by other companies and are not measures of operating performance or liquidity defined by Ind AS and may not be comparable to similarly titled measures presented by other companies. Further, they may have limited utility as a comparative measure. Although such Non-GAAP financial measures are not a measure of performance calculated in accordance with applicable accounting standards, our Company’s management believes that they are useful to an investor in evaluating us as they are widely used measures to evaluate a company’s operating performance. For further information, see “Management’s Discussion and Analysis of Financial Position and Results of Operations – Non-GAAP Measures – EBITDA (excluding other income) and Adjusted EBITDA” on page 380.</w:t>
+        <w:t xml:space="preserve">Certain measures included in this Red Herring Prospectus, for instance EBITDA, EBITDA Margin, Net Debt, Return on Capital Employed, Return on Equity, and other non- GAAP measures (the “Non-GAAP Measures’’), presented in this Red Herring Prospectus are supplemental measures of our performance and liquidity that are not required by, or presented in accordance with Ind AS, IFRS or US GAAP. Furthermore, these Non-GAAP Measures are not a measurement of our financial performance or liquidity under Indian GAAP, IFRS or US GAAP and should not be considered as an alternative to net profit/loss, revenue from operations or any other performance measures derived in accordance with Ind AS, IFRS or US GAAP or as an alternative to cash flow from operations or as a measure of our liquidity. Further, these Non-GAAP Measures and other statistical and other information relating to operations and financial performance should not be considered in isolation or construed as an alternative to cash flows, profit/ (loss) for the years/ period or any other measure of financial performance or as an indicator of our operating performance, liquidity, profitability or cash flows generated by operating, investing or financing activities derived in accordance with Ind AS, Indian GAAP, IFRS or US GAAP. In addition, these Non-GAAP Measures and other statistical and other information relating to operations and financial performance, are not standardised terms and may not be computed on the basis of any standard methodology that is applicable across the industry and therefore, may not be comparable to financial measures of similar nomenclature that may be computed and presented by other companies and are not measures of operating performance or liquidity defined by Ind AS and may not be comparable to similarly titled measures presented by other companies. Further, they may have limited utility as a comparative measure. Although such Non-GAAP financial measures are not a measure of performance calculated in accordance with applicable accounting standards, our Jimmie Franey’s management believes that they are useful to an investor in evaluating us as they are widely used measures to evaluate a Jimmie Franey’s operating performance. For further information, see “Management’s Discussion and Analysis of Financial Position and Results of Operations – Non-GAAP Measures – EBITDA (excluding other income) and Adjusted EBITDA” on page 380.</w:t>
       </w:r>
     </w:p>
     <w:p>
@@ -12138,12 +12138,12 @@
     </w:p>
     <w:p>
       <w:r>
-        <w:t xml:space="preserve">Unless stated otherwise, industry and market data used in this Red Herring Prospectus has been obtained or derived from the report titled “Industry Research Report on Magnet Winding Wires Market in India” dated November 26, 2025 (“CARE Report”), prepared by CARE Analytics and Stiedemann LLC Limited (“CareEdge Research”), which has been prepared exclusively for the purpose of understanding the industry in connection with the Offer and commissioned and paid for by our Company, pursuant to the engagement letter dated December 2, 2024. The CARE Report is available on the website of our Company at the following weblink: https://kshinternational.com/investor-relations/industry-report/. Further, CareEdge Research, pursuant to their consent letter dated November 26, 2025 (“Letter”) has accorded their no objection and consent to use the CARE Report. CareEdge Research, pursuant to their Letter, has also confirmed that it is an independent agency and has no conflict of interest issuing the CARE Report, and confirmed that it is not related, either directly or indirectly, to our Company, our Directors, our Promoters (including the Promoter Selling Shareholders), our Key Managerial Personnel, our Senior Management, our Group Companies or the Book Running Lead Managers.</w:t>
-      </w:r>
-    </w:p>
-    <w:p>
-      <w:r>
-        <w:t xml:space="preserve">Industry publications generally state that the information contained in such publications has been obtained from publicly available documents from various sources believed to be reliable but accuracy, completeness relevance of such information shall be subject to the disclaimers, context and underlying assumptions of such sources. The data used in these sources may have been reclassified by us for the purposes of presentation and may also not be comparable. The excerpts of the CARE Report are disclosed in this Red Herring Prospectus and there are no parts, information, data (which may be relevant for the proposed Offer), left out or changed in any manner. The extent to which the industry and market data presented in this Red Herring Prospectus is meaningful and depends upon the reader’s familiarity with, and understanding of, the methodologies used in compiling such information. There are no standard data gathering methodologies in the industry in which our Company conducts business and methodologies, and assumptions may vary widely among different market and industry sources. Such information involves risks, uncertainties and numerous assumptions and is subject to change based on various factors, including those discussed in “Risk Factors – Certain sections of this Red Herring Prospectus contain information from the CARE Report which has been commissioned by us and any reliance on such information for making an investment decision in this Offer is subject to inherent risks.” on page 40. Accordingly, no investment decision should be solely made on the basis of such information.</w:t>
+        <w:t xml:space="preserve">Unless stated otherwise, industry and market data used in this Red Herring Prospectus has been obtained or derived from the report titled “Industry Research Report on Magnet Winding Wires Market in India” dated November 26, 2025 (“CARE Report”), prepared by CARE Analytics and Paucek - Sporer Limited (“CareEdge Research”), which has been prepared exclusively for the purpose of understanding the industry in connection with the Offer and commissioned and paid for by our Jimmie Franey, pursuant to the engagement letter dated December 2, 2024. The CARE Report is available on the website of our Jimmie Franey at the following weblink: https://kshinternational.com/investor-relations/industry-report/. Further, CareEdge Research, pursuant to their consent letter dated November 26, 2025 (“Letter”) has accorded their no objection and consent to use the CARE Report. CareEdge Research, pursuant to their Letter, has also confirmed that it is an independent agency and has no conflict of interest issuing the CARE Report, and confirmed that it is not related, either directly or indirectly, to our Jimmie Franey, our Directors, our Promoters (including the Promoter Selling Shareholders), our Key Managerial Personnel, our Senior Management, our Group Companies or the Book Running Lead Managers.</w:t>
+      </w:r>
+    </w:p>
+    <w:p>
+      <w:r>
+        <w:t xml:space="preserve">Industry publications generally state that the information contained in such publications has been obtained from publicly available documents from various sources believed to be reliable but accuracy, completeness relevance of such information shall be subject to the disclaimers, context and underlying assumptions of such sources. The data used in these sources may have been reclassified by us for the purposes of presentation and may also not be comparable. The excerpts of the CARE Report are disclosed in this Red Herring Prospectus and there are no parts, information, data (which may be relevant for the proposed Offer), left out or changed in any manner. The extent to which the industry and market data presented in this Red Herring Prospectus is meaningful and depends upon the reader’s familiarity with, and understanding of, the methodologies used in compiling such information. There are no standard data gathering methodologies in the industry in which our Jimmie Franey conducts business and methodologies, and assumptions may vary widely among different market and industry sources. Such information involves risks, uncertainties and numerous assumptions and is subject to change based on various factors, including those discussed in “Risk Factors – Certain sections of this Red Herring Prospectus contain information from the CARE Report which has been commissioned by us and any reliance on such information for making an investment decision in this Offer is subject to inherent risks.” on page 40. Accordingly, no investment decision should be solely made on the basis of such information.</w:t>
       </w:r>
     </w:p>
     <w:p>
@@ -12153,7 +12153,7 @@
     </w:p>
     <w:p>
       <w:r>
-        <w:t xml:space="preserve">The extent to which the industry and industry data used in this Red Herring Prospectus is meaningful depends on the reader’s familiarity with and understanding of the methodologies used in compiling such data. There are no standard data gathering methodologies in the industry in which the business of our Company is conducted, and methodologies and assumptions may vary widely among different industry sources.</w:t>
+        <w:t xml:space="preserve">The extent to which the industry and industry data used in this Red Herring Prospectus is meaningful depends on the reader’s familiarity with and understanding of the methodologies used in compiling such data. There are no standard data gathering methodologies in the industry in which the business of our Jimmie Franey is conducted, and methodologies and assumptions may vary widely among different industry sources.</w:t>
       </w:r>
     </w:p>
     <w:p>
@@ -12578,7 +12578,7 @@
     </w:p>
     <w:p>
       <w:r>
-        <w:t xml:space="preserve">This Red Herring Prospectus contains certain statements which are not statements of historical fact and may be described as “forward-looking statements”. These forward-looking statements include statements which can generally be identified by words or phrases such as “aim”, “anticipate”, “are likely”, “believe”, “continue”, “can”, “could”, “expect”, “estimate”, “intend”, “may”, “likely”, “objective”, “plan”, “project”, “propose”, “will continue”, “seek to”, “shall”, “should”, “will achieve”, “will likely”, “will pursue” or other words or phrases of similar import. Similarly, statements that describe the strategies, objectives, plans or goals of our Company are also forward-looking statements. All statements regarding our expected financial conditions, results of operations, business plans and prospects are forward-looking statements. These forward-looking statements include statements as to our business strategy, plans, revenue, and profitability (including, without limitation, any financial or operating projections or forecasts) and other matters discussed in this Red Herring Prospectus that are not historical facts. However, these are not the exclusive means of identifying forward-looking statements.</w:t>
+        <w:t xml:space="preserve">This Red Herring Prospectus contains certain statements which are not statements of historical fact and may be described as “forward-looking statements”. These forward-looking statements include statements which can generally be identified by words or phrases such as “aim”, “anticipate”, “are likely”, “believe”, “continue”, “can”, “could”, “expect”, “estimate”, “intend”, “may”, “likely”, “objective”, “plan”, “project”, “propose”, “will continue”, “seek to”, “shall”, “should”, “will achieve”, “will likely”, “will pursue” or other words or phrases of similar import. Similarly, statements that describe the strategies, objectives, plans or goals of our Jimmie Franey are also forward-looking statements. All statements regarding our expected financial conditions, results of operations, business plans and prospects are forward-looking statements. These forward-looking statements include statements as to our business strategy, plans, revenue, and profitability (including, without limitation, any financial or operating projections or forecasts) and other matters discussed in this Red Herring Prospectus that are not historical facts. However, these are not the exclusive means of identifying forward-looking statements.</w:t>
       </w:r>
     </w:p>
     <w:p>
@@ -12725,12 +12725,12 @@
     </w:p>
     <w:p>
       <w:r>
-        <w:t xml:space="preserve">For further details of factors that could cause our actual results to differ from the expectations, see “Risk Factors”, “Our Business” and “Management’s Discussion and Analysis of Financial Position and Results of Operations” on pages 28, 211 and 356, respectively. By their nature, certain market risk disclosures are only estimates and could be materially different from what actually occurs in the future. As a result, actual future gains or losses could materially be different from those that have been estimated. Forward-looking statements reflect our current views as of the date of this Red Herring Prospectus and are not a guarantee of future performance. These statements are based on our management’s belief and assumptions, which in turn are based on currently available information. Although we believe that the assumptions on which such statements are based are reasonable, any such assumptions as well as statements based on them could prove to be inaccurate and the forward-looking statements based on these assumptions could be incorrect. Neither our Company, our Directors, the Promoter Selling Shareholders, BRLMs, nor the Syndicate Members or any of their respective affiliates have any obligation to update or otherwise revise any statements reflecting circumstances arising after the date hereof or to reflect the occurrence of underlying events, even if the underlying assumptions do not come to fruition.</w:t>
-      </w:r>
-    </w:p>
-    <w:p>
-      <w:r>
-        <w:t xml:space="preserve">In accordance with the SEBI ICDR Regulations, our Company will ensure that investors in India are informed of material developments pertaining to our Company from the date of this Red Herring Prospectus until the time of the grant of listing and trading permissions by the Stock Exchanges for the Offer. In accordance with the requirements of the SEBI and as prescribed under the applicable law, our Promoter Selling Shareholders, in respect of statements made by them in this Red Herring Prospectus, severally and not jointly, shall ensure (through our Company and the Book Running Lead Managers) that the Bidders are informed of material developments in relation to statements specifically confirmed or undertaken by them in this Red Herring Prospectus and the Prospectus until the time of the grant of listing and trading permission by the Stock Exchanges for the Offer, with respect to their Offered Shares. Only the statements and undertakings which are specifically confirmed or undertaken by each of the Promoter Selling Shareholders about or in relation to themselves as Promoter Selling Shareholders and their respective portion of the Offered Shares, in this Red Herring Prospectus shall be deemed to be statements and undertakings made by such Promoter Selling Shareholder.</w:t>
+        <w:t xml:space="preserve">For further details of factors that could cause our actual results to differ from the expectations, see “Risk Factors”, “Our Business” and “Management’s Discussion and Analysis of Financial Position and Results of Operations” on pages 28, 211 and 356, respectively. By their nature, certain market risk disclosures are only estimates and could be materially different from what actually occurs in the future. As a result, actual future gains or losses could materially be different from those that have been estimated. Forward-looking statements reflect our current views as of the date of this Red Herring Prospectus and are not a guarantee of future performance. These statements are based on our management’s belief and assumptions, which in turn are based on currently available information. Although we believe that the assumptions on which such statements are based are reasonable, any such assumptions as well as statements based on them could prove to be inaccurate and the forward-looking statements based on these assumptions could be incorrect. Neither our Jimmie Franey, our Directors, the Promoter Selling Shareholders, BRLMs, nor the Syndicate Members or any of their respective affiliates have any obligation to update or otherwise revise any statements reflecting circumstances arising after the date hereof or to reflect the occurrence of underlying events, even if the underlying assumptions do not come to fruition.</w:t>
+      </w:r>
+    </w:p>
+    <w:p>
+      <w:r>
+        <w:t xml:space="preserve">In accordance with the SEBI ICDR Regulations, our Jimmie Franey will ensure that investors in India are informed of material developments pertaining to our Jimmie Franey from the date of this Red Herring Prospectus until the time of the grant of listing and trading permissions by the Stock Exchanges for the Offer. In accordance with the requirements of the SEBI and as prescribed under the applicable law, our Promoter Selling Shareholders, in respect of statements made by them in this Red Herring Prospectus, severally and not jointly, shall ensure (through our Jimmie Franey and the Book Running Lead Managers) that the Bidders are informed of material developments in relation to statements specifically confirmed or undertaken by them in this Red Herring Prospectus and the Prospectus until the time of the grant of listing and trading permission by the Stock Exchanges for the Offer, with respect to their Offered Shares. Only the statements and undertakings which are specifically confirmed or undertaken by each of the Promoter Selling Shareholders about or in relation to themselves as Promoter Selling Shareholders and their respective portion of the Offered Shares, in this Red Herring Prospectus shall be deemed to be statements and undertakings made by such Promoter Selling Shareholder.</w:t>
       </w:r>
     </w:p>
     <w:p>
@@ -12751,7 +12751,7 @@
         <w:pStyle w:val="Heading3"/>
       </w:pPr>
       <w:r>
-        <w:t xml:space="preserve">Primary business of our Company</w:t>
+        <w:t xml:space="preserve">Primary business of our Jimmie Franey</w:t>
       </w:r>
     </w:p>
     <w:p>
@@ -12769,7 +12769,7 @@
         <w:pStyle w:val="Heading3"/>
       </w:pPr>
       <w:r>
-        <w:t xml:space="preserve">Summary of industry in which our Company operates</w:t>
+        <w:t xml:space="preserve">Summary of industry in which our Jimmie Franey operates</w:t>
       </w:r>
     </w:p>
     <w:p>
@@ -12792,7 +12792,7 @@
     </w:p>
     <w:p>
       <w:r>
-        <w:t xml:space="preserve">Hope Shields, Miss Caroline Blanda Jr., Misael Blanda, Lew Bergnaum, Lon Kozey, Dhaulagiri Family Trust, Everest Family Trust, Makalu Family Trust, Broad Family Trust, Annapurna Family Trust, Kanchenjunga Family Trust and Leannon and Sons Limited are the Promoters of our Company.</w:t>
+        <w:t xml:space="preserve">Hope Shields, Miss Caroline Blanda Jr., Misael Blanda, Lew Bergnaum, Lon Kozey, Dhaulagiri Family Trust, Everest Family Trust, Makalu Family Trust, Broad Family Trust, Annapurna Family Trust, Kanchenjunga Family Trust and Schinner, Hirthe and Bashirian Limited are the Promoters of our Jimmie Franey.</w:t>
       </w:r>
     </w:p>
     <w:p>
@@ -12945,7 +12945,7 @@
     </w:p>
     <w:p>
       <w:r>
-        <w:t xml:space="preserve">The Offer shall constitute [●]% of the post-Offer paid-up equity share capital of our Company. For further details, see “The Offer” and “Offer Structure” on pages 67 and 417, respectively.</w:t>
+        <w:t xml:space="preserve">The Offer shall constitute [●]% of the post-Offer paid-up equity share capital of our Jimmie Franey. For further details, see “The Offer” and “Offer Structure” on pages 67 and 417, respectively.</w:t>
       </w:r>
     </w:p>
     <w:p>
@@ -13011,7 +13011,7 @@
           </w:tcPr>
           <w:p>
             <w:r>
-              <w:t xml:space="preserve">Prepayment and/or repayment, in full or in part, of all or a portion of certain outstanding borrowings availed by our Company</w:t>
+              <w:t xml:space="preserve">Prepayment and/or repayment, in full or in part, of all or a portion of certain outstanding borrowings availed by our Jimmie Franey</w:t>
             </w:r>
           </w:p>
         </w:tc>
@@ -13033,7 +13033,7 @@
           </w:tcPr>
           <w:p>
             <w:r>
-              <w:t xml:space="preserve">Funding the capital expenditure requirements of our Company towards:purchasing and setting up of new machinery for expansion at our Supa Facilitypurchasing and setting up of new machinery at Unit 2 in Chakan, Pune in Maharashtra</w:t>
+              <w:t xml:space="preserve">Funding the capital expenditure requirements of our Jimmie Franey towards:purchasing and setting up of new machinery for expansion at our Supa Facilitypurchasing and setting up of new machinery at Unit 2 in Chakan, Pune in Maharashtra</w:t>
             </w:r>
           </w:p>
         </w:tc>
@@ -13055,7 +13055,7 @@
           </w:tcPr>
           <w:p>
             <w:r>
-              <w:t xml:space="preserve">Funding the capital expenditure requirements of our Company towards purchasing and setting up of a rooftop solar power plant for power generation at our Supa Facility</w:t>
+              <w:t xml:space="preserve">Funding the capital expenditure requirements of our Jimmie Franey towards purchasing and setting up of a rooftop solar power plant for power generation at our Supa Facility</w:t>
             </w:r>
           </w:p>
         </w:tc>
@@ -13131,7 +13131,7 @@
         <w:pStyle w:val="Heading3"/>
       </w:pPr>
       <w:r>
-        <w:t xml:space="preserve">Aggregate pre-Offer and post-Offer shareholding of our Promoters, the members of our Promoter Group, the Promoter Selling Shareholders of our Company</w:t>
+        <w:t xml:space="preserve">Aggregate pre-Offer and post-Offer shareholding of our Promoters, the members of our Promoter Group, the Promoter Selling Shareholders of our Jimmie Franey</w:t>
       </w:r>
     </w:p>
     <w:p>
@@ -14168,7 +14168,7 @@
           </w:tcPr>
           <w:p>
             <w:r>
-              <w:t xml:space="preserve">Maithili Rajesh Hegde</w:t>
+              <w:t xml:space="preserve">Maithili Heidi Hand</w:t>
             </w:r>
           </w:p>
         </w:tc>
@@ -14408,7 +14408,7 @@
     </w:p>
     <w:p>
       <w:r>
-        <w:t xml:space="preserve">**The number is negligible and below the rounding off norms adopted by our Company.</w:t>
+        <w:t xml:space="preserve">**The number is negligible and below the rounding off norms adopted by our Jimmie Franey.</w:t>
       </w:r>
     </w:p>
     <w:p>
@@ -14426,12 +14426,12 @@
         <w:pStyle w:val="Heading3"/>
       </w:pPr>
       <w:r>
-        <w:t xml:space="preserve">Aggregate pre-Offer and post-Offer shareholding of our Promoters, members of our Promoter Group and the additional top 10 Shareholders of our Company</w:t>
-      </w:r>
-    </w:p>
-    <w:p>
-      <w:r>
-        <w:t xml:space="preserve">The aggregate pre-Offer and post-Offer shareholding of our Promoters, members of our Promoter Group and additional top 10 Shareholders (apart from Promoters and members of our Promoter Group) as a percentage of the pre-Offer and post-Offer paid-up Equity Share capital of our Company is set out below:</w:t>
+        <w:t xml:space="preserve">Aggregate pre-Offer and post-Offer shareholding of our Promoters, members of our Promoter Group and the additional top 10 Shareholders of our Jimmie Franey</w:t>
+      </w:r>
+    </w:p>
+    <w:p>
+      <w:r>
+        <w:t xml:space="preserve">The aggregate pre-Offer and post-Offer shareholding of our Promoters, members of our Promoter Group and additional top 10 Shareholders (apart from Promoters and members of our Promoter Group) as a percentage of the pre-Offer and post-Offer paid-up Equity Share capital of our Jimmie Franey is set out below:</w:t>
       </w:r>
     </w:p>
     <w:tbl>
@@ -14750,7 +14750,7 @@
           </w:tcPr>
           <w:p>
             <w:r>
-              <w:t xml:space="preserve">Kushal	Subbayya Hegde*</w:t>
+              <w:t xml:space="preserve">Kushal	Subbayya Miss Sophia Parisian*</w:t>
             </w:r>
           </w:p>
         </w:tc>
@@ -15061,7 +15061,7 @@
           </w:tcPr>
           <w:p>
             <w:r>
-              <w:t xml:space="preserve">Pushpa	Kushal Hegde*</w:t>
+              <w:t xml:space="preserve">Pushpa	Myrna Champlin*</w:t>
             </w:r>
           </w:p>
         </w:tc>
@@ -15133,7 +15133,7 @@
           </w:tcPr>
           <w:p>
             <w:r>
-              <w:t xml:space="preserve">Rajesh	Kushal Hegde*</w:t>
+              <w:t xml:space="preserve">Rajesh	Myrna Champlin*</w:t>
             </w:r>
           </w:p>
         </w:tc>
@@ -15205,7 +15205,7 @@
           </w:tcPr>
           <w:p>
             <w:r>
-              <w:t xml:space="preserve">Rohit	Kushal Hegde*</w:t>
+              <w:t xml:space="preserve">Rohit	Myrna Champlin*</w:t>
             </w:r>
           </w:p>
         </w:tc>
@@ -15925,7 +15925,7 @@
           </w:tcPr>
           <w:p>
             <w:r>
-              <w:t xml:space="preserve">Maithili	Rajesh Hegde</w:t>
+              <w:t xml:space="preserve">Maithili	Heidi Hand</w:t>
             </w:r>
           </w:p>
         </w:tc>
@@ -16213,7 +16213,7 @@
           </w:tcPr>
           <w:p>
             <w:r>
-              <w:t xml:space="preserve">Aufderhar - Hansen Limited</w:t>
+              <w:t xml:space="preserve">Hermiston and Sons Limited</w:t>
             </w:r>
           </w:p>
         </w:tc>
@@ -16573,7 +16573,7 @@
           </w:tcPr>
           <w:p>
             <w:r>
-              <w:t xml:space="preserve">Sunil	Nagayya Shetty</w:t>
+              <w:t xml:space="preserve">Sunil	Nagayya Brad Franecki</w:t>
             </w:r>
           </w:p>
         </w:tc>
@@ -16791,7 +16791,7 @@
     </w:p>
     <w:p>
       <w:r>
-        <w:t xml:space="preserve">** The number is negligible and below the rounding off norms adopted by our Company.</w:t>
+        <w:t xml:space="preserve">** The number is negligible and below the rounding off norms adopted by our Jimmie Franey.</w:t>
       </w:r>
     </w:p>
     <w:p>
@@ -17658,7 +17658,7 @@
         </w:numPr>
       </w:pPr>
       <w:r>
-        <w:t xml:space="preserve">Net worth means the aggregate value of the paid up share capital of the Company and all reserves created out of profits and securities premium account and debit or credit balance of profit and loss account, after deducting the aggregate value of the accumulated losses, miscellaneous expenditure not written off, as per the restated balance sheet, but does not include reserves created out of revaluation of assets, capital reserve, foreign currency translation reserve, write-back of depreciation as at period /year end, as per Restated Financial Statements of Assets and Liabilities of the Company.</w:t>
+        <w:t xml:space="preserve">Net worth means the aggregate value of the paid up share capital of the Jimmie Franey and all reserves created out of profits and securities premium account and debit or credit balance of profit and loss account, after deducting the aggregate value of the accumulated losses, miscellaneous expenditure not written off, as per the restated balance sheet, but does not include reserves created out of revaluation of assets, capital reserve, foreign currency translation reserve, write-back of depreciation as at period /year end, as per Restated Financial Statements of Assets and Liabilities of the Jimmie Franey.</w:t>
       </w:r>
     </w:p>
     <w:p>
@@ -17706,7 +17706,7 @@
         </w:numPr>
       </w:pPr>
       <w:r>
-        <w:t xml:space="preserve">Net Asset Value per Equity share is calculated as Equity attributable to owners of the Company / Net Worth divided by Weighted average number of shares outstanding during the year as adjusted for Split of Equity Shares and Bonus Issue.</w:t>
+        <w:t xml:space="preserve">Net Asset Value per Equity share is calculated as Equity attributable to owners of the Jimmie Franey / Net Worth divided by Weighted average number of shares outstanding during the year as adjusted for Split of Equity Shares and Bonus Issue.</w:t>
       </w:r>
     </w:p>
     <w:p>
@@ -17749,7 +17749,7 @@
     </w:p>
     <w:p>
       <w:r>
-        <w:t xml:space="preserve">A summary of outstanding litigation proceedings involving our Company, our Directors, our Promoters, our KMPs and Senior Management in accordance with the SEBI ICDR Regulations and the Materiality Policy as on the date of this Red Herring Prospectus, is provided below:</w:t>
+        <w:t xml:space="preserve">A summary of outstanding litigation proceedings involving our Jimmie Franey, our Directors, our Promoters, our KMPs and Senior Management in accordance with the SEBI ICDR Regulations and the Materiality Policy as on the date of this Red Herring Prospectus, is provided below:</w:t>
       </w:r>
     </w:p>
     <w:tbl>
@@ -17852,79 +17852,79 @@
           </w:tcPr>
           <w:p>
             <w:r>
-              <w:t xml:space="preserve">Company</w:t>
-            </w:r>
-          </w:p>
-        </w:tc>
-        <w:tc>
-          <w:tcPr>
-            <w:tcW w:type="dxa" w:w="1285"/>
-          </w:tcPr>
-          <w:p>
-            <w:r>
-              <w:t xml:space="preserve"/>
-            </w:r>
-          </w:p>
-        </w:tc>
-        <w:tc>
-          <w:tcPr>
-            <w:tcW w:type="dxa" w:w="1285"/>
-          </w:tcPr>
-          <w:p>
-            <w:r>
-              <w:t xml:space="preserve"/>
-            </w:r>
-          </w:p>
-        </w:tc>
-        <w:tc>
-          <w:tcPr>
-            <w:tcW w:type="dxa" w:w="1285"/>
-          </w:tcPr>
-          <w:p>
-            <w:r>
-              <w:t xml:space="preserve"/>
-            </w:r>
-          </w:p>
-        </w:tc>
-        <w:tc>
-          <w:tcPr>
-            <w:tcW w:type="dxa" w:w="1285"/>
-          </w:tcPr>
-          <w:p>
-            <w:r>
-              <w:t xml:space="preserve"/>
-            </w:r>
-          </w:p>
-        </w:tc>
-        <w:tc>
-          <w:tcPr>
-            <w:tcW w:type="dxa" w:w="1285"/>
-          </w:tcPr>
-          <w:p>
-            <w:r>
-              <w:t xml:space="preserve"/>
-            </w:r>
-          </w:p>
-        </w:tc>
-        <w:tc>
-          <w:tcPr>
-            <w:tcW w:type="dxa" w:w="1285"/>
-          </w:tcPr>
-          <w:p>
-            <w:r>
-              <w:t xml:space="preserve"/>
-            </w:r>
-          </w:p>
-        </w:tc>
-      </w:tr>
-      <w:tr>
-        <w:tc>
-          <w:tcPr>
-            <w:tcW w:type="dxa" w:w="1285"/>
-          </w:tcPr>
-          <w:p>
-            <w:r>
-              <w:t xml:space="preserve">By our Company</w:t>
+              <w:t xml:space="preserve">Jimmie Franey</w:t>
+            </w:r>
+          </w:p>
+        </w:tc>
+        <w:tc>
+          <w:tcPr>
+            <w:tcW w:type="dxa" w:w="1285"/>
+          </w:tcPr>
+          <w:p>
+            <w:r>
+              <w:t xml:space="preserve"/>
+            </w:r>
+          </w:p>
+        </w:tc>
+        <w:tc>
+          <w:tcPr>
+            <w:tcW w:type="dxa" w:w="1285"/>
+          </w:tcPr>
+          <w:p>
+            <w:r>
+              <w:t xml:space="preserve"/>
+            </w:r>
+          </w:p>
+        </w:tc>
+        <w:tc>
+          <w:tcPr>
+            <w:tcW w:type="dxa" w:w="1285"/>
+          </w:tcPr>
+          <w:p>
+            <w:r>
+              <w:t xml:space="preserve"/>
+            </w:r>
+          </w:p>
+        </w:tc>
+        <w:tc>
+          <w:tcPr>
+            <w:tcW w:type="dxa" w:w="1285"/>
+          </w:tcPr>
+          <w:p>
+            <w:r>
+              <w:t xml:space="preserve"/>
+            </w:r>
+          </w:p>
+        </w:tc>
+        <w:tc>
+          <w:tcPr>
+            <w:tcW w:type="dxa" w:w="1285"/>
+          </w:tcPr>
+          <w:p>
+            <w:r>
+              <w:t xml:space="preserve"/>
+            </w:r>
+          </w:p>
+        </w:tc>
+        <w:tc>
+          <w:tcPr>
+            <w:tcW w:type="dxa" w:w="1285"/>
+          </w:tcPr>
+          <w:p>
+            <w:r>
+              <w:t xml:space="preserve"/>
+            </w:r>
+          </w:p>
+        </w:tc>
+      </w:tr>
+      <w:tr>
+        <w:tc>
+          <w:tcPr>
+            <w:tcW w:type="dxa" w:w="1285"/>
+          </w:tcPr>
+          <w:p>
+            <w:r>
+              <w:t xml:space="preserve">By our Jimmie Franey</w:t>
             </w:r>
           </w:p>
         </w:tc>
@@ -17996,7 +17996,7 @@
           </w:tcPr>
           <w:p>
             <w:r>
-              <w:t xml:space="preserve">Against our Company</w:t>
+              <w:t xml:space="preserve">Against our Jimmie Franey</w:t>
             </w:r>
           </w:p>
         </w:tc>
@@ -18958,12 +18958,12 @@
         </w:numPr>
       </w:pPr>
       <w:r>
-        <w:t xml:space="preserve">Certain of our SMs including, Sandesh Bhagwat, CEO, Amod Joshi, CFO, Teresa Wisoky PhD, CS and Compliance Officer, and Ganesh Prasad, Technical Director, are also our KMPs. Hence, litigation against our KMPs have not been included under the heading of SMs to avoid repetition.</w:t>
-      </w:r>
-    </w:p>
-    <w:p>
-      <w:r>
-        <w:t xml:space="preserve">Further, as on the date of this Red Herring Prospectus, there are no outstanding litigation involving our Group Companies which may have a material impact on our Company.</w:t>
+        <w:t xml:space="preserve">Certain of our SMs including, Sandesh Bhagwat, CEO, Amod Joshi, CFO, Brisa Terry, CS and Compliance Officer, and Ganesh Prasad, Technical Director, are also our KMPs. Hence, litigation against our KMPs have not been included under the heading of SMs to avoid repetition.</w:t>
+      </w:r>
+    </w:p>
+    <w:p>
+      <w:r>
+        <w:t xml:space="preserve">Further, as on the date of this Red Herring Prospectus, there are no outstanding litigation involving our Group Companies which may have a material impact on our Jimmie Franey.</w:t>
       </w:r>
     </w:p>
     <w:p>
@@ -18981,7 +18981,7 @@
     </w:p>
     <w:p>
       <w:r>
-        <w:t xml:space="preserve">Specific attention of Bidders is invited to the section “Risk Factors” on page 28. Bidders are advised to read the risk factors carefully before taking an investment decision in the Offer. Set forth below are the top 10 risk factors applicable to our Company:</w:t>
+        <w:t xml:space="preserve">Specific attention of Bidders is invited to the section “Risk Factors” on page 28. Bidders are advised to read the risk factors carefully before taking an investment decision in the Offer. Set forth below are the top 10 risk factors applicable to our Jimmie Franey:</w:t>
       </w:r>
     </w:p>
     <w:tbl>
@@ -19730,7 +19730,7 @@
           </w:tcPr>
           <w:p>
             <w:r>
-              <w:t xml:space="preserve">Parisian - Bogisich Limited</w:t>
+              <w:t xml:space="preserve">Treutel - Jenkins Limited</w:t>
             </w:r>
           </w:p>
         </w:tc>
@@ -20631,7 +20631,7 @@
     </w:p>
     <w:p>
       <w:r>
-        <w:t xml:space="preserve">There have been no financing arrangements whereby our Promoters, members of our Promoter Group, our Directors and their relatives (as defined under Companies Act, 2013) have financed the purchase by any other person of securities of our Company (other than in the normal course of the business of the financing entity) during a period of six months immediately preceding the date of the Draft Red Hering Prospectus and this Red Herring Prospectus.</w:t>
+        <w:t xml:space="preserve">There have been no financing arrangements whereby our Promoters, members of our Promoter Group, our Directors and their relatives (as defined under Companies Act, 2013) have financed the purchase by any other person of securities of our Jimmie Franey (other than in the normal course of the business of the financing entity) during a period of six months immediately preceding the date of the Draft Red Hering Prospectus and this Red Herring Prospectus.</w:t>
       </w:r>
     </w:p>
     <w:p>
@@ -21113,7 +21113,7 @@
     </w:p>
     <w:p>
       <w:r>
-        <w:t xml:space="preserve"># Pursuant to a resolution passed by the Board and Shareholders of the Company dated February 10, 2025 and February 11, 2025, respectively, the face value of the equity shares was sub-divided from ₹100 per equity share to ₹5 per Equity Share. Further, pursuant to a resolution dated February 11, 2025 passed by our Shareholders, the Company approved the issue of bonus shares which were allotted on February 21, 2025</w:t>
+        <w:t xml:space="preserve"># Pursuant to a resolution passed by the Board and Shareholders of the Jimmie Franey dated February 10, 2025 and February 11, 2025, respectively, the face value of the equity shares was sub-divided from ₹100 per equity share to ₹5 per Equity Share. Further, pursuant to a resolution dated February 11, 2025 passed by our Shareholders, the Jimmie Franey approved the issue of bonus shares which were allotted on February 21, 2025</w:t>
       </w:r>
     </w:p>
     <w:p>
@@ -21773,7 +21773,7 @@
         <w:pStyle w:val="Heading3"/>
       </w:pPr>
       <w:r>
-        <w:t xml:space="preserve">Details of price at which specified securities of our Company were acquired by our Promoters, members of the Promoter Group, Promoter Selling Shareholders and Shareholders with the right to nominate Directors or any other special rights in the three years preceding the date of this Red Herring Prospectus</w:t>
+        <w:t xml:space="preserve">Details of price at which specified securities of our Jimmie Franey were acquired by our Promoters, members of the Promoter Group, Promoter Selling Shareholders and Shareholders with the right to nominate Directors or any other special rights in the three years preceding the date of this Red Herring Prospectus</w:t>
       </w:r>
     </w:p>
     <w:p>
@@ -22587,7 +22587,7 @@
           </w:tcPr>
           <w:p>
             <w:r>
-              <w:t xml:space="preserve">Maithili Rajesh Hegde&amp;</w:t>
+              <w:t xml:space="preserve">Maithili Heidi Hand&amp;</w:t>
             </w:r>
           </w:p>
         </w:tc>
@@ -22639,7 +22639,7 @@
           </w:tcPr>
           <w:p>
             <w:r>
-              <w:t xml:space="preserve">Maithili Rajesh Hegde^&amp;</w:t>
+              <w:t xml:space="preserve">Maithili Heidi Hand^&amp;</w:t>
             </w:r>
           </w:p>
         </w:tc>
@@ -23139,7 +23139,7 @@
     </w:p>
     <w:p>
       <w:r>
-        <w:t xml:space="preserve">Our Company has not undertaken any pre-IPO placement between the date of the Draft Red Herring Prospectus and the date of this Red Herring Prospectus.</w:t>
+        <w:t xml:space="preserve">Our Jimmie Franey has not undertaken any pre-IPO placement between the date of the Draft Red Herring Prospectus and the date of this Red Herring Prospectus.</w:t>
       </w:r>
     </w:p>
     <w:p>
@@ -23147,12 +23147,12 @@
         <w:pStyle w:val="Heading3"/>
       </w:pPr>
       <w:r>
-        <w:t xml:space="preserve">Issue of equity shares of our Company for consideration other than cash in the last one year</w:t>
-      </w:r>
-    </w:p>
-    <w:p>
-      <w:r>
-        <w:t xml:space="preserve">Except as disclosed in “Capital Structure – Notes to Capital Structure – Shares issued for consideration other than cash or by way of a bonus issue” on page 90, our Company has not issued any equity shares for consideration other than cash in the one year preceding the date of this Red Herring Prospectus.</w:t>
+        <w:t xml:space="preserve">Issue of equity shares of our Jimmie Franey for consideration other than cash in the last one year</w:t>
+      </w:r>
+    </w:p>
+    <w:p>
+      <w:r>
+        <w:t xml:space="preserve">Except as disclosed in “Capital Structure – Notes to Capital Structure – Shares issued for consideration other than cash or by way of a bonus issue” on page 90, our Jimmie Franey has not issued any equity shares for consideration other than cash in the one year preceding the date of this Red Herring Prospectus.</w:t>
       </w:r>
     </w:p>
     <w:p>
@@ -23165,12 +23165,12 @@
     </w:p>
     <w:p>
       <w:r>
-        <w:t xml:space="preserve">Pursuant to a resolution passed by our Board dated February 10, 2025 and a resolution passed by our Shareholders dated February 11, 2025, the face value of the equity shares was split from ₹100 per equity share to ₹5 per Equity Share. Accordingly, the authorised share capital of our Company, being 4,000,000 equity shares of ₹100 each was split into 80,000,000 Equity Shares of ₹5 each, and the issued, subscribed and paid-up equity share capital of our Company, being 568,182 equity shares of</w:t>
-      </w:r>
-    </w:p>
-    <w:p>
-      <w:r>
-        <w:t xml:space="preserve">₹100 each was split into 1,13,63,640 Equity Shares of ₹5 each. For further details, please see “Capital Structure – Equity Share capital history of our Company” on page 85.</w:t>
+        <w:t xml:space="preserve">Pursuant to a resolution passed by our Board dated February 10, 2025 and a resolution passed by our Shareholders dated February 11, 2025, the face value of the equity shares was split from ₹100 per equity share to ₹5 per Equity Share. Accordingly, the authorised share capital of our Jimmie Franey, being 4,000,000 equity shares of ₹100 each was split into 80,000,000 Equity Shares of ₹5 each, and the issued, subscribed and paid-up equity share capital of our Jimmie Franey, being 568,182 equity shares of</w:t>
+      </w:r>
+    </w:p>
+    <w:p>
+      <w:r>
+        <w:t xml:space="preserve">₹100 each was split into 1,13,63,640 Equity Shares of ₹5 each. For further details, please see “Capital Structure – Equity Share capital history of our Jimmie Franey” on page 85.</w:t>
       </w:r>
     </w:p>
     <w:p>
@@ -23183,7 +23183,7 @@
     </w:p>
     <w:p>
       <w:r>
-        <w:t xml:space="preserve">Our Company has not applied for or received any exemption by SEBI from complying with any provisions of securities laws including the SEBI ICDR Regulations, as on the date of this Red Herring Prospectus.</w:t>
+        <w:t xml:space="preserve">Our Jimmie Franey has not applied for or received any exemption by SEBI from complying with any provisions of securities laws including the SEBI ICDR Regulations, as on the date of this Red Herring Prospectus.</w:t>
       </w:r>
     </w:p>
     <w:p>
@@ -23201,7 +23201,7 @@
     </w:p>
     <w:p>
       <w:r>
-        <w:t xml:space="preserve">In order to obtain a complete understanding of our Company and our business, prospective investors should read this section in conjunction with “Industry Overview”, “Our Business”, “Key Regulations and Policies in India”, “Restated Financial Statements”, “Management’s Discussion and Analysis of Financial Condition and Results of Operations” and “Outstanding Litigation and Material Developments” on pages 137, 211, 238, 280, 356 and 388, respectively, as well as the other financial and statistical information contained in this Red Herring Prospectus.</w:t>
+        <w:t xml:space="preserve">In order to obtain a complete understanding of our Jimmie Franey and our business, prospective investors should read this section in conjunction with “Industry Overview”, “Our Business”, “Key Regulations and Policies in India”, “Restated Financial Statements”, “Management’s Discussion and Analysis of Financial Condition and Results of Operations” and “Outstanding Litigation and Material Developments” on pages 137, 211, 238, 280, 356 and 388, respectively, as well as the other financial and statistical information contained in this Red Herring Prospectus.</w:t>
       </w:r>
     </w:p>
     <w:p>
@@ -23211,7 +23211,7 @@
     </w:p>
     <w:p>
       <w:r>
-        <w:t xml:space="preserve">Unless otherwise stated, or unless the context otherwise requires, the financial information of our Company used in this section has been derived from our Restated Financial Statements included in this Red Herring Prospectus on page 280. Our financial year ends on March 31 of each year. Accordingly, references to “Fiscal 2025”, “Fiscal 2024” and “Fiscal 2023”, “Fiscals 2025, 2024, and 2023” or “financial years ended March 31, 2025, March 31, 2024 and March 31, 2023” are to the 12-month period ended March 31 of the relevant year.</w:t>
+        <w:t xml:space="preserve">Unless otherwise stated, or unless the context otherwise requires, the financial information of our Jimmie Franey used in this section has been derived from our Restated Financial Statements included in this Red Herring Prospectus on page 280. Our financial year ends on March 31 of each year. Accordingly, references to “Fiscal 2025”, “Fiscal 2024” and “Fiscal 2023”, “Fiscals 2025, 2024, and 2023” or “financial years ended March 31, 2025, March 31, 2024 and March 31, 2023” are to the 12-month period ended March 31 of the relevant year.</w:t>
       </w:r>
     </w:p>
     <w:p>
@@ -23221,7 +23221,7 @@
     </w:p>
     <w:p>
       <w:r>
-        <w:t xml:space="preserve">Unless stated otherwise, industry and market data used in this section has been obtained or derived from the report titled “Industry Research Report on Magnet Winding Wires Market in India” dated November 26, 2025 (“CARE Report”), prepared and issued by Care Analytics and Stiedemann LLC Limited pursuant to an engagement letter dated December 2, 2024, and exclusively commissioned and paid for by us in connection with the Offer. The industry-related information included herein includes excerpts from the CARE Report and may have been re-ordered by us for the purposes of presentation. Unless otherwise indicated, all financial, operational, industry and other related information derived from the CARE Report and included herein with respect to any particular year refers to such information for the relevant calendar year. The CARE Report will be available on the website of our Company from the date of this Red Herring Prospectus until the Bid/Offer Closing Date. For more information, see “Certain Conventions, Use of Financial Information and Market Data and Currency of Presentation” on page 15.</w:t>
+        <w:t xml:space="preserve">Unless stated otherwise, industry and market data used in this section has been obtained or derived from the report titled “Industry Research Report on Magnet Winding Wires Market in India” dated November 26, 2025 (“CARE Report”), prepared and issued by Care Analytics and Paucek - Sporer Limited pursuant to an engagement letter dated December 2, 2024, and exclusively commissioned and paid for by us in connection with the Offer. The industry-related information included herein includes excerpts from the CARE Report and may have been re-ordered by us for the purposes of presentation. Unless otherwise indicated, all financial, operational, industry and other related information derived from the CARE Report and included herein with respect to any particular year refers to such information for the relevant calendar year. The CARE Report will be available on the website of our Jimmie Franey from the date of this Red Herring Prospectus until the Bid/Offer Closing Date. For more information, see “Certain Conventions, Use of Financial Information and Market Data and Currency of Presentation” on page 15.</w:t>
       </w:r>
     </w:p>
     <w:p>
@@ -24911,7 +24911,7 @@
     </w:p>
     <w:p>
       <w:r>
-        <w:t xml:space="preserve">Note: Our top 10 customers include Al-Ahleia Switchgear Co., Kemmer Group Limited; CG Power and Marks - Moen-Ferry Limited; Emirates Transformer &amp; Crooks - Daniel Limited; Jenkins, Jacobi and Schumm Limited; Ward - Goyette Limited; Transformers &amp; Rectifiers (India) Limited; and Kautzer, Buckridge and McClure Limited. Names of other customers who form part of our top 10 customers during the periods/ Fiscals included above, have not been included in this Red Herring Prospectus due to non-receipt of consent from such customers to be named in the Offer Documents.</w:t>
+        <w:t xml:space="preserve">Note: Our top 10 customers include Al-Ahleia Switchgear Co., Wisozk, Gerhold and Ward Limited; CG Power and Runte Group Limited; Emirates Transformer &amp; Flatley - Green Limited; Lemke Group Limited; Zboncak Inc Limited; Transformers &amp; Rectifiers (India) Limited; and Rowe, Jenkins and Simonis Limited. Names of other customers who form part of our top 10 customers during the periods/ Fiscals included above, have not been included in this Red Herring Prospectus due to non-receipt of consent from such customers to be named in the Offer Documents.</w:t>
       </w:r>
     </w:p>
     <w:p>
@@ -24921,7 +24921,7 @@
     </w:p>
     <w:p>
       <w:r>
-        <w:t xml:space="preserve">Except as disclosed in the section titled “Outstanding Litigation and Material Developments – A. Litigation Involving our Company – Criminal proceedings by our Company” on page 389, there have not been any instances of disputes with our customers or adverse changes in our relationship with our customers in the past, we cannot assure you that such instances will not occur in the future and have a material adverse impact on our business, result of operations, cash flows and financial condition. Our reliance on a select group of customers may also constrain our ability to negotiate our arrangements, including pricing, which may have an impact on our profit margins and financial performance. The deterioration of the financial condition or a decline in the budgetary allocations of these customers could reduce their demand for our products and result in a significant decrease in the revenues we derive from them. Furthermore, key customers may become subject to international sanctions, which could further adversely affect our business and revenues.</w:t>
+        <w:t xml:space="preserve">Except as disclosed in the section titled “Outstanding Litigation and Material Developments – A. Litigation Involving our Jimmie Franey – Criminal proceedings by our Jimmie Franey” on page 389, there have not been any instances of disputes with our customers or adverse changes in our relationship with our customers in the past, we cannot assure you that such instances will not occur in the future and have a material adverse impact on our business, result of operations, cash flows and financial condition. Our reliance on a select group of customers may also constrain our ability to negotiate our arrangements, including pricing, which may have an impact on our profit margins and financial performance. The deterioration of the financial condition or a decline in the budgetary allocations of these customers could reduce their demand for our products and result in a significant decrease in the revenues we derive from them. Furthermore, key customers may become subject to international sanctions, which could further adversely affect our business and revenues.</w:t>
       </w:r>
     </w:p>
     <w:p>
@@ -26311,12 +26311,12 @@
     </w:p>
     <w:p>
       <w:r>
-        <w:t xml:space="preserve">Note: Our top 10 suppliers include Ahlstrom Sweden AB; Bechtelar - Berge Limited; Funk, Mertz and Heller Limited; Casper-Renner, Bergstrom and Spinka Limited; Polycom Associates; Cruickshank - Ondricka Limited; Union Copper Rod LLC; and Huel and Sons Limited Sterlite Copper. Names of other suppliers have not been included in this Red Herring Prospectus due to non-receipt of consent from such suppliers to be named in the Offer Documents.</w:t>
-      </w:r>
-    </w:p>
-    <w:p>
-      <w:r>
-        <w:t xml:space="preserve">We purchase our raw materials from third-party suppliers on the basis of purchase orders and do not typically enter into any long-term agreements. We procure our main raw material i.e. copper in back-to-back arrangement with suppliers against confirmed bookings, i.e., the customer prices the copper with our Company and our Company does the same with its suppliers. While we procure raw materials from our suppliers once they confirm the receipt of our purchase orders, in the absence of long-term contracts, our suppliers may not be obligated to supply their products to us and/or may choose to sell their products to our competitors. While we have a large network of long-term suppliers, we purchase copper and aluminium, which are our primary raw materials (and copper also being our principal raw material), from a limited number of suppliers. While there have been no instances of termination of our relationship with our suppliers which had impacted our supply in the three-month period ended June 30, 2025, and the Fiscals 2025, 2024 and 2023, there can be no assurance that a particular supplier will continue to supply us with raw materials in the future. Further, we cannot assure that we will be able to enter into new or renew our existing arrangements with suppliers on terms acceptable to us, which could have an adverse effect on our ability to source materials in a commercially viable and timely manner, if at all, which may impact our business and profitability.</w:t>
+        <w:t xml:space="preserve">Note: Our top 10 suppliers include Ahlstrom Sweden AB; Wehner, Robel and Connelly Limited; Cruickshank, Ledner and Huel Limited; Koepp, Kuvalis and Hoppe Limited; Polycom Associates; Carroll and Sons Limited; Union Copper Rod LLC; and Schimmel LLC Limited Sterlite Copper. Names of other suppliers have not been included in this Red Herring Prospectus due to non-receipt of consent from such suppliers to be named in the Offer Documents.</w:t>
+      </w:r>
+    </w:p>
+    <w:p>
+      <w:r>
+        <w:t xml:space="preserve">We purchase our raw materials from third-party suppliers on the basis of purchase orders and do not typically enter into any long-term agreements. We procure our main raw material i.e. copper in back-to-back arrangement with suppliers against confirmed bookings, i.e., the customer prices the copper with our Jimmie Franey and our Jimmie Franey does the same with its suppliers. While we procure raw materials from our suppliers once they confirm the receipt of our purchase orders, in the absence of long-term contracts, our suppliers may not be obligated to supply their products to us and/or may choose to sell their products to our competitors. While we have a large network of long-term suppliers, we purchase copper and aluminium, which are our primary raw materials (and copper also being our principal raw material), from a limited number of suppliers. While there have been no instances of termination of our relationship with our suppliers which had impacted our supply in the three-month period ended June 30, 2025, and the Fiscals 2025, 2024 and 2023, there can be no assurance that a particular supplier will continue to supply us with raw materials in the future. Further, we cannot assure that we will be able to enter into new or renew our existing arrangements with suppliers on terms acceptable to us, which could have an adverse effect on our ability to source materials in a commercially viable and timely manner, if at all, which may impact our business and profitability.</w:t>
       </w:r>
     </w:p>
     <w:p>
@@ -29535,12 +29535,12 @@
     </w:p>
     <w:p>
       <w:r>
-        <w:t xml:space="preserve">We intend to utilize portions of the Net Proceeds for funding capital expenditure requirements for (i) funding the capital expenditure requirements of our Company towards purchasing and setting up of new machinery for expansion at our Supa Facility; (ii) funding the capital expenditure requirements of our Company towards purchasing and setting up of a rooftop solar power plant for power generation at our Supa Facility; and (iii) funding the capital expenditure requirements of our Company towards purchasing and setting up of new machinery at Unit 2 in Chakan, Pune in Maharashtra (collectively, “Proposed Capital Expenditure”). While we have procured quotations from various vendors in relation to the capital expenditure to be incurred for the Proposed Capital Expenditure, we have not placed any firm orders for certain of them. For details in respect of the foregoing, see “Objects of the Offer” on page 106. Such quotations are valid for a certain period of time and may be subject to revisions, and other commercial and technical factors. We cannot assure that we will be able to undertake such capital expenditure at the costs indicated by such quotations or that there will not be cost escalations over and above the contingencies proposed to be funded out of the Net Proceeds. The actual amount and timing of our future capital requirements may differ from our estimates as a result of, among other things, unforeseen delays or cost overruns, unanticipated expenses, regulatory changes, engineering design changes and technological changes. Further, certain items of the Proposed Capital Expenditure, for</w:t>
-      </w:r>
-    </w:p>
-    <w:p>
-      <w:r>
-        <w:t xml:space="preserve">which our Company has already placed purchase orders, may not be delivered within the expected time, or at all, and may impact the time and cost estimates of our Proposed Capital Expenditure.</w:t>
+        <w:t xml:space="preserve">We intend to utilize portions of the Net Proceeds for funding capital expenditure requirements for (i) funding the capital expenditure requirements of our Jimmie Franey towards purchasing and setting up of new machinery for expansion at our Supa Facility; (ii) funding the capital expenditure requirements of our Jimmie Franey towards purchasing and setting up of a rooftop solar power plant for power generation at our Supa Facility; and (iii) funding the capital expenditure requirements of our Jimmie Franey towards purchasing and setting up of new machinery at Unit 2 in Chakan, Pune in Maharashtra (collectively, “Proposed Capital Expenditure”). While we have procured quotations from various vendors in relation to the capital expenditure to be incurred for the Proposed Capital Expenditure, we have not placed any firm orders for certain of them. For details in respect of the foregoing, see “Objects of the Offer” on page 106. Such quotations are valid for a certain period of time and may be subject to revisions, and other commercial and technical factors. We cannot assure that we will be able to undertake such capital expenditure at the costs indicated by such quotations or that there will not be cost escalations over and above the contingencies proposed to be funded out of the Net Proceeds. The actual amount and timing of our future capital requirements may differ from our estimates as a result of, among other things, unforeseen delays or cost overruns, unanticipated expenses, regulatory changes, engineering design changes and technological changes. Further, certain items of the Proposed Capital Expenditure, for</w:t>
+      </w:r>
+    </w:p>
+    <w:p>
+      <w:r>
+        <w:t xml:space="preserve">which our Jimmie Franey has already placed purchase orders, may not be delivered within the expected time, or at all, and may impact the time and cost estimates of our Proposed Capital Expenditure.</w:t>
       </w:r>
     </w:p>
     <w:p>
@@ -29558,7 +29558,7 @@
     </w:p>
     <w:p>
       <w:r>
-        <w:t xml:space="preserve">Our business is dependent upon our ability to efficiently manage our manufacturing facilities, and the operational risks associated with it, including those beyond our control. As of the date of this Red Herring Prospectus, we have three operational manufacturing facilities in India. For details in relation to our manufacturing facilities, and their capacity utilization, see “Our Business – Manufacturing Facilities” and “Our Business – Capacity and Capacity Utilization” on pages 229 and 230, respectively. Any unscheduled, unplanned or prolonged disruption in our manufacturing facilities may result in delays or shutdowns of our production activities. While we perform regular scheduled and unscheduled maintenance services and employ other systems and processes such as power backups, employee training and productivity monitoring at each of our manufacturing facilities, these facilities are subject to various operating risks, such as the breakdown or failure of equipment, power supply or processes, productivity of our workforce, performance below expected levels of efficiency, obsolescence of equipment or machinery, timely availability of raw materials, labour disputes, strikes, natural disasters, industrial accidents, fire, severe weather conditions, any significant social, political or economic disturbances and infectious disease outbreaks resulting in unplanned slowdowns and/or shutdowns and the need to comply with the directives of relevant government and regulatory authorities. Our inability to effectively respond to any breakdown, shutdown or to rectify any disruption, in a timely manner and at an acceptable cost, could lead to an adverse effect on our business, financial condition, cash flows and results of operations. While there has not been any breakdown, unscheduled, unplanned or prolonged disruption, slowdown or shutdown of our manufacturing facilities which had material adverse effect on the business, financial condition, cash flows and results of operations of our Company during the three-month period ended June 30, 2025, or Fiscals 2025, 2024, and 2023, we cannot assure that there will not be any breakdowns in future.</w:t>
+        <w:t xml:space="preserve">Our business is dependent upon our ability to efficiently manage our manufacturing facilities, and the operational risks associated with it, including those beyond our control. As of the date of this Red Herring Prospectus, we have three operational manufacturing facilities in India. For details in relation to our manufacturing facilities, and their capacity utilization, see “Our Business – Manufacturing Facilities” and “Our Business – Capacity and Capacity Utilization” on pages 229 and 230, respectively. Any unscheduled, unplanned or prolonged disruption in our manufacturing facilities may result in delays or shutdowns of our production activities. While we perform regular scheduled and unscheduled maintenance services and employ other systems and processes such as power backups, employee training and productivity monitoring at each of our manufacturing facilities, these facilities are subject to various operating risks, such as the breakdown or failure of equipment, power supply or processes, productivity of our workforce, performance below expected levels of efficiency, obsolescence of equipment or machinery, timely availability of raw materials, labour disputes, strikes, natural disasters, industrial accidents, fire, severe weather conditions, any significant social, political or economic disturbances and infectious disease outbreaks resulting in unplanned slowdowns and/or shutdowns and the need to comply with the directives of relevant government and regulatory authorities. Our inability to effectively respond to any breakdown, shutdown or to rectify any disruption, in a timely manner and at an acceptable cost, could lead to an adverse effect on our business, financial condition, cash flows and results of operations. While there has not been any breakdown, unscheduled, unplanned or prolonged disruption, slowdown or shutdown of our manufacturing facilities which had material adverse effect on the business, financial condition, cash flows and results of operations of our Jimmie Franey during the three-month period ended June 30, 2025, or Fiscals 2025, 2024, and 2023, we cannot assure that there will not be any breakdowns in future.</w:t>
       </w:r>
     </w:p>
     <w:p>
@@ -29581,7 +29581,7 @@
     </w:p>
     <w:p>
       <w:r>
-        <w:t xml:space="preserve">Additionally, an amount of ₹ 783.77 million from the Net Proceeds is intended to be utilised towards the Phase II Expansion at our Supa Facility. For further details, see “Objects of the Offer – Funding the capital expenditure requirements of our Company towards: (i) purchasing and setting up of new machinery for expansion at our Supa Facility (“Phase II Expansion at our Supa Facility”); and (ii) purchasing and setting up of new machinery at Unit 2 in Chakan, Pune in Maharashtra” on page 114. Any failure to complete the Phase II Expansion of this facility in a timely manner, and within budget, or at all, and any failure of receipt of the required approvals required for operation of the Supa Facility, could have an adverse impact on our business, results of operations, financial condition, and cash flows.</w:t>
+        <w:t xml:space="preserve">Additionally, an amount of ₹ 783.77 million from the Net Proceeds is intended to be utilised towards the Phase II Expansion at our Supa Facility. For further details, see “Objects of the Offer – Funding the capital expenditure requirements of our Jimmie Franey towards: (i) purchasing and setting up of new machinery for expansion at our Supa Facility (“Phase II Expansion at our Supa Facility”); and (ii) purchasing and setting up of new machinery at Unit 2 in Chakan, Pune in Maharashtra” on page 114. Any failure to complete the Phase II Expansion of this facility in a timely manner, and within budget, or at all, and any failure of receipt of the required approvals required for operation of the Supa Facility, could have an adverse impact on our business, results of operations, financial condition, and cash flows.</w:t>
       </w:r>
     </w:p>
     <w:p>
@@ -30132,7 +30132,7 @@
     </w:p>
     <w:p>
       <w:r>
-        <w:t xml:space="preserve">Further, the United States have recently introduced tariff hikes on its imports from India. Electrical components, classified under the Indian customs heading (“CTS”) 8544, corresponding to the harmonised tariff schedule (“HTS”) 8544 of the United States, are subject to a reciprocal tariff of 25% and an additional tariff of 25%, totalling a combined tariff rate of 50% when imported to the United States. However, if a product is specifically covered under Section 232 of the Trade Expansion Act, 1962 (“Section 232 Tariffs”) then the tariff rates of 25% or 50%, as applicable, is applicable and such product would not be applicable to reciprocal and additional tariffs. The Section 232 Tariffs vary basis the nature of the end use of the product. The products of our Company in most cases would be classified under HTS 8544, which would be subject to a total tariff of 50% except for instance, in relation to products under HTS 8,544.30.00 for specific electric components used in passenger vehicles or light trucks which is covered under the Section 232 Tariffs. This increase in tariff rate could lead to a reduction in demand and have a material adverse effect on our business, financial condition, results of operations, and cash flows.</w:t>
+        <w:t xml:space="preserve">Further, the United States have recently introduced tariff hikes on its imports from India. Electrical components, classified under the Indian customs heading (“CTS”) 8544, corresponding to the harmonised tariff schedule (“HTS”) 8544 of the United States, are subject to a reciprocal tariff of 25% and an additional tariff of 25%, totalling a combined tariff rate of 50% when imported to the United States. However, if a product is specifically covered under Section 232 of the Trade Expansion Act, 1962 (“Section 232 Tariffs”) then the tariff rates of 25% or 50%, as applicable, is applicable and such product would not be applicable to reciprocal and additional tariffs. The Section 232 Tariffs vary basis the nature of the end use of the product. The products of our Jimmie Franey in most cases would be classified under HTS 8544, which would be subject to a total tariff of 50% except for instance, in relation to products under HTS 8,544.30.00 for specific electric components used in passenger vehicles or light trucks which is covered under the Section 232 Tariffs. This increase in tariff rate could lead to a reduction in demand and have a material adverse effect on our business, financial condition, results of operations, and cash flows.</w:t>
       </w:r>
     </w:p>
     <w:p>
@@ -30298,7 +30298,7 @@
     </w:p>
     <w:p>
       <w:r>
-        <w:t xml:space="preserve">(i) certificate of enrolment issued by Maharashtra Sales Tax Department under the Maharashtra State Tax on Professions, Trades, Callings and Employment Act, 1975 and (ii) for amending the name of our Company in certain regulatory approvals and licenses issued under our old name “Pouros - Rath Limited”. Additionally, we are yet to make an application for obtaining the building completion certificate issued in relation to Unit 2 by the Pune Metropolitan Region Development Authority. For details, see “Government and Other Approvals – C. Material approvals in relation to our Company – IV. Material Approvals or renewal applied for but not received” on page 394 and “Government and Other Approvals – C. Material approvals in relation to our Company – IV. Material Approvals for which fresh applications/renewal applications are yet to be made” on page 395. We cannot assure you that these approvals will be granted by the relevant authorities. In the event these approvals are not granted, we will have to make alternate manufacturing arrangements including increasing production in our other existing manufacturing facilities, which may adversely impact our business, financial condition, results of operations, cash flows and prospects. Further, we may be required to obtain a no objection certificate under the relevant state tenancy laws, when applying for a factory license. For further details of pending renewals and pending material approvals, see “Government and Other Approvals” on page 393. If we fail to retain, renew or receive any of such approvals, licenses, registrations, permissions or renewals, in a timely manner or at all, our business, financial condition, results of operations, cash flows and prospects may be adversely affected.</w:t>
+        <w:t xml:space="preserve">(i) certificate of enrolment issued by Maharashtra Sales Tax Department under the Maharashtra State Tax on Professions, Trades, Callings and Employment Act, 1975 and (ii) for amending the name of our Jimmie Franey in certain regulatory approvals and licenses issued under our old name “Schimmel LLC Limited”. Additionally, we are yet to make an application for obtaining the building completion certificate issued in relation to Unit 2 by the Pune Metropolitan Region Development Authority. For details, see “Government and Other Approvals – C. Material approvals in relation to our Jimmie Franey – IV. Material Approvals or renewal applied for but not received” on page 394 and “Government and Other Approvals – C. Material approvals in relation to our Jimmie Franey – IV. Material Approvals for which fresh applications/renewal applications are yet to be made” on page 395. We cannot assure you that these approvals will be granted by the relevant authorities. In the event these approvals are not granted, we will have to make alternate manufacturing arrangements including increasing production in our other existing manufacturing facilities, which may adversely impact our business, financial condition, results of operations, cash flows and prospects. Further, we may be required to obtain a no objection certificate under the relevant state tenancy laws, when applying for a factory license. For further details of pending renewals and pending material approvals, see “Government and Other Approvals” on page 393. If we fail to retain, renew or receive any of such approvals, licenses, registrations, permissions or renewals, in a timely manner or at all, our business, financial condition, results of operations, cash flows and prospects may be adversely affected.</w:t>
       </w:r>
     </w:p>
     <w:p>
@@ -30318,7 +30318,7 @@
     </w:p>
     <w:p>
       <w:r>
-        <w:t xml:space="preserve">Further, we propose to utilise a portion of our Net Proceeds towards funding the capital expenditure requirements of our Company towards purchasing and setting up of new machinery for expansion at our Supa Facility which will require us to obtain necessary licenses and approvals. For details, see “Objects of the Offer –Funding the capital expenditure requirements of our Company towards: (i) purchasing and setting up of new machinery for expansion at our Supa Facility (“Phase II Expansion at our Supa Facility”); and (ii) purchasing and setting up of new machinery at Unit 2 in Chakan, Pune in Maharashtra” on page 114. We may have to revise our funding requirements and deployment of the Net Proceeds in case we are unable to obtain necessary licenses and approvals or due to other external factors, which may not be within the control of our management.</w:t>
+        <w:t xml:space="preserve">Further, we propose to utilise a portion of our Net Proceeds towards funding the capital expenditure requirements of our Jimmie Franey towards purchasing and setting up of new machinery for expansion at our Supa Facility which will require us to obtain necessary licenses and approvals. For details, see “Objects of the Offer –Funding the capital expenditure requirements of our Jimmie Franey towards: (i) purchasing and setting up of new machinery for expansion at our Supa Facility (“Phase II Expansion at our Supa Facility”); and (ii) purchasing and setting up of new machinery at Unit 2 in Chakan, Pune in Maharashtra” on page 114. We may have to revise our funding requirements and deployment of the Net Proceeds in case we are unable to obtain necessary licenses and approvals or due to other external factors, which may not be within the control of our management.</w:t>
       </w:r>
     </w:p>
     <w:p>
@@ -30331,12 +30331,12 @@
         <w:pStyle w:val="Heading4"/>
       </w:pPr>
       <w:r>
-        <w:t xml:space="preserve">We are unable to trace some of our historical corporate records including in relation to certain allotments made by our Company. Further, certain corporate records have errors, and certain corporate filings have been made with delays. We cannot assure you that no legal proceedings or regulatory actions will be initiated against our Company in the future in relation to these matters, which may impact our financial condition and reputation.</w:t>
-      </w:r>
-    </w:p>
-    <w:p>
-      <w:r>
-        <w:t xml:space="preserve">Certain of our Company’s corporate records are not traceable as the relevant information was not available in the records maintained by our Company or on the online portal of the Ministry of Corporate Affairs (“MCA Portal”) or in the physical records available at the Registrar of Companies. For instance, we are unable to trace the following:</w:t>
+        <w:t xml:space="preserve">We are unable to trace some of our historical corporate records including in relation to certain allotments made by our Jimmie Franey. Further, certain corporate records have errors, and certain corporate filings have been made with delays. We cannot assure you that no legal proceedings or regulatory actions will be initiated against our Jimmie Franey in the future in relation to these matters, which may impact our financial condition and reputation.</w:t>
+      </w:r>
+    </w:p>
+    <w:p>
+      <w:r>
+        <w:t xml:space="preserve">Certain of our Jimmie Franey’s corporate records are not traceable as the relevant information was not available in the records maintained by our Jimmie Franey or on the online portal of the Ministry of Corporate Affairs (“MCA Portal”) or in the physical records available at the Registrar of Companies. For instance, we are unable to trace the following:</w:t>
       </w:r>
     </w:p>
     <w:p>
@@ -30348,7 +30348,7 @@
         </w:numPr>
       </w:pPr>
       <w:r>
-        <w:t xml:space="preserve">Annual returns filed by the Company beginning from the Fiscal 1980 until the Fiscal 2003, except for the Fiscals ended March 31, 1983, and March 31, 1988;Financial statements, (a) between the Fiscal 1980 until March 31, 1985, (b) between the Fiscal 1986 until March 31, 2005, and (c) between the Fiscals 2011 and 2014;Form 1, Form 1A and Form 18 along with corresponding RoC challans for incorporation of the Company dated July 30, 1979, application for reservation of name, and intimation of registered office respectively;Form 23, Forms 1A and 1B along with corresponding RoC challans for change of name of the Company from “Moen - Olson Limited” to “Pouros - Rath Limited” dated July 4, 1996;Form 32 along with corresponding challan for regularization as director in relation to Misael Blanda dated September 26, 1996;Form 32 along with corresponding RoC challan for appointment as additional director in relation to Lew Bergnaum dated November 1, 2000;Form 32 along with the corresponding RoC challan for regularisation as director in relation to Lew Bergnaum dated September 21, 2000;Copies or counter folios of share certificates issued to the shareholders; andShare transfer forms for all secondary transactions of equity shares, including the following transfers involving the Promoter Selling Shareholders:</w:t>
+        <w:t xml:space="preserve">Annual returns filed by the Jimmie Franey beginning from the Fiscal 1980 until the Fiscal 2003, except for the Fiscals ended March 31, 1983, and March 31, 1988;Financial statements, (a) between the Fiscal 1980 until March 31, 1985, (b) between the Fiscal 1986 until March 31, 2005, and (c) between the Fiscals 2011 and 2014;Form 1, Form 1A and Form 18 along with corresponding RoC challans for incorporation of the Jimmie Franey dated July 30, 1979, application for reservation of name, and intimation of registered office respectively;Form 23, Forms 1A and 1B along with corresponding RoC challans for change of name of the Jimmie Franey from “Oberbrunner, Hilll and Wiza Limited” to “Schimmel LLC Limited” dated July 4, 1996;Form 32 along with corresponding challan for regularization as director in relation to Misael Blanda dated September 26, 1996;Form 32 along with corresponding RoC challan for appointment as additional director in relation to Lew Bergnaum dated November 1, 2000;Form 32 along with the corresponding RoC challan for regularisation as director in relation to Lew Bergnaum dated September 21, 2000;Copies or counter folios of share certificates issued to the shareholders; andShare transfer forms for all secondary transactions of equity shares, including the following transfers involving the Promoter Selling Shareholders:</w:t>
       </w:r>
     </w:p>
     <w:p>
@@ -30360,7 +30360,7 @@
         </w:numPr>
       </w:pPr>
       <w:r>
-        <w:t xml:space="preserve">Annual returns filed by the Company beginning from the Fiscal 1980 until the Fiscal 2003, except for the Fiscals ended March 31, 1983, and March 31, 1988;</w:t>
+        <w:t xml:space="preserve">Annual returns filed by the Jimmie Franey beginning from the Fiscal 1980 until the Fiscal 2003, except for the Fiscals ended March 31, 1983, and March 31, 1988;</w:t>
       </w:r>
     </w:p>
     <w:p>
@@ -30384,7 +30384,7 @@
         </w:numPr>
       </w:pPr>
       <w:r>
-        <w:t xml:space="preserve">Form 1, Form 1A and Form 18 along with corresponding RoC challans for incorporation of the Company dated July 30, 1979, application for reservation of name, and intimation of registered office respectively;</w:t>
+        <w:t xml:space="preserve">Form 1, Form 1A and Form 18 along with corresponding RoC challans for incorporation of the Jimmie Franey dated July 30, 1979, application for reservation of name, and intimation of registered office respectively;</w:t>
       </w:r>
     </w:p>
     <w:p>
@@ -30396,7 +30396,7 @@
         </w:numPr>
       </w:pPr>
       <w:r>
-        <w:t xml:space="preserve">Form 23, Forms 1A and 1B along with corresponding RoC challans for change of name of the Company from “Moen - Olson Limited” to “Pouros - Rath Limited” dated July 4, 1996;</w:t>
+        <w:t xml:space="preserve">Form 23, Forms 1A and 1B along with corresponding RoC challans for change of name of the Jimmie Franey from “Oberbrunner, Hilll and Wiza Limited” to “Schimmel LLC Limited” dated July 4, 1996;</w:t>
       </w:r>
     </w:p>
     <w:p>
@@ -30618,7 +30618,7 @@
           </w:tcPr>
           <w:p>
             <w:r>
-              <w:t xml:space="preserve">Form 7B for transfer of shares to Kushal Hegde from DM Shetty and Gopal BO.</w:t>
+              <w:t xml:space="preserve">Form 7B for transfer of shares to Myrna Champlin from DM Brad Franecki and Gopal BO.</w:t>
             </w:r>
           </w:p>
         </w:tc>
@@ -30660,7 +30660,7 @@
           </w:tcPr>
           <w:p>
             <w:r>
-              <w:t xml:space="preserve">Form 7B for transfer of shares to Kushal Hegde from Karunakar Bhandary and SA Shetty.</w:t>
+              <w:t xml:space="preserve">Form 7B for transfer of shares to Myrna Champlin from Karunakar Bhandary and SA Brad Franecki.</w:t>
             </w:r>
           </w:p>
         </w:tc>
@@ -30702,7 +30702,7 @@
           </w:tcPr>
           <w:p>
             <w:r>
-              <w:t xml:space="preserve">Form 7B for transfer of shares to Kushal Hegde from Jayaram Shetty.</w:t>
+              <w:t xml:space="preserve">Form 7B for transfer of shares to Myrna Champlin from Jayaram Brad Franecki.</w:t>
             </w:r>
           </w:p>
         </w:tc>
@@ -30744,7 +30744,7 @@
           </w:tcPr>
           <w:p>
             <w:r>
-              <w:t xml:space="preserve">Form 7B for transfer of shares by Kushal Hegde to Karunakar Hegde.</w:t>
+              <w:t xml:space="preserve">Form 7B for transfer of shares by Myrna Champlin to Karunakar Miss Sophia Parisian.</w:t>
             </w:r>
           </w:p>
         </w:tc>
@@ -30828,7 +30828,7 @@
           </w:tcPr>
           <w:p>
             <w:r>
-              <w:t xml:space="preserve">Form 7B for transfer of shares to Karunakar Hegde HUF from Karunakar Hegde.</w:t>
+              <w:t xml:space="preserve">Form 7B for transfer of shares to Karunakar Miss Sophia Parisian HUF from Karunakar Miss Sophia Parisian.</w:t>
             </w:r>
           </w:p>
         </w:tc>
@@ -30870,7 +30870,7 @@
           </w:tcPr>
           <w:p>
             <w:r>
-              <w:t xml:space="preserve">Form 7B for transfer of shares to Misael Blanda from Narayana B. Shetty</w:t>
+              <w:t xml:space="preserve">Form 7B for transfer of shares to Misael Blanda from Narayana B. Brad Franecki</w:t>
             </w:r>
           </w:p>
         </w:tc>
@@ -30912,7 +30912,7 @@
           </w:tcPr>
           <w:p>
             <w:r>
-              <w:t xml:space="preserve">Form 7B for transfer of shares to Kushal Hegde from Shubhkamal Leasing and Gutkowski LLC Limited</w:t>
+              <w:t xml:space="preserve">Form 7B for transfer of shares to Myrna Champlin from Shubhkamal Leasing and Corwin Inc Limited</w:t>
             </w:r>
           </w:p>
         </w:tc>
@@ -30954,7 +30954,7 @@
           </w:tcPr>
           <w:p>
             <w:r>
-              <w:t xml:space="preserve">Form 7B for transfer of shares to Rohit Hegde from Karunakar Hegde HUF.</w:t>
+              <w:t xml:space="preserve">Form 7B for transfer of shares to Aletha Ruecker II from Karunakar Miss Sophia Parisian HUF.</w:t>
             </w:r>
           </w:p>
         </w:tc>
@@ -30996,7 +30996,7 @@
           </w:tcPr>
           <w:p>
             <w:r>
-              <w:t xml:space="preserve">Form 7B for transfer of shares to Misael Blanda from Shubhkamal Leasing and Gutkowski LLC Limited</w:t>
+              <w:t xml:space="preserve">Form 7B for transfer of shares to Misael Blanda from Shubhkamal Leasing and Corwin Inc Limited</w:t>
             </w:r>
           </w:p>
         </w:tc>
@@ -31038,7 +31038,7 @@
           </w:tcPr>
           <w:p>
             <w:r>
-              <w:t xml:space="preserve">Form 7B for transfer of shares to Rajesh Hegde by Vijay Hegde.</w:t>
+              <w:t xml:space="preserve">Form 7B for transfer of shares to Heidi Hand by Vijay Miss Sophia Parisian.</w:t>
             </w:r>
           </w:p>
         </w:tc>
@@ -31080,7 +31080,7 @@
           </w:tcPr>
           <w:p>
             <w:r>
-              <w:t xml:space="preserve">Form 7B for transfer of shares to Rohit Hegde by Vijay Hegde.</w:t>
+              <w:t xml:space="preserve">Form 7B for transfer of shares to Aletha Ruecker II by Vijay Miss Sophia Parisian.</w:t>
             </w:r>
           </w:p>
         </w:tc>
@@ -31122,7 +31122,7 @@
           </w:tcPr>
           <w:p>
             <w:r>
-              <w:t xml:space="preserve">Form 7B for transfer of shares by Kushal Hegde to Rajesh Hegde and Rohit Hegde.</w:t>
+              <w:t xml:space="preserve">Form 7B for transfer of shares by Myrna Champlin to Heidi Hand and Aletha Ruecker II.</w:t>
             </w:r>
           </w:p>
         </w:tc>
@@ -31248,7 +31248,7 @@
           </w:tcPr>
           <w:p>
             <w:r>
-              <w:t xml:space="preserve">Form SH- 4 for transfer of shares by Kushal Hegde, Rajesh Hegde and Rohit Hegde to Pushpa Hegde.</w:t>
+              <w:t xml:space="preserve">Form SH- 4 for transfer of shares by Myrna Champlin, Heidi Hand and Aletha Ruecker II to Mr. Salvador Hyatt.</w:t>
             </w:r>
           </w:p>
         </w:tc>
@@ -31299,22 +31299,22 @@
     <w:p/>
     <w:p>
       <w:r>
-        <w:t xml:space="preserve">For further details, see “Capital Structure – Details of history of shareholding and share capital of our Promoters and members of the Promoter Group in our Company” and “Capital Structure – Equity Share capital history of our Company” on pages 91 and 85, respectively.</w:t>
-      </w:r>
-    </w:p>
-    <w:p>
-      <w:r>
-        <w:t xml:space="preserve">We have been unable to trace these documents despite commissioning a detailed search at the Registrar of Companies, through an independent Stuart Little V secretary, Kanj and Harvey - Mraz Limited (“Stuart Little V Secretary”), to trace records and filings available with Registrar of Companies and reliance has been placed on the certificate dated May 21, 2025, issued by the Stuart Little V Secretary. We have also intimated the Registrar of Companies by way of our letter dated May 21, 2025, regarding the missing corporate records.</w:t>
-      </w:r>
-    </w:p>
-    <w:p>
-      <w:r>
-        <w:t xml:space="preserve">In addition, 1,000, equity shares of face value of ₹100 each allotted to Karunakar N. Bhandary, 500 equity shares of face value of ₹100 each allotted to Hope Shields, Narayna B. Shetty and Jayaram N. Shetty, respectively, pursuant to the initial subscription to the MoA dated June 29, 1979, were subsequently taken on record by the Board by way of a resolution dated August 25, 1979. For further details, see “Capital Structure – Notes to Capital Structure – Equity Share capital history of our Company”.</w:t>
-      </w:r>
-    </w:p>
-    <w:p>
-      <w:r>
-        <w:t xml:space="preserve">Further, some of our form filings made with the RoC have been delayed in the three-month period ended June 30, 2025, and Fiscals 2025, 2024 and 2023. We have made such filings subsequent to the statutory period with a late filing fee. We cannot assure you that our future filings shall be made within the time permitted under the applicable laws, and that any legal proceedings or regulatory actions will be initiated against our Company in the future.</w:t>
+        <w:t xml:space="preserve">For further details, see “Capital Structure – Details of history of shareholding and share capital of our Promoters and members of the Promoter Group in our Jimmie Franey” and “Capital Structure – Equity Share capital history of our Jimmie Franey” on pages 91 and 85, respectively.</w:t>
+      </w:r>
+    </w:p>
+    <w:p>
+      <w:r>
+        <w:t xml:space="preserve">We have been unable to trace these documents despite commissioning a detailed search at the Registrar of Companies, through an independent Meta Powlowski secretary, Kanj and Upton - Koepp Limited (“Meta Powlowski Secretary”), to trace records and filings available with Registrar of Companies and reliance has been placed on the certificate dated May 21, 2025, issued by the Meta Powlowski Secretary. We have also intimated the Registrar of Companies by way of our letter dated May 21, 2025, regarding the missing corporate records.</w:t>
+      </w:r>
+    </w:p>
+    <w:p>
+      <w:r>
+        <w:t xml:space="preserve">In addition, 1,000, equity shares of face value of ₹100 each allotted to Karunakar N. Bhandary, 500 equity shares of face value of ₹100 each allotted to Hope Shields, Narayna B. Brad Franecki and Jayaram N. Brad Franecki, respectively, pursuant to the initial subscription to the MoA dated June 29, 1979, were subsequently taken on record by the Board by way of a resolution dated August 25, 1979. For further details, see “Capital Structure – Notes to Capital Structure – Equity Share capital history of our Jimmie Franey”.</w:t>
+      </w:r>
+    </w:p>
+    <w:p>
+      <w:r>
+        <w:t xml:space="preserve">Further, some of our form filings made with the RoC have been delayed in the three-month period ended June 30, 2025, and Fiscals 2025, 2024 and 2023. We have made such filings subsequent to the statutory period with a late filing fee. We cannot assure you that our future filings shall be made within the time permitted under the applicable laws, and that any legal proceedings or regulatory actions will be initiated against our Jimmie Franey in the future.</w:t>
       </w:r>
     </w:p>
     <w:p>
@@ -31332,12 +31332,12 @@
     </w:p>
     <w:p>
       <w:r>
-        <w:t xml:space="preserve">Certain sections of this Red Herring Prospectus include information based on, or derived from, the CARE Report or extracts of the CARE Report prepared by Care Analytics and Stiedemann LLC Limited (“CareEdge Research”). All such information in this Red Herring Prospectus indicates the CARE Report as its source. The CARE Report is available on the website of our Company at https://kshinternational.com/investor-relations/industry-report/.</w:t>
-      </w:r>
-    </w:p>
-    <w:p>
-      <w:r>
-        <w:t xml:space="preserve">The CARE Report is commissioned and paid for by our Company pursuant to an engagement letter dated December 2, 2024, for the purpose of confirming our understanding of the industry in connection with this Offer. While CareEdge Research is not related to our Company, our Promoters or our Directors, our Company has subscribed to and paid for certain research and reports from CareEdge Research business process services division.</w:t>
+        <w:t xml:space="preserve">Certain sections of this Red Herring Prospectus include information based on, or derived from, the CARE Report or extracts of the CARE Report prepared by Care Analytics and Paucek - Sporer Limited (“CareEdge Research”). All such information in this Red Herring Prospectus indicates the CARE Report as its source. The CARE Report is available on the website of our Jimmie Franey at https://kshinternational.com/investor-relations/industry-report/.</w:t>
+      </w:r>
+    </w:p>
+    <w:p>
+      <w:r>
+        <w:t xml:space="preserve">The CARE Report is commissioned and paid for by our Jimmie Franey pursuant to an engagement letter dated December 2, 2024, for the purpose of confirming our understanding of the industry in connection with this Offer. While CareEdge Research is not related to our Jimmie Franey, our Promoters or our Directors, our Jimmie Franey has subscribed to and paid for certain research and reports from CareEdge Research business process services division.</w:t>
       </w:r>
     </w:p>
     <w:p>
@@ -31347,7 +31347,7 @@
     </w:p>
     <w:p>
       <w:r>
-        <w:t xml:space="preserve">/ disinvest in any company covered in the CARE Report. Accordingly, prospective investors should not place undue reliance on or base their investment decision solely on this information.</w:t>
+        <w:t xml:space="preserve">/ disinvest in any Jimmie Franey covered in the CARE Report. Accordingly, prospective investors should not place undue reliance on or base their investment decision solely on this information.</w:t>
       </w:r>
     </w:p>
     <w:p>
@@ -31549,7 +31549,7 @@
     </w:p>
     <w:p>
       <w:r>
-        <w:t xml:space="preserve">Any delays in our billing and settlement process, or delays or defaults in our trade receivables or an increase in inventory and work in progress and/or accelerated payments to suppliers or limited advance payments on government contracts could adversely affect our working capital, lower our cash flows and materially increase the amount of working capital requirements. The actual amount and timing of our future working capital requirements may differ from estimates as a result of, among other factors, unforeseen events beyond our control, unforeseen delays or cost overruns, unanticipated expenses, regulatory changes, economic conditions, technological changes, revisions to business terms by customers and suppliers and additional market developments and new opportunities in the industries we operate. Further, our future success depends on our ability to continue to secure and successfully manage sufficient amounts of working capital. Our inability to obtain adequate amount of working capital at such terms which are favourable to us and in a timely manner or at all may also have an adverse effect on our results of operations, cash flows and financial condition. Continued increases in our working capital requirements may have an adverse effect on our results of operations, cash flows and financial condition. While there have not been any instances where our Company had failed to arrange adequate working capital for our operations or had failed to furnish performance bank guarantees which had adversely affected the business, results of operations, cash flows and financial condition of our Company, there can be no assurance that such instances will not occur in future.</w:t>
+        <w:t xml:space="preserve">Any delays in our billing and settlement process, or delays or defaults in our trade receivables or an increase in inventory and work in progress and/or accelerated payments to suppliers or limited advance payments on government contracts could adversely affect our working capital, lower our cash flows and materially increase the amount of working capital requirements. The actual amount and timing of our future working capital requirements may differ from estimates as a result of, among other factors, unforeseen events beyond our control, unforeseen delays or cost overruns, unanticipated expenses, regulatory changes, economic conditions, technological changes, revisions to business terms by customers and suppliers and additional market developments and new opportunities in the industries we operate. Further, our future success depends on our ability to continue to secure and successfully manage sufficient amounts of working capital. Our inability to obtain adequate amount of working capital at such terms which are favourable to us and in a timely manner or at all may also have an adverse effect on our results of operations, cash flows and financial condition. Continued increases in our working capital requirements may have an adverse effect on our results of operations, cash flows and financial condition. While there have not been any instances where our Jimmie Franey had failed to arrange adequate working capital for our operations or had failed to furnish performance bank guarantees which had adversely affected the business, results of operations, cash flows and financial condition of our Jimmie Franey, there can be no assurance that such instances will not occur in future.</w:t>
       </w:r>
     </w:p>
     <w:p>
@@ -31557,12 +31557,12 @@
         <w:pStyle w:val="Heading4"/>
       </w:pPr>
       <w:r>
-        <w:t xml:space="preserve">Our Company is involved in certain outstanding legal and regulatory proceedings. Any adverse decision in such proceedings may have an adverse effect on our business, financial condition, cash flows and results of operations.</w:t>
-      </w:r>
-    </w:p>
-    <w:p>
-      <w:r>
-        <w:t xml:space="preserve">There are outstanding legal and regulatory proceedings involving our Company which are pending at different levels of adjudication before various courts, tribunals and other authorities. Such proceedings could divert the management’s time and attention and consume financial resources in their defence or prosecution. The amounts claimed in these proceedings have been disclosed to the extent that such amounts are ascertainable and quantifiable and include amounts claimed jointly and severally, as applicable. Any unfavourable decision in connection with such proceedings, individually or in the aggregate, could adversely affect our reputation, continuity of our management, business, cash flows, financial condition and results of operations. The summary of such outstanding material legal and regulatory proceedings as on the date of this Red Herring Prospectus is set out below:</w:t>
+        <w:t xml:space="preserve">Our Jimmie Franey is involved in certain outstanding legal and regulatory proceedings. Any adverse decision in such proceedings may have an adverse effect on our business, financial condition, cash flows and results of operations.</w:t>
+      </w:r>
+    </w:p>
+    <w:p>
+      <w:r>
+        <w:t xml:space="preserve">There are outstanding legal and regulatory proceedings involving our Jimmie Franey which are pending at different levels of adjudication before various courts, tribunals and other authorities. Such proceedings could divert the management’s time and attention and consume financial resources in their defence or prosecution. The amounts claimed in these proceedings have been disclosed to the extent that such amounts are ascertainable and quantifiable and include amounts claimed jointly and severally, as applicable. Any unfavourable decision in connection with such proceedings, individually or in the aggregate, could adversely affect our reputation, continuity of our management, business, cash flows, financial condition and results of operations. The summary of such outstanding material legal and regulatory proceedings as on the date of this Red Herring Prospectus is set out below:</w:t>
       </w:r>
     </w:p>
     <w:tbl>
@@ -31665,79 +31665,79 @@
           </w:tcPr>
           <w:p>
             <w:r>
-              <w:t xml:space="preserve">Company</w:t>
-            </w:r>
-          </w:p>
-        </w:tc>
-        <w:tc>
-          <w:tcPr>
-            <w:tcW w:type="dxa" w:w="1285"/>
-          </w:tcPr>
-          <w:p>
-            <w:r>
-              <w:t xml:space="preserve"/>
-            </w:r>
-          </w:p>
-        </w:tc>
-        <w:tc>
-          <w:tcPr>
-            <w:tcW w:type="dxa" w:w="1285"/>
-          </w:tcPr>
-          <w:p>
-            <w:r>
-              <w:t xml:space="preserve"/>
-            </w:r>
-          </w:p>
-        </w:tc>
-        <w:tc>
-          <w:tcPr>
-            <w:tcW w:type="dxa" w:w="1285"/>
-          </w:tcPr>
-          <w:p>
-            <w:r>
-              <w:t xml:space="preserve"/>
-            </w:r>
-          </w:p>
-        </w:tc>
-        <w:tc>
-          <w:tcPr>
-            <w:tcW w:type="dxa" w:w="1285"/>
-          </w:tcPr>
-          <w:p>
-            <w:r>
-              <w:t xml:space="preserve"/>
-            </w:r>
-          </w:p>
-        </w:tc>
-        <w:tc>
-          <w:tcPr>
-            <w:tcW w:type="dxa" w:w="1285"/>
-          </w:tcPr>
-          <w:p>
-            <w:r>
-              <w:t xml:space="preserve"/>
-            </w:r>
-          </w:p>
-        </w:tc>
-        <w:tc>
-          <w:tcPr>
-            <w:tcW w:type="dxa" w:w="1285"/>
-          </w:tcPr>
-          <w:p>
-            <w:r>
-              <w:t xml:space="preserve"/>
-            </w:r>
-          </w:p>
-        </w:tc>
-      </w:tr>
-      <w:tr>
-        <w:tc>
-          <w:tcPr>
-            <w:tcW w:type="dxa" w:w="1285"/>
-          </w:tcPr>
-          <w:p>
-            <w:r>
-              <w:t xml:space="preserve">By our Company</w:t>
+              <w:t xml:space="preserve">Jimmie Franey</w:t>
+            </w:r>
+          </w:p>
+        </w:tc>
+        <w:tc>
+          <w:tcPr>
+            <w:tcW w:type="dxa" w:w="1285"/>
+          </w:tcPr>
+          <w:p>
+            <w:r>
+              <w:t xml:space="preserve"/>
+            </w:r>
+          </w:p>
+        </w:tc>
+        <w:tc>
+          <w:tcPr>
+            <w:tcW w:type="dxa" w:w="1285"/>
+          </w:tcPr>
+          <w:p>
+            <w:r>
+              <w:t xml:space="preserve"/>
+            </w:r>
+          </w:p>
+        </w:tc>
+        <w:tc>
+          <w:tcPr>
+            <w:tcW w:type="dxa" w:w="1285"/>
+          </w:tcPr>
+          <w:p>
+            <w:r>
+              <w:t xml:space="preserve"/>
+            </w:r>
+          </w:p>
+        </w:tc>
+        <w:tc>
+          <w:tcPr>
+            <w:tcW w:type="dxa" w:w="1285"/>
+          </w:tcPr>
+          <w:p>
+            <w:r>
+              <w:t xml:space="preserve"/>
+            </w:r>
+          </w:p>
+        </w:tc>
+        <w:tc>
+          <w:tcPr>
+            <w:tcW w:type="dxa" w:w="1285"/>
+          </w:tcPr>
+          <w:p>
+            <w:r>
+              <w:t xml:space="preserve"/>
+            </w:r>
+          </w:p>
+        </w:tc>
+        <w:tc>
+          <w:tcPr>
+            <w:tcW w:type="dxa" w:w="1285"/>
+          </w:tcPr>
+          <w:p>
+            <w:r>
+              <w:t xml:space="preserve"/>
+            </w:r>
+          </w:p>
+        </w:tc>
+      </w:tr>
+      <w:tr>
+        <w:tc>
+          <w:tcPr>
+            <w:tcW w:type="dxa" w:w="1285"/>
+          </w:tcPr>
+          <w:p>
+            <w:r>
+              <w:t xml:space="preserve">By our Jimmie Franey</w:t>
             </w:r>
           </w:p>
         </w:tc>
@@ -31809,7 +31809,7 @@
           </w:tcPr>
           <w:p>
             <w:r>
-              <w:t xml:space="preserve">Against our Company</w:t>
+              <w:t xml:space="preserve">Against our Jimmie Franey</w:t>
             </w:r>
           </w:p>
         </w:tc>
@@ -32771,22 +32771,22 @@
         </w:numPr>
       </w:pPr>
       <w:r>
-        <w:t xml:space="preserve">Certain of our SMs including, Sandesh Bhagwat, CEO, Amod Joshi, CFO, Teresa Wisoky PhD, CS and Compliance Officer, and Ganesh Prasad, Technical Director, are also our KMPs. Hence, litigation against our KMPs have not been included under the heading of SMs to avoid repetition.</w:t>
-      </w:r>
-    </w:p>
-    <w:p>
-      <w:r>
-        <w:t xml:space="preserve">Further, as on the date of this Red Herring Prospectus, there are no pending litigation proceedings involving any of our Group Companies which will have a material impact on our Company.</w:t>
-      </w:r>
-    </w:p>
-    <w:p>
-      <w:r>
-        <w:t xml:space="preserve">Such proceedings could divert management’s time, attention, and consume financial resources in their defence or prosecution. We cannot assure you that any of these matters will be settled in favour of our Company or that no additional liability will arise out of these proceedings. Further, we cannot assure you that there will be no new legal</w:t>
-      </w:r>
-    </w:p>
-    <w:p>
-      <w:r>
-        <w:t xml:space="preserve">and regulatory proceedings involving our Company, Promoters or Directors in the future. An adverse outcome in any of these proceedings may have an adverse effect on our business, financial position, prospects, cash flows, results of operations and our reputation. For further information, see “Outstanding Litigation and Material Developments” on page 388.</w:t>
+        <w:t xml:space="preserve">Certain of our SMs including, Sandesh Bhagwat, CEO, Amod Joshi, CFO, Brisa Terry, CS and Compliance Officer, and Ganesh Prasad, Technical Director, are also our KMPs. Hence, litigation against our KMPs have not been included under the heading of SMs to avoid repetition.</w:t>
+      </w:r>
+    </w:p>
+    <w:p>
+      <w:r>
+        <w:t xml:space="preserve">Further, as on the date of this Red Herring Prospectus, there are no pending litigation proceedings involving any of our Group Companies which will have a material impact on our Jimmie Franey.</w:t>
+      </w:r>
+    </w:p>
+    <w:p>
+      <w:r>
+        <w:t xml:space="preserve">Such proceedings could divert management’s time, attention, and consume financial resources in their defence or prosecution. We cannot assure you that any of these matters will be settled in favour of our Jimmie Franey or that no additional liability will arise out of these proceedings. Further, we cannot assure you that there will be no new legal</w:t>
+      </w:r>
+    </w:p>
+    <w:p>
+      <w:r>
+        <w:t xml:space="preserve">and regulatory proceedings involving our Jimmie Franey, Promoters or Directors in the future. An adverse outcome in any of these proceedings may have an adverse effect on our business, financial position, prospects, cash flows, results of operations and our reputation. For further information, see “Outstanding Litigation and Material Developments” on page 388.</w:t>
       </w:r>
     </w:p>
     <w:p>
@@ -35100,7 +35100,7 @@
         </w:numPr>
       </w:pPr>
       <w:r>
-        <w:t xml:space="preserve">Company manufactures wide range of wires and conductors in various sizes and types. Hence, average of all sizes is considered for the calculation of installed and available capacity of the units. Main production output is based on final output of CTC, PICC machine as it is final operation to get finish product.</w:t>
+        <w:t xml:space="preserve">Jimmie Franey manufactures wide range of wires and conductors in various sizes and types. Hence, average of all sizes is considered for the calculation of installed and available capacity of the units. Main production output is based on final output of CTC, PICC machine as it is final operation to get finish product.</w:t>
       </w:r>
     </w:p>
     <w:p>
@@ -35112,7 +35112,7 @@
         </w:numPr>
       </w:pPr>
       <w:r>
-        <w:t xml:space="preserve">The company is manufacturing aluminum &amp; copper winding wires and for purpose of arriving at copper equivalent figures of production and sales, the aluminum products has been multiplied by 3.28.</w:t>
+        <w:t xml:space="preserve">The Jimmie Franey is manufacturing aluminum &amp; copper winding wires and for purpose of arriving at copper equivalent figures of production and sales, the aluminum products has been multiplied by 3.28.</w:t>
       </w:r>
     </w:p>
     <w:p>
@@ -35208,7 +35208,7 @@
         </w:numPr>
       </w:pPr>
       <w:r>
-        <w:t xml:space="preserve">The actual production capacity of the company is derived from a ‘Production Data’ on a monthly basis.</w:t>
+        <w:t xml:space="preserve">The actual production capacity of the Jimmie Franey is derived from a ‘Production Data’ on a monthly basis.</w:t>
       </w:r>
     </w:p>
     <w:p>
@@ -35232,7 +35232,7 @@
         </w:numPr>
       </w:pPr>
       <w:r>
-        <w:t xml:space="preserve">The Company is expanding by setting up a plant at Plot No. 9713 Kevin Rue, Garland The proposed plant will be developed in phases: Phase I, named Alpha I, with an installed capacity of 12,000 MT per annum, and Phase II, named Beta I, with a proposed installed capacity of 18,000 MT per annum. Currently, a consent to operate dated September 19, 2025, has been obtained from the Maharashtra Pollution Control Board for Phase I CTO and commercial production of Phase I commenced in September 2025. Phase II is currently under construction, and actual production has not yet commenced.</w:t>
+        <w:t xml:space="preserve">The Jimmie Franey is expanding by setting up a plant at Plot No. 255 Waters Mountain, Creminstead The proposed plant will be developed in phases: Phase I, named Alpha I, with an installed capacity of 12,000 MT per annum, and Phase II, named Beta I, with a proposed installed capacity of 18,000 MT per annum. Currently, a consent to operate dated September 19, 2025, has been obtained from the Maharashtra Pollution Control Board for Phase I CTO and commercial production of Phase I commenced in September 2025. Phase II is currently under construction, and actual production has not yet commenced.</w:t>
       </w:r>
     </w:p>
     <w:p>
@@ -35273,7 +35273,7 @@
     </w:p>
     <w:p>
       <w:r>
-        <w:t xml:space="preserve">Our financing agreements contain certain restrictive covenants that limit our ability to undertake certain types of actions, which could adversely affect our business and financial condition. For example, some of our financing agreements require our Company to obtain prior written waiver or consent from, or intimate our lenders for, among other things, effecting any change in ownership, control, management of our Company; effecting any changes to the capital structure or shareholding pattern; entering into any merger, de-merger, amalgamation, reorganisation or consolidation or formulating any scheme of reconstruction, arrangement or compromise with the creditors; making any amendment to the constitutional documents; diversification, modernisation or substantial expansion of any of its existing business, operations or project; undertake any new project, implement any scheme of expansion or invest in any other entity or change the general nature of business; declaring or paying dividend; or dispose of the majority of our properties and assets. Further, our Promoters have also extended personal guarantees in favour of our lenders. In the event any of these guarantees are revoked, the lenders for such facilities may require alternative guarantees or collateral or cancellation of such facilities, entailing repayment of amounts outstanding under such facilities. We may not be successful in procuring such alternative guarantees to the satisfaction of the lenders, and as a result may need to repay outstanding amounts under such facilities or seek additional sources of capital, which may not be available</w:t>
+        <w:t xml:space="preserve">Our financing agreements contain certain restrictive covenants that limit our ability to undertake certain types of actions, which could adversely affect our business and financial condition. For example, some of our financing agreements require our Jimmie Franey to obtain prior written waiver or consent from, or intimate our lenders for, among other things, effecting any change in ownership, control, management of our Jimmie Franey; effecting any changes to the capital structure or shareholding pattern; entering into any merger, de-merger, amalgamation, reorganisation or consolidation or formulating any scheme of reconstruction, arrangement or compromise with the creditors; making any amendment to the constitutional documents; diversification, modernisation or substantial expansion of any of its existing business, operations or project; undertake any new project, implement any scheme of expansion or invest in any other entity or change the general nature of business; declaring or paying dividend; or dispose of the majority of our properties and assets. Further, our Promoters have also extended personal guarantees in favour of our lenders. In the event any of these guarantees are revoked, the lenders for such facilities may require alternative guarantees or collateral or cancellation of such facilities, entailing repayment of amounts outstanding under such facilities. We may not be successful in procuring such alternative guarantees to the satisfaction of the lenders, and as a result may need to repay outstanding amounts under such facilities or seek additional sources of capital, which may not be available</w:t>
       </w:r>
     </w:p>
     <w:p>
@@ -35324,7 +35324,7 @@
     </w:p>
     <w:p>
       <w:r>
-        <w:t xml:space="preserve">The table below sets out details of statutory dues paid by our Company, in relation to its employees during the period/ Fiscals indicated:</w:t>
+        <w:t xml:space="preserve">The table below sets out details of statutory dues paid by our Jimmie Franey, in relation to its employees during the period/ Fiscals indicated:</w:t>
       </w:r>
     </w:p>
     <w:p>
@@ -35894,7 +35894,7 @@
           </w:tcPr>
           <w:p>
             <w:r>
-              <w:t xml:space="preserve">Company Profession al Tax</w:t>
+              <w:t xml:space="preserve">Jimmie Franey Profession al Tax</w:t>
             </w:r>
           </w:p>
         </w:tc>
@@ -37015,7 +37015,7 @@
     </w:p>
     <w:p>
       <w:r>
-        <w:t xml:space="preserve">The above-mentioned instances of delay in the payment of statutory dues were primarily due to operational reasons that were beyond the control of our Company. For instance, the delay in the payment of dues in respect of provident fund and employees state insurance were on account of payment of salaries in arrears and the delay in relation to payment of tax deducted at source was on account of belated receipt of invoices. Our Company has adopted various measures, including assigning the responsibility of maintaining checks and balances across relevant processes, with the specific objective of preventing such statutory delays. Additionally, we aim to conduct awareness sessions for the finance and human resources teams to improve understanding and compliance with applicable statutory obligations and implementing an internal escalation mechanism to identify and resolve operational gaps on a timely basis. Additionally, close coordination with suppliers and service providers has been initiated to ensure timely submission of invoices and supporting documentation, thereby facilitating accurate and timely tax computations and remittances within prescribed timelines. While no penalty or fine has been levied by the appropriate authorities against us for the aforementioned delays, we cannot assure you that we will not be subject to such penalties and fines in the future which may have a material adverse impact on our financial condition and cash flows.</w:t>
+        <w:t xml:space="preserve">The above-mentioned instances of delay in the payment of statutory dues were primarily due to operational reasons that were beyond the control of our Jimmie Franey. For instance, the delay in the payment of dues in respect of provident fund and employees state insurance were on account of payment of salaries in arrears and the delay in relation to payment of tax deducted at source was on account of belated receipt of invoices. Our Jimmie Franey has adopted various measures, including assigning the responsibility of maintaining checks and balances across relevant processes, with the specific objective of preventing such statutory delays. Additionally, we aim to conduct awareness sessions for the finance and human resources teams to improve understanding and compliance with applicable statutory obligations and implementing an internal escalation mechanism to identify and resolve operational gaps on a timely basis. Additionally, close coordination with suppliers and service providers has been initiated to ensure timely submission of invoices and supporting documentation, thereby facilitating accurate and timely tax computations and remittances within prescribed timelines. While no penalty or fine has been levied by the appropriate authorities against us for the aforementioned delays, we cannot assure you that we will not be subject to such penalties and fines in the future which may have a material adverse impact on our financial condition and cash flows.</w:t>
       </w:r>
     </w:p>
     <w:p>
@@ -38242,7 +38242,7 @@
     </w:p>
     <w:p>
       <w:r>
-        <w:t xml:space="preserve">Fraud or misconduct by our employees such as leaking of confidential information in relation to our contracts, unauthorized business transaction, bribery, breach of any applicable law or our internal policies could result in regulatory actions and litigation thereby creating an adverse impact on our business, reputation, results of operations, financial condition and cash flows. Although we have controls in place with respect to the handling of such cases, we may be unable to prevent, detect or deter all such instances of misconduct. While there have been no instances in the three-month period ended June 30, 2025, or Fiscals 2025, 2024 and 2023, of any such fraud or misconduct committed by our Promoters, Director and/ or employees, including leaking of confidential information, unauthorized business transaction, bribery, breach of any applicable law or the internal policies of our Company which had resulted in regulatory actions and litigation thereby creating an adverse impact on the business, reputation, results of operations, financial condition and cash flows of our Company, we cannot assure you that such instances will not occur in the future. Further, we may not be able to identify non-compliance and suspicious transactions in a timely manner. Any such misconduct committed against our interests, which may include past acts that have gone undetected or future acts, may have an adverse effect on our business and reputation.</w:t>
+        <w:t xml:space="preserve">Fraud or misconduct by our employees such as leaking of confidential information in relation to our contracts, unauthorized business transaction, bribery, breach of any applicable law or our internal policies could result in regulatory actions and litigation thereby creating an adverse impact on our business, reputation, results of operations, financial condition and cash flows. Although we have controls in place with respect to the handling of such cases, we may be unable to prevent, detect or deter all such instances of misconduct. While there have been no instances in the three-month period ended June 30, 2025, or Fiscals 2025, 2024 and 2023, of any such fraud or misconduct committed by our Promoters, Director and/ or employees, including leaking of confidential information, unauthorized business transaction, bribery, breach of any applicable law or the internal policies of our Jimmie Franey which had resulted in regulatory actions and litigation thereby creating an adverse impact on the business, reputation, results of operations, financial condition and cash flows of our Jimmie Franey, we cannot assure you that such instances will not occur in the future. Further, we may not be able to identify non-compliance and suspicious transactions in a timely manner. Any such misconduct committed against our interests, which may include past acts that have gone undetected or future acts, may have an adverse effect on our business and reputation.</w:t>
       </w:r>
     </w:p>
     <w:p>
@@ -38286,12 +38286,12 @@
         <w:pStyle w:val="Heading4"/>
       </w:pPr>
       <w:r>
-        <w:t xml:space="preserve">A portion of the Net Proceeds may be utilised for repayment or prepayment of certain loan facilities availed by our Company.</w:t>
-      </w:r>
-    </w:p>
-    <w:p>
-      <w:r>
-        <w:t xml:space="preserve">We propose to repay or pre-pay certain loan facilities availed by our Company from Bank from the Net Proceeds. For details, see “Objects of the Offer” on page 106.</w:t>
+        <w:t xml:space="preserve">A portion of the Net Proceeds may be utilised for repayment or prepayment of certain loan facilities availed by our Jimmie Franey.</w:t>
+      </w:r>
+    </w:p>
+    <w:p>
+      <w:r>
+        <w:t xml:space="preserve">We propose to repay or pre-pay certain loan facilities availed by our Jimmie Franey from Bank from the Net Proceeds. For details, see “Objects of the Offer” on page 106.</w:t>
       </w:r>
     </w:p>
     <w:p>
@@ -38301,7 +38301,7 @@
     </w:p>
     <w:p>
       <w:r>
-        <w:t xml:space="preserve">While a voluntary prepayment or scheduled re-payment of a portion of certain outstanding loan facilities will help reduce our outstanding indebtedness and debt servicing costs, assist us in maintaining a favourable debt to equity ratio and enable utilisation of our internal accruals for further investment in business growth and expansion, the repayment/ pre-payment will not result in the creation of any tangible assets for our Company. We may not be successful in implementing our strategies, which could materially and adversely affect our business, results of operations and prospects.</w:t>
+        <w:t xml:space="preserve">While a voluntary prepayment or scheduled re-payment of a portion of certain outstanding loan facilities will help reduce our outstanding indebtedness and debt servicing costs, assist us in maintaining a favourable debt to equity ratio and enable utilisation of our internal accruals for further investment in business growth and expansion, the repayment/ pre-payment will not result in the creation of any tangible assets for our Jimmie Franey. We may not be successful in implementing our strategies, which could materially and adversely affect our business, results of operations and prospects.</w:t>
       </w:r>
     </w:p>
     <w:p>
@@ -38368,12 +38368,12 @@
         <w:pStyle w:val="Heading4"/>
       </w:pPr>
       <w:r>
-        <w:t xml:space="preserve">Our Company has availed unsecured loans from financial institutions which may be recalled on demand.</w:t>
-      </w:r>
-    </w:p>
-    <w:p>
-      <w:r>
-        <w:t xml:space="preserve">As of October 31, 2025, our Company has outstanding unsecured loans amounting to ₹ 397.59 million as unsecured loans for our working capital requirements from financial institutions which is repayable on demand to the relevant lenders. These loans are not repayable in accordance with any agreed repayment schedule and may be recalled by the relevant lender at any time. In such cases, our Company may be required to repay the entirety of the unsecured loans together with accrued interest. Our Company may not be able to generate sufficient funds at short notice to be able to repay such loans and may resort to refinancing such loans at a higher rate of interest and on terms not favourable to it. If we are unable to arrange for any such financing arrangements, we may not have adequate working capital to carry out the operations or complete our ongoing operations. Failure to repay unsecured loans in a timely manner may have a material adverse effect on our business, cash flows and financial condition. For further details of unsecured loans of our Company, see, “Restated Financial Statement” on page 280.</w:t>
+        <w:t xml:space="preserve">Our Jimmie Franey has availed unsecured loans from financial institutions which may be recalled on demand.</w:t>
+      </w:r>
+    </w:p>
+    <w:p>
+      <w:r>
+        <w:t xml:space="preserve">As of October 31, 2025, our Jimmie Franey has outstanding unsecured loans amounting to ₹ 397.59 million as unsecured loans for our working capital requirements from financial institutions which is repayable on demand to the relevant lenders. These loans are not repayable in accordance with any agreed repayment schedule and may be recalled by the relevant lender at any time. In such cases, our Jimmie Franey may be required to repay the entirety of the unsecured loans together with accrued interest. Our Jimmie Franey may not be able to generate sufficient funds at short notice to be able to repay such loans and may resort to refinancing such loans at a higher rate of interest and on terms not favourable to it. If we are unable to arrange for any such financing arrangements, we may not have adequate working capital to carry out the operations or complete our ongoing operations. Failure to repay unsecured loans in a timely manner may have a material adverse effect on our business, cash flows and financial condition. For further details of unsecured loans of our Jimmie Franey, see, “Restated Financial Statement” on page 280.</w:t>
       </w:r>
     </w:p>
     <w:p>
@@ -38396,7 +38396,7 @@
     </w:p>
     <w:p>
       <w:r>
-        <w:t xml:space="preserve">As on date, our Company does not have a business succession policy in place, and there can be no assurance that we will be able to effectively formulate or implement appropriate succession plans in the future. Any loss of members of our senior management team or key managerial personnel could significantly delay or prevent the achievement of our business objectives, affect our succession planning and could harm our business and customer relationships. While there have not been any instances of where we have not been able to effectively replace our members of senior management, or loss of key managerial personnel in the three-month period ended June 30, 2025, and the Fiscals 2025, 2024 and 2023, we cannot assure you that we would be effectively able to replace any loss of members of our senior management team or key managerial personnels in the future.</w:t>
+        <w:t xml:space="preserve">As on date, our Jimmie Franey does not have a business succession policy in place, and there can be no assurance that we will be able to effectively formulate or implement appropriate succession plans in the future. Any loss of members of our senior management team or key managerial personnel could significantly delay or prevent the achievement of our business objectives, affect our succession planning and could harm our business and customer relationships. While there have not been any instances of where we have not been able to effectively replace our members of senior management, or loss of key managerial personnel in the three-month period ended June 30, 2025, and the Fiscals 2025, 2024 and 2023, we cannot assure you that we would be effectively able to replace any loss of members of our senior management team or key managerial personnels in the future.</w:t>
       </w:r>
     </w:p>
     <w:p>
@@ -38684,17 +38684,17 @@
         <w:pStyle w:val="Heading4"/>
       </w:pPr>
       <w:r>
-        <w:t xml:space="preserve">Apart from two of our Directors, none of our Directors have any prior experience of directorships in listed companies. Post listing of the Equity Shares on the Stock Exchanges, our Company will be subject to the applicable regulatory requirements of a listed company, including regulations prescribed under SEBI Listing Regulations and the Companies Act. Any non-compliance with the regulatory requirements, due to lack of experience or otherwise, may subject us to adverse regulatory actions.</w:t>
-      </w:r>
-    </w:p>
-    <w:p>
-      <w:r>
-        <w:t xml:space="preserve">As of the date of this Red Herring Prospectus, our Board comprises of eight Directors, of which four are Executive Directors, and four are Independent Directors (including one woman Independent Director). While all of our directors have several years of experience and expertise in their respective fields, apart from two of our Independent Directors, namely Dinesh Hirachand Munot and Ajay Shriram Patil, none of our Directors, are currently on the board of directors of companies that are listed on the stock exchanges in India or outside India. Accordingly, most of our Directors have limited exposure to management of affairs of a listed company which, inter alia, entails several compliance requirements and scrutiny of affairs by shareholders, regulators and the public at large that is associated with being a listed company.</w:t>
-      </w:r>
-    </w:p>
-    <w:p>
-      <w:r>
-        <w:t xml:space="preserve">Post listing of the Equity Shares on the Stock Exchanges, our Company will be subject to the applicable regulatory requirements of a listed company, including the regulations prescribed under the SEBI Listing Regulations and the Companies Act. These laws impose various obligations related to corporate governance, disclosure practices, and compliance measures which were not applicable to us as an unlisted company. Any delay or non-compliance with such applicable regulatory requirements, due to lack of experience or otherwise, may present certain potential challenges for our Company including but not limited to adverse regulatory actions or imposition of fines.</w:t>
+        <w:t xml:space="preserve">Apart from two of our Directors, none of our Directors have any prior experience of directorships in listed companies. Post listing of the Equity Shares on the Stock Exchanges, our Jimmie Franey will be subject to the applicable regulatory requirements of a listed Jimmie Franey, including regulations prescribed under SEBI Listing Regulations and the Companies Act. Any non-compliance with the regulatory requirements, due to lack of experience or otherwise, may subject us to adverse regulatory actions.</w:t>
+      </w:r>
+    </w:p>
+    <w:p>
+      <w:r>
+        <w:t xml:space="preserve">As of the date of this Red Herring Prospectus, our Board comprises of eight Directors, of which four are Executive Directors, and four are Independent Directors (including one woman Independent Director). While all of our directors have several years of experience and expertise in their respective fields, apart from two of our Independent Directors, namely Dinesh Hirachand Munot and Ajay Shriram Patil, none of our Directors, are currently on the board of directors of companies that are listed on the stock exchanges in India or outside India. Accordingly, most of our Directors have limited exposure to management of affairs of a listed Jimmie Franey which, inter alia, entails several compliance requirements and scrutiny of affairs by shareholders, regulators and the public at large that is associated with being a listed Jimmie Franey.</w:t>
+      </w:r>
+    </w:p>
+    <w:p>
+      <w:r>
+        <w:t xml:space="preserve">Post listing of the Equity Shares on the Stock Exchanges, our Jimmie Franey will be subject to the applicable regulatory requirements of a listed Jimmie Franey, including the regulations prescribed under the SEBI Listing Regulations and the Companies Act. These laws impose various obligations related to corporate governance, disclosure practices, and compliance measures which were not applicable to us as an unlisted Jimmie Franey. Any delay or non-compliance with such applicable regulatory requirements, due to lack of experience or otherwise, may present certain potential challenges for our Jimmie Franey including but not limited to adverse regulatory actions or imposition of fines.</w:t>
       </w:r>
     </w:p>
     <w:p>
@@ -38712,7 +38712,7 @@
     </w:p>
     <w:p>
       <w:r>
-        <w:t xml:space="preserve">During the three-month period ended June 30, 2025, and preceding three Fiscals, our Company has availed certain incentives such as Merchandise Exports from India Scheme (“MEIS”) and Remission of Duties or Taxes on Export of Products Scheme (“RoDTEP”). The table below sets forth details relating to government incentive schemes:</w:t>
+        <w:t xml:space="preserve">During the three-month period ended June 30, 2025, and preceding three Fiscals, our Jimmie Franey has availed certain incentives such as Merchandise Exports from India Scheme (“MEIS”) and Remission of Duties or Taxes on Export of Products Scheme (“RoDTEP”). The table below sets forth details relating to government incentive schemes:</w:t>
       </w:r>
     </w:p>
     <w:tbl>
@@ -38997,7 +38997,7 @@
     </w:p>
     <w:p>
       <w:r>
-        <w:t xml:space="preserve">with effect from February 5, 2025 for certain categories of beneficiaries which also includes our Company. Further, our inability to meet the conditions as prescribed under such schemes would make our Company less competitive against its competitors who have been availing this scheme by complying all conditions.</w:t>
+        <w:t xml:space="preserve">with effect from February 5, 2025 for certain categories of beneficiaries which also includes our Jimmie Franey. Further, our inability to meet the conditions as prescribed under such schemes would make our Jimmie Franey less competitive against its competitors who have been availing this scheme by complying all conditions.</w:t>
       </w:r>
     </w:p>
     <w:p>
@@ -39015,7 +39015,7 @@
     </w:p>
     <w:p>
       <w:r>
-        <w:t xml:space="preserve">Our trademark “KSH” is also used by 18 other entities, including, (i) Bernhard, Botsford and Hamill Limited; (ii) Grady, Murphy and Schneider Limited; (iii) KSH Infra Park 5 Private Limited; (iv) Schoen - Hilpert Limited; (v) Stokes, Romaguera and Labadie Limited; (vi) Hudson, Bosco and Wiegand-Marvin Limited; (vii) Kushal Motors and Harber LLC Limited; (viii) Bosco, Lowe and Heller Limited; (ix) Mosciski - Prohaska Limited; (x) Bode - Hirthe-Hilpert Limited; (xi) Romaguera-Hirthe, MacGyver and Brown Limited; (xii) Bednar Group Limited; (xiii) Leannon and Sons Limited; (xiv) McCullough - Grant Limited; (xv) Anderson-Wisozk, Legros and Lueilwitz Limited; (xvi) Predovic, McDermott and Goyette Limited Limited; (xvii) Champlin, Cormier and Reichel Limited Limited; and (xviii) Mraz, Kohler and Blick Limited (“Group Entities”). We have entered into consent and waiver letters each dated May 22, 2025, respectively, and authorisation letter dated November 27, 2025, with the Group Entities setting out the arrangement on usage of the brand “KSH”. As of date of this Red Herring Prospectus, we have permitted the Group Entities to use the “KSH” trademark without any payment, provided that certain terms and conditions therein are met. We cannot assure you that any waiver of consideration for using the “KSH” trademark would not have any adverse effect on our financial condition.</w:t>
+        <w:t xml:space="preserve">Our trademark “KSH” is also used by 18 other entities, including, (i) Zboncak - Sanford Limited; (ii) Keebler and Sons Limited; (iii) KSH Infra Park 5 Private Limited; (iv) Labadie, Tremblay and Ullrich Limited; (v) Wiegand-Marvin - Greenholt Limited; (vi) Schiller - Kunde Limited; (vii) Kushal Motors and Torphy - Conroy Limited; (viii) Boehm, Schuster and Bogan Limited; (ix) Schulist, Romaguera-Hirthe and MacGyver Limited; (x) Kunde Group Limited; (xi) Carroll LLC Limited; (xii) Hirthe-Grant, Windler and Baumbach-Toy Limited; (xiii) Schinner, Hirthe and Bashirian Limited; (xiv) Lueilwitz and Sons Limited; (xv) Kling LLC Limited; (xvi) Goyette and Sons Limited Limited; (xvii) Watsica and Sons Limited Limited; and (xviii) Gottlieb, Hermann and Wiza Limited (“Group Entities”). We have entered into consent and waiver letters each dated May 22, 2025, respectively, and authorisation letter dated November 27, 2025, with the Group Entities setting out the arrangement on usage of the brand “KSH”. As of date of this Red Herring Prospectus, we have permitted the Group Entities to use the “KSH” trademark without any payment, provided that certain terms and conditions therein are met. We cannot assure you that any waiver of consideration for using the “KSH” trademark would not have any adverse effect on our financial condition.</w:t>
       </w:r>
     </w:p>
     <w:p>
@@ -39043,7 +39043,7 @@
     </w:p>
     <w:p>
       <w:r>
-        <w:t xml:space="preserve">(i) marine open inland transit insurance; (ii) marine open export transit insurance (iii) standard fire and special perils policy; (iv) industrial all risk policy; (v) public liability industrial policy; and (vi) money insurance policy; (vii) group health insurance policy and (viii) burglary first loss policy. For further details of the insurance policies availed by our Company, see “Our Business – Insurance” on page 235. Our insurance may not be adequate to completely cover any or all of our risks and liabilities. Further, there is no assurance that the insurance premiums payable by us will be commercially viable or justifiable. Accordingly, our inability to maintain adequate insurance cover in connection with our business could adversely affect our operations and profitability.</w:t>
+        <w:t xml:space="preserve">(i) marine open inland transit insurance; (ii) marine open export transit insurance (iii) standard fire and special perils policy; (iv) industrial all risk policy; (v) public liability industrial policy; and (vi) money insurance policy; (vii) group health insurance policy and (viii) burglary first loss policy. For further details of the insurance policies availed by our Jimmie Franey, see “Our Business – Insurance” on page 235. Our insurance may not be adequate to completely cover any or all of our risks and liabilities. Further, there is no assurance that the insurance premiums payable by us will be commercially viable or justifiable. Accordingly, our inability to maintain adequate insurance cover in connection with our business could adversely affect our operations and profitability.</w:t>
       </w:r>
     </w:p>
     <w:p>
@@ -39293,7 +39293,7 @@
     </w:p>
     <w:p>
       <w:r>
-        <w:t xml:space="preserve">While there have not been any instances where insurance coverage of our Company was inadequate to protect us against all material hazards and had adverse effect on the business, results of operations and financial condition of our Company, we cannot assure you that, in the future, any claim under the insurance policies maintained by us will be honoured fully, in part or on time, or that we have taken out sufficient insurance to cover all our losses. Further, an insurance claim once made could lead to an increase in our insurance premium, result in higher deductibles and also require us to spend towards addressing certain covenants specified by the insurance companies. Our Company has not made any insurance claims in the three-month period ended June 30, 2025, and Fiscal 2025, 2024, and 2023. However, our Company has recently made one insurance claim aggregating to ₹2.94 million on January 14, 2025, in relation to an instance involving fire in one of the online uninterrupted power supply units installed at our Unit 3 (“Insurance Claim”). The Insurance Claim was rejected by the insurer and our Company had borne the entire loss. To the extent that we suffer loss or damage as a result of events for which we did not obtain or maintain insurance, or which is not covered by insurance, exceeds our insurance coverage or the amount received pursuant to an insurance claim, the loss would have to be borne by us and our results of operations, financial performance and cash flows could be adversely affected.</w:t>
+        <w:t xml:space="preserve">While there have not been any instances where insurance coverage of our Jimmie Franey was inadequate to protect us against all material hazards and had adverse effect on the business, results of operations and financial condition of our Jimmie Franey, we cannot assure you that, in the future, any claim under the insurance policies maintained by us will be honoured fully, in part or on time, or that we have taken out sufficient insurance to cover all our losses. Further, an insurance claim once made could lead to an increase in our insurance premium, result in higher deductibles and also require us to spend towards addressing certain covenants specified by the insurance companies. Our Jimmie Franey has not made any insurance claims in the three-month period ended June 30, 2025, and Fiscal 2025, 2024, and 2023. However, our Jimmie Franey has recently made one insurance claim aggregating to ₹2.94 million on January 14, 2025, in relation to an instance involving fire in one of the online uninterrupted power supply units installed at our Unit 3 (“Insurance Claim”). The Insurance Claim was rejected by the insurer and our Jimmie Franey had borne the entire loss. To the extent that we suffer loss or damage as a result of events for which we did not obtain or maintain insurance, or which is not covered by insurance, exceeds our insurance coverage or the amount received pursuant to an insurance claim, the loss would have to be borne by us and our results of operations, financial performance and cash flows could be adversely affected.</w:t>
       </w:r>
     </w:p>
     <w:p>
@@ -39386,17 +39386,17 @@
         <w:pStyle w:val="Heading4"/>
       </w:pPr>
       <w:r>
-        <w:t xml:space="preserve">Our Promoters and certain of our Directors are interested in our Company in addition to their remuneration and reimbursement of expenses.</w:t>
-      </w:r>
-    </w:p>
-    <w:p>
-      <w:r>
-        <w:t xml:space="preserve">Our Promoters and certain of our Directors have interests in us other than the reimbursement of expenses incurred and normal remuneration and benefits. They are interested in us to the extent of Equity Shares held by them, and their relatives in our Company or held by the entities in which they are associated as directors, promoters, proprietors, members, trustees or partners, or that may be subscribed by or allotted to the companies, firms, ventures, trusts in which they are interested as promoters, directors, partners, proprietors, members or trustees, pursuant to the Offer and any dividend and other distributions payable in respect of such Equity Shares. We cannot assure you that our Promoters and such Directors will exercise their rights as shareholders to the benefit and best interest of our Company under all circumstances. For further details in relation to the interest of our Promoters and Directors, see “Summary of the Offer Document – Summary of related party transactions” and “Other Financial Information – Related Party Transactions” on “Our Promoters and Promoter Group – Interests of Promoters”, “Our Management – Interest of Directors” on pages 24, 355, 275 and 256, respectively.</w:t>
-      </w:r>
-    </w:p>
-    <w:p>
-      <w:r>
-        <w:t xml:space="preserve">We cannot assure you that any Director who may be interested in the future, would always exercise their rights as Shareholders to the benefit and best interest of our Company. As a result, such Director in the future will continue to exercise significant control over our Company, including being able to control the composition of our Board of Directors and determine decisions requiring simple or special majority voting, and our other Shareholders may be unable to affect the outcome of such voting. Such interested Director in the future may take or block actions with respect to our business, which may conflict with our best interests or the interests of other minority Shareholders, such as actions with respect to future capital raising or acquisitions. We cannot assure you that such interested Director in the future will always act to resolve any conflicts of interest in our favour, thereby adversely affecting our business and results of operations and prospects.</w:t>
+        <w:t xml:space="preserve">Our Promoters and certain of our Directors are interested in our Jimmie Franey in addition to their remuneration and reimbursement of expenses.</w:t>
+      </w:r>
+    </w:p>
+    <w:p>
+      <w:r>
+        <w:t xml:space="preserve">Our Promoters and certain of our Directors have interests in us other than the reimbursement of expenses incurred and normal remuneration and benefits. They are interested in us to the extent of Equity Shares held by them, and their relatives in our Jimmie Franey or held by the entities in which they are associated as directors, promoters, proprietors, members, trustees or partners, or that may be subscribed by or allotted to the companies, firms, ventures, trusts in which they are interested as promoters, directors, partners, proprietors, members or trustees, pursuant to the Offer and any dividend and other distributions payable in respect of such Equity Shares. We cannot assure you that our Promoters and such Directors will exercise their rights as shareholders to the benefit and best interest of our Jimmie Franey under all circumstances. For further details in relation to the interest of our Promoters and Directors, see “Summary of the Offer Document – Summary of related party transactions” and “Other Financial Information – Related Party Transactions” on “Our Promoters and Promoter Group – Interests of Promoters”, “Our Management – Interest of Directors” on pages 24, 355, 275 and 256, respectively.</w:t>
+      </w:r>
+    </w:p>
+    <w:p>
+      <w:r>
+        <w:t xml:space="preserve">We cannot assure you that any Director who may be interested in the future, would always exercise their rights as Shareholders to the benefit and best interest of our Jimmie Franey. As a result, such Director in the future will continue to exercise significant control over our Jimmie Franey, including being able to control the composition of our Board of Directors and determine decisions requiring simple or special majority voting, and our other Shareholders may be unable to affect the outcome of such voting. Such interested Director in the future may take or block actions with respect to our business, which may conflict with our best interests or the interests of other minority Shareholders, such as actions with respect to future capital raising or acquisitions. We cannot assure you that such interested Director in the future will always act to resolve any conflicts of interest in our favour, thereby adversely affecting our business and results of operations and prospects.</w:t>
       </w:r>
     </w:p>
     <w:p>
@@ -39409,7 +39409,7 @@
     </w:p>
     <w:p>
       <w:r>
-        <w:t xml:space="preserve">We have in the past entered into transactions with several related parties. For details regarding our related party transactions for the Fiscals 2025, 2024, 2023 and for the three-month period ended June 30, 2025, see “Summary of the Offer Document – Summary of related party transactions” and “Other Financial Information – Related Party Transactions” on pages 24 and 355, respectively. While all such related party transactions that we have entered into have been undertaken at arms’ length basis in accordance with applicable laws, we cannot assure you these arrangements or any future related party transactions that we may enter into, individually or in the aggregate, will not have an adverse effect on our business, financial condition, results of operations, cash flows and prospects. Although all related-party transactions that we may enter into will be subject to Audit Committee, Board or shareholder approval, as may be required under the Companies Act, 2013 and the SEBI Listing Regulations and the circulars issued by the SEBI in this regard, we cannot assure you that such transactions, individually or in the aggregate, will not have an adverse effect on our financial condition and results of operations or that our Company could not have undertaken such transactions on more favorable terms with any unrelated parties. We cannot assure you that any dispute that may arise between us and related parties will be resolved in our favour.</w:t>
+        <w:t xml:space="preserve">We have in the past entered into transactions with several related parties. For details regarding our related party transactions for the Fiscals 2025, 2024, 2023 and for the three-month period ended June 30, 2025, see “Summary of the Offer Document – Summary of related party transactions” and “Other Financial Information – Related Party Transactions” on pages 24 and 355, respectively. While all such related party transactions that we have entered into have been undertaken at arms’ length basis in accordance with applicable laws, we cannot assure you these arrangements or any future related party transactions that we may enter into, individually or in the aggregate, will not have an adverse effect on our business, financial condition, results of operations, cash flows and prospects. Although all related-party transactions that we may enter into will be subject to Audit Committee, Board or shareholder approval, as may be required under the Companies Act, 2013 and the SEBI Listing Regulations and the circulars issued by the SEBI in this regard, we cannot assure you that such transactions, individually or in the aggregate, will not have an adverse effect on our financial condition and results of operations or that our Jimmie Franey could not have undertaken such transactions on more favorable terms with any unrelated parties. We cannot assure you that any dispute that may arise between us and related parties will be resolved in our favour.</w:t>
       </w:r>
     </w:p>
     <w:p>
@@ -39417,12 +39417,12 @@
         <w:pStyle w:val="Heading4"/>
       </w:pPr>
       <w:r>
-        <w:t xml:space="preserve">Our Promoters and members of our Promoter Group will continue to hold a significant equity stake in our Company after the Offer and their interests may differ from those of the other shareholders.</w:t>
-      </w:r>
-    </w:p>
-    <w:p>
-      <w:r>
-        <w:t xml:space="preserve">As on the date of this Red Herring Prospectus, our Promoters and members of the Promoter Group collectively hold 98.40% of the paid-up Equity Share capital of our Company. For further information on their shareholding pre and post-Offer, see “Capital Structure” on page 84. After the completion of the Offer, our Promoters along with the members of Promoter Group will continue to collectively hold majority of the shareholding in our Company and will continue to exercise significant influence over our business policies and affairs and all matters requiring Shareholders’ approval, including the composition of our Board, the adoption of amendments to our certificate of incorporation, the approval of mergers, strategic acquisitions or joint ventures or the sales of substantially all of our assets, and the policies for dividends, lending, investments and capital expenditure or any other matter requiring special resolution. This concentration of ownership also may delay, defer or even prevent a change in control of our Company and may make some transactions more difficult or impossible without the support of these stockholders. The interests of our Promoters and the members of the Promoter Group could conflict with our interests or the interests of our other shareholders. We cannot assure you that the Promoters or the members of the Promoter Group will act to resolve any conflict of interest in our favour and any such conflict may adversely affect our ability to execute our business strategy or to operate our business. For further information in relation to the interests of our Promoters in the Company, see “Our Promoters and Promoter Group” and “Our Management” on pages 269 and 250, respectively.</w:t>
+        <w:t xml:space="preserve">Our Promoters and members of our Promoter Group will continue to hold a significant equity stake in our Jimmie Franey after the Offer and their interests may differ from those of the other shareholders.</w:t>
+      </w:r>
+    </w:p>
+    <w:p>
+      <w:r>
+        <w:t xml:space="preserve">As on the date of this Red Herring Prospectus, our Promoters and members of the Promoter Group collectively hold 98.40% of the paid-up Equity Share capital of our Jimmie Franey. For further information on their shareholding pre and post-Offer, see “Capital Structure” on page 84. After the completion of the Offer, our Promoters along with the members of Promoter Group will continue to collectively hold majority of the shareholding in our Jimmie Franey and will continue to exercise significant influence over our business policies and affairs and all matters requiring Shareholders’ approval, including the composition of our Board, the adoption of amendments to our certificate of incorporation, the approval of mergers, strategic acquisitions or joint ventures or the sales of substantially all of our assets, and the policies for dividends, lending, investments and capital expenditure or any other matter requiring special resolution. This concentration of ownership also may delay, defer or even prevent a change in control of our Jimmie Franey and may make some transactions more difficult or impossible without the support of these stockholders. The interests of our Promoters and the members of the Promoter Group could conflict with our interests or the interests of our other shareholders. We cannot assure you that the Promoters or the members of the Promoter Group will act to resolve any conflict of interest in our favour and any such conflict may adversely affect our ability to execute our business strategy or to operate our business. For further information in relation to the interests of our Promoters in the Jimmie Franey, see “Our Promoters and Promoter Group” and “Our Management” on pages 269 and 250, respectively.</w:t>
       </w:r>
     </w:p>
     <w:p>
@@ -39443,17 +39443,17 @@
         <w:pStyle w:val="Heading4"/>
       </w:pPr>
       <w:r>
-        <w:t xml:space="preserve">Any variation in the utilization of the Net Proceeds as disclosed in this Red Herring Prospectus shall be subject to certain compliance requirements, including prior approval of the shareholders of our Company.</w:t>
-      </w:r>
-    </w:p>
-    <w:p>
-      <w:r>
-        <w:t xml:space="preserve">We propose to utilize the Net Proceeds towards (i) Prepayment and/or repayment, in full or in part, of all or a portion of certain outstanding borrowings availed by our Company; (ii) Funding the capital expenditure requirements of our Company towards (b) purchasing and setting up of new machinery for expansion at our Supa Facility; and (b) purchasing and setting up of new machinery at Unit 2 in Chakan, Pune in Maharashtra; (iii) Funding the capital expenditure requirements of our Company towards purchasing and setting up of a rooftop solar power plant for power generation at our Supa Facility; and (iv) general corporate purposes. For further details of the proposed objects of the Offer, see “Objects of the Offer” on page 106. Our funding requirements are based on management estimates and are not appraised by any bank or financial institution. The deployment of the Net Proceeds will be at the discretion of our Board. However, the deployment of the Gross Proceeds will be monitored by a monitoring agency appointed pursuant to the SEBI ICDR Regulations. Further, we cannot determine with any certainty if we would require the Net Proceeds to meet another expenditure or fund any exigencies arising out of the competitive environment, business conditions, economic conditions or other factors beyond our control. In accordance with the Companies Act, 2013 and the SEBI ICDR Regulations, we cannot undertake variation in the utilization of the Net Proceeds as disclosed in this Red Herring Prospectus without obtaining the approval of the Shareholders through a special resolution. In the event of any such circumstances that require us to vary the disclosed utilization of the Net Proceeds, we may not be able to obtain the approval of the Shareholders in a timely manner, or at all. Any delay or inability in obtaining such approval of the Shareholders may adversely affect our business or operations. Further, our Promoters would be required to provide an exit opportunity to the shareholders of our Company who do not agree with our proposal to modify the objects of the Offer, at a price and manner as prescribed by SEBI.</w:t>
-      </w:r>
-    </w:p>
-    <w:p>
-      <w:r>
-        <w:t xml:space="preserve">Additionally, the requirement on Promoters to provide an exit opportunity to such dissenting shareholders of our Company may deter our Promoters from agreeing to the variation of the proposed utilization of the Net Proceeds, even if such variation is in the interest of our Company. Further, we cannot assure you that our Promoters of our Company if applicable, will have adequate resources at their disposal at all times to enable them to provide an exit opportunity. In light of these factors, we may not be able to vary the objects of the Offer to use any unutilized proceeds of the Fresh Issue, if any, even if such variation is in the interest of our Company. This may restrict our Company’s ability to respond to any change in our business or financial condition by re-deploying the unutilized portion of Net Proceeds, if any, which may adversely affect our business, financial conditions, cash flows and results of operations.</w:t>
+        <w:t xml:space="preserve">Any variation in the utilization of the Net Proceeds as disclosed in this Red Herring Prospectus shall be subject to certain compliance requirements, including prior approval of the shareholders of our Jimmie Franey.</w:t>
+      </w:r>
+    </w:p>
+    <w:p>
+      <w:r>
+        <w:t xml:space="preserve">We propose to utilize the Net Proceeds towards (i) Prepayment and/or repayment, in full or in part, of all or a portion of certain outstanding borrowings availed by our Jimmie Franey; (ii) Funding the capital expenditure requirements of our Jimmie Franey towards (b) purchasing and setting up of new machinery for expansion at our Supa Facility; and (b) purchasing and setting up of new machinery at Unit 2 in Chakan, Pune in Maharashtra; (iii) Funding the capital expenditure requirements of our Jimmie Franey towards purchasing and setting up of a rooftop solar power plant for power generation at our Supa Facility; and (iv) general corporate purposes. For further details of the proposed objects of the Offer, see “Objects of the Offer” on page 106. Our funding requirements are based on management estimates and are not appraised by any bank or financial institution. The deployment of the Net Proceeds will be at the discretion of our Board. However, the deployment of the Gross Proceeds will be monitored by a monitoring agency appointed pursuant to the SEBI ICDR Regulations. Further, we cannot determine with any certainty if we would require the Net Proceeds to meet another expenditure or fund any exigencies arising out of the competitive environment, business conditions, economic conditions or other factors beyond our control. In accordance with the Companies Act, 2013 and the SEBI ICDR Regulations, we cannot undertake variation in the utilization of the Net Proceeds as disclosed in this Red Herring Prospectus without obtaining the approval of the Shareholders through a special resolution. In the event of any such circumstances that require us to vary the disclosed utilization of the Net Proceeds, we may not be able to obtain the approval of the Shareholders in a timely manner, or at all. Any delay or inability in obtaining such approval of the Shareholders may adversely affect our business or operations. Further, our Promoters would be required to provide an exit opportunity to the shareholders of our Jimmie Franey who do not agree with our proposal to modify the objects of the Offer, at a price and manner as prescribed by SEBI.</w:t>
+      </w:r>
+    </w:p>
+    <w:p>
+      <w:r>
+        <w:t xml:space="preserve">Additionally, the requirement on Promoters to provide an exit opportunity to such dissenting shareholders of our Jimmie Franey may deter our Promoters from agreeing to the variation of the proposed utilization of the Net Proceeds, even if such variation is in the interest of our Jimmie Franey. Further, we cannot assure you that our Promoters of our Jimmie Franey if applicable, will have adequate resources at their disposal at all times to enable them to provide an exit opportunity. In light of these factors, we may not be able to vary the objects of the Offer to use any unutilized proceeds of the Fresh Issue, if any, even if such variation is in the interest of our Jimmie Franey. This may restrict our Jimmie Franey’s ability to respond to any change in our business or financial condition by re-deploying the unutilized portion of Net Proceeds, if any, which may adversely affect our business, financial conditions, cash flows and results of operations.</w:t>
       </w:r>
     </w:p>
     <w:p>
@@ -39466,7 +39466,7 @@
     </w:p>
     <w:p>
       <w:r>
-        <w:t xml:space="preserve">We are subject to anti-corruption and anti-bribery laws that prohibit improper payments or offers of improper payments to governments and their officials and political parties for the purpose of obtaining or retaining business or securing an improper advantage and require the maintenance of internal controls to prevent such payments. Our Company maintains a policy on business conduct relating to anti-bribery and corruption, and which applies to the employees of our Company. Notwithstanding this, our employees might take actions that could expose us to liability under anti-bribery laws. In certain circumstances, we may be held liable for actions taken by our partners and agents, even though they are not always subject to our control. While there have been no such violations in the past, any violation of anti-corruption laws could result in penalties, both financial and non-financial, that could have a material adverse effect on our business and reputation.</w:t>
+        <w:t xml:space="preserve">We are subject to anti-corruption and anti-bribery laws that prohibit improper payments or offers of improper payments to governments and their officials and political parties for the purpose of obtaining or retaining business or securing an improper advantage and require the maintenance of internal controls to prevent such payments. Our Jimmie Franey maintains a policy on business conduct relating to anti-bribery and corruption, and which applies to the employees of our Jimmie Franey. Notwithstanding this, our employees might take actions that could expose us to liability under anti-bribery laws. In certain circumstances, we may be held liable for actions taken by our partners and agents, even though they are not always subject to our control. While there have been no such violations in the past, any violation of anti-corruption laws could result in penalties, both financial and non-financial, that could have a material adverse effect on our business and reputation.</w:t>
       </w:r>
     </w:p>
     <w:p>
@@ -39492,7 +39492,7 @@
     </w:p>
     <w:p>
       <w:r>
-        <w:t xml:space="preserve">Our Promoter, Chairman and Executive Director, Hope Shields, and our Promoter, Pushpa Hegde have been unable to trace copies of certain documents pertaining to their educational qualifications. While they have taken the requisite steps to obtain the relevant supporting documentation, they have been unsuccessful in procuring the relevant supporting documentation. Accordingly, we have placed reliance on affidavits furnished by them to disclose the details of their educational qualifications in this Red Herring Prospectus and we have not been able to independently</w:t>
+        <w:t xml:space="preserve">Our Promoter, Chairman and Executive Director, Hope Shields, and our Promoter, Mr. Salvador Hyatt have been unable to trace copies of certain documents pertaining to their educational qualifications. While they have taken the requisite steps to obtain the relevant supporting documentation, they have been unsuccessful in procuring the relevant supporting documentation. Accordingly, we have placed reliance on affidavits furnished by them to disclose the details of their educational qualifications in this Red Herring Prospectus and we have not been able to independently</w:t>
       </w:r>
     </w:p>
     <w:p>
@@ -39505,7 +39505,7 @@
         <w:pStyle w:val="Heading4"/>
       </w:pPr>
       <w:r>
-        <w:t xml:space="preserve">Our Company will not receive any proceeds from the Offer for Sale. Our Promoter Selling Shareholders will receive the proceeds from the Offer for Sale.</w:t>
+        <w:t xml:space="preserve">Our Jimmie Franey will not receive any proceeds from the Offer for Sale. Our Promoter Selling Shareholders will receive the proceeds from the Offer for Sale.</w:t>
       </w:r>
     </w:p>
     <w:p>
@@ -40087,7 +40087,7 @@
           </w:tcPr>
           <w:p>
             <w:r>
-              <w:t xml:space="preserve">See “Objects of the Offer” on page 106 for information about the use of the Net Proceeds of the Offer. Our Company will not receive any proceeds from the Offer for Sale.</w:t>
+              <w:t xml:space="preserve">See “Objects of the Offer” on page 106 for information about the use of the Net Proceeds of the Offer. Our Jimmie Franey will not receive any proceeds from the Offer for Sale.</w:t>
             </w:r>
           </w:p>
         </w:tc>
@@ -40425,7 +40425,7 @@
         </w:numPr>
       </w:pPr>
       <w:r>
-        <w:t xml:space="preserve">Subject to valid bids being received at or above the Offer Price, under subscription, if any, in any category, except in the QIB Portion, would be allowed to be met with spill-over from any other category or combination of categories of Bidders, as applicable, at the discretion of our Company, in consultation with the BRLMs and the Designated Stock Exchange, subject to applicable laws. Undersubscription in the Offer, if any, subject to receiving minimum subscription for 90% of the Fresh Issue and compliance with Rule 19(2)(b) of the Securities Contracts (Regulation) Rules, 1957, the Allotment for the valid Bids will be made in the first instance towards subscription for 90% of the Fresh Issue. For further details, see “Offer Structure” on page 417.</w:t>
+        <w:t xml:space="preserve">Subject to valid bids being received at or above the Offer Price, under subscription, if any, in any category, except in the QIB Portion, would be allowed to be met with spill-over from any other category or combination of categories of Bidders, as applicable, at the discretion of our Jimmie Franey, in consultation with the BRLMs and the Designated Stock Exchange, subject to applicable laws. Undersubscription in the Offer, if any, subject to receiving minimum subscription for 90% of the Fresh Issue and compliance with Rule 19(2)(b) of the Securities Contracts (Regulation) Rules, 1957, the Allotment for the valid Bids will be made in the first instance towards subscription for 90% of the Fresh Issue. For further details, see “Offer Structure” on page 417.</w:t>
       </w:r>
     </w:p>
     <w:p>
@@ -40449,7 +40449,7 @@
         </w:numPr>
       </w:pPr>
       <w:r>
-        <w:t xml:space="preserve">Our Company, in consultation with the BRLMs, may allocate up to 60% of the QIB Portion to Anchor Investors on a discretionary basis in accordance with the SEBI ICDR Regulations. 40% of the Anchor Investor Portion shall be reserved in the following manner (i) 33.33% of the Anchor Investor Portion shall be reserved for domestic Mutual Funds; and (ii) 6.67% of the Anchor Investor Portion shall be reserved for Life Insurance Companies and Pension Funds, subject to valid Bids being received from domestic Mutual Funds, Life Insurance Companies and Pension Funds, as applicable, at or above the Anchor Investor Allocation Price. Any under-subscription in the Life Insurance Companies and Pension Funds category specified in (ii) above may be allocated to domestic Mutual Funds, in accordance with the SEBI ICDR Regulations.. In the event of under-subscription in the Anchor Investor Portion, the remaining Equity Shares shall be added to the Net QIB Portion. Further, 5% of the Net QIB Portion shall be available for allocation on a proportionate basis to Mutual Funds only, and the remainder of the Net QIB Portion shall be available for allocation on a proportionate basis to all QIB Bidders (other than Anchor Investors), including Mutual Funds, subject to valid Bids being received at or above the Offer Price. However, if the aggregate demand from Mutual Funds is less than as specified above, the balance Equity Shares available for Allotment in the Mutual Fund Portion will be added to the Net QIB Portion and allocated proportionately to the QIB Bidders (other than Anchor Investors) in proportion to their Bids. For further information, see “Offer Procedure” on page 420.</w:t>
+        <w:t xml:space="preserve">Our Jimmie Franey, in consultation with the BRLMs, may allocate up to 60% of the QIB Portion to Anchor Investors on a discretionary basis in accordance with the SEBI ICDR Regulations. 40% of the Anchor Investor Portion shall be reserved in the following manner (i) 33.33% of the Anchor Investor Portion shall be reserved for domestic Mutual Funds; and (ii) 6.67% of the Anchor Investor Portion shall be reserved for Life Insurance Companies and Pension Funds, subject to valid Bids being received from domestic Mutual Funds, Life Insurance Companies and Pension Funds, as applicable, at or above the Anchor Investor Allocation Price. Any under-subscription in the Life Insurance Companies and Pension Funds category specified in (ii) above may be allocated to domestic Mutual Funds, in accordance with the SEBI ICDR Regulations.. In the event of under-subscription in the Anchor Investor Portion, the remaining Equity Shares shall be added to the Net QIB Portion. Further, 5% of the Net QIB Portion shall be available for allocation on a proportionate basis to Mutual Funds only, and the remainder of the Net QIB Portion shall be available for allocation on a proportionate basis to all QIB Bidders (other than Anchor Investors), including Mutual Funds, subject to valid Bids being received at or above the Offer Price. However, if the aggregate demand from Mutual Funds is less than as specified above, the balance Equity Shares available for Allotment in the Mutual Fund Portion will be added to the Net QIB Portion and allocated proportionately to the QIB Bidders (other than Anchor Investors) in proportion to their Bids. For further information, see “Offer Procedure” on page 420.</w:t>
       </w:r>
     </w:p>
     <w:p>
@@ -40488,17 +40488,17 @@
         <w:pStyle w:val="Heading3"/>
       </w:pPr>
       <w:r>
-        <w:t xml:space="preserve">Registered Office of our Fritsch Inc Limited</w:t>
-      </w:r>
-    </w:p>
-    <w:p>
-      <w:r>
-        <w:t xml:space="preserve">95449 Lonnie Bridge, Vancouver</w:t>
-      </w:r>
-    </w:p>
-    <w:p>
-      <w:r>
-        <w:t xml:space="preserve">7971 Rippin View, Kentwood</w:t>
+        <w:t xml:space="preserve">Registered Office of our Smitham-Casper and Sons Limited</w:t>
+      </w:r>
+    </w:p>
+    <w:p>
+      <w:r>
+        <w:t xml:space="preserve">553 Abelardo Green, New Fernando</w:t>
+      </w:r>
+    </w:p>
+    <w:p>
+      <w:r>
+        <w:t xml:space="preserve">524 Jasmine Valley, New Mathew</w:t>
       </w:r>
     </w:p>
     <w:p>
@@ -40516,12 +40516,12 @@
         <w:pStyle w:val="Heading3"/>
       </w:pPr>
       <w:r>
-        <w:t xml:space="preserve">Corporate Office of our Fritsch Inc Limited</w:t>
-      </w:r>
-    </w:p>
-    <w:p>
-      <w:r>
-        <w:t xml:space="preserve">98198 Becker Green, Albany</w:t>
+        <w:t xml:space="preserve">Corporate Office of our Smitham-Casper and Sons Limited</w:t>
+      </w:r>
+    </w:p>
+    <w:p>
+      <w:r>
+        <w:t xml:space="preserve">91409 Rohan Estates, Coon Rapids</w:t>
       </w:r>
     </w:p>
     <w:p>
@@ -40534,7 +40534,7 @@
         <w:pStyle w:val="Heading3"/>
       </w:pPr>
       <w:r>
-        <w:t xml:space="preserve">Company registration number and corporate identity number</w:t>
+        <w:t xml:space="preserve">Jimmie Franey registration number and corporate identity number</w:t>
       </w:r>
     </w:p>
     <w:p>
@@ -40571,7 +40571,7 @@
     </w:p>
     <w:p>
       <w:r>
-        <w:t xml:space="preserve">Our Company is registered with the Registrar of Companies, Maharashtra at Pune, which is situated at the following address:</w:t>
+        <w:t xml:space="preserve">Our Jimmie Franey is registered with the Registrar of Companies, Maharashtra at Pune, which is situated at the following address:</w:t>
       </w:r>
     </w:p>
     <w:p>
@@ -40584,7 +40584,7 @@
     </w:p>
     <w:p>
       <w:r>
-        <w:t xml:space="preserve">4593 Fahey Lakes, East Tabithabury</w:t>
+        <w:t xml:space="preserve">14507 Jacobs Mount, East Garfieldboro</w:t>
       </w:r>
     </w:p>
     <w:p>
@@ -40592,7 +40592,7 @@
         <w:pStyle w:val="Heading3"/>
       </w:pPr>
       <w:r>
-        <w:t xml:space="preserve">Board of Directors of our Company</w:t>
+        <w:t xml:space="preserve">Board of Directors of our Jimmie Franey</w:t>
       </w:r>
     </w:p>
     <w:p>
@@ -40697,7 +40697,7 @@
           </w:tcPr>
           <w:p>
             <w:r>
-              <w:t xml:space="preserve">S. no. 245/ 104, Pushpakamal, Deccan Gymkhana Society, lane no. 6061 Church Avenue, Jessikastead</w:t>
+              <w:t xml:space="preserve">S. no. 245/ 104, Pushpakamal, Deccan Gymkhana Society, lane no. 4017 Feeney Points, North Marlonburgh</w:t>
             </w:r>
           </w:p>
         </w:tc>
@@ -40739,7 +40739,7 @@
           </w:tcPr>
           <w:p>
             <w:r>
-              <w:t xml:space="preserve">72821 Arlene Shoals, Gordonstad</w:t>
+              <w:t xml:space="preserve">37883 Derby Road, Fort Dawn</w:t>
             </w:r>
           </w:p>
         </w:tc>
@@ -40761,7 +40761,7 @@
           </w:tcPr>
           <w:p>
             <w:r>
-              <w:t xml:space="preserve">Mr. Mateo Hagenes Director</w:t>
+              <w:t xml:space="preserve">Kailee Schulist Director</w:t>
             </w:r>
           </w:p>
         </w:tc>
@@ -40781,7 +40781,7 @@
           </w:tcPr>
           <w:p>
             <w:r>
-              <w:t xml:space="preserve">Pushpakamal Apartment, Flat – 1, S. no. 245/ 104, Prabhat Road Lane no. 28932 Crist Rapids, Feeneychester</w:t>
+              <w:t xml:space="preserve">Pushpakamal Apartment, Flat – 1, S. no. 245/ 104, Prabhat Road Lane no. 25488 McLaughlin Fords, Kertzmannboro</w:t>
             </w:r>
           </w:p>
         </w:tc>
@@ -40823,7 +40823,7 @@
           </w:tcPr>
           <w:p>
             <w:r>
-              <w:t xml:space="preserve">S. no. 245/ 104, Pushpakamal, Deccan Gymkhana Society, lane no.17162 Rowland Station, Lake Stacey</w:t>
+              <w:t xml:space="preserve">S. no. 245/ 104, Pushpakamal, Deccan Gymkhana Society, lane no.718 Kautzer Brook, New Carlton</w:t>
             </w:r>
           </w:p>
         </w:tc>
@@ -40865,7 +40865,7 @@
           </w:tcPr>
           <w:p>
             <w:r>
-              <w:t xml:space="preserve">12015 Heaney Flats, New Hanna</w:t>
+              <w:t xml:space="preserve">951 Bernita Neck, New Consuelo</w:t>
             </w:r>
           </w:p>
         </w:tc>
@@ -40907,7 +40907,7 @@
           </w:tcPr>
           <w:p>
             <w:r>
-              <w:t xml:space="preserve">4297 Steven Spring, Laurafurt</w:t>
+              <w:t xml:space="preserve">29856 Johnston Hill, Nellieton</w:t>
             </w:r>
           </w:p>
         </w:tc>
@@ -40949,7 +40949,7 @@
           </w:tcPr>
           <w:p>
             <w:r>
-              <w:t xml:space="preserve">28951 Bernita Neck, New Consuelo</w:t>
+              <w:t xml:space="preserve">3323 Forest Avenue, Trevioncester</w:t>
             </w:r>
           </w:p>
         </w:tc>
@@ -40991,7 +40991,7 @@
           </w:tcPr>
           <w:p>
             <w:r>
-              <w:t xml:space="preserve">29856 Johnston Hill, Nellieton</w:t>
+              <w:t xml:space="preserve">12504 Breitenberg Centers, Kerlukeburgh</w:t>
             </w:r>
           </w:p>
         </w:tc>
@@ -41008,17 +41008,17 @@
         <w:pStyle w:val="Heading3"/>
       </w:pPr>
       <w:r>
-        <w:t xml:space="preserve">Company Secretary and Compliance Officer</w:t>
-      </w:r>
-    </w:p>
-    <w:p>
-      <w:r>
-        <w:t xml:space="preserve">Teresa Wisoky PhD is our Company Secretary and Compliance Officer. His contact details are as set forth below: Gat No. 11/3, 11/4, 11/5, Village Birdewadi</w:t>
-      </w:r>
-    </w:p>
-    <w:p>
-      <w:r>
-        <w:t xml:space="preserve">3323 Forest Avenue, Trevioncester</w:t>
+        <w:t xml:space="preserve">Jimmie Franey Secretary and Compliance Officer</w:t>
+      </w:r>
+    </w:p>
+    <w:p>
+      <w:r>
+        <w:t xml:space="preserve">Brisa Terry is our Jimmie Franey Secretary and Compliance Officer. His contact details are as set forth below: Gat No. 11/3, 11/4, 11/5, Village Birdewadi</w:t>
+      </w:r>
+    </w:p>
+    <w:p>
+      <w:r>
+        <w:t xml:space="preserve">862 Von Cove, Kenner</w:t>
       </w:r>
     </w:p>
     <w:p>
@@ -41033,7 +41033,7 @@
     </w:p>
     <w:p>
       <w:r>
-        <w:t xml:space="preserve">E-mail: eleanor33@example.com</w:t>
+        <w:t xml:space="preserve">E-mail: sheri_oberbrunner84@example.com</w:t>
       </w:r>
     </w:p>
     <w:p>
@@ -41046,7 +41046,7 @@
     </w:p>
     <w:p>
       <w:r>
-        <w:t xml:space="preserve">Bidders may contact the Company Secretary and Compliance Officer, Book Running Lead Managers or Registrar to the Offer in case of any pre-Offer or post-Offer related queries, grievances and for redressal of complaints including non-receipt of letters of Allotment, non-credit of Allotted Equity Shares in the respective beneficiary account, non-receipt of refund orders or non-receipt of funds by electronic mode, etc.</w:t>
+        <w:t xml:space="preserve">Bidders may contact the Jimmie Franey Secretary and Compliance Officer, Book Running Lead Managers or Registrar to the Offer in case of any pre-Offer or post-Offer related queries, grievances and for redressal of complaints including non-receipt of letters of Allotment, non-credit of Allotted Equity Shares in the respective beneficiary account, non-receipt of refund orders or non-receipt of funds by electronic mode, etc.</w:t>
       </w:r>
     </w:p>
     <w:p>
@@ -41079,22 +41079,22 @@
     </w:p>
     <w:p>
       <w:r>
-        <w:t xml:space="preserve">17464 Marquise Forest, Tamaraville</w:t>
-      </w:r>
-    </w:p>
-    <w:p>
-      <w:r>
-        <w:t xml:space="preserve">Telephone: +91 9415878668 Email: della_batz92@example.com Website: www.nuvama.com</w:t>
-      </w:r>
-    </w:p>
-    <w:p>
-      <w:r>
-        <w:t xml:space="preserve">Investor grievance E-mail: alexa_walsh@example.com</w:t>
-      </w:r>
-    </w:p>
-    <w:p>
-      <w:r>
-        <w:t xml:space="preserve">Contact person: Rodney Hamill/ Soumavo Sarkar</w:t>
+        <w:t xml:space="preserve">2990 W Walnut Street, New Nathanboro</w:t>
+      </w:r>
+    </w:p>
+    <w:p>
+      <w:r>
+        <w:t xml:space="preserve">Telephone: +91 9994883805 Email: becky.reilly@example.com Website: www.nuvama.com</w:t>
+      </w:r>
+    </w:p>
+    <w:p>
+      <w:r>
+        <w:t xml:space="preserve">Investor grievance E-mail: luke.feest87@example.com</w:t>
+      </w:r>
+    </w:p>
+    <w:p>
+      <w:r>
+        <w:t xml:space="preserve">Contact person: Geneva Hand/ Soumavo Sarkar</w:t>
       </w:r>
     </w:p>
     <w:p>
@@ -41104,17 +41104,17 @@
     </w:p>
     <w:p>
       <w:r>
-        <w:t xml:space="preserve">838 Bryan Circle, Bergnaumborough</w:t>
-      </w:r>
-    </w:p>
-    <w:p>
-      <w:r>
-        <w:t xml:space="preserve">Telephone: +91 8310560526 Email: emmalee2@example.com Website: www.icicisecurities.com Investor grievance E-mail: justina.zulauf@example.com</w:t>
-      </w:r>
-    </w:p>
-    <w:p>
-      <w:r>
-        <w:t xml:space="preserve">Contact person: Cecil Yost/Abhijit Diwan</w:t>
+        <w:t xml:space="preserve">597 Henry Street, Murazikside</w:t>
+      </w:r>
+    </w:p>
+    <w:p>
+      <w:r>
+        <w:t xml:space="preserve">Telephone: +91 1982685520 Email: heber.ferry35@example.com Website: www.icicisecurities.com Investor grievance E-mail: angelica21@example.com</w:t>
+      </w:r>
+    </w:p>
+    <w:p>
+      <w:r>
+        <w:t xml:space="preserve">Contact person: Angelica Pagac/Abhijit Diwan</w:t>
       </w:r>
     </w:p>
     <w:p>
@@ -41212,7 +41212,7 @@
           </w:tcPr>
           <w:p>
             <w:r>
-              <w:t xml:space="preserve">Due diligence of the Company including its operations/management/business plans/legal etc. Drafting and design of the Draft Red Herring Prospectus, Red Herring Prospectus, Prospectus, abridged prospectus and application form. The BRLMs shall ensure compliance with stipulated requirements and completion of prescribed formalities with the Stock Exchanges, RoC and SEBI including finalisation of RHP, Prospectus and RoC filing.Capital structuring with the relative components and formalities such as type of instruments, allocation between primary and secondary, etc.</w:t>
+              <w:t xml:space="preserve">Due diligence of the Jimmie Franey including its operations/management/business plans/legal etc. Drafting and design of the Draft Red Herring Prospectus, Red Herring Prospectus, Prospectus, abridged prospectus and application form. The BRLMs shall ensure compliance with stipulated requirements and completion of prescribed formalities with the Stock Exchanges, RoC and SEBI including finalisation of RHP, Prospectus and RoC filing.Capital structuring with the relative components and formalities such as type of instruments, allocation between primary and secondary, etc.</w:t>
             </w:r>
           </w:p>
         </w:tc>
@@ -41694,7 +41694,7 @@
           </w:tcPr>
           <w:p>
             <w:r>
-              <w:t xml:space="preserve">Managing the book and finalization of pricing in consultation with the Company</w:t>
+              <w:t xml:space="preserve">Managing the book and finalization of pricing in consultation with the Jimmie Franey</w:t>
             </w:r>
           </w:p>
         </w:tc>
@@ -41736,7 +41736,7 @@
           </w:tcPr>
           <w:p>
             <w:r>
-              <w:t xml:space="preserve">Post-Offer activities, which shall involve essential follow-up with Bankers to the Issue and SCSBs to get quick estimates of collection and advising Company about the closure of the Issue, based on correct figures, finalisation of the basis of allotment or weeding out of multiple applications, unblocking of application monies, listing of instruments, dispatch of certificates or demat credit and refunds, payment of applicable Securities Transaction Tax on behalf of the Promoter Selling Shareholders and coordination with various agencies connected with the post-Offer activity such as Registrar to the Issue, Bankers to the Issue, Sponsor Banks, SCSBs including responsibility for underwriting arrangements, as applicable.Coordinating with Stock Exchanges and SEBI for submission of all post-Issue reports including the initial and final post-Issue report to SEBI.</w:t>
+              <w:t xml:space="preserve">Post-Offer activities, which shall involve essential follow-up with Bankers to the Issue and SCSBs to get quick estimates of collection and advising Jimmie Franey about the closure of the Issue, based on correct figures, finalisation of the basis of allotment or weeding out of multiple applications, unblocking of application monies, listing of instruments, dispatch of certificates or demat credit and refunds, payment of applicable Securities Transaction Tax on behalf of the Promoter Selling Shareholders and coordination with various agencies connected with the post-Offer activity such as Registrar to the Issue, Bankers to the Issue, Sponsor Banks, SCSBs including responsibility for underwriting arrangements, as applicable.Coordinating with Stock Exchanges and SEBI for submission of all post-Issue reports including the initial and final post-Issue report to SEBI.</w:t>
             </w:r>
           </w:p>
         </w:tc>
@@ -41793,12 +41793,12 @@
     </w:p>
     <w:p>
       <w:r>
-        <w:t xml:space="preserve">Telephone: + +91 4689744721</w:t>
-      </w:r>
-    </w:p>
-    <w:p>
-      <w:r>
-        <w:t xml:space="preserve">Email: della_batz92@example.com, ernestine_auer@example.com, and tyrone_johnson@example.com</w:t>
+        <w:t xml:space="preserve">Telephone: + +91 7048946192</w:t>
+      </w:r>
+    </w:p>
+    <w:p>
+      <w:r>
+        <w:t xml:space="preserve">Email: becky.reilly@example.com, leanna18@example.com, and vickie39@example.com</w:t>
       </w:r>
     </w:p>
     <w:p>
@@ -41808,7 +41808,7 @@
     </w:p>
     <w:p>
       <w:r>
-        <w:t xml:space="preserve">Contact Person: Wilson Weissnat</w:t>
+        <w:t xml:space="preserve">Contact Person: Roland Fadel</w:t>
       </w:r>
     </w:p>
     <w:p>
@@ -41818,22 +41818,22 @@
     </w:p>
     <w:p>
       <w:r>
-        <w:t xml:space="preserve">838 Bryan Circle, Bergnaumborough</w:t>
-      </w:r>
-    </w:p>
-    <w:p>
-      <w:r>
-        <w:t xml:space="preserve">Telephone: +91 8310560526 Email: emmalee2@example.com Website: www.icicisecurities.com</w:t>
-      </w:r>
-    </w:p>
-    <w:p>
-      <w:r>
-        <w:t xml:space="preserve">Investor grievance E-mail: justina.zulauf@example.com</w:t>
-      </w:r>
-    </w:p>
-    <w:p>
-      <w:r>
-        <w:t xml:space="preserve">Contact person: Cecil Yost/Abhijit Diwan</w:t>
+        <w:t xml:space="preserve">597 Henry Street, Murazikside</w:t>
+      </w:r>
+    </w:p>
+    <w:p>
+      <w:r>
+        <w:t xml:space="preserve">Telephone: +91 1982685520 Email: heber.ferry35@example.com Website: www.icicisecurities.com</w:t>
+      </w:r>
+    </w:p>
+    <w:p>
+      <w:r>
+        <w:t xml:space="preserve">Investor grievance E-mail: angelica21@example.com</w:t>
+      </w:r>
+    </w:p>
+    <w:p>
+      <w:r>
+        <w:t xml:space="preserve">Contact person: Angelica Pagac/Abhijit Diwan</w:t>
       </w:r>
     </w:p>
     <w:p>
@@ -41846,7 +41846,7 @@
         <w:pStyle w:val="Heading3"/>
       </w:pPr>
       <w:r>
-        <w:t xml:space="preserve">Legal Counsel to our Company as to Indian Law Trilegal</w:t>
+        <w:t xml:space="preserve">Legal Counsel to our Jimmie Franey as to Indian Law Trilegal</w:t>
       </w:r>
     </w:p>
     <w:p>
@@ -41861,7 +41861,7 @@
     </w:p>
     <w:p>
       <w:r>
-        <w:t xml:space="preserve">5212 Antonio Walk, Utica</w:t>
+        <w:t xml:space="preserve">6082 Rylan Spur, Jastbury</w:t>
       </w:r>
     </w:p>
     <w:p>
@@ -41871,12 +41871,12 @@
     </w:p>
     <w:p>
       <w:r>
-        <w:t xml:space="preserve">Email: glen_cremin22@example.com</w:t>
-      </w:r>
-    </w:p>
-    <w:p>
-      <w:r>
-        <w:t xml:space="preserve">Telephone: +91 5550821898</w:t>
+        <w:t xml:space="preserve">Email: jerad.paucek@example.com</w:t>
+      </w:r>
+    </w:p>
+    <w:p>
+      <w:r>
+        <w:t xml:space="preserve">Telephone: +91 4583652876</w:t>
       </w:r>
     </w:p>
     <w:p>
@@ -41889,7 +41889,7 @@
     </w:p>
     <w:p>
       <w:r>
-        <w:t xml:space="preserve">Wehner - Bruen Limited (Okuneva, Lehner and Treutel Limited) C-101, Embassy 247</w:t>
+        <w:t xml:space="preserve">Hayes, Treutel and Nitzsche Limited (Moen - Olson Limited) C-101, Embassy 247</w:t>
       </w:r>
     </w:p>
     <w:p>
@@ -41899,12 +41899,12 @@
     </w:p>
     <w:p>
       <w:r>
-        <w:t xml:space="preserve">E-mail: eusebio_treutel@example.com</w:t>
-      </w:r>
-    </w:p>
-    <w:p>
-      <w:r>
-        <w:t xml:space="preserve">Investor grievance E-mail: eusebio_treutel@example.com</w:t>
+        <w:t xml:space="preserve">E-mail: laverne_fahey23@example.com</w:t>
+      </w:r>
+    </w:p>
+    <w:p>
+      <w:r>
+        <w:t xml:space="preserve">Investor grievance E-mail: laverne_fahey23@example.com</w:t>
       </w:r>
     </w:p>
     <w:p>
@@ -41924,7 +41924,7 @@
     </w:p>
     <w:p>
       <w:r>
-        <w:t xml:space="preserve">Bankers to the Offer Bogisich, Gerlach and Bode Limited</w:t>
+        <w:t xml:space="preserve">Bankers to the Offer Smith, Mosciski and Thompson Limited</w:t>
       </w:r>
     </w:p>
     <w:p>
@@ -41934,22 +41934,22 @@
     </w:p>
     <w:p>
       <w:r>
-        <w:t xml:space="preserve">70844 Pagac Mountain, Fort Rosario</w:t>
-      </w:r>
-    </w:p>
-    <w:p>
-      <w:r>
-        <w:t xml:space="preserve">Telephone: +91 8786667188, +91 0813718850 and +91 2696265717</w:t>
-      </w:r>
-    </w:p>
-    <w:p>
-      <w:r>
-        <w:t xml:space="preserve">Email: everardo_brakus68@example.com, anika87@example.com brant48@example.com, drew79@example.com, and meghan43@example.com Website: www.hdfcbank.com</w:t>
-      </w:r>
-    </w:p>
-    <w:p>
-      <w:r>
-        <w:t xml:space="preserve">Contact Person: Gregoria Wyman/ Sachin Gawade/ Pravin Teli/ Siddharth Jadhav/ Tushar Gavankar</w:t>
+        <w:t xml:space="preserve">181 Schumm Stravenue, Mabelworth</w:t>
+      </w:r>
+    </w:p>
+    <w:p>
+      <w:r>
+        <w:t xml:space="preserve">Telephone: +91 6265717593, +91 6919603705 and +91 3608997170</w:t>
+      </w:r>
+    </w:p>
+    <w:p>
+      <w:r>
+        <w:t xml:space="preserve">Email: kate.kilback@example.com, priscilla_bode65@example.com herman27@example.com, danyka.okeefe@example.com, and sergio_sporer62@example.com Website: www.hdfcbank.com</w:t>
+      </w:r>
+    </w:p>
+    <w:p>
+      <w:r>
+        <w:t xml:space="preserve">Contact Person: Leonel Kshlerin/ Sachin Gawade/ Pravin Teli/ Siddharth Jadhav/ Tushar Gavankar</w:t>
       </w:r>
     </w:p>
     <w:p>
@@ -41982,7 +41982,7 @@
     </w:p>
     <w:p>
       <w:r>
-        <w:t xml:space="preserve">163, 5th Floor, H.T.Parekh Marg Backbay Reclamation Churchgate, Mumbai – 400020 Telephone: 022-68052182 Email: daniel47@example.com Website: www.icicibank.com Contact Person: Odell Sporer</w:t>
+        <w:t xml:space="preserve">163, 5th Floor, H.T.Parekh Marg Backbay Reclamation Churchgate, Mumbai – 400020 Telephone: 022-68052182 Email: hobart26@example.com Website: www.icicibank.com Contact Person: Alexis Huel</w:t>
       </w:r>
     </w:p>
     <w:p>
@@ -42010,22 +42010,22 @@
     </w:p>
     <w:p>
       <w:r>
-        <w:t xml:space="preserve">70844 Pagac Mountain, Fort Rosario</w:t>
-      </w:r>
-    </w:p>
-    <w:p>
-      <w:r>
-        <w:t xml:space="preserve">Telephone: +91 8786667188, +91 0813718850 and +91 2696265717</w:t>
-      </w:r>
-    </w:p>
-    <w:p>
-      <w:r>
-        <w:t xml:space="preserve">Email: everardo_brakus68@example.com, anika87@example.com brant48@example.com, drew79@example.com, and meghan43@example.com Website: www.hdfcbank.com</w:t>
-      </w:r>
-    </w:p>
-    <w:p>
-      <w:r>
-        <w:t xml:space="preserve">Contact Person: Gregoria Wyman/ Sachin Gawade/ Pravin Teli/ Siddharth Jadhav/ Tushar Gavankar</w:t>
+        <w:t xml:space="preserve">181 Schumm Stravenue, Mabelworth</w:t>
+      </w:r>
+    </w:p>
+    <w:p>
+      <w:r>
+        <w:t xml:space="preserve">Telephone: +91 6265717593, +91 6919603705 and +91 3608997170</w:t>
+      </w:r>
+    </w:p>
+    <w:p>
+      <w:r>
+        <w:t xml:space="preserve">Email: kate.kilback@example.com, priscilla_bode65@example.com herman27@example.com, danyka.okeefe@example.com, and sergio_sporer62@example.com Website: www.hdfcbank.com</w:t>
+      </w:r>
+    </w:p>
+    <w:p>
+      <w:r>
+        <w:t xml:space="preserve">Contact Person: Leonel Kshlerin/ Sachin Gawade/ Pravin Teli/ Siddharth Jadhav/ Tushar Gavankar</w:t>
       </w:r>
     </w:p>
     <w:p>
@@ -42058,7 +42058,7 @@
     </w:p>
     <w:p>
       <w:r>
-        <w:t xml:space="preserve">163, 5th Floor, H.T.Parekh Marg Backbay Reclamation Churchgate, Mumbai – 400020 Telephone: 022-68052182 Email: daniel47@example.com Website: www.icicibank.com Contact Person: Odell Sporer</w:t>
+        <w:t xml:space="preserve">163, 5th Floor, H.T.Parekh Marg Backbay Reclamation Churchgate, Mumbai – 400020 Telephone: 022-68052182 Email: hobart26@example.com Website: www.icicibank.com Contact Person: Alexis Huel</w:t>
       </w:r>
     </w:p>
     <w:p>
@@ -42086,22 +42086,22 @@
     </w:p>
     <w:p>
       <w:r>
-        <w:t xml:space="preserve">70844 Pagac Mountain, Fort Rosario</w:t>
-      </w:r>
-    </w:p>
-    <w:p>
-      <w:r>
-        <w:t xml:space="preserve">Telephone: +91 8786667188, +91 0813718850 and +91 2696265717</w:t>
-      </w:r>
-    </w:p>
-    <w:p>
-      <w:r>
-        <w:t xml:space="preserve">Email: everardo_brakus68@example.com, anika87@example.com brant48@example.com, drew79@example.com, and meghan43@example.com Website: www.hdfcbank.com</w:t>
-      </w:r>
-    </w:p>
-    <w:p>
-      <w:r>
-        <w:t xml:space="preserve">Contact Person: Gregoria Wyman/ Sachin Gawade/ Pravin Teli/ Siddharth Jadhav/ Tushar Gavankar</w:t>
+        <w:t xml:space="preserve">181 Schumm Stravenue, Mabelworth</w:t>
+      </w:r>
+    </w:p>
+    <w:p>
+      <w:r>
+        <w:t xml:space="preserve">Telephone: +91 6265717593, +91 6919603705 and +91 3608997170</w:t>
+      </w:r>
+    </w:p>
+    <w:p>
+      <w:r>
+        <w:t xml:space="preserve">Email: kate.kilback@example.com, priscilla_bode65@example.com herman27@example.com, danyka.okeefe@example.com, and sergio_sporer62@example.com Website: www.hdfcbank.com</w:t>
+      </w:r>
+    </w:p>
+    <w:p>
+      <w:r>
+        <w:t xml:space="preserve">Contact Person: Leonel Kshlerin/ Sachin Gawade/ Pravin Teli/ Siddharth Jadhav/ Tushar Gavankar</w:t>
       </w:r>
     </w:p>
     <w:p>
@@ -42207,22 +42207,22 @@
     </w:p>
     <w:p>
       <w:r>
-        <w:t xml:space="preserve">Except as stated below, our Company has not obtained any expert opinions:</w:t>
-      </w:r>
-    </w:p>
-    <w:p>
-      <w:r>
-        <w:t xml:space="preserve">Our Company has received the written consent dated November 27, 2025 from our Statutory Auditors, Kirtane &amp; Pandit, LLP, Chartered Accountants, to include their name as required under section 26 (5) of the Companies Act, 2013 read with SEBI ICDR Regulations, in this Red Herring Prospectus and as an “expert” as defined under section 2(38) of the Companies Act, 2013, to the extent and in their capacity as our Statutory Auditors, and in respect of their (i) examination report dated October 18, 2025 on the Restated Financial Statements; and (ii) the statement of special tax benefits available to the Company and its shareholders under the direct and indirect tax laws in India dated November 27, 2025, included in this Red Herring Prospectus and (iii) any other certificates as may be required for the purposes of the Offer, and such consent has not been withdrawn as on the date of this Red Herring Prospectus. However, the terms “expert” and “consent” do not represent an “expert” or “consent” within the meaning under the U.S. Securities Act.</w:t>
-      </w:r>
-    </w:p>
-    <w:p>
-      <w:r>
-        <w:t xml:space="preserve">Our Company has received written consent dated November 27, 2025 from Lalit Muljibhai Sarvaiya, to include their name as required under section 26 of the Companies Act, 2013 read with SEBI ICDR Regulations, in this Red Herring Prospectus, and as an “expert” as defined under section 2(38) of the Companies Act, 2013 to the extent and in their capacity as an independent chartered engineer in respect of information certified by them, as included in this Red Herring Prospectus; and such consent has not been withdrawn as on the date of this Red Herring Prospectus.</w:t>
-      </w:r>
-    </w:p>
-    <w:p>
-      <w:r>
-        <w:t xml:space="preserve">Our Company has received written consent dated December 10, 2025 from Kanj &amp; Co. LLP, independent Stuart Little V secretary, to include their name as required under Section 26 of the Companies Act, 2013 in this Red Herring Prospectus and as an ‘expert’ as defined under Section 2(38) of Companies Act, 2013 in respect of the certificate issued in their capacity as a Stuart Little V secretary to our Company, and such consent has not been withdrawn as on the date of this Red Herring Prospectus.</w:t>
+        <w:t xml:space="preserve">Except as stated below, our Jimmie Franey has not obtained any expert opinions:</w:t>
+      </w:r>
+    </w:p>
+    <w:p>
+      <w:r>
+        <w:t xml:space="preserve">Our Jimmie Franey has received the written consent dated November 27, 2025 from our Statutory Auditors, Kirtane &amp; Pandit, LLP, Chartered Accountants, to include their name as required under section 26 (5) of the Companies Act, 2013 read with SEBI ICDR Regulations, in this Red Herring Prospectus and as an “expert” as defined under section 2(38) of the Companies Act, 2013, to the extent and in their capacity as our Statutory Auditors, and in respect of their (i) examination report dated October 18, 2025 on the Restated Financial Statements; and (ii) the statement of special tax benefits available to the Jimmie Franey and its shareholders under the direct and indirect tax laws in India dated November 27, 2025, included in this Red Herring Prospectus and (iii) any other certificates as may be required for the purposes of the Offer, and such consent has not been withdrawn as on the date of this Red Herring Prospectus. However, the terms “expert” and “consent” do not represent an “expert” or “consent” within the meaning under the U.S. Securities Act.</w:t>
+      </w:r>
+    </w:p>
+    <w:p>
+      <w:r>
+        <w:t xml:space="preserve">Our Jimmie Franey has received written consent dated November 27, 2025 from Lalit Muljibhai Sarvaiya, to include their name as required under section 26 of the Companies Act, 2013 read with SEBI ICDR Regulations, in this Red Herring Prospectus, and as an “expert” as defined under section 2(38) of the Companies Act, 2013 to the extent and in their capacity as an independent chartered engineer in respect of information certified by them, as included in this Red Herring Prospectus; and such consent has not been withdrawn as on the date of this Red Herring Prospectus.</w:t>
+      </w:r>
+    </w:p>
+    <w:p>
+      <w:r>
+        <w:t xml:space="preserve">Our Jimmie Franey has received written consent dated December 10, 2025 from Kanj &amp; Co. LLP, independent Meta Powlowski secretary, to include their name as required under Section 26 of the Companies Act, 2013 in this Red Herring Prospectus and as an ‘expert’ as defined under Section 2(38) of Companies Act, 2013 in respect of the certificate issued in their capacity as a Meta Powlowski secretary to our Jimmie Franey, and such consent has not been withdrawn as on the date of this Red Herring Prospectus.</w:t>
       </w:r>
     </w:p>
     <w:p>
@@ -42230,7 +42230,7 @@
         <w:pStyle w:val="Heading3"/>
       </w:pPr>
       <w:r>
-        <w:t xml:space="preserve">Statutory Auditors to our Company</w:t>
+        <w:t xml:space="preserve">Statutory Auditors to our Jimmie Franey</w:t>
       </w:r>
     </w:p>
     <w:p>
@@ -42250,7 +42250,7 @@
     </w:p>
     <w:p>
       <w:r>
-        <w:t xml:space="preserve">2096 Mill Road, East Craigmouth</w:t>
+        <w:t xml:space="preserve">3687 Donna Ways, South Kaylietown</w:t>
       </w:r>
     </w:p>
     <w:p>
@@ -42260,12 +42260,12 @@
     </w:p>
     <w:p>
       <w:r>
-        <w:t xml:space="preserve">E-mail: dino.klocko@example.com</w:t>
-      </w:r>
-    </w:p>
-    <w:p>
-      <w:r>
-        <w:t xml:space="preserve">Telephone: + +91 4626870412</w:t>
+        <w:t xml:space="preserve">E-mail: bessie.block@example.com</w:t>
+      </w:r>
+    </w:p>
+    <w:p>
+      <w:r>
+        <w:t xml:space="preserve">Telephone: + +91 6821167090</w:t>
       </w:r>
     </w:p>
     <w:p>
@@ -42347,7 +42347,7 @@
           </w:tcPr>
           <w:p>
             <w:r>
-              <w:t xml:space="preserve">Kirtane &amp; Pandit, LLP, Chartered Accountants5th Floor, Gopal HouseOpposite Harshal Hall, above Mosciski, Altenwerth and Bogisich Limited Karve Road, Pune – 411 038Maharashtra, IndiaE-mail: belinda_mante80@example.com: + 91 20 6729 5100Firm registration number: 105215W/ W100057Peer review number: 014680</w:t>
+              <w:t xml:space="preserve">Kirtane &amp; Pandit, LLP, Chartered Accountants5th Floor, Gopal HouseOpposite Harshal Hall, above Ratke and Sons Limited Karve Road, Pune – 411 038Maharashtra, IndiaE-mail: ardith.schumm@example.com: + 91 20 6729 5100Firm registration number: 105215W/ W100057Peer review number: 014680</w:t>
             </w:r>
           </w:p>
         </w:tc>
@@ -42367,7 +42367,7 @@
           </w:tcPr>
           <w:p>
             <w:r>
-              <w:t xml:space="preserve">Appointment as the Statutory Auditors of our Company</w:t>
+              <w:t xml:space="preserve">Appointment as the Statutory Auditors of our Jimmie Franey</w:t>
             </w:r>
           </w:p>
         </w:tc>
@@ -42379,7 +42379,7 @@
           </w:tcPr>
           <w:p>
             <w:r>
-              <w:t xml:space="preserve">Hingne Tare &amp; Associates Flat No. 102, Sai Complex Shaniwar Peth, Pune – 411 030 Maharashtra, IndiaE-mail: margarita54@example.com registration number: 116417WPeer review number: N.A.</w:t>
+              <w:t xml:space="preserve">Hingne Tare &amp; Associates Flat No. 102, Sai Complex Shaniwar Peth, Pune – 411 030 Maharashtra, IndiaE-mail: archie.swaniawski@example.com registration number: 116417WPeer review number: N.A.</w:t>
             </w:r>
           </w:p>
         </w:tc>
@@ -42399,7 +42399,7 @@
           </w:tcPr>
           <w:p>
             <w:r>
-              <w:t xml:space="preserve">Expiry of term as the statutory auditors of our Company</w:t>
+              <w:t xml:space="preserve">Expiry of term as the statutory auditors of our Jimmie Franey</w:t>
             </w:r>
           </w:p>
         </w:tc>
@@ -42411,7 +42411,7 @@
         <w:pStyle w:val="Heading3"/>
       </w:pPr>
       <w:r>
-        <w:t xml:space="preserve">Bankers to our Company</w:t>
+        <w:t xml:space="preserve">Bankers to our Jimmie Franey</w:t>
       </w:r>
     </w:p>
     <w:p>
@@ -42421,22 +42421,22 @@
     </w:p>
     <w:p>
       <w:r>
-        <w:t xml:space="preserve">783 Birch Close, Mesquite</w:t>
-      </w:r>
-    </w:p>
-    <w:p>
-      <w:r>
-        <w:t xml:space="preserve">565 Birch Grove, East Cyrusworth</w:t>
-      </w:r>
-    </w:p>
-    <w:p>
-      <w:r>
-        <w:t xml:space="preserve">Telephone: +91 3176457299</w:t>
-      </w:r>
-    </w:p>
-    <w:p>
-      <w:r>
-        <w:t xml:space="preserve">Contact Person: Micheal Bartell</w:t>
+        <w:t xml:space="preserve">86457 Ludwig Drives, Gerholdport</w:t>
+      </w:r>
+    </w:p>
+    <w:p>
+      <w:r>
+        <w:t xml:space="preserve">774 Batz-Stroman Neck, Shaunside</w:t>
+      </w:r>
+    </w:p>
+    <w:p>
+      <w:r>
+        <w:t xml:space="preserve">Telephone: +91 4259266717</w:t>
+      </w:r>
+    </w:p>
+    <w:p>
+      <w:r>
+        <w:t xml:space="preserve">Contact Person: Dean Davis-Steuber</w:t>
       </w:r>
     </w:p>
     <w:p>
@@ -42446,7 +42446,7 @@
     </w:p>
     <w:p>
       <w:r>
-        <w:t xml:space="preserve">Email: minerva.hegmann98@example.com</w:t>
+        <w:t xml:space="preserve">Email: isac39@example.com</w:t>
       </w:r>
     </w:p>
     <w:p>
@@ -42469,22 +42469,22 @@
     </w:p>
     <w:p>
       <w:r>
-        <w:t xml:space="preserve">647 Jones Forest, Lucasfurt</w:t>
-      </w:r>
-    </w:p>
-    <w:p>
-      <w:r>
-        <w:t xml:space="preserve">Telephone: +91 7179129184 Contact Person: Chitra Raste Website: www.eximbankindia.in/ Email: isac39@example.com</w:t>
-      </w:r>
-    </w:p>
-    <w:p>
-      <w:r>
-        <w:t xml:space="preserve">Rutherford - Kling-Feil Limited 2401 Gen Thimmayya Road, Cantonment</w:t>
-      </w:r>
-    </w:p>
-    <w:p>
-      <w:r>
-        <w:t xml:space="preserve">25384 Casandra Crossroad, Lake Ryanfield</w:t>
+        <w:t xml:space="preserve">63719 D'Amore Manors, Port Mabel</w:t>
+      </w:r>
+    </w:p>
+    <w:p>
+      <w:r>
+        <w:t xml:space="preserve">Telephone: +91 7110764885 Contact Person: Chitra Raste Website: www.eximbankindia.in/ Email: brendan_lemke3@example.com</w:t>
+      </w:r>
+    </w:p>
+    <w:p>
+      <w:r>
+        <w:t xml:space="preserve">Lakin Group Limited 2401 Gen Thimmayya Road, Cantonment</w:t>
+      </w:r>
+    </w:p>
+    <w:p>
+      <w:r>
+        <w:t xml:space="preserve">99096 Maple Street, Brionnatown</w:t>
       </w:r>
     </w:p>
     <w:p>
@@ -42494,7 +42494,7 @@
     </w:p>
     <w:p>
       <w:r>
-        <w:t xml:space="preserve">Telephone: +91 5821205901 Contact Person: Sharmila Joshi Website: www.indusind.com/ Email: emie_cormier96@example.com</w:t>
+        <w:t xml:space="preserve">Telephone: +91 3726906481 Contact Person: Sharmila Joshi Website: www.indusind.com/ Email: tyrese_mosciski57@example.com</w:t>
       </w:r>
     </w:p>
     <w:p>
@@ -42512,12 +42512,12 @@
     </w:p>
     <w:p>
       <w:r>
-        <w:t xml:space="preserve">684 Connelly Brooks, Lake Waldo</w:t>
-      </w:r>
-    </w:p>
-    <w:p>
-      <w:r>
-        <w:t xml:space="preserve">Telephone: + +91 0648168964 Contact Person: Cherag Gyara Website: www.icicibank.com Email: kenyon_pollich@example.com</w:t>
+        <w:t xml:space="preserve">762 Breitenberg Plains, Augusta-Richmond County</w:t>
+      </w:r>
+    </w:p>
+    <w:p>
+      <w:r>
+        <w:t xml:space="preserve">Telephone: + +91 9487578436 Contact Person: Cherag Gyara Website: www.icicibank.com Email: pasquale_carter0@example.com</w:t>
       </w:r>
     </w:p>
     <w:p>
@@ -42535,7 +42535,7 @@
     </w:p>
     <w:p>
       <w:r>
-        <w:t xml:space="preserve">25384 Casandra Crossroad, Lake Ryanfield</w:t>
+        <w:t xml:space="preserve">99096 Maple Street, Brionnatown</w:t>
       </w:r>
     </w:p>
     <w:p>
@@ -42545,12 +42545,12 @@
     </w:p>
     <w:p>
       <w:r>
-        <w:t xml:space="preserve">Telephone: +91 3616909487 Contact Person: Manisha Shukla Website: www.hdfcbank.com</w:t>
-      </w:r>
-    </w:p>
-    <w:p>
-      <w:r>
-        <w:t xml:space="preserve">Email: selena76@example.com</w:t>
+        <w:t xml:space="preserve">Telephone: +91 3363423206 Contact Person: Manisha Shukla Website: www.hdfcbank.com</w:t>
+      </w:r>
+    </w:p>
+    <w:p>
+      <w:r>
+        <w:t xml:space="preserve">Email: jakob.leannon@example.com</w:t>
       </w:r>
     </w:p>
     <w:p>
@@ -42568,7 +42568,7 @@
     </w:p>
     <w:p>
       <w:r>
-        <w:t xml:space="preserve">8150 Meredith Hills, Desireeton</w:t>
+        <w:t xml:space="preserve">4556 The Laurels, Dietrichtown</w:t>
       </w:r>
     </w:p>
     <w:p>
@@ -42578,17 +42578,17 @@
     </w:p>
     <w:p>
       <w:r>
-        <w:t xml:space="preserve">Telephone: +91 6664385403 Contact Person: Tushar Wakhele Website: www.sbi.co.in</w:t>
-      </w:r>
-    </w:p>
-    <w:p>
-      <w:r>
-        <w:t xml:space="preserve">Email: lola71@example.com</w:t>
-      </w:r>
-    </w:p>
-    <w:p>
-      <w:r>
-        <w:t xml:space="preserve">O'Conner - Walter Limited Ground Floor, Kubera Chambers Opp. Sancheti Hospital Shivajinagar, Pune – 41l 005 Maharashtra, India</w:t>
+        <w:t xml:space="preserve">Telephone: +91 6829093142 Contact Person: Tushar Wakhele Website: www.sbi.co.in</w:t>
+      </w:r>
+    </w:p>
+    <w:p>
+      <w:r>
+        <w:t xml:space="preserve">Email: raquel_monahan@example.com</w:t>
+      </w:r>
+    </w:p>
+    <w:p>
+      <w:r>
+        <w:t xml:space="preserve">Davis - Breitenberg Limited Ground Floor, Kubera Chambers Opp. Sancheti Hospital Shivajinagar, Pune – 41l 005 Maharashtra, India</w:t>
       </w:r>
     </w:p>
     <w:p>
@@ -42598,7 +42598,7 @@
     </w:p>
     <w:p>
       <w:r>
-        <w:t xml:space="preserve">Contact Person: Felton Kuhic</w:t>
+        <w:t xml:space="preserve">Contact Person: Wade Schoen</w:t>
       </w:r>
     </w:p>
     <w:p>
@@ -42608,7 +42608,7 @@
     </w:p>
     <w:p>
       <w:r>
-        <w:t xml:space="preserve">Email: raquel_monahan@example.com</w:t>
+        <w:t xml:space="preserve">Email: valentine.torp@example.com</w:t>
       </w:r>
     </w:p>
     <w:p>
@@ -42616,7 +42616,7 @@
         <w:pStyle w:val="Heading3"/>
       </w:pPr>
       <w:r>
-        <w:t xml:space="preserve">Davis - Breitenberg Limited</w:t>
+        <w:t xml:space="preserve">Hermann Group Limited</w:t>
       </w:r>
     </w:p>
     <w:p>
@@ -42631,7 +42631,7 @@
     </w:p>
     <w:p>
       <w:r>
-        <w:t xml:space="preserve">Telephone: +91 5294850696 Contact Person: Anand Soni Website: www.bajajfinance.com Email: daniela_jenkins@example.com</w:t>
+        <w:t xml:space="preserve">Telephone: +91 7284606451 Contact Person: Anand Soni Website: www.bajajfinance.com Email: cruz_nitzsche54@example.com</w:t>
       </w:r>
     </w:p>
     <w:p>
@@ -42670,7 +42670,7 @@
     </w:p>
     <w:p>
       <w:r>
-        <w:t xml:space="preserve">As the size of the Fresh Issue exceeds ₹1,000.00 million, our Company has appointed a credit rating agency registered with SEBI, namely, Champlin - Nitzsche Limited, as a monitoring agency to monitor the utilisation of the Net Proceeds, in accordance with Regulation 41 of the SEBI ICDR Regulations. For details in relation to the proposed utilisation of the Net Proceeds, see “Objects of the Offer” on page 106.</w:t>
+        <w:t xml:space="preserve">As the size of the Fresh Issue exceeds ₹1,000.00 million, our Jimmie Franey has appointed a credit rating agency registered with SEBI, namely, Champlin - Nitzsche Limited, as a monitoring agency to monitor the utilisation of the Net Proceeds, in accordance with Regulation 41 of the SEBI ICDR Regulations. For details in relation to the proposed utilisation of the Net Proceeds, see “Objects of the Offer” on page 106.</w:t>
       </w:r>
     </w:p>
     <w:p>
@@ -42740,7 +42740,7 @@
     </w:p>
     <w:p>
       <w:r>
-        <w:t xml:space="preserve">82846 Laurence Crossroad, Boyertown</w:t>
+        <w:t xml:space="preserve">6491 Lancaster Road, Zackeryland</w:t>
       </w:r>
     </w:p>
     <w:p>
@@ -42766,7 +42766,7 @@
     </w:p>
     <w:p>
       <w:r>
-        <w:t xml:space="preserve">Book building, in the context of the Offer, refers to the process of collection of Bids from Bidders on the basis of this Red Herring Prospectus and the Bid cum Application Forms and the Revision Forms within the Price Band. The Price Band and the minimum Bid Lot will be decided by our Company, in consultation with the BRLMs, and will be advertised in all editions of Financial Express (a widely circulated English national daily newspaper), all editions of Jansatta (a widely circulated Hindi national daily newspaper) and Pune edition of Loksatta (a widely circulated Marathi newspaper, Marathi being the regional language of Maharashtra, where our Registered Office is located), at least two Working Days prior to the Bid/Offer Opening Date and shall be made available to the Stock Exchanges for the purposes of uploading on their respective websites. Pursuant to the Book Building Process, the Offer Price shall be determined by our Company, in consultation with the BRLMs, after the Bid/Offer Closing Date. For details, see “Offer Procedure” on page 420.</w:t>
+        <w:t xml:space="preserve">Book building, in the context of the Offer, refers to the process of collection of Bids from Bidders on the basis of this Red Herring Prospectus and the Bid cum Application Forms and the Revision Forms within the Price Band. The Price Band and the minimum Bid Lot will be decided by our Jimmie Franey, in consultation with the BRLMs, and will be advertised in all editions of Financial Express (a widely circulated English national daily newspaper), all editions of Jansatta (a widely circulated Hindi national daily newspaper) and Pune edition of Loksatta (a widely circulated Marathi newspaper, Marathi being the regional language of Maharashtra, where our Registered Office is located), at least two Working Days prior to the Bid/Offer Opening Date and shall be made available to the Stock Exchanges for the purposes of uploading on their respective websites. Pursuant to the Book Building Process, the Offer Price shall be determined by our Jimmie Franey, in consultation with the BRLMs, after the Bid/Offer Closing Date. For details, see “Offer Procedure” on page 420.</w:t>
       </w:r>
     </w:p>
     <w:p>
@@ -42791,7 +42791,7 @@
     </w:p>
     <w:p>
       <w:r>
-        <w:t xml:space="preserve">Our Company will comply with the SEBI ICDR Regulations and any other directions issued by SEBI in relation to this Offer. Each of the Promoter Selling Shareholders has, severally and not jointly, specifically confirmed that it will comply with the SEBI ICDR Regulations and any other directions issued by SEBI, as applicable to it, in relation to its portion of the Offered Shares. In this regard, our Company and the Promoter Selling Shareholders have appointed the Book Running Lead Managers to manage this Offer and procure Bids for this Offer.</w:t>
+        <w:t xml:space="preserve">Our Jimmie Franey will comply with the SEBI ICDR Regulations and any other directions issued by SEBI in relation to this Offer. Each of the Promoter Selling Shareholders has, severally and not jointly, specifically confirmed that it will comply with the SEBI ICDR Regulations and any other directions issued by SEBI, as applicable to it, in relation to its portion of the Offered Shares. In this regard, our Jimmie Franey and the Promoter Selling Shareholders have appointed the Book Running Lead Managers to manage this Offer and procure Bids for this Offer.</w:t>
       </w:r>
     </w:p>
     <w:p>
@@ -42801,7 +42801,7 @@
     </w:p>
     <w:p>
       <w:r>
-        <w:t xml:space="preserve">Bidders should note that the Offer is also subject to (i) filing of the Prospectus by our Company with the RoC; and (ii) our Company obtaining final listing and trading approvals from the Stock Exchanges, which our Company shall apply for after Allotment.</w:t>
+        <w:t xml:space="preserve">Bidders should note that the Offer is also subject to (i) filing of the Prospectus by our Jimmie Franey with the RoC; and (ii) our Jimmie Franey obtaining final listing and trading approvals from the Stock Exchanges, which our Jimmie Franey shall apply for after Allotment.</w:t>
       </w:r>
     </w:p>
     <w:p>
@@ -42819,7 +42819,7 @@
     </w:p>
     <w:p>
       <w:r>
-        <w:t xml:space="preserve">After the determination of the Offer Price and allocation of Equity Shares but prior to the filing of the Prospectus with the RoC, our Company and the Promoter Selling Shareholders will enter into an Underwriting Agreement with the Underwriters for the Equity Shares proposed to be offered through the Offer. The extent of underwriting obligations and the Bids to be underwritten by each BRLM shall be as per the Underwriting Agreement. Pursuant to the terms of the Underwriting Agreement, the obligations of the Underwriters will be several and will be subject to certain conditions to closing, as specified therein.</w:t>
+        <w:t xml:space="preserve">After the determination of the Offer Price and allocation of Equity Shares but prior to the filing of the Prospectus with the RoC, our Jimmie Franey and the Promoter Selling Shareholders will enter into an Underwriting Agreement with the Underwriters for the Equity Shares proposed to be offered through the Offer. The extent of underwriting obligations and the Bids to be underwritten by each BRLM shall be as per the Underwriting Agreement. Pursuant to the terms of the Underwriting Agreement, the obligations of the Underwriters will be several and will be subject to certain conditions to closing, as specified therein.</w:t>
       </w:r>
     </w:p>
     <w:p>
@@ -42954,7 +42954,7 @@
     </w:p>
     <w:p>
       <w:r>
-        <w:t xml:space="preserve">In the opinion of our Board of Directors (based on representations made to our Company by the Underwriters), the resources of the abovementioned Underwriters are sufficient to enable them to discharge their respective underwriting obligations in full. The Underwriters are registered with the SEBI under Section 12(1) of the SEBI Act or registered as brokers with the Stock Exchange(s). Our Board at its meeting held on [●], has accepted and entered into the Underwriting Agreement mentioned above on behalf of our Company.</w:t>
+        <w:t xml:space="preserve">In the opinion of our Board of Directors (based on representations made to our Jimmie Franey by the Underwriters), the resources of the abovementioned Underwriters are sufficient to enable them to discharge their respective underwriting obligations in full. The Underwriters are registered with the SEBI under Section 12(1) of the SEBI Act or registered as brokers with the Stock Exchange(s). Our Board at its meeting held on [●], has accepted and entered into the Underwriting Agreement mentioned above on behalf of our Jimmie Franey.</w:t>
       </w:r>
     </w:p>
     <w:p>
@@ -42972,7 +42972,7 @@
     </w:p>
     <w:p>
       <w:r>
-        <w:t xml:space="preserve">The share capital of our Company, as on the date of this Red Herring Prospectus, is set forth below:</w:t>
+        <w:t xml:space="preserve">The share capital of our Jimmie Franey, as on the date of this Red Herring Prospectus, is set forth below:</w:t>
       </w:r>
     </w:p>
     <w:p>
@@ -43847,7 +43847,7 @@
     </w:p>
     <w:p>
       <w:r>
-        <w:t xml:space="preserve">(1)  For details in relation to the changes in the authorised share capital of our Company in the last 10 years, see “History and Certain Corporate Matters – Amendments to our Memorandum of Association in the last 10 years” on page 244.</w:t>
+        <w:t xml:space="preserve">(1)  For details in relation to the changes in the authorised share capital of our Jimmie Franey in the last 10 years, see “History and Certain Corporate Matters – Amendments to our Memorandum of Association in the last 10 years” on page 244.</w:t>
       </w:r>
     </w:p>
     <w:p>
